--- a/Combatv3/Rules.docx
+++ b/Combatv3/Rules.docx
@@ -22353,23 +22353,7 @@
           <w:b w:val="0"/>
           <w:i w:val="0"/>
         </w:rPr>
-        <w:t xml:space="preserve">At the beginning of Bandit Mechanic Phase: </w:t>
-      </w:r>
-      <w:r>
-        <w:rPr>
-          <w:rFonts w:ascii="EB Garamond" w:hAnsi="EB Garamond"/>
-          <w:b/>
-          <w:i w:val="0"/>
-        </w:rPr>
-        <w:t>fate roll</w:t>
-      </w:r>
-      <w:r>
-        <w:rPr>
-          <w:rFonts w:ascii="EB Garamond" w:hAnsi="EB Garamond"/>
-          <w:b w:val="0"/>
-          <w:i w:val="0"/>
-        </w:rPr>
-        <w:t xml:space="preserve">. Modify by −1 for each </w:t>
+        <w:t xml:space="preserve">At the beginning of Bandit Mechanic Phase in Spring: Place a </w:t>
       </w:r>
       <w:r>
         <w:rPr>
@@ -22385,39 +22369,7 @@
           <w:b w:val="0"/>
           <w:i w:val="0"/>
         </w:rPr>
-        <w:t xml:space="preserve"> already in the </w:t>
-      </w:r>
-      <w:r>
-        <w:rPr>
-          <w:rFonts w:ascii="EB Garamond" w:hAnsi="EB Garamond"/>
-          <w:b/>
-          <w:i w:val="0"/>
-        </w:rPr>
-        <w:t>Realm</w:t>
-      </w:r>
-      <w:r>
-        <w:rPr>
-          <w:rFonts w:ascii="EB Garamond" w:hAnsi="EB Garamond"/>
-          <w:b w:val="0"/>
-          <w:i w:val="0"/>
-        </w:rPr>
-        <w:t xml:space="preserve">. If the modified roll is 7 or higher, place a </w:t>
-      </w:r>
-      <w:r>
-        <w:rPr>
-          <w:rFonts w:ascii="EB Garamond" w:hAnsi="EB Garamond"/>
-          <w:b/>
-          <w:i w:val="0"/>
-        </w:rPr>
-        <w:t>bandit camp</w:t>
-      </w:r>
-      <w:r>
-        <w:rPr>
-          <w:rFonts w:ascii="EB Garamond" w:hAnsi="EB Garamond"/>
-          <w:b w:val="0"/>
-          <w:i w:val="0"/>
-        </w:rPr>
-        <w:t xml:space="preserve"> with 10 Bandits (Retinues) in a </w:t>
+        <w:t xml:space="preserve"> with 5 Bandits (retinues) in each </w:t>
       </w:r>
       <w:r>
         <w:rPr>
@@ -22433,151 +22385,7 @@
           <w:b w:val="0"/>
           <w:i w:val="0"/>
         </w:rPr>
-        <w:t xml:space="preserve"> Outlaw Country with the fewest </w:t>
-      </w:r>
-      <w:r>
-        <w:rPr>
-          <w:rFonts w:ascii="EB Garamond" w:hAnsi="EB Garamond"/>
-          <w:b/>
-          <w:i w:val="0"/>
-        </w:rPr>
-        <w:t>bandit camps</w:t>
-      </w:r>
-      <w:r>
-        <w:rPr>
-          <w:rFonts w:ascii="EB Garamond" w:hAnsi="EB Garamond"/>
-          <w:b w:val="0"/>
-          <w:i w:val="0"/>
-        </w:rPr>
-        <w:t xml:space="preserve"> in their Outlaw Country. The </w:t>
-      </w:r>
-      <w:r>
-        <w:rPr>
-          <w:rFonts w:ascii="EB Garamond" w:hAnsi="EB Garamond"/>
-          <w:b/>
-          <w:i w:val="0"/>
-        </w:rPr>
-        <w:t>player</w:t>
-      </w:r>
-      <w:r>
-        <w:rPr>
-          <w:rFonts w:ascii="EB Garamond" w:hAnsi="EB Garamond"/>
-          <w:b w:val="0"/>
-          <w:i w:val="0"/>
-        </w:rPr>
-        <w:t xml:space="preserve"> with the highest Cunning Player besides the Player who </w:t>
-      </w:r>
-      <w:r>
-        <w:rPr>
-          <w:rFonts w:ascii="EB Garamond" w:hAnsi="EB Garamond"/>
-          <w:b/>
-          <w:i w:val="0"/>
-        </w:rPr>
-        <w:t>controls</w:t>
-      </w:r>
-      <w:r>
-        <w:rPr>
-          <w:rFonts w:ascii="EB Garamond" w:hAnsi="EB Garamond"/>
-          <w:b w:val="0"/>
-          <w:i w:val="0"/>
-        </w:rPr>
-        <w:t xml:space="preserve"> the </w:t>
-      </w:r>
-      <w:r>
-        <w:rPr>
-          <w:rFonts w:ascii="EB Garamond" w:hAnsi="EB Garamond"/>
-          <w:b/>
-          <w:i w:val="0"/>
-        </w:rPr>
-        <w:t>starting settlement region</w:t>
-      </w:r>
-      <w:r>
-        <w:rPr>
-          <w:rFonts w:ascii="EB Garamond" w:hAnsi="EB Garamond"/>
-          <w:b w:val="0"/>
-          <w:i w:val="0"/>
-        </w:rPr>
-        <w:t xml:space="preserve"> where the </w:t>
-      </w:r>
-      <w:r>
-        <w:rPr>
-          <w:rFonts w:ascii="EB Garamond" w:hAnsi="EB Garamond"/>
-          <w:b/>
-          <w:i w:val="0"/>
-        </w:rPr>
-        <w:t>bandit camp</w:t>
-      </w:r>
-      <w:r>
-        <w:rPr>
-          <w:rFonts w:ascii="EB Garamond" w:hAnsi="EB Garamond"/>
-          <w:b w:val="0"/>
-          <w:i w:val="0"/>
-        </w:rPr>
-        <w:t xml:space="preserve"> is being placed, places it. If every </w:t>
-      </w:r>
-      <w:r>
-        <w:rPr>
-          <w:rFonts w:ascii="EB Garamond" w:hAnsi="EB Garamond"/>
-          <w:b/>
-          <w:i w:val="0"/>
-        </w:rPr>
-        <w:t>player</w:t>
-      </w:r>
-      <w:r>
-        <w:rPr>
-          <w:rFonts w:ascii="EB Garamond" w:hAnsi="EB Garamond"/>
-          <w:b w:val="0"/>
-          <w:i w:val="0"/>
-        </w:rPr>
-        <w:t xml:space="preserve"> already has the same number of </w:t>
-      </w:r>
-      <w:r>
-        <w:rPr>
-          <w:rFonts w:ascii="EB Garamond" w:hAnsi="EB Garamond"/>
-          <w:b/>
-          <w:i w:val="0"/>
-        </w:rPr>
-        <w:t>bandit camps</w:t>
-      </w:r>
-      <w:r>
-        <w:rPr>
-          <w:rFonts w:ascii="EB Garamond" w:hAnsi="EB Garamond"/>
-          <w:b w:val="0"/>
-          <w:i w:val="0"/>
-        </w:rPr>
-        <w:t xml:space="preserve">, the </w:t>
-      </w:r>
-      <w:r>
-        <w:rPr>
-          <w:rFonts w:ascii="EB Garamond" w:hAnsi="EB Garamond"/>
-          <w:b/>
-          <w:i w:val="0"/>
-        </w:rPr>
-        <w:t>player</w:t>
-      </w:r>
-      <w:r>
-        <w:rPr>
-          <w:rFonts w:ascii="EB Garamond" w:hAnsi="EB Garamond"/>
-          <w:b w:val="0"/>
-          <w:i w:val="0"/>
-        </w:rPr>
-        <w:t xml:space="preserve"> with the lowest Cunning (tiebreak: Prowess) and count of </w:t>
-      </w:r>
-      <w:r>
-        <w:rPr>
-          <w:rFonts w:ascii="EB Garamond" w:hAnsi="EB Garamond"/>
-          <w:b/>
-          <w:i w:val="0"/>
-        </w:rPr>
-        <w:t>bandit camps</w:t>
-      </w:r>
-      <w:r>
-        <w:rPr>
-          <w:rFonts w:ascii="EB Garamond" w:hAnsi="EB Garamond"/>
-          <w:b w:val="0"/>
-          <w:i w:val="0"/>
-        </w:rPr>
-        <w:t xml:space="preserve"> receives the next one.</w:t>
+        <w:t xml:space="preserve"> Outlaw Country.</w:t>
       </w:r>
     </w:p>
     <w:p>
@@ -22644,7 +22452,7 @@
           <w:b w:val="0"/>
           <w:i w:val="0"/>
         </w:rPr>
-        <w:t xml:space="preserve"> when it reaches 25 Retinues. Bandit Armies still gain Retinues (max 50).</w:t>
+        <w:t xml:space="preserve"> when it reaches 25 Retinues.</w:t>
       </w:r>
     </w:p>
     <w:p>
@@ -22724,15 +22532,15 @@
           <w:b/>
           <w:i w:val="0"/>
         </w:rPr>
-        <w:t>Bandit domain</w:t>
-      </w:r>
-      <w:r>
-        <w:rPr>
-          <w:rFonts w:ascii="EB Garamond" w:hAnsi="EB Garamond"/>
-          <w:b w:val="0"/>
-          <w:i w:val="0"/>
-        </w:rPr>
-        <w:t xml:space="preserve"> Value is determined by the size of it’s Bandit Camp:</w:t>
+        <w:t>Bandit Domain</w:t>
+      </w:r>
+      <w:r>
+        <w:rPr>
+          <w:rFonts w:ascii="EB Garamond" w:hAnsi="EB Garamond"/>
+          <w:b w:val="0"/>
+          <w:i w:val="0"/>
+        </w:rPr>
+        <w:t xml:space="preserve"> value is determined by the size of it’s Bandit Camp:</w:t>
       </w:r>
     </w:p>
     <w:p>
@@ -22829,7 +22637,7 @@
           <w:b w:val="0"/>
           <w:i w:val="0"/>
         </w:rPr>
-        <w:t>If 15+ Bandits (Retinues) in camp, roll d3 each turn:</w:t>
+        <w:t>If 10+ Bandits (Retinues) in camp, roll d3 each turn:</w:t>
       </w:r>
     </w:p>
     <w:p>
@@ -22902,54 +22710,6 @@
           <w:b/>
           <w:i w:val="0"/>
         </w:rPr>
-        <w:t>Host</w:t>
-      </w:r>
-      <w:r>
-        <w:rPr>
-          <w:rFonts w:ascii="EB Garamond" w:hAnsi="EB Garamond"/>
-          <w:b w:val="0"/>
-          <w:i w:val="0"/>
-        </w:rPr>
-        <w:t xml:space="preserve"> rolls first for </w:t>
-      </w:r>
-      <w:r>
-        <w:rPr>
-          <w:rFonts w:ascii="EB Garamond" w:hAnsi="EB Garamond"/>
-          <w:b/>
-          <w:i w:val="0"/>
-        </w:rPr>
-        <w:t>spawning</w:t>
-      </w:r>
-      <w:r>
-        <w:rPr>
-          <w:rFonts w:ascii="EB Garamond" w:hAnsi="EB Garamond"/>
-          <w:b w:val="0"/>
-          <w:i w:val="0"/>
-        </w:rPr>
-        <w:t xml:space="preserve"> new </w:t>
-      </w:r>
-      <w:r>
-        <w:rPr>
-          <w:rFonts w:ascii="EB Garamond" w:hAnsi="EB Garamond"/>
-          <w:b/>
-          <w:i w:val="0"/>
-        </w:rPr>
-        <w:t>bandit camps</w:t>
-      </w:r>
-      <w:r>
-        <w:rPr>
-          <w:rFonts w:ascii="EB Garamond" w:hAnsi="EB Garamond"/>
-          <w:b w:val="0"/>
-          <w:i w:val="0"/>
-        </w:rPr>
-        <w:t xml:space="preserve">. </w:t>
-      </w:r>
-      <w:r>
-        <w:rPr>
-          <w:rFonts w:ascii="EB Garamond" w:hAnsi="EB Garamond"/>
-          <w:b/>
-          <w:i w:val="0"/>
-        </w:rPr>
         <w:t>Bandit camps</w:t>
       </w:r>
       <w:r>
@@ -22990,7 +22750,7 @@
           <w:b w:val="0"/>
           <w:i w:val="0"/>
         </w:rPr>
-        <w:t xml:space="preserve"> or </w:t>
+        <w:t xml:space="preserve">, </w:t>
       </w:r>
       <w:r>
         <w:rPr>
@@ -22999,6 +22759,22 @@
           <w:i w:val="0"/>
         </w:rPr>
         <w:t>upkeep</w:t>
+      </w:r>
+      <w:r>
+        <w:rPr>
+          <w:rFonts w:ascii="EB Garamond" w:hAnsi="EB Garamond"/>
+          <w:b w:val="0"/>
+          <w:i w:val="0"/>
+        </w:rPr>
+        <w:t xml:space="preserve">, or </w:t>
+      </w:r>
+      <w:r>
+        <w:rPr>
+          <w:rFonts w:ascii="EB Garamond" w:hAnsi="EB Garamond"/>
+          <w:b/>
+          <w:i w:val="0"/>
+        </w:rPr>
+        <w:t>recoups</w:t>
       </w:r>
       <w:r>
         <w:rPr>
@@ -23321,22 +23097,6 @@
           <w:b w:val="0"/>
           <w:i w:val="0"/>
         </w:rPr>
-        <w:t xml:space="preserve"> a</w:t>
-      </w:r>
-      <w:r>
-        <w:rPr>
-          <w:rFonts w:ascii="EB Garamond" w:hAnsi="EB Garamond"/>
-          <w:b/>
-          <w:i w:val="0"/>
-        </w:rPr>
-        <w:t>rmy</w:t>
-      </w:r>
-      <w:r>
-        <w:rPr>
-          <w:rFonts w:ascii="EB Garamond" w:hAnsi="EB Garamond"/>
-          <w:b w:val="0"/>
-          <w:i w:val="0"/>
-        </w:rPr>
         <w:t xml:space="preserve"> </w:t>
       </w:r>
       <w:r>
@@ -23345,6 +23105,22 @@
           <w:b/>
           <w:i w:val="0"/>
         </w:rPr>
+        <w:t>army</w:t>
+      </w:r>
+      <w:r>
+        <w:rPr>
+          <w:rFonts w:ascii="EB Garamond" w:hAnsi="EB Garamond"/>
+          <w:b w:val="0"/>
+          <w:i w:val="0"/>
+        </w:rPr>
+        <w:t xml:space="preserve"> </w:t>
+      </w:r>
+      <w:r>
+        <w:rPr>
+          <w:rFonts w:ascii="EB Garamond" w:hAnsi="EB Garamond"/>
+          <w:b/>
+          <w:i w:val="0"/>
+        </w:rPr>
         <w:t>action</w:t>
       </w:r>
       <w:r>
@@ -23513,15 +23289,15 @@
           <w:b w:val="0"/>
           <w:i w:val="0"/>
         </w:rPr>
-        <w:t xml:space="preserve"> g</w:t>
-      </w:r>
-      <w:r>
-        <w:rPr>
-          <w:rFonts w:ascii="EB Garamond" w:hAnsi="EB Garamond"/>
-          <w:b/>
-          <w:i w:val="0"/>
-        </w:rPr>
-        <w:t>old</w:t>
+        <w:t xml:space="preserve"> </w:t>
+      </w:r>
+      <w:r>
+        <w:rPr>
+          <w:rFonts w:ascii="EB Garamond" w:hAnsi="EB Garamond"/>
+          <w:b/>
+          <w:i w:val="0"/>
+        </w:rPr>
+        <w:t>gold</w:t>
       </w:r>
       <w:r>
         <w:rPr>

--- a/Combatv3/Rules.docx
+++ b/Combatv3/Rules.docx
@@ -18749,9 +18749,9 @@
         <w:tblLook w:val="04A0" w:firstRow="1" w:lastRow="0" w:firstColumn="1" w:lastColumn="0" w:noHBand="0" w:noVBand="1"/>
       </w:tblPr>
       <w:tblGrid>
-        <w:gridCol w:w="1408"/>
-        <w:gridCol w:w="6058"/>
-        <w:gridCol w:w="3000"/>
+        <w:gridCol w:w="1410"/>
+        <w:gridCol w:w="6032"/>
+        <w:gridCol w:w="3024"/>
       </w:tblGrid>
       <w:tr>
         <w:trPr>
@@ -18759,7 +18759,7 @@
         </w:trPr>
         <w:tc>
           <w:tcPr>
-            <w:tcW w:w="1408" w:type="dxa"/>
+            <w:tcW w:w="1410" w:type="dxa"/>
           </w:tcPr>
           <w:p>
             <w:pPr>
@@ -18783,7 +18783,7 @@
         </w:tc>
         <w:tc>
           <w:tcPr>
-            <w:tcW w:w="6058" w:type="dxa"/>
+            <w:tcW w:w="6032" w:type="dxa"/>
           </w:tcPr>
           <w:p>
             <w:pPr>
@@ -18807,7 +18807,7 @@
         </w:tc>
         <w:tc>
           <w:tcPr>
-            <w:tcW w:w="3000" w:type="dxa"/>
+            <w:tcW w:w="3024" w:type="dxa"/>
           </w:tcPr>
           <w:p>
             <w:pPr>
@@ -18833,7 +18833,7 @@
       <w:tr>
         <w:tc>
           <w:tcPr>
-            <w:tcW w:w="1408" w:type="dxa"/>
+            <w:tcW w:w="1410" w:type="dxa"/>
           </w:tcPr>
           <w:p>
             <w:pPr>
@@ -18855,7 +18855,7 @@
         </w:tc>
         <w:tc>
           <w:tcPr>
-            <w:tcW w:w="6058" w:type="dxa"/>
+            <w:tcW w:w="6032" w:type="dxa"/>
           </w:tcPr>
           <w:p>
             <w:pPr>
@@ -18877,7 +18877,7 @@
         </w:tc>
         <w:tc>
           <w:tcPr>
-            <w:tcW w:w="3000" w:type="dxa"/>
+            <w:tcW w:w="3024" w:type="dxa"/>
           </w:tcPr>
           <w:p>
             <w:pPr>
@@ -18901,7 +18901,7 @@
       <w:tr>
         <w:tc>
           <w:tcPr>
-            <w:tcW w:w="1408" w:type="dxa"/>
+            <w:tcW w:w="1410" w:type="dxa"/>
           </w:tcPr>
           <w:p>
             <w:pPr>
@@ -18923,7 +18923,7 @@
         </w:tc>
         <w:tc>
           <w:tcPr>
-            <w:tcW w:w="6058" w:type="dxa"/>
+            <w:tcW w:w="6032" w:type="dxa"/>
           </w:tcPr>
           <w:p>
             <w:pPr>
@@ -18945,7 +18945,7 @@
         </w:tc>
         <w:tc>
           <w:tcPr>
-            <w:tcW w:w="3000" w:type="dxa"/>
+            <w:tcW w:w="3024" w:type="dxa"/>
           </w:tcPr>
           <w:p>
             <w:pPr>
@@ -18969,7 +18969,7 @@
       <w:tr>
         <w:tc>
           <w:tcPr>
-            <w:tcW w:w="1408" w:type="dxa"/>
+            <w:tcW w:w="1410" w:type="dxa"/>
           </w:tcPr>
           <w:p>
             <w:pPr>
@@ -18991,7 +18991,7 @@
         </w:tc>
         <w:tc>
           <w:tcPr>
-            <w:tcW w:w="6058" w:type="dxa"/>
+            <w:tcW w:w="6032" w:type="dxa"/>
           </w:tcPr>
           <w:p>
             <w:pPr>
@@ -19013,7 +19013,7 @@
         </w:tc>
         <w:tc>
           <w:tcPr>
-            <w:tcW w:w="3000" w:type="dxa"/>
+            <w:tcW w:w="3024" w:type="dxa"/>
           </w:tcPr>
           <w:p>
             <w:pPr>
@@ -19037,7 +19037,7 @@
       <w:tr>
         <w:tc>
           <w:tcPr>
-            <w:tcW w:w="1408" w:type="dxa"/>
+            <w:tcW w:w="1410" w:type="dxa"/>
           </w:tcPr>
           <w:p>
             <w:pPr>
@@ -19059,7 +19059,7 @@
         </w:tc>
         <w:tc>
           <w:tcPr>
-            <w:tcW w:w="6058" w:type="dxa"/>
+            <w:tcW w:w="6032" w:type="dxa"/>
           </w:tcPr>
           <w:p>
             <w:pPr>
@@ -19081,7 +19081,7 @@
         </w:tc>
         <w:tc>
           <w:tcPr>
-            <w:tcW w:w="3000" w:type="dxa"/>
+            <w:tcW w:w="3024" w:type="dxa"/>
           </w:tcPr>
           <w:p>
             <w:pPr>
@@ -19105,7 +19105,7 @@
       <w:tr>
         <w:tc>
           <w:tcPr>
-            <w:tcW w:w="1408" w:type="dxa"/>
+            <w:tcW w:w="1410" w:type="dxa"/>
           </w:tcPr>
           <w:p>
             <w:pPr>
@@ -19127,7 +19127,7 @@
         </w:tc>
         <w:tc>
           <w:tcPr>
-            <w:tcW w:w="6058" w:type="dxa"/>
+            <w:tcW w:w="6032" w:type="dxa"/>
           </w:tcPr>
           <w:p>
             <w:pPr>
@@ -19143,13 +19143,13 @@
                 <w:sz w:val="17"/>
                 <w:szCs w:val="17"/>
               </w:rPr>
-              <w:t xml:space="preserve">Must end Move after passing over 1 Water Territory (must end on land)</w:t>
+              <w:t xml:space="preserve">Must end move after passing over 1 Water Territory (must end on land)</w:t>
             </w:r>
           </w:p>
         </w:tc>
         <w:tc>
           <w:tcPr>
-            <w:tcW w:w="3000" w:type="dxa"/>
+            <w:tcW w:w="3024" w:type="dxa"/>
           </w:tcPr>
           <w:p>
             <w:pPr>
@@ -19173,7 +19173,7 @@
       <w:tr>
         <w:tc>
           <w:tcPr>
-            <w:tcW w:w="1408" w:type="dxa"/>
+            <w:tcW w:w="1410" w:type="dxa"/>
           </w:tcPr>
           <w:p>
             <w:pPr>
@@ -19195,7 +19195,7 @@
         </w:tc>
         <w:tc>
           <w:tcPr>
-            <w:tcW w:w="6058" w:type="dxa"/>
+            <w:tcW w:w="6032" w:type="dxa"/>
           </w:tcPr>
           <w:p>
             <w:pPr>
@@ -19217,7 +19217,7 @@
         </w:tc>
         <w:tc>
           <w:tcPr>
-            <w:tcW w:w="3000" w:type="dxa"/>
+            <w:tcW w:w="3024" w:type="dxa"/>
           </w:tcPr>
           <w:p>
             <w:pPr>
@@ -19234,6 +19234,74 @@
                 <w:szCs w:val="17"/>
               </w:rPr>
               <w:t xml:space="preserve">Forestry, Apiary</w:t>
+            </w:r>
+          </w:p>
+        </w:tc>
+      </w:tr>
+      <w:tr>
+        <w:tc>
+          <w:tcPr>
+            <w:tcW w:w="1410" w:type="dxa"/>
+          </w:tcPr>
+          <w:p>
+            <w:pPr>
+              <w:spacing w:before="0" w:after="0"/>
+              <w:rPr>
+                <w:rFonts w:ascii="EB Garamond" w:hAnsi="EB Garamond"/>
+                <w:sz w:val="17"/>
+              </w:rPr>
+            </w:pPr>
+            <w:r>
+              <w:rPr>
+                <w:rFonts w:ascii="EB Garamond" w:hAnsi="EB Garamond" w:cs="EB Garamond"/>
+                <w:sz w:val="17"/>
+                <w:szCs w:val="17"/>
+              </w:rPr>
+              <w:t xml:space="preserve">Hill</w:t>
+            </w:r>
+          </w:p>
+        </w:tc>
+        <w:tc>
+          <w:tcPr>
+            <w:tcW w:w="6032" w:type="dxa"/>
+          </w:tcPr>
+          <w:p>
+            <w:pPr>
+              <w:spacing w:before="0" w:after="0"/>
+              <w:rPr>
+                <w:rFonts w:ascii="EB Garamond" w:hAnsi="EB Garamond"/>
+                <w:sz w:val="17"/>
+              </w:rPr>
+            </w:pPr>
+            <w:r>
+              <w:rPr>
+                <w:rFonts w:ascii="EB Garamond" w:hAnsi="EB Garamond" w:cs="EB Garamond"/>
+                <w:sz w:val="17"/>
+                <w:szCs w:val="17"/>
+              </w:rPr>
+              <w:t xml:space="preserve">Gains Seize the Initiative. Where Settlements can be chartered.</w:t>
+            </w:r>
+          </w:p>
+        </w:tc>
+        <w:tc>
+          <w:tcPr>
+            <w:tcW w:w="3024" w:type="dxa"/>
+          </w:tcPr>
+          <w:p>
+            <w:pPr>
+              <w:spacing w:before="0" w:after="0"/>
+              <w:rPr>
+                <w:rFonts w:ascii="EB Garamond" w:hAnsi="EB Garamond"/>
+                <w:sz w:val="17"/>
+              </w:rPr>
+            </w:pPr>
+            <w:r>
+              <w:rPr>
+                <w:rFonts w:ascii="EB Garamond" w:hAnsi="EB Garamond" w:cs="EB Garamond"/>
+                <w:sz w:val="17"/>
+                <w:szCs w:val="17"/>
+              </w:rPr>
+              <w:t xml:space="preserve">—</w:t>
             </w:r>
           </w:p>
         </w:tc>
@@ -26749,6 +26817,52 @@
                 <w:sz w:val="17"/>
                 <w:szCs w:val="17"/>
               </w:rPr>
+              <w:t xml:space="preserve">2</w:t>
+            </w:r>
+          </w:p>
+        </w:tc>
+      </w:tr>
+      <w:tr>
+        <w:tc>
+          <w:tcPr>
+            <w:tcW w:w="1689" w:type="dxa"/>
+          </w:tcPr>
+          <w:p>
+            <w:pPr>
+              <w:spacing w:before="0" w:after="0"/>
+              <w:rPr>
+                <w:rFonts w:ascii="EB Garamond" w:hAnsi="EB Garamond"/>
+                <w:sz w:val="17"/>
+              </w:rPr>
+            </w:pPr>
+            <w:r>
+              <w:rPr>
+                <w:rFonts w:ascii="EB Garamond" w:hAnsi="EB Garamond" w:cs="EB Garamond"/>
+                <w:sz w:val="17"/>
+                <w:szCs w:val="17"/>
+              </w:rPr>
+              <w:t xml:space="preserve">Eminence</w:t>
+            </w:r>
+          </w:p>
+        </w:tc>
+        <w:tc>
+          <w:tcPr>
+            <w:tcW w:w="8777" w:type="dxa"/>
+          </w:tcPr>
+          <w:p>
+            <w:pPr>
+              <w:spacing w:before="0" w:after="0"/>
+              <w:rPr>
+                <w:rFonts w:ascii="EB Garamond" w:hAnsi="EB Garamond"/>
+                <w:sz w:val="17"/>
+              </w:rPr>
+            </w:pPr>
+            <w:r>
+              <w:rPr>
+                <w:rFonts w:ascii="EB Garamond" w:hAnsi="EB Garamond" w:cs="EB Garamond"/>
+                <w:sz w:val="17"/>
+                <w:szCs w:val="17"/>
+              </w:rPr>
               <w:t xml:space="preserve">5</w:t>
             </w:r>
           </w:p>
@@ -26773,52 +26887,6 @@
                 <w:sz w:val="17"/>
                 <w:szCs w:val="17"/>
               </w:rPr>
-              <w:t xml:space="preserve">Eminence</w:t>
-            </w:r>
-          </w:p>
-        </w:tc>
-        <w:tc>
-          <w:tcPr>
-            <w:tcW w:w="8777" w:type="dxa"/>
-          </w:tcPr>
-          <w:p>
-            <w:pPr>
-              <w:spacing w:before="0" w:after="0"/>
-              <w:rPr>
-                <w:rFonts w:ascii="EB Garamond" w:hAnsi="EB Garamond"/>
-                <w:sz w:val="17"/>
-              </w:rPr>
-            </w:pPr>
-            <w:r>
-              <w:rPr>
-                <w:rFonts w:ascii="EB Garamond" w:hAnsi="EB Garamond" w:cs="EB Garamond"/>
-                <w:sz w:val="17"/>
-                <w:szCs w:val="17"/>
-              </w:rPr>
-              <w:t xml:space="preserve">10</w:t>
-            </w:r>
-          </w:p>
-        </w:tc>
-      </w:tr>
-      <w:tr>
-        <w:tc>
-          <w:tcPr>
-            <w:tcW w:w="1689" w:type="dxa"/>
-          </w:tcPr>
-          <w:p>
-            <w:pPr>
-              <w:spacing w:before="0" w:after="0"/>
-              <w:rPr>
-                <w:rFonts w:ascii="EB Garamond" w:hAnsi="EB Garamond"/>
-                <w:sz w:val="17"/>
-              </w:rPr>
-            </w:pPr>
-            <w:r>
-              <w:rPr>
-                <w:rFonts w:ascii="EB Garamond" w:hAnsi="EB Garamond" w:cs="EB Garamond"/>
-                <w:sz w:val="17"/>
-                <w:szCs w:val="17"/>
-              </w:rPr>
               <w:t xml:space="preserve">Zenith</w:t>
             </w:r>
           </w:p>
@@ -26841,7 +26909,7 @@
                 <w:sz w:val="17"/>
                 <w:szCs w:val="17"/>
               </w:rPr>
-              <w:t xml:space="preserve">20</w:t>
+              <w:t xml:space="preserve">10</w:t>
             </w:r>
           </w:p>
         </w:tc>

--- a/Combatv3/Rules.docx
+++ b/Combatv3/Rules.docx
@@ -19517,9 +19517,9 @@
         <w:tblLook w:val="04A0" w:firstRow="1" w:lastRow="0" w:firstColumn="1" w:lastColumn="0" w:noHBand="0" w:noVBand="1"/>
       </w:tblPr>
       <w:tblGrid>
-        <w:gridCol w:w="750"/>
-        <w:gridCol w:w="2140"/>
-        <w:gridCol w:w="7576"/>
+        <w:gridCol w:w="738"/>
+        <w:gridCol w:w="2104"/>
+        <w:gridCol w:w="7624"/>
       </w:tblGrid>
       <w:tr>
         <w:trPr>
@@ -19527,7 +19527,7 @@
         </w:trPr>
         <w:tc>
           <w:tcPr>
-            <w:tcW w:w="750" w:type="dxa"/>
+            <w:tcW w:w="738" w:type="dxa"/>
           </w:tcPr>
           <w:p>
             <w:pPr>
@@ -19551,7 +19551,7 @@
         </w:tc>
         <w:tc>
           <w:tcPr>
-            <w:tcW w:w="2140" w:type="dxa"/>
+            <w:tcW w:w="2104" w:type="dxa"/>
           </w:tcPr>
           <w:p>
             <w:pPr>
@@ -19575,7 +19575,7 @@
         </w:tc>
         <w:tc>
           <w:tcPr>
-            <w:tcW w:w="7576" w:type="dxa"/>
+            <w:tcW w:w="7624" w:type="dxa"/>
           </w:tcPr>
           <w:p>
             <w:pPr>
@@ -19601,7 +19601,7 @@
       <w:tr>
         <w:tc>
           <w:tcPr>
-            <w:tcW w:w="750" w:type="dxa"/>
+            <w:tcW w:w="738" w:type="dxa"/>
           </w:tcPr>
           <w:p>
             <w:pPr>
@@ -19623,7 +19623,7 @@
         </w:tc>
         <w:tc>
           <w:tcPr>
-            <w:tcW w:w="2140" w:type="dxa"/>
+            <w:tcW w:w="2104" w:type="dxa"/>
           </w:tcPr>
           <w:p>
             <w:pPr>
@@ -19645,7 +19645,7 @@
         </w:tc>
         <w:tc>
           <w:tcPr>
-            <w:tcW w:w="7576" w:type="dxa"/>
+            <w:tcW w:w="7624" w:type="dxa"/>
           </w:tcPr>
           <w:p>
             <w:pPr>
@@ -19669,7 +19669,7 @@
       <w:tr>
         <w:tc>
           <w:tcPr>
-            <w:tcW w:w="750" w:type="dxa"/>
+            <w:tcW w:w="738" w:type="dxa"/>
           </w:tcPr>
           <w:p>
             <w:pPr>
@@ -19691,7 +19691,7 @@
         </w:tc>
         <w:tc>
           <w:tcPr>
-            <w:tcW w:w="2140" w:type="dxa"/>
+            <w:tcW w:w="2104" w:type="dxa"/>
           </w:tcPr>
           <w:p>
             <w:pPr>
@@ -19713,7 +19713,7 @@
         </w:tc>
         <w:tc>
           <w:tcPr>
-            <w:tcW w:w="7576" w:type="dxa"/>
+            <w:tcW w:w="7624" w:type="dxa"/>
           </w:tcPr>
           <w:p>
             <w:pPr>
@@ -19737,7 +19737,7 @@
       <w:tr>
         <w:tc>
           <w:tcPr>
-            <w:tcW w:w="750" w:type="dxa"/>
+            <w:tcW w:w="738" w:type="dxa"/>
           </w:tcPr>
           <w:p>
             <w:pPr>
@@ -19759,7 +19759,7 @@
         </w:tc>
         <w:tc>
           <w:tcPr>
-            <w:tcW w:w="2140" w:type="dxa"/>
+            <w:tcW w:w="2104" w:type="dxa"/>
           </w:tcPr>
           <w:p>
             <w:pPr>
@@ -19781,7 +19781,7 @@
         </w:tc>
         <w:tc>
           <w:tcPr>
-            <w:tcW w:w="7576" w:type="dxa"/>
+            <w:tcW w:w="7624" w:type="dxa"/>
           </w:tcPr>
           <w:p>
             <w:pPr>
@@ -19805,7 +19805,7 @@
       <w:tr>
         <w:tc>
           <w:tcPr>
-            <w:tcW w:w="750" w:type="dxa"/>
+            <w:tcW w:w="738" w:type="dxa"/>
           </w:tcPr>
           <w:p>
             <w:pPr>
@@ -19827,7 +19827,7 @@
         </w:tc>
         <w:tc>
           <w:tcPr>
-            <w:tcW w:w="2140" w:type="dxa"/>
+            <w:tcW w:w="2104" w:type="dxa"/>
           </w:tcPr>
           <w:p>
             <w:pPr>
@@ -19849,7 +19849,7 @@
         </w:tc>
         <w:tc>
           <w:tcPr>
-            <w:tcW w:w="7576" w:type="dxa"/>
+            <w:tcW w:w="7624" w:type="dxa"/>
           </w:tcPr>
           <w:p>
             <w:pPr>
@@ -19873,7 +19873,7 @@
       <w:tr>
         <w:tc>
           <w:tcPr>
-            <w:tcW w:w="750" w:type="dxa"/>
+            <w:tcW w:w="738" w:type="dxa"/>
           </w:tcPr>
           <w:p>
             <w:pPr>
@@ -19895,7 +19895,7 @@
         </w:tc>
         <w:tc>
           <w:tcPr>
-            <w:tcW w:w="2140" w:type="dxa"/>
+            <w:tcW w:w="2104" w:type="dxa"/>
           </w:tcPr>
           <w:p>
             <w:pPr>
@@ -19917,7 +19917,7 @@
         </w:tc>
         <w:tc>
           <w:tcPr>
-            <w:tcW w:w="7576" w:type="dxa"/>
+            <w:tcW w:w="7624" w:type="dxa"/>
           </w:tcPr>
           <w:p>
             <w:pPr>
@@ -19941,7 +19941,7 @@
       <w:tr>
         <w:tc>
           <w:tcPr>
-            <w:tcW w:w="750" w:type="dxa"/>
+            <w:tcW w:w="738" w:type="dxa"/>
           </w:tcPr>
           <w:p>
             <w:pPr>
@@ -19963,7 +19963,7 @@
         </w:tc>
         <w:tc>
           <w:tcPr>
-            <w:tcW w:w="2140" w:type="dxa"/>
+            <w:tcW w:w="2104" w:type="dxa"/>
           </w:tcPr>
           <w:p>
             <w:pPr>
@@ -19985,7 +19985,7 @@
         </w:tc>
         <w:tc>
           <w:tcPr>
-            <w:tcW w:w="7576" w:type="dxa"/>
+            <w:tcW w:w="7624" w:type="dxa"/>
           </w:tcPr>
           <w:p>
             <w:pPr>
@@ -20009,7 +20009,7 @@
       <w:tr>
         <w:tc>
           <w:tcPr>
-            <w:tcW w:w="750" w:type="dxa"/>
+            <w:tcW w:w="738" w:type="dxa"/>
           </w:tcPr>
           <w:p>
             <w:pPr>
@@ -20031,7 +20031,7 @@
         </w:tc>
         <w:tc>
           <w:tcPr>
-            <w:tcW w:w="2140" w:type="dxa"/>
+            <w:tcW w:w="2104" w:type="dxa"/>
           </w:tcPr>
           <w:p>
             <w:pPr>
@@ -20053,7 +20053,7 @@
         </w:tc>
         <w:tc>
           <w:tcPr>
-            <w:tcW w:w="7576" w:type="dxa"/>
+            <w:tcW w:w="7624" w:type="dxa"/>
           </w:tcPr>
           <w:p>
             <w:pPr>
@@ -20077,7 +20077,7 @@
       <w:tr>
         <w:tc>
           <w:tcPr>
-            <w:tcW w:w="750" w:type="dxa"/>
+            <w:tcW w:w="738" w:type="dxa"/>
           </w:tcPr>
           <w:p>
             <w:pPr>
@@ -20099,7 +20099,7 @@
         </w:tc>
         <w:tc>
           <w:tcPr>
-            <w:tcW w:w="2140" w:type="dxa"/>
+            <w:tcW w:w="2104" w:type="dxa"/>
           </w:tcPr>
           <w:p>
             <w:pPr>
@@ -20121,7 +20121,7 @@
         </w:tc>
         <w:tc>
           <w:tcPr>
-            <w:tcW w:w="7576" w:type="dxa"/>
+            <w:tcW w:w="7624" w:type="dxa"/>
           </w:tcPr>
           <w:p>
             <w:pPr>
@@ -20145,7 +20145,7 @@
       <w:tr>
         <w:tc>
           <w:tcPr>
-            <w:tcW w:w="750" w:type="dxa"/>
+            <w:tcW w:w="738" w:type="dxa"/>
           </w:tcPr>
           <w:p>
             <w:pPr>
@@ -20167,7 +20167,7 @@
         </w:tc>
         <w:tc>
           <w:tcPr>
-            <w:tcW w:w="2140" w:type="dxa"/>
+            <w:tcW w:w="2104" w:type="dxa"/>
           </w:tcPr>
           <w:p>
             <w:pPr>
@@ -20189,7 +20189,7 @@
         </w:tc>
         <w:tc>
           <w:tcPr>
-            <w:tcW w:w="7576" w:type="dxa"/>
+            <w:tcW w:w="7624" w:type="dxa"/>
           </w:tcPr>
           <w:p>
             <w:pPr>
@@ -20213,7 +20213,7 @@
       <w:tr>
         <w:tc>
           <w:tcPr>
-            <w:tcW w:w="750" w:type="dxa"/>
+            <w:tcW w:w="738" w:type="dxa"/>
           </w:tcPr>
           <w:p>
             <w:pPr>
@@ -20235,7 +20235,7 @@
         </w:tc>
         <w:tc>
           <w:tcPr>
-            <w:tcW w:w="2140" w:type="dxa"/>
+            <w:tcW w:w="2104" w:type="dxa"/>
           </w:tcPr>
           <w:p>
             <w:pPr>
@@ -20257,7 +20257,7 @@
         </w:tc>
         <w:tc>
           <w:tcPr>
-            <w:tcW w:w="7576" w:type="dxa"/>
+            <w:tcW w:w="7624" w:type="dxa"/>
           </w:tcPr>
           <w:p>
             <w:pPr>
@@ -20281,7 +20281,7 @@
       <w:tr>
         <w:tc>
           <w:tcPr>
-            <w:tcW w:w="750" w:type="dxa"/>
+            <w:tcW w:w="738" w:type="dxa"/>
           </w:tcPr>
           <w:p>
             <w:pPr>
@@ -20303,7 +20303,7 @@
         </w:tc>
         <w:tc>
           <w:tcPr>
-            <w:tcW w:w="2140" w:type="dxa"/>
+            <w:tcW w:w="2104" w:type="dxa"/>
           </w:tcPr>
           <w:p>
             <w:pPr>
@@ -20325,7 +20325,7 @@
         </w:tc>
         <w:tc>
           <w:tcPr>
-            <w:tcW w:w="7576" w:type="dxa"/>
+            <w:tcW w:w="7624" w:type="dxa"/>
           </w:tcPr>
           <w:p>
             <w:pPr>
@@ -20349,279 +20349,7 @@
       <w:tr>
         <w:tc>
           <w:tcPr>
-            <w:tcW w:w="750" w:type="dxa"/>
-          </w:tcPr>
-          <w:p>
-            <w:pPr>
-              <w:spacing w:before="0" w:after="0"/>
-              <w:rPr>
-                <w:rFonts w:ascii="EB Garamond" w:hAnsi="EB Garamond"/>
-                <w:sz w:val="17"/>
-              </w:rPr>
-            </w:pPr>
-            <w:r>
-              <w:rPr>
-                <w:rFonts w:ascii="EB Garamond" w:hAnsi="EB Garamond" w:cs="EB Garamond"/>
-                <w:sz w:val="17"/>
-                <w:szCs w:val="17"/>
-              </w:rPr>
-              <w:t xml:space="preserve">6</w:t>
-            </w:r>
-          </w:p>
-        </w:tc>
-        <w:tc>
-          <w:tcPr>
-            <w:tcW w:w="2140" w:type="dxa"/>
-          </w:tcPr>
-          <w:p>
-            <w:pPr>
-              <w:spacing w:before="0" w:after="0"/>
-              <w:rPr>
-                <w:rFonts w:ascii="EB Garamond" w:hAnsi="EB Garamond"/>
-                <w:sz w:val="17"/>
-              </w:rPr>
-            </w:pPr>
-            <w:r>
-              <w:rPr>
-                <w:rFonts w:ascii="EB Garamond" w:hAnsi="EB Garamond" w:cs="EB Garamond"/>
-                <w:sz w:val="17"/>
-                <w:szCs w:val="17"/>
-              </w:rPr>
-              <w:t xml:space="preserve">Devout</w:t>
-            </w:r>
-          </w:p>
-        </w:tc>
-        <w:tc>
-          <w:tcPr>
-            <w:tcW w:w="7576" w:type="dxa"/>
-          </w:tcPr>
-          <w:p>
-            <w:pPr>
-              <w:spacing w:before="0" w:after="0"/>
-              <w:rPr>
-                <w:rFonts w:ascii="EB Garamond" w:hAnsi="EB Garamond"/>
-                <w:sz w:val="17"/>
-              </w:rPr>
-            </w:pPr>
-            <w:r>
-              <w:rPr>
-                <w:rFonts w:ascii="EB Garamond" w:hAnsi="EB Garamond" w:cs="EB Garamond"/>
-                <w:sz w:val="17"/>
-                <w:szCs w:val="17"/>
-              </w:rPr>
-              <w:t xml:space="preserve">+1 Influence</w:t>
-            </w:r>
-          </w:p>
-        </w:tc>
-      </w:tr>
-      <w:tr>
-        <w:tc>
-          <w:tcPr>
-            <w:tcW w:w="750" w:type="dxa"/>
-          </w:tcPr>
-          <w:p>
-            <w:pPr>
-              <w:spacing w:before="0" w:after="0"/>
-              <w:rPr>
-                <w:rFonts w:ascii="EB Garamond" w:hAnsi="EB Garamond"/>
-                <w:sz w:val="17"/>
-              </w:rPr>
-            </w:pPr>
-            <w:r>
-              <w:rPr>
-                <w:rFonts w:ascii="EB Garamond" w:hAnsi="EB Garamond" w:cs="EB Garamond"/>
-                <w:sz w:val="17"/>
-                <w:szCs w:val="17"/>
-              </w:rPr>
-              <w:t xml:space="preserve">7</w:t>
-            </w:r>
-          </w:p>
-        </w:tc>
-        <w:tc>
-          <w:tcPr>
-            <w:tcW w:w="2140" w:type="dxa"/>
-          </w:tcPr>
-          <w:p>
-            <w:pPr>
-              <w:spacing w:before="0" w:after="0"/>
-              <w:rPr>
-                <w:rFonts w:ascii="EB Garamond" w:hAnsi="EB Garamond"/>
-                <w:sz w:val="17"/>
-              </w:rPr>
-            </w:pPr>
-            <w:r>
-              <w:rPr>
-                <w:rFonts w:ascii="EB Garamond" w:hAnsi="EB Garamond" w:cs="EB Garamond"/>
-                <w:sz w:val="17"/>
-                <w:szCs w:val="17"/>
-              </w:rPr>
-              <w:t xml:space="preserve">Pious</w:t>
-            </w:r>
-          </w:p>
-        </w:tc>
-        <w:tc>
-          <w:tcPr>
-            <w:tcW w:w="7576" w:type="dxa"/>
-          </w:tcPr>
-          <w:p>
-            <w:pPr>
-              <w:spacing w:before="0" w:after="0"/>
-              <w:rPr>
-                <w:rFonts w:ascii="EB Garamond" w:hAnsi="EB Garamond"/>
-                <w:sz w:val="17"/>
-              </w:rPr>
-            </w:pPr>
-            <w:r>
-              <w:rPr>
-                <w:rFonts w:ascii="EB Garamond" w:hAnsi="EB Garamond" w:cs="EB Garamond"/>
-                <w:sz w:val="17"/>
-                <w:szCs w:val="17"/>
-              </w:rPr>
-              <w:t xml:space="preserve">Immune Deficit</w:t>
-            </w:r>
-          </w:p>
-        </w:tc>
-      </w:tr>
-      <w:tr>
-        <w:tc>
-          <w:tcPr>
-            <w:tcW w:w="750" w:type="dxa"/>
-          </w:tcPr>
-          <w:p>
-            <w:pPr>
-              <w:spacing w:before="0" w:after="0"/>
-              <w:rPr>
-                <w:rFonts w:ascii="EB Garamond" w:hAnsi="EB Garamond"/>
-                <w:sz w:val="17"/>
-              </w:rPr>
-            </w:pPr>
-            <w:r>
-              <w:rPr>
-                <w:rFonts w:ascii="EB Garamond" w:hAnsi="EB Garamond" w:cs="EB Garamond"/>
-                <w:sz w:val="17"/>
-                <w:szCs w:val="17"/>
-              </w:rPr>
-              <w:t xml:space="preserve">8</w:t>
-            </w:r>
-          </w:p>
-        </w:tc>
-        <w:tc>
-          <w:tcPr>
-            <w:tcW w:w="2140" w:type="dxa"/>
-          </w:tcPr>
-          <w:p>
-            <w:pPr>
-              <w:spacing w:before="0" w:after="0"/>
-              <w:rPr>
-                <w:rFonts w:ascii="EB Garamond" w:hAnsi="EB Garamond"/>
-                <w:sz w:val="17"/>
-              </w:rPr>
-            </w:pPr>
-            <w:r>
-              <w:rPr>
-                <w:rFonts w:ascii="EB Garamond" w:hAnsi="EB Garamond" w:cs="EB Garamond"/>
-                <w:sz w:val="17"/>
-                <w:szCs w:val="17"/>
-              </w:rPr>
-              <w:t xml:space="preserve">Holy</w:t>
-            </w:r>
-          </w:p>
-        </w:tc>
-        <w:tc>
-          <w:tcPr>
-            <w:tcW w:w="7576" w:type="dxa"/>
-          </w:tcPr>
-          <w:p>
-            <w:pPr>
-              <w:spacing w:before="0" w:after="0"/>
-              <w:rPr>
-                <w:rFonts w:ascii="EB Garamond" w:hAnsi="EB Garamond"/>
-                <w:sz w:val="17"/>
-              </w:rPr>
-            </w:pPr>
-            <w:r>
-              <w:rPr>
-                <w:rFonts w:ascii="EB Garamond" w:hAnsi="EB Garamond" w:cs="EB Garamond"/>
-                <w:sz w:val="17"/>
-                <w:szCs w:val="17"/>
-              </w:rPr>
-              <w:t xml:space="preserve">Immune to Spread Gospel</w:t>
-            </w:r>
-          </w:p>
-        </w:tc>
-      </w:tr>
-      <w:tr>
-        <w:tc>
-          <w:tcPr>
-            <w:tcW w:w="750" w:type="dxa"/>
-          </w:tcPr>
-          <w:p>
-            <w:pPr>
-              <w:spacing w:before="0" w:after="0"/>
-              <w:rPr>
-                <w:rFonts w:ascii="EB Garamond" w:hAnsi="EB Garamond"/>
-                <w:sz w:val="17"/>
-              </w:rPr>
-            </w:pPr>
-            <w:r>
-              <w:rPr>
-                <w:rFonts w:ascii="EB Garamond" w:hAnsi="EB Garamond" w:cs="EB Garamond"/>
-                <w:sz w:val="17"/>
-                <w:szCs w:val="17"/>
-              </w:rPr>
-              <w:t xml:space="preserve">9</w:t>
-            </w:r>
-          </w:p>
-        </w:tc>
-        <w:tc>
-          <w:tcPr>
-            <w:tcW w:w="2140" w:type="dxa"/>
-          </w:tcPr>
-          <w:p>
-            <w:pPr>
-              <w:spacing w:before="0" w:after="0"/>
-              <w:rPr>
-                <w:rFonts w:ascii="EB Garamond" w:hAnsi="EB Garamond"/>
-                <w:sz w:val="17"/>
-              </w:rPr>
-            </w:pPr>
-            <w:r>
-              <w:rPr>
-                <w:rFonts w:ascii="EB Garamond" w:hAnsi="EB Garamond" w:cs="EB Garamond"/>
-                <w:sz w:val="17"/>
-                <w:szCs w:val="17"/>
-              </w:rPr>
-              <w:t xml:space="preserve">Sanctified</w:t>
-            </w:r>
-          </w:p>
-        </w:tc>
-        <w:tc>
-          <w:tcPr>
-            <w:tcW w:w="7576" w:type="dxa"/>
-          </w:tcPr>
-          <w:p>
-            <w:pPr>
-              <w:spacing w:before="0" w:after="0"/>
-              <w:rPr>
-                <w:rFonts w:ascii="EB Garamond" w:hAnsi="EB Garamond"/>
-                <w:sz w:val="17"/>
-              </w:rPr>
-            </w:pPr>
-            <w:r>
-              <w:rPr>
-                <w:rFonts w:ascii="EB Garamond" w:hAnsi="EB Garamond" w:cs="EB Garamond"/>
-                <w:sz w:val="17"/>
-                <w:szCs w:val="17"/>
-              </w:rPr>
-              <w:t xml:space="preserve">Immune to Send Missionaries</w:t>
-            </w:r>
-          </w:p>
-        </w:tc>
-      </w:tr>
-      <w:tr>
-        <w:tc>
-          <w:tcPr>
-            <w:tcW w:w="750" w:type="dxa"/>
+            <w:tcW w:w="738" w:type="dxa"/>
           </w:tcPr>
           <w:p>
             <w:pPr>
@@ -20643,7 +20371,7 @@
         </w:tc>
         <w:tc>
           <w:tcPr>
-            <w:tcW w:w="2140" w:type="dxa"/>
+            <w:tcW w:w="2104" w:type="dxa"/>
           </w:tcPr>
           <w:p>
             <w:pPr>
@@ -20665,7 +20393,7 @@
         </w:tc>
         <w:tc>
           <w:tcPr>
-            <w:tcW w:w="7576" w:type="dxa"/>
+            <w:tcW w:w="7624" w:type="dxa"/>
           </w:tcPr>
           <w:p>
             <w:pPr>

--- a/Combatv3/Rules.docx
+++ b/Combatv3/Rules.docx
@@ -1964,6 +1964,40 @@
           <w:i w:val="0"/>
         </w:rPr>
         <w:t xml:space="preserve"> — cleanup, Season +1, score Renown, spend one Domain Point, pass the Host.</w:t>
+      </w:r>
+    </w:p>
+    <w:p>
+      <w:r>
+        <w:rPr>
+          <w:rFonts w:ascii="EB Garamond" w:hAnsi="EB Garamond"/>
+          <w:b/>
+          <w:i w:val="0"/>
+        </w:rPr>
+        <w:t>The Host.</w:t>
+      </w:r>
+      <w:r>
+        <w:rPr>
+          <w:rFonts w:ascii="EB Garamond" w:hAnsi="EB Garamond"/>
+          <w:b w:val="0"/>
+          <w:i w:val="0"/>
+        </w:rPr>
+        <w:t xml:space="preserve"> Each turn one Player is the </w:t>
+      </w:r>
+      <w:r>
+        <w:rPr>
+          <w:rFonts w:ascii="EB Garamond" w:hAnsi="EB Garamond"/>
+          <w:b/>
+          <w:i w:val="0"/>
+        </w:rPr>
+        <w:t>Host</w:t>
+      </w:r>
+      <w:r>
+        <w:rPr>
+          <w:rFonts w:ascii="EB Garamond" w:hAnsi="EB Garamond"/>
+          <w:b w:val="0"/>
+          <w:i w:val="0"/>
+        </w:rPr>
+        <w:t xml:space="preserve"> — the starting Player, who holds the Host Card. The role passes clockwise each Rest Phase (there is no Host in Spring). The Host runs the between-turn business the rest of the table doesn't: collecting and distributing Trade Income, resolving Bandit Mechanics, and breaking ties (Council vote, bandit targeting, and anything not otherwise resolved). The Host Card carries the step-by-step detail.</w:t>
       </w:r>
     </w:p>
     <w:p>

--- a/Combatv3/Rules.docx
+++ b/Combatv3/Rules.docx
@@ -10302,7 +10302,7 @@
                 <w:sz w:val="17"/>
                 <w:szCs w:val="17"/>
               </w:rPr>
-              <w:t xml:space="preserve">Edict of War: All armies gain Parry. Gain Immune State of Alarm (No longer gain Doubt while at War).</w:t>
+              <w:t xml:space="preserve">Edict of War: All armies gain Parry. Gain Immune State of Alarm (No longer gain Doubt while at War). Parry</w:t>
             </w:r>
           </w:p>
         </w:tc>
@@ -10414,7 +10414,7 @@
                 <w:sz w:val="17"/>
                 <w:szCs w:val="17"/>
               </w:rPr>
-              <w:t xml:space="preserve">Grand Vizier: Players may not target you with Cunning Envoys if your Cunning value is higher. When you perform a Skirmish action, your opponent gains Blunder in the first Skirmish of that Battle.</w:t>
+              <w:t xml:space="preserve">Grand Vizier: Players may not target you with Cunning Envoys if your Cunning value is higher. When you perform a Skirmish action, your opponent gains Blunder in the first Skirmish of that Battle. Foes gain Blunder in first Skirmish</w:t>
             </w:r>
           </w:p>
         </w:tc>
@@ -10436,7 +10436,7 @@
                 <w:sz w:val="17"/>
                 <w:szCs w:val="17"/>
               </w:rPr>
-              <w:t xml:space="preserve">Master Conspirator: Once per turn, if your non-Cunning Envoy passes or is Endorsed, you may instead perform a Cunning action. In Battle, your opponent gains Strained each Skirmish.</w:t>
+              <w:t xml:space="preserve">Master Conspirator: Once per turn, if your non-Cunning Envoy passes or is Endorsed, you may instead perform a Cunning action. In Battle, your opponent gains Strained each Skirmish. Foes gain Strain</w:t>
             </w:r>
           </w:p>
         </w:tc>
@@ -10526,7 +10526,7 @@
                 <w:sz w:val="17"/>
                 <w:szCs w:val="17"/>
               </w:rPr>
-              <w:t xml:space="preserve">Prophet of Retribution: All other players gain Doubt +2 while your Public Order is positive.</w:t>
+              <w:t xml:space="preserve">Prophet of Retribution: All other players gain Doubt +2 while your Public Order is positive. +1 Morale</w:t>
             </w:r>
           </w:p>
         </w:tc>

--- a/Combatv3/Rules.docx
+++ b/Combatv3/Rules.docx
@@ -723,7 +723,7 @@
                 <w:sz w:val="17"/>
                 <w:szCs w:val="17"/>
               </w:rPr>
-              <w:t xml:space="preserve">Generate 10,000 gold per turn for five consecutive turns.</w:t>
+              <w:t xml:space="preserve">Generate 5,000 gold per turn for five consecutive turns.</w:t>
             </w:r>
           </w:p>
         </w:tc>
@@ -1212,28 +1212,6 @@
                 <w:sz w:val="17"/>
                 <w:szCs w:val="17"/>
               </w:rPr>
-              <w:t xml:space="preserve">0</w:t>
-            </w:r>
-          </w:p>
-        </w:tc>
-        <w:tc>
-          <w:tcPr>
-            <w:tcW w:w="1011" w:type="dxa"/>
-          </w:tcPr>
-          <w:p>
-            <w:pPr>
-              <w:spacing w:before="0" w:after="0"/>
-              <w:rPr>
-                <w:rFonts w:ascii="EB Garamond" w:hAnsi="EB Garamond"/>
-                <w:sz w:val="17"/>
-              </w:rPr>
-            </w:pPr>
-            <w:r>
-              <w:rPr>
-                <w:rFonts w:ascii="EB Garamond" w:hAnsi="EB Garamond" w:cs="EB Garamond"/>
-                <w:sz w:val="17"/>
-                <w:szCs w:val="17"/>
-              </w:rPr>
               <w:t xml:space="preserve">1</w:t>
             </w:r>
           </w:p>
@@ -1256,6 +1234,28 @@
                 <w:sz w:val="17"/>
                 <w:szCs w:val="17"/>
               </w:rPr>
+              <w:t xml:space="preserve">1</w:t>
+            </w:r>
+          </w:p>
+        </w:tc>
+        <w:tc>
+          <w:tcPr>
+            <w:tcW w:w="1011" w:type="dxa"/>
+          </w:tcPr>
+          <w:p>
+            <w:pPr>
+              <w:spacing w:before="0" w:after="0"/>
+              <w:rPr>
+                <w:rFonts w:ascii="EB Garamond" w:hAnsi="EB Garamond"/>
+                <w:sz w:val="17"/>
+              </w:rPr>
+            </w:pPr>
+            <w:r>
+              <w:rPr>
+                <w:rFonts w:ascii="EB Garamond" w:hAnsi="EB Garamond" w:cs="EB Garamond"/>
+                <w:sz w:val="17"/>
+                <w:szCs w:val="17"/>
+              </w:rPr>
               <w:t xml:space="preserve">0</w:t>
             </w:r>
           </w:p>
@@ -1300,7 +1300,7 @@
                 <w:sz w:val="17"/>
                 <w:szCs w:val="17"/>
               </w:rPr>
-              <w:t xml:space="preserve">0</w:t>
+              <w:t xml:space="preserve">1</w:t>
             </w:r>
           </w:p>
         </w:tc>
@@ -1456,7 +1456,7 @@
                 <w:sz w:val="17"/>
                 <w:szCs w:val="17"/>
               </w:rPr>
-              <w:t xml:space="preserve">1</w:t>
+              <w:t xml:space="preserve">2</w:t>
             </w:r>
           </w:p>
         </w:tc>
@@ -1612,7 +1612,7 @@
                 <w:sz w:val="17"/>
                 <w:szCs w:val="17"/>
               </w:rPr>
-              <w:t xml:space="preserve">2</w:t>
+              <w:t xml:space="preserve">3</w:t>
             </w:r>
           </w:p>
         </w:tc>
@@ -1768,7 +1768,7 @@
                 <w:sz w:val="17"/>
                 <w:szCs w:val="17"/>
               </w:rPr>
-              <w:t xml:space="preserve">3</w:t>
+              <w:t xml:space="preserve">4</w:t>
             </w:r>
           </w:p>
         </w:tc>
@@ -6782,7 +6782,7 @@
           <w:rFonts w:ascii="EB Garamond" w:hAnsi="EB Garamond"/>
           <w:sz w:val="20"/>
         </w:rPr>
-        <w:t xml:space="preserve">Move an Army up to its Speed in Territories, then choose: March (move up to 2x Speed, −1 Endurance, no other action), Skirmish (end adjacent to a non-allied Army not in a settlement → Battle, Seize the Initiative +1I Skirmish 1), Lay Siege (end adjacent to an at-war settlement → Siege), or Muster (within range 3 of your settlements, not within range 1 of a non-ally, with an active Muster Field → recruit up to combined muster limit; may swap retinues between adjacent allied armies and change equipment).</w:t>
+        <w:t xml:space="preserve">Move an Army up to its Speed in Territories, then choose: March (move up to 2x Speed, −1 Endurance, no other action), Battle (end adjacent to a non-allied Army not in a settlement → Battle, Seize the Initiative +1I Skirmish 1), Lay Siege (end adjacent to an at-war settlement → Siege), or Muster (within range 2 of your settlements, not within range 1 of a non-ally, with an active Muster Field → recruit up to combined muster limit; may swap retinues between adjacent allied armies and change equipment).</w:t>
       </w:r>
     </w:p>
     <w:p>
@@ -6869,7 +6869,7 @@
           <w:rFonts w:ascii="EB Garamond" w:hAnsi="EB Garamond"/>
           <w:sz w:val="20"/>
         </w:rPr>
-        <w:t xml:space="preserve">An Army that Skirmished/Sieged/Mustered cannot act again until that battle/siege/muster timer ends.</w:t>
+        <w:t xml:space="preserve">An Army that Battled/Sieged/Mustered cannot act again until that battle/siege/muster timer ends.</w:t>
       </w:r>
     </w:p>
     <w:p>
@@ -6888,7 +6888,7 @@
           <w:rFonts w:ascii="EB Garamond" w:hAnsi="EB Garamond"/>
           <w:sz w:val="20"/>
         </w:rPr>
-        <w:t xml:space="preserve">An Army that Skirmished gains +1I in the first Skirmish.</w:t>
+        <w:t xml:space="preserve">An Army that Battled gains Seize the Initiative in the first Skirmish.</w:t>
       </w:r>
     </w:p>
     <w:p>
@@ -8746,7 +8746,7 @@
           <w:rFonts w:ascii="EB Garamond" w:hAnsi="EB Garamond"/>
           <w:sz w:val="20"/>
         </w:rPr>
-        <w:t xml:space="preserve">Choose a damaged Pursuit or Infrastructure in a settlement you control; set Repair Timer 2. At 0, choose: Restore (reactivate with all effects) or Demolish (remove it, freeing the ward).</w:t>
+        <w:t xml:space="preserve">Choose a damaged Pursuit or Infrastructure in a settlement you control; set Build Timer 2. At 0, choose: Restore (reactivate with all effects) or Demolish (remove it, freeing the ward).</w:t>
       </w:r>
     </w:p>
     <w:p>
@@ -10302,7 +10302,7 @@
                 <w:sz w:val="17"/>
                 <w:szCs w:val="17"/>
               </w:rPr>
-              <w:t xml:space="preserve">Edict of War: All armies gain Parry. Gain Immune State of Alarm (No longer gain Doubt while at War). Parry</w:t>
+              <w:t xml:space="preserve">Edict of War: May have an additional Army. Perform a Muster Action. All armies gain Parry. Parry</w:t>
             </w:r>
           </w:p>
         </w:tc>
@@ -10324,7 +10324,7 @@
                 <w:sz w:val="17"/>
                 <w:szCs w:val="17"/>
               </w:rPr>
-              <w:t xml:space="preserve">High Quartermaster: Upkeep -2000. No longer lose Influence while at War. May change equipment on your armies during any upkeep phase where that army is within Province.</w:t>
+              <w:t xml:space="preserve">High Quartermaster: Upkeep -2000. May change equipment on your armies during any upkeep phase where that army is within Province. No longer lose Influence while at War.</w:t>
             </w:r>
           </w:p>
         </w:tc>
@@ -10392,7 +10392,7 @@
                 <w:sz w:val="17"/>
                 <w:szCs w:val="17"/>
               </w:rPr>
-              <w:t xml:space="preserve">Clandestine Councilor: Once per turn, when another player's Envoy is Sent, target a player - that player Abstains.</w:t>
+              <w:t xml:space="preserve">Clandestine Councilor: Once per Envoy, target a player - that player Abstains.</w:t>
             </w:r>
           </w:p>
         </w:tc>
@@ -10504,7 +10504,7 @@
                 <w:sz w:val="17"/>
                 <w:szCs w:val="17"/>
               </w:rPr>
-              <w:t xml:space="preserve">Divine Mandate: Faith +2.</w:t>
+              <w:t xml:space="preserve">Divine Mandate: Faith +1 each Empire Phase.</w:t>
             </w:r>
           </w:p>
         </w:tc>
@@ -10526,7 +10526,7 @@
                 <w:sz w:val="17"/>
                 <w:szCs w:val="17"/>
               </w:rPr>
-              <w:t xml:space="preserve">Prophet of Retribution: All other players gain Doubt +2 while your Public Order is positive. +1 Morale</w:t>
+              <w:t xml:space="preserve">Prophet of Retribution: Each Empire Phase, all other players gain Doubt +2 while your Public Order is positive. +1 Morale</w:t>
             </w:r>
           </w:p>
         </w:tc>
@@ -10706,28 +10706,6 @@
                 <w:sz w:val="17"/>
                 <w:szCs w:val="17"/>
               </w:rPr>
-              <w:t xml:space="preserve">0</w:t>
-            </w:r>
-          </w:p>
-        </w:tc>
-        <w:tc>
-          <w:tcPr>
-            <w:tcW w:w="2386" w:type="dxa"/>
-          </w:tcPr>
-          <w:p>
-            <w:pPr>
-              <w:spacing w:before="0" w:after="0"/>
-              <w:rPr>
-                <w:rFonts w:ascii="EB Garamond" w:hAnsi="EB Garamond"/>
-                <w:sz w:val="17"/>
-              </w:rPr>
-            </w:pPr>
-            <w:r>
-              <w:rPr>
-                <w:rFonts w:ascii="EB Garamond" w:hAnsi="EB Garamond" w:cs="EB Garamond"/>
-                <w:sz w:val="17"/>
-                <w:szCs w:val="17"/>
-              </w:rPr>
               <w:t xml:space="preserve">1</w:t>
             </w:r>
           </w:p>
@@ -10756,6 +10734,28 @@
         </w:tc>
         <w:tc>
           <w:tcPr>
+            <w:tcW w:w="2386" w:type="dxa"/>
+          </w:tcPr>
+          <w:p>
+            <w:pPr>
+              <w:spacing w:before="0" w:after="0"/>
+              <w:rPr>
+                <w:rFonts w:ascii="EB Garamond" w:hAnsi="EB Garamond"/>
+                <w:sz w:val="17"/>
+              </w:rPr>
+            </w:pPr>
+            <w:r>
+              <w:rPr>
+                <w:rFonts w:ascii="EB Garamond" w:hAnsi="EB Garamond" w:cs="EB Garamond"/>
+                <w:sz w:val="17"/>
+                <w:szCs w:val="17"/>
+              </w:rPr>
+              <w:t xml:space="preserve">3</w:t>
+            </w:r>
+          </w:p>
+        </w:tc>
+        <w:tc>
+          <w:tcPr>
             <w:tcW w:w="2518" w:type="dxa"/>
           </w:tcPr>
           <w:p>
@@ -10772,7 +10772,7 @@
                 <w:sz w:val="17"/>
                 <w:szCs w:val="17"/>
               </w:rPr>
-              <w:t xml:space="preserve">3</w:t>
+              <w:t xml:space="preserve">4</w:t>
             </w:r>
           </w:p>
         </w:tc>
@@ -12982,15 +12982,15 @@
         <w:tblLook w:val="04A0" w:firstRow="1" w:lastRow="0" w:firstColumn="1" w:lastColumn="0" w:noHBand="0" w:noVBand="1"/>
       </w:tblPr>
       <w:tblGrid>
-        <w:gridCol w:w="755"/>
-        <w:gridCol w:w="1385"/>
-        <w:gridCol w:w="965"/>
-        <w:gridCol w:w="860"/>
-        <w:gridCol w:w="965"/>
-        <w:gridCol w:w="860"/>
-        <w:gridCol w:w="860"/>
-        <w:gridCol w:w="860"/>
-        <w:gridCol w:w="2956"/>
+        <w:gridCol w:w="758"/>
+        <w:gridCol w:w="1388"/>
+        <w:gridCol w:w="976"/>
+        <w:gridCol w:w="758"/>
+        <w:gridCol w:w="968"/>
+        <w:gridCol w:w="863"/>
+        <w:gridCol w:w="863"/>
+        <w:gridCol w:w="863"/>
+        <w:gridCol w:w="3029"/>
       </w:tblGrid>
       <w:tr>
         <w:trPr>
@@ -12998,7 +12998,7 @@
         </w:trPr>
         <w:tc>
           <w:tcPr>
-            <w:tcW w:w="755" w:type="dxa"/>
+            <w:tcW w:w="758" w:type="dxa"/>
           </w:tcPr>
           <w:p>
             <w:pPr>
@@ -13022,7 +13022,7 @@
         </w:tc>
         <w:tc>
           <w:tcPr>
-            <w:tcW w:w="1385" w:type="dxa"/>
+            <w:tcW w:w="1388" w:type="dxa"/>
           </w:tcPr>
           <w:p>
             <w:pPr>
@@ -13046,7 +13046,7 @@
         </w:tc>
         <w:tc>
           <w:tcPr>
-            <w:tcW w:w="965" w:type="dxa"/>
+            <w:tcW w:w="976" w:type="dxa"/>
           </w:tcPr>
           <w:p>
             <w:pPr>
@@ -13070,7 +13070,7 @@
         </w:tc>
         <w:tc>
           <w:tcPr>
-            <w:tcW w:w="860" w:type="dxa"/>
+            <w:tcW w:w="758" w:type="dxa"/>
           </w:tcPr>
           <w:p>
             <w:pPr>
@@ -13094,7 +13094,7 @@
         </w:tc>
         <w:tc>
           <w:tcPr>
-            <w:tcW w:w="965" w:type="dxa"/>
+            <w:tcW w:w="968" w:type="dxa"/>
           </w:tcPr>
           <w:p>
             <w:pPr>
@@ -13118,7 +13118,7 @@
         </w:tc>
         <w:tc>
           <w:tcPr>
-            <w:tcW w:w="860" w:type="dxa"/>
+            <w:tcW w:w="863" w:type="dxa"/>
           </w:tcPr>
           <w:p>
             <w:pPr>
@@ -13142,7 +13142,7 @@
         </w:tc>
         <w:tc>
           <w:tcPr>
-            <w:tcW w:w="860" w:type="dxa"/>
+            <w:tcW w:w="863" w:type="dxa"/>
           </w:tcPr>
           <w:p>
             <w:pPr>
@@ -13166,7 +13166,7 @@
         </w:tc>
         <w:tc>
           <w:tcPr>
-            <w:tcW w:w="860" w:type="dxa"/>
+            <w:tcW w:w="863" w:type="dxa"/>
           </w:tcPr>
           <w:p>
             <w:pPr>
@@ -13190,7 +13190,7 @@
         </w:tc>
         <w:tc>
           <w:tcPr>
-            <w:tcW w:w="2956" w:type="dxa"/>
+            <w:tcW w:w="3029" w:type="dxa"/>
           </w:tcPr>
           <w:p>
             <w:pPr>
@@ -13216,7 +13216,7 @@
       <w:tr>
         <w:tc>
           <w:tcPr>
-            <w:tcW w:w="755" w:type="dxa"/>
+            <w:tcW w:w="758" w:type="dxa"/>
           </w:tcPr>
           <w:p>
             <w:pPr>
@@ -13238,7 +13238,7 @@
         </w:tc>
         <w:tc>
           <w:tcPr>
-            <w:tcW w:w="1385" w:type="dxa"/>
+            <w:tcW w:w="1388" w:type="dxa"/>
           </w:tcPr>
           <w:p>
             <w:pPr>
@@ -13260,7 +13260,7 @@
         </w:tc>
         <w:tc>
           <w:tcPr>
-            <w:tcW w:w="965" w:type="dxa"/>
+            <w:tcW w:w="976" w:type="dxa"/>
           </w:tcPr>
           <w:p>
             <w:pPr>
@@ -13282,7 +13282,7 @@
         </w:tc>
         <w:tc>
           <w:tcPr>
-            <w:tcW w:w="860" w:type="dxa"/>
+            <w:tcW w:w="758" w:type="dxa"/>
           </w:tcPr>
           <w:p>
             <w:pPr>
@@ -13304,7 +13304,7 @@
         </w:tc>
         <w:tc>
           <w:tcPr>
-            <w:tcW w:w="965" w:type="dxa"/>
+            <w:tcW w:w="968" w:type="dxa"/>
           </w:tcPr>
           <w:p>
             <w:pPr>
@@ -13326,7 +13326,7 @@
         </w:tc>
         <w:tc>
           <w:tcPr>
-            <w:tcW w:w="860" w:type="dxa"/>
+            <w:tcW w:w="863" w:type="dxa"/>
           </w:tcPr>
           <w:p>
             <w:pPr>
@@ -13348,7 +13348,7 @@
         </w:tc>
         <w:tc>
           <w:tcPr>
-            <w:tcW w:w="860" w:type="dxa"/>
+            <w:tcW w:w="863" w:type="dxa"/>
           </w:tcPr>
           <w:p>
             <w:pPr>
@@ -13370,7 +13370,7 @@
         </w:tc>
         <w:tc>
           <w:tcPr>
-            <w:tcW w:w="860" w:type="dxa"/>
+            <w:tcW w:w="863" w:type="dxa"/>
           </w:tcPr>
           <w:p>
             <w:pPr>
@@ -13392,7 +13392,7 @@
         </w:tc>
         <w:tc>
           <w:tcPr>
-            <w:tcW w:w="2956" w:type="dxa"/>
+            <w:tcW w:w="3029" w:type="dxa"/>
           </w:tcPr>
           <w:p>
             <w:pPr>
@@ -13416,7 +13416,7 @@
       <w:tr>
         <w:tc>
           <w:tcPr>
-            <w:tcW w:w="755" w:type="dxa"/>
+            <w:tcW w:w="758" w:type="dxa"/>
           </w:tcPr>
           <w:p>
             <w:pPr>
@@ -13438,7 +13438,7 @@
         </w:tc>
         <w:tc>
           <w:tcPr>
-            <w:tcW w:w="1385" w:type="dxa"/>
+            <w:tcW w:w="1388" w:type="dxa"/>
           </w:tcPr>
           <w:p>
             <w:pPr>
@@ -13460,7 +13460,7 @@
         </w:tc>
         <w:tc>
           <w:tcPr>
-            <w:tcW w:w="965" w:type="dxa"/>
+            <w:tcW w:w="976" w:type="dxa"/>
           </w:tcPr>
           <w:p>
             <w:pPr>
@@ -13482,7 +13482,7 @@
         </w:tc>
         <w:tc>
           <w:tcPr>
-            <w:tcW w:w="860" w:type="dxa"/>
+            <w:tcW w:w="758" w:type="dxa"/>
           </w:tcPr>
           <w:p>
             <w:pPr>
@@ -13498,13 +13498,13 @@
                 <w:sz w:val="17"/>
                 <w:szCs w:val="17"/>
               </w:rPr>
-              <w:t xml:space="preserve">2000</w:t>
+              <w:t xml:space="preserve">1000</w:t>
             </w:r>
           </w:p>
         </w:tc>
         <w:tc>
           <w:tcPr>
-            <w:tcW w:w="965" w:type="dxa"/>
+            <w:tcW w:w="968" w:type="dxa"/>
           </w:tcPr>
           <w:p>
             <w:pPr>
@@ -13526,7 +13526,7 @@
         </w:tc>
         <w:tc>
           <w:tcPr>
-            <w:tcW w:w="860" w:type="dxa"/>
+            <w:tcW w:w="863" w:type="dxa"/>
           </w:tcPr>
           <w:p>
             <w:pPr>
@@ -13548,7 +13548,7 @@
         </w:tc>
         <w:tc>
           <w:tcPr>
-            <w:tcW w:w="860" w:type="dxa"/>
+            <w:tcW w:w="863" w:type="dxa"/>
           </w:tcPr>
           <w:p>
             <w:pPr>
@@ -13570,7 +13570,7 @@
         </w:tc>
         <w:tc>
           <w:tcPr>
-            <w:tcW w:w="860" w:type="dxa"/>
+            <w:tcW w:w="863" w:type="dxa"/>
           </w:tcPr>
           <w:p>
             <w:pPr>
@@ -13592,7 +13592,7 @@
         </w:tc>
         <w:tc>
           <w:tcPr>
-            <w:tcW w:w="2956" w:type="dxa"/>
+            <w:tcW w:w="3029" w:type="dxa"/>
           </w:tcPr>
           <w:p>
             <w:pPr>
@@ -13616,7 +13616,7 @@
       <w:tr>
         <w:tc>
           <w:tcPr>
-            <w:tcW w:w="755" w:type="dxa"/>
+            <w:tcW w:w="758" w:type="dxa"/>
           </w:tcPr>
           <w:p>
             <w:pPr>
@@ -13638,7 +13638,7 @@
         </w:tc>
         <w:tc>
           <w:tcPr>
-            <w:tcW w:w="1385" w:type="dxa"/>
+            <w:tcW w:w="1388" w:type="dxa"/>
           </w:tcPr>
           <w:p>
             <w:pPr>
@@ -13660,7 +13660,7 @@
         </w:tc>
         <w:tc>
           <w:tcPr>
-            <w:tcW w:w="965" w:type="dxa"/>
+            <w:tcW w:w="976" w:type="dxa"/>
           </w:tcPr>
           <w:p>
             <w:pPr>
@@ -13682,7 +13682,7 @@
         </w:tc>
         <w:tc>
           <w:tcPr>
-            <w:tcW w:w="860" w:type="dxa"/>
+            <w:tcW w:w="758" w:type="dxa"/>
           </w:tcPr>
           <w:p>
             <w:pPr>
@@ -13698,13 +13698,13 @@
                 <w:sz w:val="17"/>
                 <w:szCs w:val="17"/>
               </w:rPr>
-              <w:t xml:space="preserve">4000</w:t>
+              <w:t xml:space="preserve">3000</w:t>
             </w:r>
           </w:p>
         </w:tc>
         <w:tc>
           <w:tcPr>
-            <w:tcW w:w="965" w:type="dxa"/>
+            <w:tcW w:w="968" w:type="dxa"/>
           </w:tcPr>
           <w:p>
             <w:pPr>
@@ -13726,7 +13726,7 @@
         </w:tc>
         <w:tc>
           <w:tcPr>
-            <w:tcW w:w="860" w:type="dxa"/>
+            <w:tcW w:w="863" w:type="dxa"/>
           </w:tcPr>
           <w:p>
             <w:pPr>
@@ -13748,7 +13748,7 @@
         </w:tc>
         <w:tc>
           <w:tcPr>
-            <w:tcW w:w="860" w:type="dxa"/>
+            <w:tcW w:w="863" w:type="dxa"/>
           </w:tcPr>
           <w:p>
             <w:pPr>
@@ -13770,7 +13770,7 @@
         </w:tc>
         <w:tc>
           <w:tcPr>
-            <w:tcW w:w="860" w:type="dxa"/>
+            <w:tcW w:w="863" w:type="dxa"/>
           </w:tcPr>
           <w:p>
             <w:pPr>
@@ -13792,7 +13792,7 @@
         </w:tc>
         <w:tc>
           <w:tcPr>
-            <w:tcW w:w="2956" w:type="dxa"/>
+            <w:tcW w:w="3029" w:type="dxa"/>
           </w:tcPr>
           <w:p>
             <w:pPr>
@@ -13816,7 +13816,7 @@
       <w:tr>
         <w:tc>
           <w:tcPr>
-            <w:tcW w:w="755" w:type="dxa"/>
+            <w:tcW w:w="758" w:type="dxa"/>
           </w:tcPr>
           <w:p>
             <w:pPr>
@@ -13838,7 +13838,7 @@
         </w:tc>
         <w:tc>
           <w:tcPr>
-            <w:tcW w:w="1385" w:type="dxa"/>
+            <w:tcW w:w="1388" w:type="dxa"/>
           </w:tcPr>
           <w:p>
             <w:pPr>
@@ -13860,7 +13860,7 @@
         </w:tc>
         <w:tc>
           <w:tcPr>
-            <w:tcW w:w="965" w:type="dxa"/>
+            <w:tcW w:w="976" w:type="dxa"/>
           </w:tcPr>
           <w:p>
             <w:pPr>
@@ -13882,7 +13882,7 @@
         </w:tc>
         <w:tc>
           <w:tcPr>
-            <w:tcW w:w="860" w:type="dxa"/>
+            <w:tcW w:w="758" w:type="dxa"/>
           </w:tcPr>
           <w:p>
             <w:pPr>
@@ -13898,13 +13898,13 @@
                 <w:sz w:val="17"/>
                 <w:szCs w:val="17"/>
               </w:rPr>
-              <w:t xml:space="preserve">6000</w:t>
+              <w:t xml:space="preserve">5000</w:t>
             </w:r>
           </w:p>
         </w:tc>
         <w:tc>
           <w:tcPr>
-            <w:tcW w:w="965" w:type="dxa"/>
+            <w:tcW w:w="968" w:type="dxa"/>
           </w:tcPr>
           <w:p>
             <w:pPr>
@@ -13926,7 +13926,7 @@
         </w:tc>
         <w:tc>
           <w:tcPr>
-            <w:tcW w:w="860" w:type="dxa"/>
+            <w:tcW w:w="863" w:type="dxa"/>
           </w:tcPr>
           <w:p>
             <w:pPr>
@@ -13948,7 +13948,7 @@
         </w:tc>
         <w:tc>
           <w:tcPr>
-            <w:tcW w:w="860" w:type="dxa"/>
+            <w:tcW w:w="863" w:type="dxa"/>
           </w:tcPr>
           <w:p>
             <w:pPr>
@@ -13970,7 +13970,7 @@
         </w:tc>
         <w:tc>
           <w:tcPr>
-            <w:tcW w:w="860" w:type="dxa"/>
+            <w:tcW w:w="863" w:type="dxa"/>
           </w:tcPr>
           <w:p>
             <w:pPr>
@@ -13992,7 +13992,7 @@
         </w:tc>
         <w:tc>
           <w:tcPr>
-            <w:tcW w:w="2956" w:type="dxa"/>
+            <w:tcW w:w="3029" w:type="dxa"/>
           </w:tcPr>
           <w:p>
             <w:pPr>
@@ -14016,7 +14016,7 @@
       <w:tr>
         <w:tc>
           <w:tcPr>
-            <w:tcW w:w="755" w:type="dxa"/>
+            <w:tcW w:w="758" w:type="dxa"/>
           </w:tcPr>
           <w:p>
             <w:pPr>
@@ -14038,7 +14038,7 @@
         </w:tc>
         <w:tc>
           <w:tcPr>
-            <w:tcW w:w="1385" w:type="dxa"/>
+            <w:tcW w:w="1388" w:type="dxa"/>
           </w:tcPr>
           <w:p>
             <w:pPr>
@@ -14060,7 +14060,7 @@
         </w:tc>
         <w:tc>
           <w:tcPr>
-            <w:tcW w:w="965" w:type="dxa"/>
+            <w:tcW w:w="976" w:type="dxa"/>
           </w:tcPr>
           <w:p>
             <w:pPr>
@@ -14082,7 +14082,7 @@
         </w:tc>
         <w:tc>
           <w:tcPr>
-            <w:tcW w:w="860" w:type="dxa"/>
+            <w:tcW w:w="758" w:type="dxa"/>
           </w:tcPr>
           <w:p>
             <w:pPr>
@@ -14098,13 +14098,13 @@
                 <w:sz w:val="17"/>
                 <w:szCs w:val="17"/>
               </w:rPr>
-              <w:t xml:space="preserve">10000</w:t>
+              <w:t xml:space="preserve">8000</w:t>
             </w:r>
           </w:p>
         </w:tc>
         <w:tc>
           <w:tcPr>
-            <w:tcW w:w="965" w:type="dxa"/>
+            <w:tcW w:w="968" w:type="dxa"/>
           </w:tcPr>
           <w:p>
             <w:pPr>
@@ -14126,7 +14126,7 @@
         </w:tc>
         <w:tc>
           <w:tcPr>
-            <w:tcW w:w="860" w:type="dxa"/>
+            <w:tcW w:w="863" w:type="dxa"/>
           </w:tcPr>
           <w:p>
             <w:pPr>
@@ -14148,7 +14148,7 @@
         </w:tc>
         <w:tc>
           <w:tcPr>
-            <w:tcW w:w="860" w:type="dxa"/>
+            <w:tcW w:w="863" w:type="dxa"/>
           </w:tcPr>
           <w:p>
             <w:pPr>
@@ -14170,7 +14170,7 @@
         </w:tc>
         <w:tc>
           <w:tcPr>
-            <w:tcW w:w="860" w:type="dxa"/>
+            <w:tcW w:w="863" w:type="dxa"/>
           </w:tcPr>
           <w:p>
             <w:pPr>
@@ -14192,7 +14192,7 @@
         </w:tc>
         <w:tc>
           <w:tcPr>
-            <w:tcW w:w="2956" w:type="dxa"/>
+            <w:tcW w:w="3029" w:type="dxa"/>
           </w:tcPr>
           <w:p>
             <w:pPr>
@@ -15449,12 +15449,12 @@
         <w:tblLook w:val="04A0" w:firstRow="1" w:lastRow="0" w:firstColumn="1" w:lastColumn="0" w:noHBand="0" w:noVBand="1"/>
       </w:tblPr>
       <w:tblGrid>
-        <w:gridCol w:w="1784"/>
-        <w:gridCol w:w="1679"/>
-        <w:gridCol w:w="944"/>
-        <w:gridCol w:w="1033"/>
-        <w:gridCol w:w="2489"/>
-        <w:gridCol w:w="2537"/>
+        <w:gridCol w:w="1783"/>
+        <w:gridCol w:w="1678"/>
+        <w:gridCol w:w="943"/>
+        <w:gridCol w:w="1028"/>
+        <w:gridCol w:w="2465"/>
+        <w:gridCol w:w="2569"/>
       </w:tblGrid>
       <w:tr>
         <w:trPr>
@@ -15462,7 +15462,7 @@
         </w:trPr>
         <w:tc>
           <w:tcPr>
-            <w:tcW w:w="1784" w:type="dxa"/>
+            <w:tcW w:w="1783" w:type="dxa"/>
           </w:tcPr>
           <w:p>
             <w:pPr>
@@ -15486,7 +15486,7 @@
         </w:tc>
         <w:tc>
           <w:tcPr>
-            <w:tcW w:w="1679" w:type="dxa"/>
+            <w:tcW w:w="1678" w:type="dxa"/>
           </w:tcPr>
           <w:p>
             <w:pPr>
@@ -15510,7 +15510,7 @@
         </w:tc>
         <w:tc>
           <w:tcPr>
-            <w:tcW w:w="944" w:type="dxa"/>
+            <w:tcW w:w="943" w:type="dxa"/>
           </w:tcPr>
           <w:p>
             <w:pPr>
@@ -15534,7 +15534,7 @@
         </w:tc>
         <w:tc>
           <w:tcPr>
-            <w:tcW w:w="1033" w:type="dxa"/>
+            <w:tcW w:w="1028" w:type="dxa"/>
           </w:tcPr>
           <w:p>
             <w:pPr>
@@ -15558,7 +15558,7 @@
         </w:tc>
         <w:tc>
           <w:tcPr>
-            <w:tcW w:w="2489" w:type="dxa"/>
+            <w:tcW w:w="2465" w:type="dxa"/>
           </w:tcPr>
           <w:p>
             <w:pPr>
@@ -15582,7 +15582,7 @@
         </w:tc>
         <w:tc>
           <w:tcPr>
-            <w:tcW w:w="2537" w:type="dxa"/>
+            <w:tcW w:w="2569" w:type="dxa"/>
           </w:tcPr>
           <w:p>
             <w:pPr>
@@ -15608,7 +15608,7 @@
       <w:tr>
         <w:tc>
           <w:tcPr>
-            <w:tcW w:w="1784" w:type="dxa"/>
+            <w:tcW w:w="1783" w:type="dxa"/>
           </w:tcPr>
           <w:p>
             <w:pPr>
@@ -15630,7 +15630,7 @@
         </w:tc>
         <w:tc>
           <w:tcPr>
-            <w:tcW w:w="1679" w:type="dxa"/>
+            <w:tcW w:w="1678" w:type="dxa"/>
           </w:tcPr>
           <w:p>
             <w:pPr>
@@ -15652,7 +15652,7 @@
         </w:tc>
         <w:tc>
           <w:tcPr>
-            <w:tcW w:w="944" w:type="dxa"/>
+            <w:tcW w:w="943" w:type="dxa"/>
           </w:tcPr>
           <w:p>
             <w:pPr>
@@ -15674,7 +15674,7 @@
         </w:tc>
         <w:tc>
           <w:tcPr>
-            <w:tcW w:w="1033" w:type="dxa"/>
+            <w:tcW w:w="1028" w:type="dxa"/>
           </w:tcPr>
           <w:p>
             <w:pPr>
@@ -15696,7 +15696,7 @@
         </w:tc>
         <w:tc>
           <w:tcPr>
-            <w:tcW w:w="2489" w:type="dxa"/>
+            <w:tcW w:w="2465" w:type="dxa"/>
           </w:tcPr>
           <w:p>
             <w:pPr>
@@ -15718,7 +15718,7 @@
         </w:tc>
         <w:tc>
           <w:tcPr>
-            <w:tcW w:w="2537" w:type="dxa"/>
+            <w:tcW w:w="2569" w:type="dxa"/>
           </w:tcPr>
           <w:p>
             <w:pPr>
@@ -15742,7 +15742,7 @@
       <w:tr>
         <w:tc>
           <w:tcPr>
-            <w:tcW w:w="1784" w:type="dxa"/>
+            <w:tcW w:w="1783" w:type="dxa"/>
           </w:tcPr>
           <w:p>
             <w:pPr>
@@ -15764,7 +15764,7 @@
         </w:tc>
         <w:tc>
           <w:tcPr>
-            <w:tcW w:w="1679" w:type="dxa"/>
+            <w:tcW w:w="1678" w:type="dxa"/>
           </w:tcPr>
           <w:p>
             <w:pPr>
@@ -15786,7 +15786,7 @@
         </w:tc>
         <w:tc>
           <w:tcPr>
-            <w:tcW w:w="944" w:type="dxa"/>
+            <w:tcW w:w="943" w:type="dxa"/>
           </w:tcPr>
           <w:p>
             <w:pPr>
@@ -15808,7 +15808,7 @@
         </w:tc>
         <w:tc>
           <w:tcPr>
-            <w:tcW w:w="1033" w:type="dxa"/>
+            <w:tcW w:w="1028" w:type="dxa"/>
           </w:tcPr>
           <w:p>
             <w:pPr>
@@ -15830,7 +15830,7 @@
         </w:tc>
         <w:tc>
           <w:tcPr>
-            <w:tcW w:w="2489" w:type="dxa"/>
+            <w:tcW w:w="2465" w:type="dxa"/>
           </w:tcPr>
           <w:p>
             <w:pPr>
@@ -15852,7 +15852,7 @@
         </w:tc>
         <w:tc>
           <w:tcPr>
-            <w:tcW w:w="2537" w:type="dxa"/>
+            <w:tcW w:w="2569" w:type="dxa"/>
           </w:tcPr>
           <w:p>
             <w:pPr>
@@ -15876,7 +15876,7 @@
       <w:tr>
         <w:tc>
           <w:tcPr>
-            <w:tcW w:w="1784" w:type="dxa"/>
+            <w:tcW w:w="1783" w:type="dxa"/>
           </w:tcPr>
           <w:p>
             <w:pPr>
@@ -15898,7 +15898,7 @@
         </w:tc>
         <w:tc>
           <w:tcPr>
-            <w:tcW w:w="1679" w:type="dxa"/>
+            <w:tcW w:w="1678" w:type="dxa"/>
           </w:tcPr>
           <w:p>
             <w:pPr>
@@ -15920,7 +15920,7 @@
         </w:tc>
         <w:tc>
           <w:tcPr>
-            <w:tcW w:w="944" w:type="dxa"/>
+            <w:tcW w:w="943" w:type="dxa"/>
           </w:tcPr>
           <w:p>
             <w:pPr>
@@ -15936,13 +15936,13 @@
                 <w:sz w:val="17"/>
                 <w:szCs w:val="17"/>
               </w:rPr>
-              <w:t xml:space="preserve">100</w:t>
+              <w:t xml:space="preserve">200</w:t>
             </w:r>
           </w:p>
         </w:tc>
         <w:tc>
           <w:tcPr>
-            <w:tcW w:w="1033" w:type="dxa"/>
+            <w:tcW w:w="1028" w:type="dxa"/>
           </w:tcPr>
           <w:p>
             <w:pPr>
@@ -15964,7 +15964,7 @@
         </w:tc>
         <w:tc>
           <w:tcPr>
-            <w:tcW w:w="2489" w:type="dxa"/>
+            <w:tcW w:w="2465" w:type="dxa"/>
           </w:tcPr>
           <w:p>
             <w:pPr>
@@ -15986,7 +15986,7 @@
         </w:tc>
         <w:tc>
           <w:tcPr>
-            <w:tcW w:w="2537" w:type="dxa"/>
+            <w:tcW w:w="2569" w:type="dxa"/>
           </w:tcPr>
           <w:p>
             <w:pPr>
@@ -16010,7 +16010,7 @@
       <w:tr>
         <w:tc>
           <w:tcPr>
-            <w:tcW w:w="1784" w:type="dxa"/>
+            <w:tcW w:w="1783" w:type="dxa"/>
           </w:tcPr>
           <w:p>
             <w:pPr>
@@ -16032,7 +16032,7 @@
         </w:tc>
         <w:tc>
           <w:tcPr>
-            <w:tcW w:w="1679" w:type="dxa"/>
+            <w:tcW w:w="1678" w:type="dxa"/>
           </w:tcPr>
           <w:p>
             <w:pPr>
@@ -16054,7 +16054,7 @@
         </w:tc>
         <w:tc>
           <w:tcPr>
-            <w:tcW w:w="944" w:type="dxa"/>
+            <w:tcW w:w="943" w:type="dxa"/>
           </w:tcPr>
           <w:p>
             <w:pPr>
@@ -16070,13 +16070,13 @@
                 <w:sz w:val="17"/>
                 <w:szCs w:val="17"/>
               </w:rPr>
-              <w:t xml:space="preserve">100</w:t>
+              <w:t xml:space="preserve">200</w:t>
             </w:r>
           </w:p>
         </w:tc>
         <w:tc>
           <w:tcPr>
-            <w:tcW w:w="1033" w:type="dxa"/>
+            <w:tcW w:w="1028" w:type="dxa"/>
           </w:tcPr>
           <w:p>
             <w:pPr>
@@ -16098,7 +16098,7 @@
         </w:tc>
         <w:tc>
           <w:tcPr>
-            <w:tcW w:w="2489" w:type="dxa"/>
+            <w:tcW w:w="2465" w:type="dxa"/>
           </w:tcPr>
           <w:p>
             <w:pPr>
@@ -16120,7 +16120,7 @@
         </w:tc>
         <w:tc>
           <w:tcPr>
-            <w:tcW w:w="2537" w:type="dxa"/>
+            <w:tcW w:w="2569" w:type="dxa"/>
           </w:tcPr>
           <w:p>
             <w:pPr>
@@ -16182,7 +16182,7 @@
       <w:tr>
         <w:tc>
           <w:tcPr>
-            <w:tcW w:w="1784" w:type="dxa"/>
+            <w:tcW w:w="1783" w:type="dxa"/>
           </w:tcPr>
           <w:p>
             <w:pPr>
@@ -16204,7 +16204,7 @@
         </w:tc>
         <w:tc>
           <w:tcPr>
-            <w:tcW w:w="1679" w:type="dxa"/>
+            <w:tcW w:w="1678" w:type="dxa"/>
           </w:tcPr>
           <w:p>
             <w:pPr>
@@ -16226,7 +16226,7 @@
         </w:tc>
         <w:tc>
           <w:tcPr>
-            <w:tcW w:w="944" w:type="dxa"/>
+            <w:tcW w:w="943" w:type="dxa"/>
           </w:tcPr>
           <w:p>
             <w:pPr>
@@ -16242,13 +16242,13 @@
                 <w:sz w:val="17"/>
                 <w:szCs w:val="17"/>
               </w:rPr>
-              <w:t xml:space="preserve">100</w:t>
+              <w:t xml:space="preserve">200</w:t>
             </w:r>
           </w:p>
         </w:tc>
         <w:tc>
           <w:tcPr>
-            <w:tcW w:w="1033" w:type="dxa"/>
+            <w:tcW w:w="1028" w:type="dxa"/>
           </w:tcPr>
           <w:p>
             <w:pPr>
@@ -16270,7 +16270,7 @@
         </w:tc>
         <w:tc>
           <w:tcPr>
-            <w:tcW w:w="2489" w:type="dxa"/>
+            <w:tcW w:w="2465" w:type="dxa"/>
           </w:tcPr>
           <w:p>
             <w:pPr>
@@ -16292,7 +16292,7 @@
         </w:tc>
         <w:tc>
           <w:tcPr>
-            <w:tcW w:w="2537" w:type="dxa"/>
+            <w:tcW w:w="2569" w:type="dxa"/>
           </w:tcPr>
           <w:p>
             <w:pPr>
@@ -16316,7 +16316,7 @@
       <w:tr>
         <w:tc>
           <w:tcPr>
-            <w:tcW w:w="1784" w:type="dxa"/>
+            <w:tcW w:w="1783" w:type="dxa"/>
           </w:tcPr>
           <w:p>
             <w:pPr>
@@ -16338,7 +16338,7 @@
         </w:tc>
         <w:tc>
           <w:tcPr>
-            <w:tcW w:w="1679" w:type="dxa"/>
+            <w:tcW w:w="1678" w:type="dxa"/>
           </w:tcPr>
           <w:p>
             <w:pPr>
@@ -16360,7 +16360,7 @@
         </w:tc>
         <w:tc>
           <w:tcPr>
-            <w:tcW w:w="944" w:type="dxa"/>
+            <w:tcW w:w="943" w:type="dxa"/>
           </w:tcPr>
           <w:p>
             <w:pPr>
@@ -16376,13 +16376,13 @@
                 <w:sz w:val="17"/>
                 <w:szCs w:val="17"/>
               </w:rPr>
-              <w:t xml:space="preserve">100</w:t>
+              <w:t xml:space="preserve">200</w:t>
             </w:r>
           </w:p>
         </w:tc>
         <w:tc>
           <w:tcPr>
-            <w:tcW w:w="1033" w:type="dxa"/>
+            <w:tcW w:w="1028" w:type="dxa"/>
           </w:tcPr>
           <w:p>
             <w:pPr>
@@ -16404,7 +16404,7 @@
         </w:tc>
         <w:tc>
           <w:tcPr>
-            <w:tcW w:w="2489" w:type="dxa"/>
+            <w:tcW w:w="2465" w:type="dxa"/>
           </w:tcPr>
           <w:p>
             <w:pPr>
@@ -16426,7 +16426,7 @@
         </w:tc>
         <w:tc>
           <w:tcPr>
-            <w:tcW w:w="2537" w:type="dxa"/>
+            <w:tcW w:w="2569" w:type="dxa"/>
           </w:tcPr>
           <w:p>
             <w:pPr>
@@ -16450,7 +16450,7 @@
       <w:tr>
         <w:tc>
           <w:tcPr>
-            <w:tcW w:w="1784" w:type="dxa"/>
+            <w:tcW w:w="1783" w:type="dxa"/>
           </w:tcPr>
           <w:p>
             <w:pPr>
@@ -16472,7 +16472,7 @@
         </w:tc>
         <w:tc>
           <w:tcPr>
-            <w:tcW w:w="1679" w:type="dxa"/>
+            <w:tcW w:w="1678" w:type="dxa"/>
           </w:tcPr>
           <w:p>
             <w:pPr>
@@ -16494,7 +16494,7 @@
         </w:tc>
         <w:tc>
           <w:tcPr>
-            <w:tcW w:w="944" w:type="dxa"/>
+            <w:tcW w:w="943" w:type="dxa"/>
           </w:tcPr>
           <w:p>
             <w:pPr>
@@ -16516,7 +16516,7 @@
         </w:tc>
         <w:tc>
           <w:tcPr>
-            <w:tcW w:w="1033" w:type="dxa"/>
+            <w:tcW w:w="1028" w:type="dxa"/>
           </w:tcPr>
           <w:p>
             <w:pPr>
@@ -16538,7 +16538,7 @@
         </w:tc>
         <w:tc>
           <w:tcPr>
-            <w:tcW w:w="2489" w:type="dxa"/>
+            <w:tcW w:w="2465" w:type="dxa"/>
           </w:tcPr>
           <w:p>
             <w:pPr>
@@ -16560,7 +16560,7 @@
         </w:tc>
         <w:tc>
           <w:tcPr>
-            <w:tcW w:w="2537" w:type="dxa"/>
+            <w:tcW w:w="2569" w:type="dxa"/>
           </w:tcPr>
           <w:p>
             <w:pPr>
@@ -16584,7 +16584,7 @@
       <w:tr>
         <w:tc>
           <w:tcPr>
-            <w:tcW w:w="1784" w:type="dxa"/>
+            <w:tcW w:w="1783" w:type="dxa"/>
           </w:tcPr>
           <w:p>
             <w:pPr>
@@ -16606,7 +16606,7 @@
         </w:tc>
         <w:tc>
           <w:tcPr>
-            <w:tcW w:w="1679" w:type="dxa"/>
+            <w:tcW w:w="1678" w:type="dxa"/>
           </w:tcPr>
           <w:p>
             <w:pPr>
@@ -16628,7 +16628,7 @@
         </w:tc>
         <w:tc>
           <w:tcPr>
-            <w:tcW w:w="944" w:type="dxa"/>
+            <w:tcW w:w="943" w:type="dxa"/>
           </w:tcPr>
           <w:p>
             <w:pPr>
@@ -16644,13 +16644,13 @@
                 <w:sz w:val="17"/>
                 <w:szCs w:val="17"/>
               </w:rPr>
-              <w:t xml:space="preserve">200</w:t>
+              <w:t xml:space="preserve">300</w:t>
             </w:r>
           </w:p>
         </w:tc>
         <w:tc>
           <w:tcPr>
-            <w:tcW w:w="1033" w:type="dxa"/>
+            <w:tcW w:w="1028" w:type="dxa"/>
           </w:tcPr>
           <w:p>
             <w:pPr>
@@ -16672,7 +16672,7 @@
         </w:tc>
         <w:tc>
           <w:tcPr>
-            <w:tcW w:w="2489" w:type="dxa"/>
+            <w:tcW w:w="2465" w:type="dxa"/>
           </w:tcPr>
           <w:p>
             <w:pPr>
@@ -16694,7 +16694,7 @@
         </w:tc>
         <w:tc>
           <w:tcPr>
-            <w:tcW w:w="2537" w:type="dxa"/>
+            <w:tcW w:w="2569" w:type="dxa"/>
           </w:tcPr>
           <w:p>
             <w:pPr>
@@ -16710,7 +16710,7 @@
                 <w:sz w:val="17"/>
                 <w:szCs w:val="17"/>
               </w:rPr>
-              <w:t xml:space="preserve">Local Armies form (10/15/25 by Settlement size). All Garrisons share Equipment. Cannot be targeted; may Sally Forth.</w:t>
+              <w:t xml:space="preserve">Local Armies form (10/15/25/50 by Settlement size). All Garrisons share Equipment. Cannot be targeted; may Sally Forth.</w:t>
             </w:r>
           </w:p>
         </w:tc>
@@ -16718,7 +16718,7 @@
       <w:tr>
         <w:tc>
           <w:tcPr>
-            <w:tcW w:w="1784" w:type="dxa"/>
+            <w:tcW w:w="1783" w:type="dxa"/>
           </w:tcPr>
           <w:p>
             <w:pPr>
@@ -16740,7 +16740,7 @@
         </w:tc>
         <w:tc>
           <w:tcPr>
-            <w:tcW w:w="1679" w:type="dxa"/>
+            <w:tcW w:w="1678" w:type="dxa"/>
           </w:tcPr>
           <w:p>
             <w:pPr>
@@ -16762,7 +16762,7 @@
         </w:tc>
         <w:tc>
           <w:tcPr>
-            <w:tcW w:w="944" w:type="dxa"/>
+            <w:tcW w:w="943" w:type="dxa"/>
           </w:tcPr>
           <w:p>
             <w:pPr>
@@ -16778,13 +16778,13 @@
                 <w:sz w:val="17"/>
                 <w:szCs w:val="17"/>
               </w:rPr>
-              <w:t xml:space="preserve">100</w:t>
+              <w:t xml:space="preserve">200</w:t>
             </w:r>
           </w:p>
         </w:tc>
         <w:tc>
           <w:tcPr>
-            <w:tcW w:w="1033" w:type="dxa"/>
+            <w:tcW w:w="1028" w:type="dxa"/>
           </w:tcPr>
           <w:p>
             <w:pPr>
@@ -16806,7 +16806,7 @@
         </w:tc>
         <w:tc>
           <w:tcPr>
-            <w:tcW w:w="2489" w:type="dxa"/>
+            <w:tcW w:w="2465" w:type="dxa"/>
           </w:tcPr>
           <w:p>
             <w:pPr>
@@ -16828,7 +16828,7 @@
         </w:tc>
         <w:tc>
           <w:tcPr>
-            <w:tcW w:w="2537" w:type="dxa"/>
+            <w:tcW w:w="2569" w:type="dxa"/>
           </w:tcPr>
           <w:p>
             <w:pPr>
@@ -16890,7 +16890,7 @@
       <w:tr>
         <w:tc>
           <w:tcPr>
-            <w:tcW w:w="1784" w:type="dxa"/>
+            <w:tcW w:w="1783" w:type="dxa"/>
           </w:tcPr>
           <w:p>
             <w:pPr>
@@ -16912,7 +16912,7 @@
         </w:tc>
         <w:tc>
           <w:tcPr>
-            <w:tcW w:w="1679" w:type="dxa"/>
+            <w:tcW w:w="1678" w:type="dxa"/>
           </w:tcPr>
           <w:p>
             <w:pPr>
@@ -16934,7 +16934,7 @@
         </w:tc>
         <w:tc>
           <w:tcPr>
-            <w:tcW w:w="944" w:type="dxa"/>
+            <w:tcW w:w="943" w:type="dxa"/>
           </w:tcPr>
           <w:p>
             <w:pPr>
@@ -16950,13 +16950,13 @@
                 <w:sz w:val="17"/>
                 <w:szCs w:val="17"/>
               </w:rPr>
-              <w:t xml:space="preserve">100</w:t>
+              <w:t xml:space="preserve">200</w:t>
             </w:r>
           </w:p>
         </w:tc>
         <w:tc>
           <w:tcPr>
-            <w:tcW w:w="1033" w:type="dxa"/>
+            <w:tcW w:w="1028" w:type="dxa"/>
           </w:tcPr>
           <w:p>
             <w:pPr>
@@ -16978,7 +16978,7 @@
         </w:tc>
         <w:tc>
           <w:tcPr>
-            <w:tcW w:w="2489" w:type="dxa"/>
+            <w:tcW w:w="2465" w:type="dxa"/>
           </w:tcPr>
           <w:p>
             <w:pPr>
@@ -17000,7 +17000,7 @@
         </w:tc>
         <w:tc>
           <w:tcPr>
-            <w:tcW w:w="2537" w:type="dxa"/>
+            <w:tcW w:w="2569" w:type="dxa"/>
           </w:tcPr>
           <w:p>
             <w:pPr>
@@ -17024,7 +17024,7 @@
       <w:tr>
         <w:tc>
           <w:tcPr>
-            <w:tcW w:w="1784" w:type="dxa"/>
+            <w:tcW w:w="1783" w:type="dxa"/>
           </w:tcPr>
           <w:p>
             <w:pPr>
@@ -17046,7 +17046,7 @@
         </w:tc>
         <w:tc>
           <w:tcPr>
-            <w:tcW w:w="1679" w:type="dxa"/>
+            <w:tcW w:w="1678" w:type="dxa"/>
           </w:tcPr>
           <w:p>
             <w:pPr>
@@ -17068,7 +17068,7 @@
         </w:tc>
         <w:tc>
           <w:tcPr>
-            <w:tcW w:w="944" w:type="dxa"/>
+            <w:tcW w:w="943" w:type="dxa"/>
           </w:tcPr>
           <w:p>
             <w:pPr>
@@ -17084,13 +17084,13 @@
                 <w:sz w:val="17"/>
                 <w:szCs w:val="17"/>
               </w:rPr>
-              <w:t xml:space="preserve">100</w:t>
+              <w:t xml:space="preserve">300</w:t>
             </w:r>
           </w:p>
         </w:tc>
         <w:tc>
           <w:tcPr>
-            <w:tcW w:w="1033" w:type="dxa"/>
+            <w:tcW w:w="1028" w:type="dxa"/>
           </w:tcPr>
           <w:p>
             <w:pPr>
@@ -17112,7 +17112,7 @@
         </w:tc>
         <w:tc>
           <w:tcPr>
-            <w:tcW w:w="2489" w:type="dxa"/>
+            <w:tcW w:w="2465" w:type="dxa"/>
           </w:tcPr>
           <w:p>
             <w:pPr>
@@ -17134,7 +17134,7 @@
         </w:tc>
         <w:tc>
           <w:tcPr>
-            <w:tcW w:w="2537" w:type="dxa"/>
+            <w:tcW w:w="2569" w:type="dxa"/>
           </w:tcPr>
           <w:p>
             <w:pPr>
@@ -17150,7 +17150,7 @@
                 <w:sz w:val="17"/>
                 <w:szCs w:val="17"/>
               </w:rPr>
-              <w:t xml:space="preserve">Faith +1</w:t>
+              <w:t xml:space="preserve">Faith +2</w:t>
             </w:r>
           </w:p>
         </w:tc>
@@ -17158,7 +17158,7 @@
       <w:tr>
         <w:tc>
           <w:tcPr>
-            <w:tcW w:w="1784" w:type="dxa"/>
+            <w:tcW w:w="1783" w:type="dxa"/>
           </w:tcPr>
           <w:p>
             <w:pPr>
@@ -17180,7 +17180,7 @@
         </w:tc>
         <w:tc>
           <w:tcPr>
-            <w:tcW w:w="1679" w:type="dxa"/>
+            <w:tcW w:w="1678" w:type="dxa"/>
           </w:tcPr>
           <w:p>
             <w:pPr>
@@ -17202,7 +17202,7 @@
         </w:tc>
         <w:tc>
           <w:tcPr>
-            <w:tcW w:w="944" w:type="dxa"/>
+            <w:tcW w:w="943" w:type="dxa"/>
           </w:tcPr>
           <w:p>
             <w:pPr>
@@ -17218,13 +17218,13 @@
                 <w:sz w:val="17"/>
                 <w:szCs w:val="17"/>
               </w:rPr>
-              <w:t xml:space="preserve">200</w:t>
+              <w:t xml:space="preserve">300</w:t>
             </w:r>
           </w:p>
         </w:tc>
         <w:tc>
           <w:tcPr>
-            <w:tcW w:w="1033" w:type="dxa"/>
+            <w:tcW w:w="1028" w:type="dxa"/>
           </w:tcPr>
           <w:p>
             <w:pPr>
@@ -17246,7 +17246,7 @@
         </w:tc>
         <w:tc>
           <w:tcPr>
-            <w:tcW w:w="2489" w:type="dxa"/>
+            <w:tcW w:w="2465" w:type="dxa"/>
           </w:tcPr>
           <w:p>
             <w:pPr>
@@ -17268,7 +17268,7 @@
         </w:tc>
         <w:tc>
           <w:tcPr>
-            <w:tcW w:w="2537" w:type="dxa"/>
+            <w:tcW w:w="2569" w:type="dxa"/>
           </w:tcPr>
           <w:p>
             <w:pPr>
@@ -19831,7 +19831,7 @@
                 <w:sz w:val="17"/>
                 <w:szCs w:val="17"/>
               </w:rPr>
-              <w:t xml:space="preserve">Speed -1</w:t>
+              <w:t xml:space="preserve">Speed -2</w:t>
             </w:r>
           </w:p>
         </w:tc>

--- a/Combatv3/Rules.docx
+++ b/Combatv3/Rules.docx
@@ -9974,11 +9974,11 @@
         <w:tblLook w:val="04A0" w:firstRow="1" w:lastRow="0" w:firstColumn="1" w:lastColumn="0" w:noHBand="0" w:noVBand="1"/>
       </w:tblPr>
       <w:tblGrid>
-        <w:gridCol w:w="2032"/>
-        <w:gridCol w:w="1144"/>
-        <w:gridCol w:w="2386"/>
-        <w:gridCol w:w="2386"/>
-        <w:gridCol w:w="2518"/>
+        <w:gridCol w:w="2048"/>
+        <w:gridCol w:w="1145"/>
+        <w:gridCol w:w="2403"/>
+        <w:gridCol w:w="2338"/>
+        <w:gridCol w:w="2532"/>
       </w:tblGrid>
       <w:tr>
         <w:trPr>
@@ -9986,7 +9986,7 @@
         </w:trPr>
         <w:tc>
           <w:tcPr>
-            <w:tcW w:w="2032" w:type="dxa"/>
+            <w:tcW w:w="2048" w:type="dxa"/>
           </w:tcPr>
           <w:p>
             <w:pPr>
@@ -10010,7 +10010,7 @@
         </w:tc>
         <w:tc>
           <w:tcPr>
-            <w:tcW w:w="1144" w:type="dxa"/>
+            <w:tcW w:w="1145" w:type="dxa"/>
           </w:tcPr>
           <w:p>
             <w:pPr>
@@ -10034,7 +10034,7 @@
         </w:tc>
         <w:tc>
           <w:tcPr>
-            <w:tcW w:w="2386" w:type="dxa"/>
+            <w:tcW w:w="2403" w:type="dxa"/>
           </w:tcPr>
           <w:p>
             <w:pPr>
@@ -10058,7 +10058,7 @@
         </w:tc>
         <w:tc>
           <w:tcPr>
-            <w:tcW w:w="2386" w:type="dxa"/>
+            <w:tcW w:w="2338" w:type="dxa"/>
           </w:tcPr>
           <w:p>
             <w:pPr>
@@ -10082,7 +10082,7 @@
         </w:tc>
         <w:tc>
           <w:tcPr>
-            <w:tcW w:w="2518" w:type="dxa"/>
+            <w:tcW w:w="2532" w:type="dxa"/>
           </w:tcPr>
           <w:p>
             <w:pPr>
@@ -10108,7 +10108,7 @@
       <w:tr>
         <w:tc>
           <w:tcPr>
-            <w:tcW w:w="2032" w:type="dxa"/>
+            <w:tcW w:w="2048" w:type="dxa"/>
           </w:tcPr>
           <w:p>
             <w:pPr>
@@ -10130,7 +10130,7 @@
         </w:tc>
         <w:tc>
           <w:tcPr>
-            <w:tcW w:w="1144" w:type="dxa"/>
+            <w:tcW w:w="1145" w:type="dxa"/>
           </w:tcPr>
           <w:p>
             <w:pPr>
@@ -10152,7 +10152,7 @@
         </w:tc>
         <w:tc>
           <w:tcPr>
-            <w:tcW w:w="2386" w:type="dxa"/>
+            <w:tcW w:w="2403" w:type="dxa"/>
           </w:tcPr>
           <w:p>
             <w:pPr>
@@ -10174,7 +10174,7 @@
         </w:tc>
         <w:tc>
           <w:tcPr>
-            <w:tcW w:w="2386" w:type="dxa"/>
+            <w:tcW w:w="2338" w:type="dxa"/>
           </w:tcPr>
           <w:p>
             <w:pPr>
@@ -10196,7 +10196,7 @@
         </w:tc>
         <w:tc>
           <w:tcPr>
-            <w:tcW w:w="2518" w:type="dxa"/>
+            <w:tcW w:w="2532" w:type="dxa"/>
           </w:tcPr>
           <w:p>
             <w:pPr>
@@ -10220,7 +10220,7 @@
       <w:tr>
         <w:tc>
           <w:tcPr>
-            <w:tcW w:w="2032" w:type="dxa"/>
+            <w:tcW w:w="2048" w:type="dxa"/>
           </w:tcPr>
           <w:p>
             <w:pPr>
@@ -10242,7 +10242,7 @@
         </w:tc>
         <w:tc>
           <w:tcPr>
-            <w:tcW w:w="1144" w:type="dxa"/>
+            <w:tcW w:w="1145" w:type="dxa"/>
           </w:tcPr>
           <w:p>
             <w:pPr>
@@ -10264,7 +10264,7 @@
         </w:tc>
         <w:tc>
           <w:tcPr>
-            <w:tcW w:w="2386" w:type="dxa"/>
+            <w:tcW w:w="2403" w:type="dxa"/>
           </w:tcPr>
           <w:p>
             <w:pPr>
@@ -10280,13 +10280,13 @@
                 <w:sz w:val="17"/>
                 <w:szCs w:val="17"/>
               </w:rPr>
-              <w:t xml:space="preserve">Indominable: Once per turn, if you have not sent an Envoy, you may perform a Prowess action; send 1 fewer Envoy this turn (min 0). May use Declare War action.</w:t>
+              <w:t xml:space="preserve">Indomitable: Once per turn, if you have not sent a Personal Envoy, you may instead perform a Prowess action; send 1 fewer Envoy this turn (min 0). May use Declare War action.</w:t>
             </w:r>
           </w:p>
         </w:tc>
         <w:tc>
           <w:tcPr>
-            <w:tcW w:w="2386" w:type="dxa"/>
+            <w:tcW w:w="2338" w:type="dxa"/>
           </w:tcPr>
           <w:p>
             <w:pPr>
@@ -10308,7 +10308,7 @@
         </w:tc>
         <w:tc>
           <w:tcPr>
-            <w:tcW w:w="2518" w:type="dxa"/>
+            <w:tcW w:w="2532" w:type="dxa"/>
           </w:tcPr>
           <w:p>
             <w:pPr>
@@ -10332,7 +10332,7 @@
       <w:tr>
         <w:tc>
           <w:tcPr>
-            <w:tcW w:w="2032" w:type="dxa"/>
+            <w:tcW w:w="2048" w:type="dxa"/>
           </w:tcPr>
           <w:p>
             <w:pPr>
@@ -10354,7 +10354,7 @@
         </w:tc>
         <w:tc>
           <w:tcPr>
-            <w:tcW w:w="1144" w:type="dxa"/>
+            <w:tcW w:w="1145" w:type="dxa"/>
           </w:tcPr>
           <w:p>
             <w:pPr>
@@ -10376,7 +10376,7 @@
         </w:tc>
         <w:tc>
           <w:tcPr>
-            <w:tcW w:w="2386" w:type="dxa"/>
+            <w:tcW w:w="2403" w:type="dxa"/>
           </w:tcPr>
           <w:p>
             <w:pPr>
@@ -10398,7 +10398,7 @@
         </w:tc>
         <w:tc>
           <w:tcPr>
-            <w:tcW w:w="2386" w:type="dxa"/>
+            <w:tcW w:w="2338" w:type="dxa"/>
           </w:tcPr>
           <w:p>
             <w:pPr>
@@ -10420,7 +10420,7 @@
         </w:tc>
         <w:tc>
           <w:tcPr>
-            <w:tcW w:w="2518" w:type="dxa"/>
+            <w:tcW w:w="2532" w:type="dxa"/>
           </w:tcPr>
           <w:p>
             <w:pPr>
@@ -10444,7 +10444,7 @@
       <w:tr>
         <w:tc>
           <w:tcPr>
-            <w:tcW w:w="2032" w:type="dxa"/>
+            <w:tcW w:w="2048" w:type="dxa"/>
           </w:tcPr>
           <w:p>
             <w:pPr>
@@ -10466,7 +10466,7 @@
         </w:tc>
         <w:tc>
           <w:tcPr>
-            <w:tcW w:w="1144" w:type="dxa"/>
+            <w:tcW w:w="1145" w:type="dxa"/>
           </w:tcPr>
           <w:p>
             <w:pPr>
@@ -10488,7 +10488,7 @@
         </w:tc>
         <w:tc>
           <w:tcPr>
-            <w:tcW w:w="2386" w:type="dxa"/>
+            <w:tcW w:w="2403" w:type="dxa"/>
           </w:tcPr>
           <w:p>
             <w:pPr>
@@ -10510,7 +10510,7 @@
         </w:tc>
         <w:tc>
           <w:tcPr>
-            <w:tcW w:w="2386" w:type="dxa"/>
+            <w:tcW w:w="2338" w:type="dxa"/>
           </w:tcPr>
           <w:p>
             <w:pPr>
@@ -10526,13 +10526,13 @@
                 <w:sz w:val="17"/>
                 <w:szCs w:val="17"/>
               </w:rPr>
-              <w:t xml:space="preserve">Prophet of Retribution: Each Empire Phase, all other players gain Doubt +2 while your Public Order is positive. +1 Morale</w:t>
+              <w:t xml:space="preserve">One True Gospel: Each Empire Phase, all other players with a lower Piety value gain Doubt +2. +1 Morale</w:t>
             </w:r>
           </w:p>
         </w:tc>
         <w:tc>
           <w:tcPr>
-            <w:tcW w:w="2518" w:type="dxa"/>
+            <w:tcW w:w="2532" w:type="dxa"/>
           </w:tcPr>
           <w:p>
             <w:pPr>
@@ -10556,7 +10556,7 @@
       <w:tr>
         <w:tc>
           <w:tcPr>
-            <w:tcW w:w="2032" w:type="dxa"/>
+            <w:tcW w:w="2048" w:type="dxa"/>
           </w:tcPr>
           <w:p>
             <w:pPr>
@@ -10578,7 +10578,7 @@
         </w:tc>
         <w:tc>
           <w:tcPr>
-            <w:tcW w:w="1144" w:type="dxa"/>
+            <w:tcW w:w="1145" w:type="dxa"/>
           </w:tcPr>
           <w:p>
             <w:pPr>
@@ -10600,7 +10600,7 @@
         </w:tc>
         <w:tc>
           <w:tcPr>
-            <w:tcW w:w="2386" w:type="dxa"/>
+            <w:tcW w:w="2403" w:type="dxa"/>
           </w:tcPr>
           <w:p>
             <w:pPr>
@@ -10622,7 +10622,7 @@
         </w:tc>
         <w:tc>
           <w:tcPr>
-            <w:tcW w:w="2386" w:type="dxa"/>
+            <w:tcW w:w="2338" w:type="dxa"/>
           </w:tcPr>
           <w:p>
             <w:pPr>
@@ -10644,7 +10644,7 @@
         </w:tc>
         <w:tc>
           <w:tcPr>
-            <w:tcW w:w="2518" w:type="dxa"/>
+            <w:tcW w:w="2532" w:type="dxa"/>
           </w:tcPr>
           <w:p>
             <w:pPr>
@@ -10668,7 +10668,7 @@
       <w:tr>
         <w:tc>
           <w:tcPr>
-            <w:tcW w:w="2032" w:type="dxa"/>
+            <w:tcW w:w="2048" w:type="dxa"/>
           </w:tcPr>
           <w:p>
             <w:pPr>
@@ -10690,7 +10690,7 @@
         </w:tc>
         <w:tc>
           <w:tcPr>
-            <w:tcW w:w="1144" w:type="dxa"/>
+            <w:tcW w:w="1145" w:type="dxa"/>
           </w:tcPr>
           <w:p>
             <w:pPr>
@@ -10712,7 +10712,7 @@
         </w:tc>
         <w:tc>
           <w:tcPr>
-            <w:tcW w:w="2386" w:type="dxa"/>
+            <w:tcW w:w="2403" w:type="dxa"/>
           </w:tcPr>
           <w:p>
             <w:pPr>
@@ -10734,7 +10734,7 @@
         </w:tc>
         <w:tc>
           <w:tcPr>
-            <w:tcW w:w="2386" w:type="dxa"/>
+            <w:tcW w:w="2338" w:type="dxa"/>
           </w:tcPr>
           <w:p>
             <w:pPr>
@@ -10756,7 +10756,7 @@
         </w:tc>
         <w:tc>
           <w:tcPr>
-            <w:tcW w:w="2518" w:type="dxa"/>
+            <w:tcW w:w="2532" w:type="dxa"/>
           </w:tcPr>
           <w:p>
             <w:pPr>

--- a/Combatv3/Rules.docx
+++ b/Combatv3/Rules.docx
@@ -10526,7 +10526,7 @@
                 <w:sz w:val="17"/>
                 <w:szCs w:val="17"/>
               </w:rPr>
-              <w:t xml:space="preserve">One True Gospel: Each Empire Phase, all other players with a lower Piety value gain Doubt +2. +1 Morale</w:t>
+              <w:t xml:space="preserve">One True Gospel: Each Empire Phase, all other non-allied players with a lower Piety value gain Doubt +2. +1 Morale</w:t>
             </w:r>
           </w:p>
         </w:tc>
@@ -25140,15 +25140,15 @@
           <w:b/>
           <w:i w:val="0"/>
         </w:rPr>
-        <w:t>Settlement</w:t>
-      </w:r>
-      <w:r>
-        <w:rPr>
-          <w:rFonts w:ascii="EB Garamond" w:hAnsi="EB Garamond"/>
-          <w:b w:val="0"/>
-          <w:i w:val="0"/>
-        </w:rPr>
-        <w:t xml:space="preserve">s being besieged: cannot count </w:t>
+        <w:t>Settlements</w:t>
+      </w:r>
+      <w:r>
+        <w:rPr>
+          <w:rFonts w:ascii="EB Garamond" w:hAnsi="EB Garamond"/>
+          <w:b w:val="0"/>
+          <w:i w:val="0"/>
+        </w:rPr>
+        <w:t xml:space="preserve"> being besieged: cannot count </w:t>
       </w:r>
       <w:r>
         <w:rPr>
@@ -25742,7 +25742,7 @@
           <w:b/>
           <w:i w:val="0"/>
         </w:rPr>
-        <w:t>1000</w:t>
+        <w:t>2500</w:t>
       </w:r>
       <w:r>
         <w:rPr>

--- a/Combatv3/Rules.docx
+++ b/Combatv3/Rules.docx
@@ -8295,7 +8295,7 @@
           <w:rFonts w:ascii="EB Garamond" w:hAnsi="EB Garamond"/>
           <w:sz w:val="20"/>
         </w:rPr>
-        <w:t xml:space="preserve">Choose another player's closest non-capital settlement; they must have Public Order −5 or lower. Lay Siege using only settlement-type siege modifiers (Wooden Walls, Stone Walls, Citadel, Garrison, Standing Army) and set a Convert Timer. At 0, the settlement joins your empire (see Capture).</w:t>
+        <w:t xml:space="preserve">Choose another player's closest non-capital settlement; they must have Public Order −5 or lower. Lay Siege using only settlement-type siege modifiers (Settlement Size &amp; Citadel) and set a Convert Timer. At 0, the settlement joins your empire (see Capture).</w:t>
       </w:r>
     </w:p>
     <w:p>
@@ -8719,7 +8719,7 @@
           <w:rFonts w:ascii="EB Garamond" w:hAnsi="EB Garamond"/>
           <w:sz w:val="20"/>
         </w:rPr>
-        <w:t xml:space="preserve">2000 gold</w:t>
+        <w:t xml:space="preserve">0 gold</w:t>
       </w:r>
     </w:p>
     <w:p>
@@ -15734,7 +15734,7 @@
                 <w:sz w:val="17"/>
                 <w:szCs w:val="17"/>
               </w:rPr>
-              <w:t xml:space="preserve">Can Trade; place Dirt Road Territories in Province; ignore Terrain Speed Modifiers</w:t>
+              <w:t xml:space="preserve">Can Trade; If you start a Move action within Province, gain Speed +1</w:t>
             </w:r>
           </w:p>
         </w:tc>
@@ -16176,6 +16176,68 @@
               </w:rPr>
               <w:t xml:space="preserve">settlements</w:t>
             </w:r>
+            <w:r>
+              <w:rPr>
+                <w:rFonts w:ascii="EB Garamond" w:hAnsi="EB Garamond" w:cs="EB Garamond"/>
+                <w:sz w:val="17"/>
+                <w:szCs w:val="17"/>
+              </w:rPr>
+              <w:t xml:space="preserve">. </w:t>
+            </w:r>
+            <w:r>
+              <w:rPr>
+                <w:rFonts w:ascii="EB Garamond" w:hAnsi="EB Garamond" w:cs="EB Garamond"/>
+                <w:b/>
+                <w:bCs/>
+                <w:sz w:val="17"/>
+                <w:szCs w:val="17"/>
+              </w:rPr>
+              <w:t xml:space="preserve">Influence -1</w:t>
+            </w:r>
+            <w:r>
+              <w:rPr>
+                <w:rFonts w:ascii="EB Garamond" w:hAnsi="EB Garamond" w:cs="EB Garamond"/>
+                <w:sz w:val="17"/>
+                <w:szCs w:val="17"/>
+              </w:rPr>
+              <w:t xml:space="preserve"> to Bandit </w:t>
+            </w:r>
+            <w:r>
+              <w:rPr>
+                <w:rFonts w:ascii="EB Garamond" w:hAnsi="EB Garamond" w:cs="EB Garamond"/>
+                <w:b/>
+                <w:bCs/>
+                <w:sz w:val="17"/>
+                <w:szCs w:val="17"/>
+              </w:rPr>
+              <w:t xml:space="preserve">Cunning actions</w:t>
+            </w:r>
+            <w:r>
+              <w:rPr>
+                <w:rFonts w:ascii="EB Garamond" w:hAnsi="EB Garamond" w:cs="EB Garamond"/>
+                <w:sz w:val="17"/>
+                <w:szCs w:val="17"/>
+              </w:rPr>
+              <w:t xml:space="preserve"> targetting your </w:t>
+            </w:r>
+            <w:r>
+              <w:rPr>
+                <w:rFonts w:ascii="EB Garamond" w:hAnsi="EB Garamond" w:cs="EB Garamond"/>
+                <w:b/>
+                <w:bCs/>
+                <w:sz w:val="17"/>
+                <w:szCs w:val="17"/>
+              </w:rPr>
+              <w:t xml:space="preserve">settlements</w:t>
+            </w:r>
+            <w:r>
+              <w:rPr>
+                <w:rFonts w:ascii="EB Garamond" w:hAnsi="EB Garamond" w:cs="EB Garamond"/>
+                <w:sz w:val="17"/>
+                <w:szCs w:val="17"/>
+              </w:rPr>
+              <w:t xml:space="preserve">.</w:t>
+            </w:r>
           </w:p>
         </w:tc>
       </w:tr>
@@ -16308,7 +16370,7 @@
                 <w:sz w:val="17"/>
                 <w:szCs w:val="17"/>
               </w:rPr>
-              <w:t xml:space="preserve">Ignore Terrain Speed Modifiers; if you start turn on Stone Road gain Speed +2; replaces Dirt Roads</w:t>
+              <w:t xml:space="preserve">If you start a Move action within Province, gain Speed +2</w:t>
             </w:r>
           </w:p>
         </w:tc>
@@ -16778,7 +16840,7 @@
                 <w:sz w:val="17"/>
                 <w:szCs w:val="17"/>
               </w:rPr>
-              <w:t xml:space="preserve">200</w:t>
+              <w:t xml:space="preserve">300</w:t>
             </w:r>
           </w:p>
         </w:tc>
@@ -16883,6 +16945,68 @@
                 <w:szCs w:val="17"/>
               </w:rPr>
               <w:t xml:space="preserve">settlements</w:t>
+            </w:r>
+            <w:r>
+              <w:rPr>
+                <w:rFonts w:ascii="EB Garamond" w:hAnsi="EB Garamond" w:cs="EB Garamond"/>
+                <w:sz w:val="17"/>
+                <w:szCs w:val="17"/>
+              </w:rPr>
+              <w:t xml:space="preserve">. </w:t>
+            </w:r>
+            <w:r>
+              <w:rPr>
+                <w:rFonts w:ascii="EB Garamond" w:hAnsi="EB Garamond" w:cs="EB Garamond"/>
+                <w:b/>
+                <w:bCs/>
+                <w:sz w:val="17"/>
+                <w:szCs w:val="17"/>
+              </w:rPr>
+              <w:t xml:space="preserve">Influence -1</w:t>
+            </w:r>
+            <w:r>
+              <w:rPr>
+                <w:rFonts w:ascii="EB Garamond" w:hAnsi="EB Garamond" w:cs="EB Garamond"/>
+                <w:sz w:val="17"/>
+                <w:szCs w:val="17"/>
+              </w:rPr>
+              <w:t xml:space="preserve"> to Bandit </w:t>
+            </w:r>
+            <w:r>
+              <w:rPr>
+                <w:rFonts w:ascii="EB Garamond" w:hAnsi="EB Garamond" w:cs="EB Garamond"/>
+                <w:b/>
+                <w:bCs/>
+                <w:sz w:val="17"/>
+                <w:szCs w:val="17"/>
+              </w:rPr>
+              <w:t xml:space="preserve">Cunning actions</w:t>
+            </w:r>
+            <w:r>
+              <w:rPr>
+                <w:rFonts w:ascii="EB Garamond" w:hAnsi="EB Garamond" w:cs="EB Garamond"/>
+                <w:sz w:val="17"/>
+                <w:szCs w:val="17"/>
+              </w:rPr>
+              <w:t xml:space="preserve"> targetting your </w:t>
+            </w:r>
+            <w:r>
+              <w:rPr>
+                <w:rFonts w:ascii="EB Garamond" w:hAnsi="EB Garamond" w:cs="EB Garamond"/>
+                <w:b/>
+                <w:bCs/>
+                <w:sz w:val="17"/>
+                <w:szCs w:val="17"/>
+              </w:rPr>
+              <w:t xml:space="preserve">settlements</w:t>
+            </w:r>
+            <w:r>
+              <w:rPr>
+                <w:rFonts w:ascii="EB Garamond" w:hAnsi="EB Garamond" w:cs="EB Garamond"/>
+                <w:sz w:val="17"/>
+                <w:szCs w:val="17"/>
+              </w:rPr>
+              <w:t xml:space="preserve">.</w:t>
             </w:r>
           </w:p>
         </w:tc>
@@ -16950,7 +17074,7 @@
                 <w:sz w:val="17"/>
                 <w:szCs w:val="17"/>
               </w:rPr>
-              <w:t xml:space="preserve">200</w:t>
+              <w:t xml:space="preserve">300</w:t>
             </w:r>
           </w:p>
         </w:tc>
@@ -26625,7 +26749,7 @@
                 <w:sz w:val="17"/>
                 <w:szCs w:val="17"/>
               </w:rPr>
-              <w:t xml:space="preserve">5</w:t>
+              <w:t xml:space="preserve">3</w:t>
             </w:r>
           </w:p>
         </w:tc>
@@ -26671,7 +26795,7 @@
                 <w:sz w:val="17"/>
                 <w:szCs w:val="17"/>
               </w:rPr>
-              <w:t xml:space="preserve">10</w:t>
+              <w:t xml:space="preserve">4</w:t>
             </w:r>
           </w:p>
         </w:tc>

--- a/Combatv3/Rules.docx
+++ b/Combatv3/Rules.docx
@@ -9053,6 +9053,79 @@
           <w:sz w:val="20"/>
         </w:rPr>
         <w:t xml:space="preserve">Hamlets always allow pursuing Arable Land.</w:t>
+      </w:r>
+    </w:p>
+    <w:p>
+      <w:pPr>
+        <w:keepNext/>
+        <w:spacing w:before="160" w:after="80"/>
+      </w:pPr>
+      <w:r>
+        <w:rPr>
+          <w:rFonts w:ascii="EB Garamond" w:hAnsi="EB Garamond"/>
+          <w:b/>
+          <w:i w:val="0"/>
+          <w:sz w:val="32"/>
+        </w:rPr>
+        <w:t>Rule: Imperial Sovereignty</w:t>
+      </w:r>
+    </w:p>
+    <w:p>
+      <w:r>
+        <w:rPr>
+          <w:rFonts w:ascii="EB Garamond" w:hAnsi="EB Garamond"/>
+          <w:b w:val="0"/>
+          <w:i w:val="0"/>
+        </w:rPr>
+        <w:t xml:space="preserve">Unless at War, </w:t>
+      </w:r>
+      <w:r>
+        <w:rPr>
+          <w:rFonts w:ascii="EB Garamond" w:hAnsi="EB Garamond"/>
+          <w:b/>
+          <w:i w:val="0"/>
+        </w:rPr>
+        <w:t>players</w:t>
+      </w:r>
+      <w:r>
+        <w:rPr>
+          <w:rFonts w:ascii="EB Garamond" w:hAnsi="EB Garamond"/>
+          <w:b w:val="0"/>
+          <w:i w:val="0"/>
+        </w:rPr>
+        <w:t xml:space="preserve"> cannot </w:t>
+      </w:r>
+      <w:r>
+        <w:rPr>
+          <w:rFonts w:ascii="EB Garamond" w:hAnsi="EB Garamond"/>
+          <w:b/>
+          <w:i w:val="0"/>
+        </w:rPr>
+        <w:t>Oppose</w:t>
+      </w:r>
+      <w:r>
+        <w:rPr>
+          <w:rFonts w:ascii="EB Garamond" w:hAnsi="EB Garamond"/>
+          <w:b w:val="0"/>
+          <w:i w:val="0"/>
+        </w:rPr>
+        <w:t xml:space="preserve"> </w:t>
+      </w:r>
+      <w:r>
+        <w:rPr>
+          <w:rFonts w:ascii="EB Garamond" w:hAnsi="EB Garamond"/>
+          <w:b/>
+          <w:i w:val="0"/>
+        </w:rPr>
+        <w:t>Industry envoys</w:t>
+      </w:r>
+      <w:r>
+        <w:rPr>
+          <w:rFonts w:ascii="EB Garamond" w:hAnsi="EB Garamond"/>
+          <w:b w:val="0"/>
+          <w:i w:val="0"/>
+        </w:rPr>
+        <w:t>.</w:t>
       </w:r>
     </w:p>
     <w:p>

--- a/Combatv3/Rules.docx
+++ b/Combatv3/Rules.docx
@@ -2085,7 +2085,7 @@
           <w:b w:val="0"/>
           <w:i w:val="0"/>
         </w:rPr>
-        <w:t xml:space="preserve"> — the weight you bring to Envoy votes. Base Influence comes from your Standing (0/1/2/3); you may spend up to 1 + Standing to support or oppose.</w:t>
+        <w:t xml:space="preserve"> — the weight you bring to Envoy votes. Base Influence comes from your Standing (1/2/3/4); you may spend up to 1 + Standing to support or oppose.</w:t>
       </w:r>
     </w:p>
     <w:p>
@@ -5169,7 +5169,7 @@
           <w:b/>
           <w:i w:val="0"/>
         </w:rPr>
-        <w:t>Untested 0, Rising 1, Established 2, Sovereign 3</w:t>
+        <w:t>Untested 1, Rising 2, Established 3, Sovereign 4</w:t>
       </w:r>
       <w:r>
         <w:rPr>
@@ -5416,15 +5416,31 @@
           <w:b/>
           <w:i w:val="0"/>
         </w:rPr>
-        <w:t>0</w:t>
-      </w:r>
-      <w:r>
-        <w:rPr>
-          <w:rFonts w:ascii="EB Garamond" w:hAnsi="EB Garamond"/>
-          <w:b w:val="0"/>
-          <w:i w:val="0"/>
-        </w:rPr>
-        <w:t xml:space="preserve">, and you can't support it yourself — so it can only pass if </w:t>
+        <w:t>1</w:t>
+      </w:r>
+      <w:r>
+        <w:rPr>
+          <w:rFonts w:ascii="EB Garamond" w:hAnsi="EB Garamond"/>
+          <w:b w:val="0"/>
+          <w:i w:val="0"/>
+        </w:rPr>
+        <w:t xml:space="preserve">, and you can't support it yourself — so it can easily fail if </w:t>
+      </w:r>
+      <w:r>
+        <w:rPr>
+          <w:rFonts w:ascii="EB Garamond" w:hAnsi="EB Garamond"/>
+          <w:b/>
+          <w:i w:val="0"/>
+        </w:rPr>
+        <w:t>another player chooses to oppose you</w:t>
+      </w:r>
+      <w:r>
+        <w:rPr>
+          <w:rFonts w:ascii="EB Garamond" w:hAnsi="EB Garamond"/>
+          <w:b w:val="0"/>
+          <w:i w:val="0"/>
+        </w:rPr>
+        <w:t xml:space="preserve"> and saved if </w:t>
       </w:r>
       <w:r>
         <w:rPr>
@@ -5440,7 +5456,7 @@
           <w:b w:val="0"/>
           <w:i w:val="0"/>
         </w:rPr>
-        <w:t>. Influence is the currency of those favors. Unless players back each other, envoys fail; deciding whose actions to lift and whose to bury is the core of every turn.</w:t>
+        <w:t>. Influence is the currency of those actions, and are scaled by your standing in that domain. Unless players back each other, envoys can fail from cheap opposition; deciding whose actions to lift and whose to bury is the core of every turn.</w:t>
       </w:r>
     </w:p>
     <w:p>
@@ -11084,7 +11100,7 @@
                 <w:sz w:val="17"/>
                 <w:szCs w:val="17"/>
               </w:rPr>
-              <w:t xml:space="preserve">0</w:t>
+              <w:t xml:space="preserve">1</w:t>
             </w:r>
           </w:p>
         </w:tc>
@@ -11152,7 +11168,7 @@
                 <w:sz w:val="17"/>
                 <w:szCs w:val="17"/>
               </w:rPr>
-              <w:t xml:space="preserve">1</w:t>
+              <w:t xml:space="preserve">2</w:t>
             </w:r>
           </w:p>
         </w:tc>
@@ -11220,7 +11236,7 @@
                 <w:sz w:val="17"/>
                 <w:szCs w:val="17"/>
               </w:rPr>
-              <w:t xml:space="preserve">2</w:t>
+              <w:t xml:space="preserve">3</w:t>
             </w:r>
           </w:p>
         </w:tc>
@@ -11288,7 +11304,7 @@
                 <w:sz w:val="17"/>
                 <w:szCs w:val="17"/>
               </w:rPr>
-              <w:t xml:space="preserve">3</w:t>
+              <w:t xml:space="preserve">4</w:t>
             </w:r>
           </w:p>
         </w:tc>

--- a/Combatv3/Rules.docx
+++ b/Combatv3/Rules.docx
@@ -350,7 +350,7 @@
           <w:b w:val="0"/>
           <w:i w:val="0"/>
         </w:rPr>
-        <w:t>When an Edict is completed, increase the Renown tracker by 1, and mark your completion of that Edict. Any player may complete any Edict multiple times.</w:t>
+        <w:t>When an Edict is completed, increase the Renown tracker by 1. Any player may complete any Edict multiple times.</w:t>
       </w:r>
     </w:p>
     <w:tbl>
@@ -587,7 +587,7 @@
                 <w:sz w:val="17"/>
                 <w:szCs w:val="17"/>
               </w:rPr>
-              <w:t xml:space="preserve">Complete (build) a Monument pursuit.</w:t>
+              <w:t xml:space="preserve">Have an active Mastery Effect of a Monument pursuit.</w:t>
             </w:r>
           </w:p>
         </w:tc>
@@ -723,7 +723,7 @@
                 <w:sz w:val="17"/>
                 <w:szCs w:val="17"/>
               </w:rPr>
-              <w:t xml:space="preserve">Generate 5,000 gold per turn for five consecutive turns.</w:t>
+              <w:t xml:space="preserve">Generate 5,000 gold per turn for five consecutive turns, net Upkeep costs.</w:t>
             </w:r>
           </w:p>
         </w:tc>
@@ -965,7 +965,7 @@
           <w:b w:val="0"/>
           <w:i w:val="0"/>
         </w:rPr>
-        <w:t>Renown takes place over multiple Eras, represented by four distinct phases of the game, that grant bonuses to all players once that Era becomes active. An Era becomes active once the Renown tracker equals the Era requirement.</w:t>
+        <w:t>Renown takes place over multiple turns each game, separated into distinct Eras, representing four distinct phases of the game, that grant bonuses to all players once that Era becomes active. An Era becomes active once the Renown tracker equals the Era requirement.</w:t>
       </w:r>
     </w:p>
     <w:tbl>
@@ -1818,7 +1818,7 @@
           <w:b w:val="0"/>
           <w:i w:val="0"/>
         </w:rPr>
-        <w:t>Each turn flows through five phases, then passes the Host and repeats:</w:t>
+        <w:t>Each turn follows through five phases and repeats:</w:t>
       </w:r>
     </w:p>
     <w:p>
@@ -1847,7 +1847,7 @@
           <w:b w:val="0"/>
           <w:i w:val="0"/>
         </w:rPr>
-        <w:t xml:space="preserve"> — start of turn: activate Standing effects, apply the Season, increment timers, collect income.</w:t>
+        <w:t xml:space="preserve"> — start of turn: activate Standing effects, apply the Season, increment timers, collect income, and pay upkeep.</w:t>
       </w:r>
     </w:p>
     <w:p>
@@ -1876,7 +1876,7 @@
           <w:b w:val="0"/>
           <w:i w:val="0"/>
         </w:rPr>
-        <w:t xml:space="preserve"> — a Council vote on a Domain; each Player then resolves one free action of that Domain.</w:t>
+        <w:t xml:space="preserve"> — a Council vote on a Domain; each Player then performs one action of that Domain.</w:t>
       </w:r>
     </w:p>
     <w:p>
@@ -1963,7 +1963,7 @@
           <w:b w:val="0"/>
           <w:i w:val="0"/>
         </w:rPr>
-        <w:t xml:space="preserve"> — cleanup, Season +1, score Renown, spend one Domain Point, pass the Host.</w:t>
+        <w:t xml:space="preserve"> — cleanup, change season, score Renown, spend one Domain Point, pass the Host.</w:t>
       </w:r>
     </w:p>
     <w:p>
@@ -1997,7 +1997,7 @@
           <w:b w:val="0"/>
           <w:i w:val="0"/>
         </w:rPr>
-        <w:t xml:space="preserve"> — the starting Player, who holds the Host Card. The role passes clockwise each Rest Phase (there is no Host in Spring). The Host runs the between-turn business the rest of the table doesn't: collecting and distributing Trade Income, resolving Bandit Mechanics, and breaking ties (Council vote, bandit targeting, and anything not otherwise resolved). The Host Card carries the step-by-step detail.</w:t>
+        <w:t>. The starting player is the player directly clockwise from the Host. The role passes clockwise each Rest Phase (except in Spring). The Host runs the majority of the administration of that Empire Phase: collecting and distributing Trade Income, resolving Bandit Mechanics, and breaking ties (Council vote, bandit targeting, and anything not otherwise resolvable). The Host Card carries the step-by-step detail.</w:t>
       </w:r>
     </w:p>
     <w:p>
@@ -2043,7 +2043,7 @@
           <w:b w:val="0"/>
           <w:i w:val="0"/>
         </w:rPr>
-        <w:t xml:space="preserve"> — your spendable wealth. Funds Actions, upkeep, and recruitment. Running out triggers Insolvency.</w:t>
+        <w:t xml:space="preserve"> — your spendable wealth. Pays the cost of Actions, upkeep, and muster recruitment. Running out triggers Insolvency.</w:t>
       </w:r>
     </w:p>
     <w:p>
@@ -2085,7 +2085,7 @@
           <w:b w:val="0"/>
           <w:i w:val="0"/>
         </w:rPr>
-        <w:t xml:space="preserve"> — the weight you bring to Envoy votes. Base Influence comes from your Standing (1/2/3/4); you may spend up to 1 + Standing to support or oppose.</w:t>
+        <w:t xml:space="preserve"> — the weight you bring to Envoy votes. Base Influence comes from your Standing (1/2/3/4); you may spend up to 1 + Standing to support or oppose other player's envoys of that Domain.</w:t>
       </w:r>
     </w:p>
     <w:p>
@@ -2106,7 +2106,7 @@
           <w:b w:val="0"/>
           <w:i w:val="0"/>
         </w:rPr>
-        <w:t xml:space="preserve"> — your score. Accumulated by completing Edicts; the player with the most when the game ends wins.</w:t>
+        <w:t xml:space="preserve"> — The score of the Table. Accumulated by completing Edicts and at the end of each turn; the player who has completed the most edicts when the game ends, wins.</w:t>
       </w:r>
     </w:p>
     <w:p>
@@ -2127,7 +2127,7 @@
           <w:b w:val="0"/>
           <w:i w:val="0"/>
         </w:rPr>
-        <w:t xml:space="preserve"> — the stability of your realm, reduced by Doubt. Low Public Order weakens you; certain effects key off it.</w:t>
+        <w:t xml:space="preserve"> — the stability of your realm, reduced by Doubt, improved by Faith. Low Public Order weakens your empire; certain effects key off it.</w:t>
       </w:r>
     </w:p>
     <w:p>
@@ -2148,7 +2148,7 @@
           <w:b w:val="0"/>
           <w:i w:val="0"/>
         </w:rPr>
-        <w:t xml:space="preserve"> — devotion, generated by Piety pursuits; powers religious effects and offsets Doubt.</w:t>
+        <w:t xml:space="preserve"> — devotion, generated by mostly Piety pursuits; powers religious effects and offsets Doubt.</w:t>
       </w:r>
     </w:p>
     <w:p>
@@ -2169,7 +2169,7 @@
           <w:b w:val="0"/>
           <w:i w:val="0"/>
         </w:rPr>
-        <w:t xml:space="preserve"> — instability. Lowers Public Order. Applied to yourself by some powerful pursuits, or to others as a Cunning/Piety weapon.</w:t>
+        <w:t xml:space="preserve"> — instability. Lowers Public Order. Applied to yourself by some powerful pursuits as a cost, or to others as a Cunning/Piety weapon.</w:t>
       </w:r>
     </w:p>
     <w:p>
@@ -2252,7 +2252,7 @@
           <w:b w:val="0"/>
           <w:i w:val="0"/>
         </w:rPr>
-        <w:t xml:space="preserve">2.1 </w:t>
+        <w:t xml:space="preserve">—2.1 </w:t>
       </w:r>
       <w:r>
         <w:rPr>
@@ -2532,7 +2532,7 @@
           <w:b w:val="0"/>
           <w:i w:val="0"/>
         </w:rPr>
-        <w:t>8.1. If a Roll is modified beyond 6+, it automatically fails.</w:t>
+        <w:t>—8.1. If a Roll is modified beyond 6+, it automatically fails.</w:t>
       </w:r>
     </w:p>
     <w:p>
@@ -2542,7 +2542,7 @@
           <w:b w:val="0"/>
           <w:i w:val="0"/>
         </w:rPr>
-        <w:t>8.2. If a Roll is modified less than 2+, it automatically passes.</w:t>
+        <w:t>—8.2. If a Roll is modified less than 2+, it automatically passes.</w:t>
       </w:r>
     </w:p>
     <w:p>
@@ -2552,7 +2552,7 @@
           <w:b w:val="0"/>
           <w:i w:val="0"/>
         </w:rPr>
-        <w:t>8.3. If modified to 1+ or 7+ but specific results trigger on a 1 or 6, dice must still be rolled for those specific results.</w:t>
+        <w:t>—8.3. If modified to 1+ or 7+ but specific results trigger on a 1 or 6, dice must still be rolled for those specific results.</w:t>
       </w:r>
     </w:p>
     <w:p>
@@ -2562,7 +2562,7 @@
           <w:b w:val="0"/>
           <w:i w:val="0"/>
         </w:rPr>
-        <w:t>8.4. You may not re-roll a re-roll or re-roll a success.</w:t>
+        <w:t>—8.4. You may not re-roll a re-roll or re-roll a success.</w:t>
       </w:r>
     </w:p>
     <w:p>
@@ -2572,7 +2572,7 @@
           <w:b w:val="0"/>
           <w:i w:val="0"/>
         </w:rPr>
-        <w:t>8.5. Effects that occur on a 1 or 6 occur on unmodified rolls of 1 or 6.</w:t>
+        <w:t>—8.5. Effects that occur on a 1 or 6 occur on unmodified rolls of 1 or 6.</w:t>
       </w:r>
     </w:p>
     <w:p>
@@ -2603,7 +2603,7 @@
           <w:b w:val="0"/>
           <w:i w:val="0"/>
         </w:rPr>
-        <w:t>9.1. Whenever a gold amount is not divisible by 100, round down to the nearest 100, minimum 0.</w:t>
+        <w:t>—9.1. Whenever a gold amount is not divisible by 100, round down to the nearest 100, minimum 0.</w:t>
       </w:r>
     </w:p>
     <w:p>
@@ -2613,7 +2613,7 @@
           <w:b w:val="0"/>
           <w:i w:val="0"/>
         </w:rPr>
-        <w:t>9.2. if your Treasury is negative, round up to the nearest 100 instead.</w:t>
+        <w:t>—9.2. if your Treasury is negative, round up to the nearest 100 instead.</w:t>
       </w:r>
     </w:p>
     <w:p>
@@ -2793,7 +2793,7 @@
           <w:b w:val="0"/>
           <w:i w:val="0"/>
         </w:rPr>
-        <w:t xml:space="preserve"> with </w:t>
+        <w:t xml:space="preserve"> that is  </w:t>
       </w:r>
       <w:r>
         <w:rPr>
@@ -2809,7 +2809,7 @@
           <w:b w:val="0"/>
           <w:i w:val="0"/>
         </w:rPr>
-        <w:t>.</w:t>
+        <w:t xml:space="preserve"> with that ward.</w:t>
       </w:r>
     </w:p>
     <w:p>
@@ -2854,23 +2854,7 @@
           <w:b w:val="0"/>
           <w:i w:val="0"/>
         </w:rPr>
-        <w:t xml:space="preserve"> are unique unless started with a </w:t>
-      </w:r>
-      <w:r>
-        <w:rPr>
-          <w:rFonts w:ascii="EB Garamond" w:hAnsi="EB Garamond"/>
-          <w:b/>
-          <w:i w:val="0"/>
-        </w:rPr>
-        <w:t>Faction</w:t>
-      </w:r>
-      <w:r>
-        <w:rPr>
-          <w:rFonts w:ascii="EB Garamond" w:hAnsi="EB Garamond"/>
-          <w:b w:val="0"/>
-          <w:i w:val="0"/>
-        </w:rPr>
-        <w:t>.</w:t>
+        <w:t xml:space="preserve"> are unique. Only one of each name can exist in each game.</w:t>
       </w:r>
     </w:p>
     <w:p>
@@ -2885,67 +2869,7 @@
           <w:i w:val="0"/>
           <w:sz w:val="40"/>
         </w:rPr>
-        <w:t>The Turn</w:t>
-      </w:r>
-    </w:p>
-    <w:p>
-      <w:r>
-        <w:rPr>
-          <w:rFonts w:ascii="EB Garamond" w:hAnsi="EB Garamond"/>
-          <w:b w:val="0"/>
-          <w:i w:val="0"/>
-        </w:rPr>
-        <w:t>Each turn proceeds through the five phases below in order, then passes the Host and repeats. (See the Turn Outline above for the at-a-glance version.)</w:t>
-      </w:r>
-    </w:p>
-    <w:p>
-      <w:r>
-        <w:rPr>
-          <w:rFonts w:ascii="EB Garamond" w:hAnsi="EB Garamond"/>
-          <w:b/>
-          <w:i w:val="0"/>
-        </w:rPr>
-        <w:t>Timers.</w:t>
-      </w:r>
-      <w:r>
-        <w:rPr>
-          <w:rFonts w:ascii="EB Garamond" w:hAnsi="EB Garamond"/>
-          <w:b w:val="0"/>
-          <w:i w:val="0"/>
-        </w:rPr>
-        <w:t xml:space="preserve"> Many actions set a </w:t>
-      </w:r>
-      <w:r>
-        <w:rPr>
-          <w:rFonts w:ascii="EB Garamond" w:hAnsi="EB Garamond"/>
-          <w:b w:val="0"/>
-          <w:i/>
-        </w:rPr>
-        <w:t>Timer</w:t>
-      </w:r>
-      <w:r>
-        <w:rPr>
-          <w:rFonts w:ascii="EB Garamond" w:hAnsi="EB Garamond"/>
-          <w:b w:val="0"/>
-          <w:i w:val="0"/>
-        </w:rPr>
-        <w:t xml:space="preserve"> to a number of turns. Every Empire Phase each active Timer ticks down by 1; when a Timer reaches 0 it resolves and is removed (a Timer set to 0 or less resolves immediately). Each action states its own Timer's length — the named types (Build, Repair, Muster, Siege, Sack, Capture, Convert, Truce) are just labels for </w:t>
-      </w:r>
-      <w:r>
-        <w:rPr>
-          <w:rFonts w:ascii="EB Garamond" w:hAnsi="EB Garamond"/>
-          <w:b w:val="0"/>
-          <w:i/>
-        </w:rPr>
-        <w:t>what</w:t>
-      </w:r>
-      <w:r>
-        <w:rPr>
-          <w:rFonts w:ascii="EB Garamond" w:hAnsi="EB Garamond"/>
-          <w:b w:val="0"/>
-          <w:i w:val="0"/>
-        </w:rPr>
-        <w:t xml:space="preserve"> resolves; the rule is the same for all of them.</w:t>
+        <w:t>Setup</w:t>
       </w:r>
     </w:p>
     <w:p>
@@ -2960,7 +2884,7 @@
           <w:i w:val="0"/>
           <w:sz w:val="36"/>
         </w:rPr>
-        <w:t>Empire Phase</w:t>
+        <w:t>Table Setup</w:t>
       </w:r>
     </w:p>
     <w:p>
@@ -2970,50 +2894,10 @@
       <w:r>
         <w:rPr>
           <w:rFonts w:ascii="EB Garamond" w:hAnsi="EB Garamond"/>
-          <w:b/>
-          <w:i w:val="0"/>
-        </w:rPr>
-        <w:t>Activate</w:t>
-      </w:r>
-      <w:r>
-        <w:rPr>
-          <w:rFonts w:ascii="EB Garamond" w:hAnsi="EB Garamond"/>
-          <w:b w:val="0"/>
-          <w:i w:val="0"/>
-        </w:rPr>
-        <w:t xml:space="preserve"> any </w:t>
-      </w:r>
-      <w:r>
-        <w:rPr>
-          <w:rFonts w:ascii="EB Garamond" w:hAnsi="EB Garamond"/>
-          <w:b/>
-          <w:i w:val="0"/>
-        </w:rPr>
-        <w:t>unlocked domain</w:t>
-      </w:r>
-      <w:r>
-        <w:rPr>
-          <w:rFonts w:ascii="EB Garamond" w:hAnsi="EB Garamond"/>
-          <w:b w:val="0"/>
-          <w:i w:val="0"/>
-        </w:rPr>
-        <w:t xml:space="preserve"> </w:t>
-      </w:r>
-      <w:r>
-        <w:rPr>
-          <w:rFonts w:ascii="EB Garamond" w:hAnsi="EB Garamond"/>
-          <w:b/>
-          <w:i w:val="0"/>
-        </w:rPr>
-        <w:t>standing</w:t>
-      </w:r>
-      <w:r>
-        <w:rPr>
-          <w:rFonts w:ascii="EB Garamond" w:hAnsi="EB Garamond"/>
-          <w:b w:val="0"/>
-          <w:i w:val="0"/>
-        </w:rPr>
-        <w:t xml:space="preserve"> effects.</w:t>
+          <w:b w:val="0"/>
+          <w:i w:val="0"/>
+        </w:rPr>
+        <w:t>Domain Board, set Renown to 1, and set each Player's Standing in each Domain to 1. Set Season to Summer. Set Public Order to 0.</w:t>
       </w:r>
     </w:p>
     <w:p>
@@ -3023,50 +2907,10 @@
       <w:r>
         <w:rPr>
           <w:rFonts w:ascii="EB Garamond" w:hAnsi="EB Garamond"/>
-          <w:b/>
-          <w:i w:val="0"/>
-        </w:rPr>
-        <w:t>Gain seasonal effect</w:t>
-      </w:r>
-      <w:r>
-        <w:rPr>
-          <w:rFonts w:ascii="EB Garamond" w:hAnsi="EB Garamond"/>
-          <w:b w:val="0"/>
-          <w:i w:val="0"/>
-        </w:rPr>
-        <w:t xml:space="preserve"> — check the </w:t>
-      </w:r>
-      <w:r>
-        <w:rPr>
-          <w:rFonts w:ascii="EB Garamond" w:hAnsi="EB Garamond"/>
-          <w:b/>
-          <w:i w:val="0"/>
-        </w:rPr>
-        <w:t>season</w:t>
-      </w:r>
-      <w:r>
-        <w:rPr>
-          <w:rFonts w:ascii="EB Garamond" w:hAnsi="EB Garamond"/>
-          <w:b w:val="0"/>
-          <w:i w:val="0"/>
-        </w:rPr>
-        <w:t xml:space="preserve"> of this </w:t>
-      </w:r>
-      <w:r>
-        <w:rPr>
-          <w:rFonts w:ascii="EB Garamond" w:hAnsi="EB Garamond"/>
-          <w:b/>
-          <w:i w:val="0"/>
-        </w:rPr>
-        <w:t>turn</w:t>
-      </w:r>
-      <w:r>
-        <w:rPr>
-          <w:rFonts w:ascii="EB Garamond" w:hAnsi="EB Garamond"/>
-          <w:b w:val="0"/>
-          <w:i w:val="0"/>
-        </w:rPr>
-        <w:t xml:space="preserve"> and apply its effect.</w:t>
+          <w:b w:val="0"/>
+          <w:i w:val="0"/>
+        </w:rPr>
+        <w:t>Give Host Card to Player that wants to Host first. If multiple, roll-off.</w:t>
       </w:r>
     </w:p>
     <w:p>
@@ -3076,18 +2920,10 @@
       <w:r>
         <w:rPr>
           <w:rFonts w:ascii="EB Garamond" w:hAnsi="EB Garamond"/>
-          <w:b/>
-          <w:i w:val="0"/>
-        </w:rPr>
-        <w:t>Increment all eligible, active timers</w:t>
-      </w:r>
-      <w:r>
-        <w:rPr>
-          <w:rFonts w:ascii="EB Garamond" w:hAnsi="EB Garamond"/>
-          <w:b w:val="0"/>
-          <w:i w:val="0"/>
-        </w:rPr>
-        <w:t xml:space="preserve"> in this order: Build, Repair, Truce, Siege, Muster, Sack, Capture Timers</w:t>
+          <w:b w:val="0"/>
+          <w:i w:val="0"/>
+        </w:rPr>
+        <w:t>Hex Map</w:t>
       </w:r>
     </w:p>
     <w:p>
@@ -3097,758 +2933,10 @@
       <w:r>
         <w:rPr>
           <w:rFonts w:ascii="EB Garamond" w:hAnsi="EB Garamond"/>
-          <w:b/>
-          <w:i w:val="0"/>
-        </w:rPr>
-        <w:t>Resolve</w:t>
-      </w:r>
-      <w:r>
-        <w:rPr>
-          <w:rFonts w:ascii="EB Garamond" w:hAnsi="EB Garamond"/>
-          <w:b w:val="0"/>
-          <w:i w:val="0"/>
-        </w:rPr>
-        <w:t xml:space="preserve"> any timers incremented to 0.</w:t>
-      </w:r>
-    </w:p>
-    <w:p>
-      <w:pPr>
-        <w:pStyle w:val="ListBullet"/>
-      </w:pPr>
-      <w:r>
-        <w:rPr>
-          <w:rFonts w:ascii="EB Garamond" w:hAnsi="EB Garamond"/>
-          <w:b w:val="0"/>
-          <w:i w:val="0"/>
-        </w:rPr>
-        <w:t>May place roads within province.</w:t>
-      </w:r>
-    </w:p>
-    <w:p>
-      <w:pPr>
-        <w:pStyle w:val="ListBullet"/>
-      </w:pPr>
-      <w:r>
-        <w:rPr>
-          <w:rFonts w:ascii="EB Garamond" w:hAnsi="EB Garamond"/>
-          <w:b/>
-          <w:i w:val="0"/>
-        </w:rPr>
-        <w:t>Host Resolves Bandit Mechanics:</w:t>
-      </w:r>
-    </w:p>
-    <w:p>
-      <w:pPr>
-        <w:pStyle w:val="ListBullet"/>
-      </w:pPr>
-      <w:r>
-        <w:rPr>
-          <w:rFonts w:ascii="EB Garamond" w:hAnsi="EB Garamond"/>
-          <w:b w:val="0"/>
-          <w:i w:val="0"/>
-        </w:rPr>
-        <w:t xml:space="preserve">Grow existing </w:t>
-      </w:r>
-      <w:r>
-        <w:rPr>
-          <w:rFonts w:ascii="EB Garamond" w:hAnsi="EB Garamond"/>
-          <w:b/>
-          <w:i w:val="0"/>
-        </w:rPr>
-        <w:t>bandit camps</w:t>
-      </w:r>
-      <w:r>
-        <w:rPr>
-          <w:rFonts w:ascii="EB Garamond" w:hAnsi="EB Garamond"/>
-          <w:b w:val="0"/>
-          <w:i w:val="0"/>
-        </w:rPr>
-        <w:t xml:space="preserve"> according to </w:t>
-      </w:r>
-      <w:r>
-        <w:rPr>
-          <w:rFonts w:ascii="EB Garamond" w:hAnsi="EB Garamond"/>
-          <w:b/>
-          <w:i w:val="0"/>
-        </w:rPr>
-        <w:t>Era</w:t>
-      </w:r>
-    </w:p>
-    <w:p>
-      <w:pPr>
-        <w:pStyle w:val="ListBullet"/>
-      </w:pPr>
-      <w:r>
-        <w:rPr>
-          <w:rFonts w:ascii="EB Garamond" w:hAnsi="EB Garamond"/>
-          <w:b w:val="0"/>
-          <w:i w:val="0"/>
-        </w:rPr>
-        <w:t xml:space="preserve">If a </w:t>
-      </w:r>
-      <w:r>
-        <w:rPr>
-          <w:rFonts w:ascii="EB Garamond" w:hAnsi="EB Garamond"/>
-          <w:b/>
-          <w:i w:val="0"/>
-        </w:rPr>
-        <w:t>camp</w:t>
-      </w:r>
-      <w:r>
-        <w:rPr>
-          <w:rFonts w:ascii="EB Garamond" w:hAnsi="EB Garamond"/>
-          <w:b w:val="0"/>
-          <w:i w:val="0"/>
-        </w:rPr>
-        <w:t xml:space="preserve"> reaches 25, convert it to an </w:t>
-      </w:r>
-      <w:r>
-        <w:rPr>
-          <w:rFonts w:ascii="EB Garamond" w:hAnsi="EB Garamond"/>
-          <w:b/>
-          <w:i w:val="0"/>
-        </w:rPr>
-        <w:t>army</w:t>
-      </w:r>
-    </w:p>
-    <w:p>
-      <w:pPr>
-        <w:pStyle w:val="ListBullet"/>
-      </w:pPr>
-      <w:r>
-        <w:rPr>
-          <w:rFonts w:ascii="EB Garamond" w:hAnsi="EB Garamond"/>
-          <w:b/>
-          <w:i w:val="0"/>
-        </w:rPr>
-        <w:t>Perform Cunning actions</w:t>
-      </w:r>
-    </w:p>
-    <w:p>
-      <w:pPr>
-        <w:pStyle w:val="ListBullet"/>
-      </w:pPr>
-      <w:r>
-        <w:rPr>
-          <w:rFonts w:ascii="EB Garamond" w:hAnsi="EB Garamond"/>
-          <w:b/>
-          <w:i w:val="0"/>
-        </w:rPr>
-        <w:t>Perform move actions</w:t>
-      </w:r>
-    </w:p>
-    <w:p>
-      <w:pPr>
-        <w:pStyle w:val="ListBullet"/>
-      </w:pPr>
-      <w:r>
-        <w:rPr>
-          <w:rFonts w:ascii="EB Garamond" w:hAnsi="EB Garamond"/>
-          <w:b w:val="0"/>
-          <w:i w:val="0"/>
-        </w:rPr>
-        <w:t xml:space="preserve">Spawn new </w:t>
-      </w:r>
-      <w:r>
-        <w:rPr>
-          <w:rFonts w:ascii="EB Garamond" w:hAnsi="EB Garamond"/>
-          <w:b/>
-          <w:i w:val="0"/>
-        </w:rPr>
-        <w:t>bandit camps</w:t>
-      </w:r>
-      <w:r>
-        <w:rPr>
-          <w:rFonts w:ascii="EB Garamond" w:hAnsi="EB Garamond"/>
-          <w:b w:val="0"/>
-          <w:i w:val="0"/>
-        </w:rPr>
-        <w:t xml:space="preserve"> (in Spring, from Foster Rebellion, or Uprising)</w:t>
-      </w:r>
-    </w:p>
-    <w:p>
-      <w:pPr>
-        <w:pStyle w:val="ListBullet"/>
-      </w:pPr>
-      <w:r>
-        <w:rPr>
-          <w:rFonts w:ascii="EB Garamond" w:hAnsi="EB Garamond"/>
-          <w:b/>
-          <w:i w:val="0"/>
-        </w:rPr>
-        <w:t>Gain Influence &amp; Envoys:</w:t>
-      </w:r>
-    </w:p>
-    <w:p>
-      <w:pPr>
-        <w:pStyle w:val="ListBullet"/>
-      </w:pPr>
-      <w:r>
-        <w:rPr>
-          <w:rFonts w:ascii="EB Garamond" w:hAnsi="EB Garamond"/>
-          <w:b w:val="0"/>
-          <w:i w:val="0"/>
-        </w:rPr>
-        <w:t xml:space="preserve">Gain </w:t>
-      </w:r>
-      <w:r>
-        <w:rPr>
-          <w:rFonts w:ascii="EB Garamond" w:hAnsi="EB Garamond"/>
-          <w:b/>
-          <w:i w:val="0"/>
-        </w:rPr>
-        <w:t>influence</w:t>
-      </w:r>
-      <w:r>
-        <w:rPr>
-          <w:rFonts w:ascii="EB Garamond" w:hAnsi="EB Garamond"/>
-          <w:b w:val="0"/>
-          <w:i w:val="0"/>
-        </w:rPr>
-        <w:t xml:space="preserve"> based on: </w:t>
-      </w:r>
-      <w:r>
-        <w:rPr>
-          <w:rFonts w:ascii="EB Garamond" w:hAnsi="EB Garamond"/>
-          <w:b/>
-          <w:i w:val="0"/>
-        </w:rPr>
-        <w:t>Era</w:t>
-      </w:r>
-      <w:r>
-        <w:rPr>
-          <w:rFonts w:ascii="EB Garamond" w:hAnsi="EB Garamond"/>
-          <w:b w:val="0"/>
-          <w:i w:val="0"/>
-        </w:rPr>
-        <w:t xml:space="preserve">, </w:t>
-      </w:r>
-      <w:r>
-        <w:rPr>
-          <w:rFonts w:ascii="EB Garamond" w:hAnsi="EB Garamond"/>
-          <w:b/>
-          <w:i w:val="0"/>
-        </w:rPr>
-        <w:t>innate modifiers</w:t>
-      </w:r>
-      <w:r>
-        <w:rPr>
-          <w:rFonts w:ascii="EB Garamond" w:hAnsi="EB Garamond"/>
-          <w:b w:val="0"/>
-          <w:i w:val="0"/>
-        </w:rPr>
-        <w:t xml:space="preserve"> (Trade Partners, Alliances, at War, etc.), </w:t>
-      </w:r>
-      <w:r>
-        <w:rPr>
-          <w:rFonts w:ascii="EB Garamond" w:hAnsi="EB Garamond"/>
-          <w:b/>
-          <w:i w:val="0"/>
-        </w:rPr>
-        <w:t>pursuits</w:t>
-      </w:r>
-      <w:r>
-        <w:rPr>
-          <w:rFonts w:ascii="EB Garamond" w:hAnsi="EB Garamond"/>
-          <w:b w:val="0"/>
-          <w:i w:val="0"/>
-        </w:rPr>
-        <w:t xml:space="preserve">, and </w:t>
-      </w:r>
-      <w:r>
-        <w:rPr>
-          <w:rFonts w:ascii="EB Garamond" w:hAnsi="EB Garamond"/>
-          <w:b/>
-          <w:i w:val="0"/>
-        </w:rPr>
-        <w:t>infrastructure</w:t>
-      </w:r>
-    </w:p>
-    <w:p>
-      <w:pPr>
-        <w:pStyle w:val="ListBullet"/>
-      </w:pPr>
-      <w:r>
-        <w:rPr>
-          <w:rFonts w:ascii="EB Garamond" w:hAnsi="EB Garamond"/>
-          <w:b w:val="0"/>
-          <w:i w:val="0"/>
-        </w:rPr>
-        <w:t xml:space="preserve">Gain </w:t>
-      </w:r>
-      <w:r>
-        <w:rPr>
-          <w:rFonts w:ascii="EB Garamond" w:hAnsi="EB Garamond"/>
-          <w:b/>
-          <w:i w:val="0"/>
-        </w:rPr>
-        <w:t>envoys</w:t>
-      </w:r>
-      <w:r>
-        <w:rPr>
-          <w:rFonts w:ascii="EB Garamond" w:hAnsi="EB Garamond"/>
-          <w:b w:val="0"/>
-          <w:i w:val="0"/>
-        </w:rPr>
-        <w:t xml:space="preserve"> based on the </w:t>
-      </w:r>
-      <w:r>
-        <w:rPr>
-          <w:rFonts w:ascii="EB Garamond" w:hAnsi="EB Garamond"/>
-          <w:b/>
-          <w:i w:val="0"/>
-        </w:rPr>
-        <w:t>Era</w:t>
-      </w:r>
-    </w:p>
-    <w:p>
-      <w:pPr>
-        <w:pStyle w:val="ListBullet"/>
-      </w:pPr>
-      <w:r>
-        <w:rPr>
-          <w:rFonts w:ascii="EB Garamond" w:hAnsi="EB Garamond"/>
-          <w:b/>
-          <w:i w:val="0"/>
-        </w:rPr>
-        <w:t>Winter Phase:</w:t>
-      </w:r>
-    </w:p>
-    <w:p>
-      <w:pPr>
-        <w:pStyle w:val="ListBullet"/>
-      </w:pPr>
-      <w:r>
-        <w:rPr>
-          <w:rFonts w:ascii="EB Garamond" w:hAnsi="EB Garamond"/>
-          <w:b w:val="0"/>
-          <w:i w:val="0"/>
-        </w:rPr>
-        <w:t xml:space="preserve">If </w:t>
-      </w:r>
-      <w:r>
-        <w:rPr>
-          <w:rFonts w:ascii="EB Garamond" w:hAnsi="EB Garamond"/>
-          <w:b/>
-          <w:i w:val="0"/>
-        </w:rPr>
-        <w:t>Winter</w:t>
-      </w:r>
-      <w:r>
-        <w:rPr>
-          <w:rFonts w:ascii="EB Garamond" w:hAnsi="EB Garamond"/>
-          <w:b w:val="0"/>
-          <w:i w:val="0"/>
-        </w:rPr>
-        <w:t xml:space="preserve">, gain </w:t>
-      </w:r>
-      <w:r>
-        <w:rPr>
-          <w:rFonts w:ascii="EB Garamond" w:hAnsi="EB Garamond"/>
-          <w:b/>
-          <w:i w:val="0"/>
-        </w:rPr>
-        <w:t>tax income</w:t>
-      </w:r>
-      <w:r>
-        <w:rPr>
-          <w:rFonts w:ascii="EB Garamond" w:hAnsi="EB Garamond"/>
-          <w:b w:val="0"/>
-          <w:i w:val="0"/>
-        </w:rPr>
-        <w:t xml:space="preserve"> equal to your settlements tiers and adjusted by any modifiers.</w:t>
-      </w:r>
-    </w:p>
-    <w:p>
-      <w:pPr>
-        <w:pStyle w:val="ListBullet"/>
-      </w:pPr>
-      <w:r>
-        <w:rPr>
-          <w:rFonts w:ascii="EB Garamond" w:hAnsi="EB Garamond"/>
-          <w:b/>
-          <w:i w:val="0"/>
-        </w:rPr>
-        <w:t>Income &amp; Upkeep:</w:t>
-      </w:r>
-    </w:p>
-    <w:p>
-      <w:pPr>
-        <w:pStyle w:val="ListBullet"/>
-      </w:pPr>
-      <w:r>
-        <w:rPr>
-          <w:rFonts w:ascii="EB Garamond" w:hAnsi="EB Garamond"/>
-          <w:b w:val="0"/>
-          <w:i w:val="0"/>
-        </w:rPr>
-        <w:t xml:space="preserve">All </w:t>
-      </w:r>
-      <w:r>
-        <w:rPr>
-          <w:rFonts w:ascii="EB Garamond" w:hAnsi="EB Garamond"/>
-          <w:b/>
-          <w:i w:val="0"/>
-        </w:rPr>
-        <w:t>players</w:t>
-      </w:r>
-      <w:r>
-        <w:rPr>
-          <w:rFonts w:ascii="EB Garamond" w:hAnsi="EB Garamond"/>
-          <w:b w:val="0"/>
-          <w:i w:val="0"/>
-        </w:rPr>
-        <w:t xml:space="preserve"> gain </w:t>
-      </w:r>
-      <w:r>
-        <w:rPr>
-          <w:rFonts w:ascii="EB Garamond" w:hAnsi="EB Garamond"/>
-          <w:b/>
-          <w:i w:val="0"/>
-        </w:rPr>
-        <w:t>pursuit income</w:t>
-      </w:r>
-    </w:p>
-    <w:p>
-      <w:pPr>
-        <w:pStyle w:val="ListBullet"/>
-      </w:pPr>
-      <w:r>
-        <w:rPr>
-          <w:rFonts w:ascii="EB Garamond" w:hAnsi="EB Garamond"/>
-          <w:b/>
-          <w:i w:val="0"/>
-        </w:rPr>
-        <w:t>Pay army</w:t>
-      </w:r>
-      <w:r>
-        <w:rPr>
-          <w:rFonts w:ascii="EB Garamond" w:hAnsi="EB Garamond"/>
-          <w:b w:val="0"/>
-          <w:i w:val="0"/>
-        </w:rPr>
-        <w:t xml:space="preserve">, </w:t>
-      </w:r>
-      <w:r>
-        <w:rPr>
-          <w:rFonts w:ascii="EB Garamond" w:hAnsi="EB Garamond"/>
-          <w:b/>
-          <w:i w:val="0"/>
-        </w:rPr>
-        <w:t>pursuit</w:t>
-      </w:r>
-      <w:r>
-        <w:rPr>
-          <w:rFonts w:ascii="EB Garamond" w:hAnsi="EB Garamond"/>
-          <w:b w:val="0"/>
-          <w:i w:val="0"/>
-        </w:rPr>
-        <w:t xml:space="preserve">, </w:t>
-      </w:r>
-      <w:r>
-        <w:rPr>
-          <w:rFonts w:ascii="EB Garamond" w:hAnsi="EB Garamond"/>
-          <w:b/>
-          <w:i w:val="0"/>
-        </w:rPr>
-        <w:t>infrastructure</w:t>
-      </w:r>
-      <w:r>
-        <w:rPr>
-          <w:rFonts w:ascii="EB Garamond" w:hAnsi="EB Garamond"/>
-          <w:b w:val="0"/>
-          <w:i w:val="0"/>
-        </w:rPr>
-        <w:t xml:space="preserve">, and any additional </w:t>
-      </w:r>
-      <w:r>
-        <w:rPr>
-          <w:rFonts w:ascii="EB Garamond" w:hAnsi="EB Garamond"/>
-          <w:b/>
-          <w:i w:val="0"/>
-        </w:rPr>
-        <w:t>upkeep</w:t>
-      </w:r>
-    </w:p>
-    <w:p>
-      <w:pPr>
-        <w:pStyle w:val="ListBullet"/>
-      </w:pPr>
-      <w:r>
-        <w:rPr>
-          <w:rFonts w:ascii="EB Garamond" w:hAnsi="EB Garamond"/>
-          <w:b/>
-          <w:i w:val="0"/>
-        </w:rPr>
-        <w:t>Trade</w:t>
-      </w:r>
-      <w:r>
-        <w:rPr>
-          <w:rFonts w:ascii="EB Garamond" w:hAnsi="EB Garamond"/>
-          <w:b w:val="0"/>
-          <w:i w:val="0"/>
-        </w:rPr>
-        <w:t xml:space="preserve">: If there is a </w:t>
-      </w:r>
-      <w:r>
-        <w:rPr>
-          <w:rFonts w:ascii="EB Garamond" w:hAnsi="EB Garamond"/>
-          <w:b/>
-          <w:i w:val="0"/>
-        </w:rPr>
-        <w:t>host</w:t>
-      </w:r>
-      <w:r>
-        <w:rPr>
-          <w:rFonts w:ascii="EB Garamond" w:hAnsi="EB Garamond"/>
-          <w:b w:val="0"/>
-          <w:i w:val="0"/>
-        </w:rPr>
-        <w:t xml:space="preserve">, the </w:t>
-      </w:r>
-      <w:r>
-        <w:rPr>
-          <w:rFonts w:ascii="EB Garamond" w:hAnsi="EB Garamond"/>
-          <w:b/>
-          <w:i w:val="0"/>
-        </w:rPr>
-        <w:t>host</w:t>
-      </w:r>
-      <w:r>
-        <w:rPr>
-          <w:rFonts w:ascii="EB Garamond" w:hAnsi="EB Garamond"/>
-          <w:b w:val="0"/>
-          <w:i w:val="0"/>
-        </w:rPr>
-        <w:t xml:space="preserve"> collects </w:t>
-      </w:r>
-      <w:r>
-        <w:rPr>
-          <w:rFonts w:ascii="EB Garamond" w:hAnsi="EB Garamond"/>
-          <w:b/>
-          <w:i w:val="0"/>
-        </w:rPr>
-        <w:t>trade income</w:t>
-      </w:r>
-      <w:r>
-        <w:rPr>
-          <w:rFonts w:ascii="EB Garamond" w:hAnsi="EB Garamond"/>
-          <w:b w:val="0"/>
-          <w:i w:val="0"/>
-        </w:rPr>
-        <w:t xml:space="preserve"> and distributes it amongst their </w:t>
-      </w:r>
-      <w:r>
-        <w:rPr>
-          <w:rFonts w:ascii="EB Garamond" w:hAnsi="EB Garamond"/>
-          <w:b/>
-          <w:i w:val="0"/>
-        </w:rPr>
-        <w:t>trade partners</w:t>
-      </w:r>
-      <w:r>
-        <w:rPr>
-          <w:rFonts w:ascii="EB Garamond" w:hAnsi="EB Garamond"/>
-          <w:b w:val="0"/>
-          <w:i w:val="0"/>
-        </w:rPr>
-        <w:t>.</w:t>
-      </w:r>
-    </w:p>
-    <w:p>
-      <w:pPr>
-        <w:pStyle w:val="ListBullet"/>
-      </w:pPr>
-      <w:r>
-        <w:rPr>
-          <w:rFonts w:ascii="EB Garamond" w:hAnsi="EB Garamond"/>
-          <w:b/>
-          <w:i w:val="0"/>
-        </w:rPr>
-        <w:t>Extort —</w:t>
-      </w:r>
-      <w:r>
-        <w:rPr>
-          <w:rFonts w:ascii="EB Garamond" w:hAnsi="EB Garamond"/>
-          <w:b w:val="0"/>
-          <w:i w:val="0"/>
-        </w:rPr>
-        <w:t xml:space="preserve"> Any </w:t>
-      </w:r>
-      <w:r>
-        <w:rPr>
-          <w:rFonts w:ascii="EB Garamond" w:hAnsi="EB Garamond"/>
-          <w:b/>
-          <w:i w:val="0"/>
-        </w:rPr>
-        <w:t>pursuits</w:t>
-      </w:r>
-      <w:r>
-        <w:rPr>
-          <w:rFonts w:ascii="EB Garamond" w:hAnsi="EB Garamond"/>
-          <w:b w:val="0"/>
-          <w:i w:val="0"/>
-        </w:rPr>
-        <w:t xml:space="preserve"> or effects that trigger </w:t>
-      </w:r>
-      <w:r>
-        <w:rPr>
-          <w:rFonts w:ascii="EB Garamond" w:hAnsi="EB Garamond"/>
-          <w:b/>
-          <w:i w:val="0"/>
-        </w:rPr>
-        <w:t>extort</w:t>
-      </w:r>
-      <w:r>
-        <w:rPr>
-          <w:rFonts w:ascii="EB Garamond" w:hAnsi="EB Garamond"/>
-          <w:b w:val="0"/>
-          <w:i w:val="0"/>
-        </w:rPr>
-        <w:t xml:space="preserve"> are resolved now.</w:t>
-      </w:r>
-    </w:p>
-    <w:p>
-      <w:pPr>
-        <w:pStyle w:val="ListBullet"/>
-      </w:pPr>
-      <w:r>
-        <w:rPr>
-          <w:rFonts w:ascii="EB Garamond" w:hAnsi="EB Garamond"/>
-          <w:b/>
-          <w:i w:val="0"/>
-        </w:rPr>
-        <w:t>Apply innate Public Order modifiers</w:t>
-      </w:r>
-      <w:r>
-        <w:rPr>
-          <w:rFonts w:ascii="EB Garamond" w:hAnsi="EB Garamond"/>
-          <w:b w:val="0"/>
-          <w:i w:val="0"/>
-        </w:rPr>
-        <w:t xml:space="preserve"> — check each Faith/Doubt source in the Public Order tables and adjust your Public Order now. (Faith/Doubt from actions are already applied the moment they are generated; see Public Order.)</w:t>
-      </w:r>
-    </w:p>
-    <w:p>
-      <w:pPr>
-        <w:pStyle w:val="ListBullet"/>
-      </w:pPr>
-      <w:r>
-        <w:rPr>
-          <w:rFonts w:ascii="EB Garamond" w:hAnsi="EB Garamond"/>
-          <w:b w:val="0"/>
-          <w:i w:val="0"/>
-        </w:rPr>
-        <w:t xml:space="preserve">All </w:t>
-      </w:r>
-      <w:r>
-        <w:rPr>
-          <w:rFonts w:ascii="EB Garamond" w:hAnsi="EB Garamond"/>
-          <w:b/>
-          <w:i w:val="0"/>
-        </w:rPr>
-        <w:t>armies</w:t>
-      </w:r>
-      <w:r>
-        <w:rPr>
-          <w:rFonts w:ascii="EB Garamond" w:hAnsi="EB Garamond"/>
-          <w:b w:val="0"/>
-          <w:i w:val="0"/>
-        </w:rPr>
-        <w:t xml:space="preserve"> without </w:t>
-      </w:r>
-      <w:r>
-        <w:rPr>
-          <w:rFonts w:ascii="EB Garamond" w:hAnsi="EB Garamond"/>
-          <w:b/>
-          <w:i w:val="0"/>
-        </w:rPr>
-        <w:t>strained</w:t>
-      </w:r>
-      <w:r>
-        <w:rPr>
-          <w:rFonts w:ascii="EB Garamond" w:hAnsi="EB Garamond"/>
-          <w:b w:val="0"/>
-          <w:i w:val="0"/>
-        </w:rPr>
-        <w:t xml:space="preserve"> gain </w:t>
-      </w:r>
-      <w:r>
-        <w:rPr>
-          <w:rFonts w:ascii="EB Garamond" w:hAnsi="EB Garamond"/>
-          <w:b/>
-          <w:i w:val="0"/>
-        </w:rPr>
-        <w:t>+2 endurance</w:t>
-      </w:r>
-      <w:r>
-        <w:rPr>
-          <w:rFonts w:ascii="EB Garamond" w:hAnsi="EB Garamond"/>
-          <w:b w:val="0"/>
-          <w:i w:val="0"/>
-        </w:rPr>
-        <w:t xml:space="preserve">, remove </w:t>
-      </w:r>
-      <w:r>
-        <w:rPr>
-          <w:rFonts w:ascii="EB Garamond" w:hAnsi="EB Garamond"/>
-          <w:b/>
-          <w:i w:val="0"/>
-        </w:rPr>
-        <w:t>strained</w:t>
-      </w:r>
-      <w:r>
-        <w:rPr>
-          <w:rFonts w:ascii="EB Garamond" w:hAnsi="EB Garamond"/>
-          <w:b w:val="0"/>
-          <w:i w:val="0"/>
-        </w:rPr>
-        <w:t xml:space="preserve"> from all </w:t>
-      </w:r>
-      <w:r>
-        <w:rPr>
-          <w:rFonts w:ascii="EB Garamond" w:hAnsi="EB Garamond"/>
-          <w:b/>
-          <w:i w:val="0"/>
-        </w:rPr>
-        <w:t xml:space="preserve">armies </w:t>
-      </w:r>
-      <w:r>
-        <w:rPr>
-          <w:rFonts w:ascii="EB Garamond" w:hAnsi="EB Garamond"/>
-          <w:b w:val="0"/>
-          <w:i/>
-        </w:rPr>
-        <w:t>Note: they can immediately regain these effects after losing them if applicable.</w:t>
-      </w:r>
-    </w:p>
-    <w:p>
-      <w:pPr>
-        <w:pStyle w:val="ListBullet"/>
-      </w:pPr>
-      <w:r>
-        <w:rPr>
-          <w:rFonts w:ascii="EB Garamond" w:hAnsi="EB Garamond"/>
-          <w:b w:val="0"/>
-          <w:i w:val="0"/>
-        </w:rPr>
-        <w:t xml:space="preserve">Do any remaining </w:t>
-      </w:r>
-      <w:r>
-        <w:rPr>
-          <w:rFonts w:ascii="EB Garamond" w:hAnsi="EB Garamond"/>
-          <w:b/>
-          <w:i w:val="0"/>
-        </w:rPr>
-        <w:t>start of turn</w:t>
-      </w:r>
-      <w:r>
-        <w:rPr>
-          <w:rFonts w:ascii="EB Garamond" w:hAnsi="EB Garamond"/>
-          <w:b w:val="0"/>
-          <w:i w:val="0"/>
-        </w:rPr>
-        <w:t xml:space="preserve"> effects.</w:t>
+          <w:b w:val="0"/>
+          <w:i w:val="0"/>
+        </w:rPr>
+        <w:t xml:space="preserve">Tactic Decks, Equipment &amp; Retinue Cards, Pursuit Tiles, Bandit Camps, and all the various tokens. </w:t>
       </w:r>
     </w:p>
     <w:p>
@@ -3863,299 +2951,85 @@
           <w:i w:val="0"/>
           <w:sz w:val="36"/>
         </w:rPr>
-        <w:t>Council Phase</w:t>
+        <w:t>Player Setup</w:t>
       </w:r>
     </w:p>
     <w:p>
-      <w:r>
-        <w:rPr>
-          <w:rFonts w:ascii="EB Garamond" w:hAnsi="EB Garamond"/>
-          <w:b w:val="0"/>
-          <w:i w:val="0"/>
-        </w:rPr>
-        <w:t xml:space="preserve">Before each </w:t>
-      </w:r>
-      <w:r>
-        <w:rPr>
-          <w:rFonts w:ascii="EB Garamond" w:hAnsi="EB Garamond"/>
-          <w:b/>
-          <w:i w:val="0"/>
-        </w:rPr>
-        <w:t>player</w:t>
-      </w:r>
-      <w:r>
-        <w:rPr>
-          <w:rFonts w:ascii="EB Garamond" w:hAnsi="EB Garamond"/>
-          <w:b w:val="0"/>
-          <w:i w:val="0"/>
-        </w:rPr>
-        <w:t xml:space="preserve"> sends </w:t>
-      </w:r>
-      <w:r>
-        <w:rPr>
-          <w:rFonts w:ascii="EB Garamond" w:hAnsi="EB Garamond"/>
-          <w:b/>
-          <w:i w:val="0"/>
-        </w:rPr>
-        <w:t>personal envoys</w:t>
-      </w:r>
-      <w:r>
-        <w:rPr>
-          <w:rFonts w:ascii="EB Garamond" w:hAnsi="EB Garamond"/>
-          <w:b w:val="0"/>
-          <w:i w:val="0"/>
-        </w:rPr>
-        <w:t xml:space="preserve">, there is a </w:t>
-      </w:r>
-      <w:r>
-        <w:rPr>
-          <w:rFonts w:ascii="EB Garamond" w:hAnsi="EB Garamond"/>
-          <w:b/>
-          <w:i w:val="0"/>
-        </w:rPr>
-        <w:t>council vote</w:t>
-      </w:r>
-      <w:r>
-        <w:rPr>
-          <w:rFonts w:ascii="EB Garamond" w:hAnsi="EB Garamond"/>
-          <w:b w:val="0"/>
-          <w:i w:val="0"/>
-        </w:rPr>
-        <w:t xml:space="preserve"> on a </w:t>
-      </w:r>
-      <w:r>
-        <w:rPr>
-          <w:rFonts w:ascii="EB Garamond" w:hAnsi="EB Garamond"/>
-          <w:b/>
-          <w:i w:val="0"/>
-        </w:rPr>
-        <w:t>domain</w:t>
-      </w:r>
-      <w:r>
-        <w:rPr>
-          <w:rFonts w:ascii="EB Garamond" w:hAnsi="EB Garamond"/>
-          <w:b w:val="0"/>
-          <w:i w:val="0"/>
-        </w:rPr>
-        <w:t xml:space="preserve">. Each </w:t>
-      </w:r>
-      <w:r>
-        <w:rPr>
-          <w:rFonts w:ascii="EB Garamond" w:hAnsi="EB Garamond"/>
-          <w:b/>
-          <w:i w:val="0"/>
-        </w:rPr>
-        <w:t>player</w:t>
-      </w:r>
-      <w:r>
-        <w:rPr>
-          <w:rFonts w:ascii="EB Garamond" w:hAnsi="EB Garamond"/>
-          <w:b w:val="0"/>
-          <w:i w:val="0"/>
-        </w:rPr>
-        <w:t xml:space="preserve"> votes for a </w:t>
-      </w:r>
-      <w:r>
-        <w:rPr>
-          <w:rFonts w:ascii="EB Garamond" w:hAnsi="EB Garamond"/>
-          <w:b/>
-          <w:i w:val="0"/>
-        </w:rPr>
-        <w:t>domain</w:t>
-      </w:r>
-      <w:r>
-        <w:rPr>
-          <w:rFonts w:ascii="EB Garamond" w:hAnsi="EB Garamond"/>
-          <w:b w:val="0"/>
-          <w:i w:val="0"/>
-        </w:rPr>
-        <w:t xml:space="preserve">, clockwise from the </w:t>
-      </w:r>
-      <w:r>
-        <w:rPr>
-          <w:rFonts w:ascii="EB Garamond" w:hAnsi="EB Garamond"/>
-          <w:b/>
-          <w:i w:val="0"/>
-        </w:rPr>
-        <w:t>starting</w:t>
-      </w:r>
-      <w:r>
-        <w:rPr>
-          <w:rFonts w:ascii="EB Garamond" w:hAnsi="EB Garamond"/>
-          <w:b w:val="0"/>
-          <w:i w:val="0"/>
-        </w:rPr>
-        <w:t xml:space="preserve"> </w:t>
-      </w:r>
-      <w:r>
-        <w:rPr>
-          <w:rFonts w:ascii="EB Garamond" w:hAnsi="EB Garamond"/>
-          <w:b/>
-          <w:i w:val="0"/>
-        </w:rPr>
-        <w:t>player</w:t>
-      </w:r>
-      <w:r>
-        <w:rPr>
-          <w:rFonts w:ascii="EB Garamond" w:hAnsi="EB Garamond"/>
-          <w:b w:val="0"/>
-          <w:i w:val="0"/>
-        </w:rPr>
-        <w:t xml:space="preserve">; in the case of a tie, the </w:t>
-      </w:r>
-      <w:r>
-        <w:rPr>
-          <w:rFonts w:ascii="EB Garamond" w:hAnsi="EB Garamond"/>
-          <w:b/>
-          <w:i w:val="0"/>
-        </w:rPr>
-        <w:t>host</w:t>
-      </w:r>
-      <w:r>
-        <w:rPr>
-          <w:rFonts w:ascii="EB Garamond" w:hAnsi="EB Garamond"/>
-          <w:b w:val="0"/>
-          <w:i w:val="0"/>
-        </w:rPr>
-        <w:t xml:space="preserve"> breaks ties. Then, clockwise from the </w:t>
-      </w:r>
-      <w:r>
-        <w:rPr>
-          <w:rFonts w:ascii="EB Garamond" w:hAnsi="EB Garamond"/>
-          <w:b/>
-          <w:i w:val="0"/>
-        </w:rPr>
-        <w:t>starting player</w:t>
-      </w:r>
-      <w:r>
-        <w:rPr>
-          <w:rFonts w:ascii="EB Garamond" w:hAnsi="EB Garamond"/>
-          <w:b w:val="0"/>
-          <w:i w:val="0"/>
-        </w:rPr>
-        <w:t xml:space="preserve">, each </w:t>
-      </w:r>
-      <w:r>
-        <w:rPr>
-          <w:rFonts w:ascii="EB Garamond" w:hAnsi="EB Garamond"/>
-          <w:b/>
-          <w:i w:val="0"/>
-        </w:rPr>
-        <w:t>player</w:t>
-      </w:r>
-      <w:r>
-        <w:rPr>
-          <w:rFonts w:ascii="EB Garamond" w:hAnsi="EB Garamond"/>
-          <w:b w:val="0"/>
-          <w:i w:val="0"/>
-        </w:rPr>
-        <w:t xml:space="preserve"> sends a </w:t>
-      </w:r>
-      <w:r>
-        <w:rPr>
-          <w:rFonts w:ascii="EB Garamond" w:hAnsi="EB Garamond"/>
-          <w:b/>
-          <w:i w:val="0"/>
-        </w:rPr>
-        <w:t>free envoy</w:t>
-      </w:r>
-      <w:r>
-        <w:rPr>
-          <w:rFonts w:ascii="EB Garamond" w:hAnsi="EB Garamond"/>
-          <w:b w:val="0"/>
-          <w:i w:val="0"/>
-        </w:rPr>
-        <w:t xml:space="preserve"> and resolves one </w:t>
-      </w:r>
-      <w:r>
-        <w:rPr>
-          <w:rFonts w:ascii="EB Garamond" w:hAnsi="EB Garamond"/>
-          <w:b/>
-          <w:i w:val="0"/>
-        </w:rPr>
-        <w:t>action</w:t>
-      </w:r>
-      <w:r>
-        <w:rPr>
-          <w:rFonts w:ascii="EB Garamond" w:hAnsi="EB Garamond"/>
-          <w:b w:val="0"/>
-          <w:i w:val="0"/>
-        </w:rPr>
-        <w:t xml:space="preserve"> of that </w:t>
-      </w:r>
-      <w:r>
-        <w:rPr>
-          <w:rFonts w:ascii="EB Garamond" w:hAnsi="EB Garamond"/>
-          <w:b/>
-          <w:i w:val="0"/>
-        </w:rPr>
-        <w:t>domain</w:t>
-      </w:r>
-      <w:r>
-        <w:rPr>
-          <w:rFonts w:ascii="EB Garamond" w:hAnsi="EB Garamond"/>
-          <w:b w:val="0"/>
-          <w:i w:val="0"/>
-        </w:rPr>
-        <w:t xml:space="preserve">, starting with </w:t>
-      </w:r>
-      <w:r>
-        <w:rPr>
-          <w:rFonts w:ascii="EB Garamond" w:hAnsi="EB Garamond"/>
-          <w:b/>
-          <w:i w:val="0"/>
-        </w:rPr>
-        <w:t>innate</w:t>
-      </w:r>
-      <w:r>
-        <w:rPr>
-          <w:rFonts w:ascii="EB Garamond" w:hAnsi="EB Garamond"/>
-          <w:b w:val="0"/>
-          <w:i w:val="0"/>
-        </w:rPr>
-        <w:t xml:space="preserve"> </w:t>
-      </w:r>
-      <w:r>
-        <w:rPr>
-          <w:rFonts w:ascii="EB Garamond" w:hAnsi="EB Garamond"/>
-          <w:b/>
-          <w:i w:val="0"/>
-        </w:rPr>
-        <w:t>influence</w:t>
-      </w:r>
-      <w:r>
-        <w:rPr>
-          <w:rFonts w:ascii="EB Garamond" w:hAnsi="EB Garamond"/>
-          <w:b w:val="0"/>
-          <w:i w:val="0"/>
-        </w:rPr>
-        <w:t xml:space="preserve"> equal to their </w:t>
-      </w:r>
-      <w:r>
-        <w:rPr>
-          <w:rFonts w:ascii="EB Garamond" w:hAnsi="EB Garamond"/>
-          <w:b/>
-          <w:i w:val="0"/>
-        </w:rPr>
-        <w:t>domain standing</w:t>
-      </w:r>
-      <w:r>
-        <w:rPr>
-          <w:rFonts w:ascii="EB Garamond" w:hAnsi="EB Garamond"/>
-          <w:b w:val="0"/>
-          <w:i w:val="0"/>
-        </w:rPr>
-        <w:t>.</w:t>
+      <w:pPr>
+        <w:pStyle w:val="ListBullet"/>
+      </w:pPr>
+      <w:r>
+        <w:rPr>
+          <w:rFonts w:ascii="EB Garamond" w:hAnsi="EB Garamond"/>
+          <w:b w:val="0"/>
+          <w:i w:val="0"/>
+        </w:rPr>
+        <w:t>Pick a Faction Card (optional for new players)</w:t>
       </w:r>
     </w:p>
     <w:p>
-      <w:r>
-        <w:rPr>
-          <w:rFonts w:ascii="EB Garamond" w:hAnsi="EB Garamond"/>
-          <w:b w:val="0"/>
-          <w:i/>
-        </w:rPr>
-        <w:t>Note: council envoys’ net influence cannot be lower than 1, regardless of the net influence value.</w:t>
+      <w:pPr>
+        <w:pStyle w:val="ListBullet"/>
+      </w:pPr>
+      <w:r>
+        <w:rPr>
+          <w:rFonts w:ascii="EB Garamond" w:hAnsi="EB Garamond"/>
+          <w:b w:val="0"/>
+          <w:i w:val="0"/>
+        </w:rPr>
+        <w:t>Empire Tableau</w:t>
+      </w:r>
+    </w:p>
+    <w:p>
+      <w:pPr>
+        <w:pStyle w:val="ListBullet"/>
+      </w:pPr>
+      <w:r>
+        <w:rPr>
+          <w:rFonts w:ascii="EB Garamond" w:hAnsi="EB Garamond"/>
+          <w:b w:val="0"/>
+          <w:i w:val="0"/>
+        </w:rPr>
+        <w:t>Collect 1 Town, 1 Village, and 1 Hamlet. Take Turns placing Towns, starting with the Starting Player. Then, each player may place their first Village Range 4 from their Town, and their Hamlet Range 2 from their Town. Then, place Outlaw Country Range 2 from their Town or Village, but not adjacent to their Hamlet.</w:t>
+      </w:r>
+    </w:p>
+    <w:p>
+      <w:pPr>
+        <w:pStyle w:val="ListBullet"/>
+      </w:pPr>
+      <w:r>
+        <w:rPr>
+          <w:rFonts w:ascii="EB Garamond" w:hAnsi="EB Garamond"/>
+          <w:b w:val="0"/>
+          <w:i w:val="0"/>
+        </w:rPr>
+        <w:t>Collect 10,000 Gold, 2 Influence Tokens, &amp; 1 Envoy.</w:t>
+      </w:r>
+    </w:p>
+    <w:p>
+      <w:pPr>
+        <w:pStyle w:val="ListBullet"/>
+      </w:pPr>
+      <w:r>
+        <w:rPr>
+          <w:rFonts w:ascii="EB Garamond" w:hAnsi="EB Garamond"/>
+          <w:b w:val="0"/>
+          <w:i w:val="0"/>
+        </w:rPr>
+        <w:t>You do not begin the game with any Armies.</w:t>
+      </w:r>
+    </w:p>
+    <w:p>
+      <w:pPr>
+        <w:pStyle w:val="ListBullet"/>
+      </w:pPr>
+      <w:r>
+        <w:rPr>
+          <w:rFonts w:ascii="EB Garamond" w:hAnsi="EB Garamond"/>
+          <w:b w:val="0"/>
+          <w:i w:val="0"/>
+        </w:rPr>
+        <w:t>For the first turn, begin at the Council Phase instead of the Empire Phase.</w:t>
       </w:r>
     </w:p>
     <w:p>
@@ -4168,121 +3042,2297 @@
           <w:rFonts w:ascii="EB Garamond" w:hAnsi="EB Garamond"/>
           <w:b/>
           <w:i w:val="0"/>
-          <w:sz w:val="36"/>
-        </w:rPr>
-        <w:t>Envoy Phase</w:t>
+          <w:sz w:val="40"/>
+        </w:rPr>
+        <w:t>The Turn</w:t>
       </w:r>
     </w:p>
     <w:p>
       <w:r>
         <w:rPr>
           <w:rFonts w:ascii="EB Garamond" w:hAnsi="EB Garamond"/>
-          <w:b/>
-          <w:i w:val="0"/>
-        </w:rPr>
-        <w:t>Envoy Declaration.</w:t>
-      </w:r>
-      <w:r>
-        <w:rPr>
-          <w:rFonts w:ascii="EB Garamond" w:hAnsi="EB Garamond"/>
-          <w:b w:val="0"/>
-          <w:i w:val="0"/>
-        </w:rPr>
-        <w:t xml:space="preserve"> Starting with the starting player, all players place their envoys in the Domain tray of their choice.</w:t>
+          <w:b w:val="0"/>
+          <w:i w:val="0"/>
+        </w:rPr>
+        <w:t>Each turn proceeds through the five phases below in order, then passes the Host and repeats.</w:t>
       </w:r>
     </w:p>
     <w:p>
       <w:r>
         <w:rPr>
           <w:rFonts w:ascii="EB Garamond" w:hAnsi="EB Garamond"/>
-          <w:b w:val="0"/>
-          <w:i w:val="0"/>
-        </w:rPr>
-        <w:t xml:space="preserve">Then resolve envoys in order. First, each player who wishes to send a </w:t>
-      </w:r>
-      <w:r>
-        <w:rPr>
-          <w:rFonts w:ascii="EB Garamond" w:hAnsi="EB Garamond"/>
-          <w:b/>
-          <w:i w:val="0"/>
-        </w:rPr>
-        <w:t>Diplomacy envoy</w:t>
-      </w:r>
-      <w:r>
-        <w:rPr>
-          <w:rFonts w:ascii="EB Garamond" w:hAnsi="EB Garamond"/>
-          <w:b w:val="0"/>
-          <w:i w:val="0"/>
-        </w:rPr>
-        <w:t xml:space="preserve"> may do so, starting with the starting player; once everyone has had the opportunity, no further Diplomacy envoys may be sent this turn.</w:t>
+          <w:b/>
+          <w:i w:val="0"/>
+        </w:rPr>
+        <w:t>Timers.</w:t>
+      </w:r>
+      <w:r>
+        <w:rPr>
+          <w:rFonts w:ascii="EB Garamond" w:hAnsi="EB Garamond"/>
+          <w:b w:val="0"/>
+          <w:i w:val="0"/>
+        </w:rPr>
+        <w:t xml:space="preserve"> Many actions set a </w:t>
+      </w:r>
+      <w:r>
+        <w:rPr>
+          <w:rFonts w:ascii="EB Garamond" w:hAnsi="EB Garamond"/>
+          <w:b w:val="0"/>
+          <w:i/>
+        </w:rPr>
+        <w:t>Timer</w:t>
+      </w:r>
+      <w:r>
+        <w:rPr>
+          <w:rFonts w:ascii="EB Garamond" w:hAnsi="EB Garamond"/>
+          <w:b w:val="0"/>
+          <w:i w:val="0"/>
+        </w:rPr>
+        <w:t xml:space="preserve"> to a number of turns. Every Empire Phase each active Timer ticks down by 1; when a Timer reaches 0 it resolves and is removed (a Timer set to 0 or less resolves immediately). Each action states its own Timer's length — the named types (Build, Repair, Muster, Siege, Sack, Capture, Convert, Truce) are just labels for </w:t>
+      </w:r>
+      <w:r>
+        <w:rPr>
+          <w:rFonts w:ascii="EB Garamond" w:hAnsi="EB Garamond"/>
+          <w:b w:val="0"/>
+          <w:i/>
+        </w:rPr>
+        <w:t>what</w:t>
+      </w:r>
+      <w:r>
+        <w:rPr>
+          <w:rFonts w:ascii="EB Garamond" w:hAnsi="EB Garamond"/>
+          <w:b w:val="0"/>
+          <w:i w:val="0"/>
+        </w:rPr>
+        <w:t xml:space="preserve"> resolves; the rule is the same for all of them.</w:t>
       </w:r>
     </w:p>
     <w:p>
-      <w:r>
-        <w:rPr>
-          <w:rFonts w:ascii="EB Garamond" w:hAnsi="EB Garamond"/>
-          <w:b w:val="0"/>
-          <w:i w:val="0"/>
-        </w:rPr>
-        <w:t xml:space="preserve">Then players send </w:t>
-      </w:r>
-      <w:r>
-        <w:rPr>
-          <w:rFonts w:ascii="EB Garamond" w:hAnsi="EB Garamond"/>
-          <w:b/>
-          <w:i w:val="0"/>
-        </w:rPr>
-        <w:t>domain envoys</w:t>
-      </w:r>
-      <w:r>
-        <w:rPr>
-          <w:rFonts w:ascii="EB Garamond" w:hAnsi="EB Garamond"/>
-          <w:b w:val="0"/>
-          <w:i w:val="0"/>
-        </w:rPr>
-        <w:t xml:space="preserve"> in order: </w:t>
-      </w:r>
-      <w:r>
-        <w:rPr>
-          <w:rFonts w:ascii="EB Garamond" w:hAnsi="EB Garamond"/>
-          <w:b/>
-          <w:i w:val="0"/>
-        </w:rPr>
-        <w:t>Prowess → Cunning → Piety → Industry</w:t>
-      </w:r>
-      <w:r>
-        <w:rPr>
-          <w:rFonts w:ascii="EB Garamond" w:hAnsi="EB Garamond"/>
-          <w:b w:val="0"/>
-          <w:i w:val="0"/>
-        </w:rPr>
-        <w:t>, in descending order of magnitude — the player with the highest Prowess has the first opportunity to send a Prowess envoy, and so on. Once every player has had an opportunity to send an envoy of a domain, no further envoys of that domain may be sent this turn. All remaining envoys must be sent on Industry envoys when given the opportunity.</w:t>
+      <w:pPr>
+        <w:keepNext/>
+        <w:spacing w:before="240" w:after="80"/>
+      </w:pPr>
+      <w:r>
+        <w:rPr>
+          <w:rFonts w:ascii="EB Garamond" w:hAnsi="EB Garamond"/>
+          <w:b/>
+          <w:i w:val="0"/>
+          <w:sz w:val="36"/>
+        </w:rPr>
+        <w:t>Empire Phase</w:t>
       </w:r>
     </w:p>
     <w:p>
-      <w:r>
-        <w:rPr>
-          <w:rFonts w:ascii="EB Garamond" w:hAnsi="EB Garamond"/>
-          <w:b w:val="0"/>
-          <w:i w:val="0"/>
-        </w:rPr>
-        <w:t xml:space="preserve">To resolve an envoy — voting, influence spending, and outcomes — see </w:t>
-      </w:r>
-      <w:r>
-        <w:rPr>
-          <w:rFonts w:ascii="EB Garamond" w:hAnsi="EB Garamond"/>
-          <w:b/>
-          <w:i w:val="0"/>
+      <w:pPr>
+        <w:pStyle w:val="ListBullet"/>
+      </w:pPr>
+      <w:r>
+        <w:rPr>
+          <w:rFonts w:ascii="EB Garamond" w:hAnsi="EB Garamond"/>
+          <w:b/>
+          <w:i w:val="0"/>
+        </w:rPr>
+        <w:t>Activate</w:t>
+      </w:r>
+      <w:r>
+        <w:rPr>
+          <w:rFonts w:ascii="EB Garamond" w:hAnsi="EB Garamond"/>
+          <w:b w:val="0"/>
+          <w:i w:val="0"/>
+        </w:rPr>
+        <w:t xml:space="preserve"> any </w:t>
+      </w:r>
+      <w:r>
+        <w:rPr>
+          <w:rFonts w:ascii="EB Garamond" w:hAnsi="EB Garamond"/>
+          <w:b/>
+          <w:i w:val="0"/>
+        </w:rPr>
+        <w:t>unlocked domain</w:t>
+      </w:r>
+      <w:r>
+        <w:rPr>
+          <w:rFonts w:ascii="EB Garamond" w:hAnsi="EB Garamond"/>
+          <w:b w:val="0"/>
+          <w:i w:val="0"/>
+        </w:rPr>
+        <w:t xml:space="preserve"> </w:t>
+      </w:r>
+      <w:r>
+        <w:rPr>
+          <w:rFonts w:ascii="EB Garamond" w:hAnsi="EB Garamond"/>
+          <w:b/>
+          <w:i w:val="0"/>
+        </w:rPr>
+        <w:t>standing</w:t>
+      </w:r>
+      <w:r>
+        <w:rPr>
+          <w:rFonts w:ascii="EB Garamond" w:hAnsi="EB Garamond"/>
+          <w:b w:val="0"/>
+          <w:i w:val="0"/>
+        </w:rPr>
+        <w:t xml:space="preserve"> effects.</w:t>
+      </w:r>
+    </w:p>
+    <w:p>
+      <w:pPr>
+        <w:pStyle w:val="ListBullet"/>
+      </w:pPr>
+      <w:r>
+        <w:rPr>
+          <w:rFonts w:ascii="EB Garamond" w:hAnsi="EB Garamond"/>
+          <w:b/>
+          <w:i w:val="0"/>
+        </w:rPr>
+        <w:t>Gain seasonal effect</w:t>
+      </w:r>
+      <w:r>
+        <w:rPr>
+          <w:rFonts w:ascii="EB Garamond" w:hAnsi="EB Garamond"/>
+          <w:b w:val="0"/>
+          <w:i w:val="0"/>
+        </w:rPr>
+        <w:t xml:space="preserve"> — check the </w:t>
+      </w:r>
+      <w:r>
+        <w:rPr>
+          <w:rFonts w:ascii="EB Garamond" w:hAnsi="EB Garamond"/>
+          <w:b/>
+          <w:i w:val="0"/>
+        </w:rPr>
+        <w:t>season</w:t>
+      </w:r>
+      <w:r>
+        <w:rPr>
+          <w:rFonts w:ascii="EB Garamond" w:hAnsi="EB Garamond"/>
+          <w:b w:val="0"/>
+          <w:i w:val="0"/>
+        </w:rPr>
+        <w:t xml:space="preserve"> of this </w:t>
+      </w:r>
+      <w:r>
+        <w:rPr>
+          <w:rFonts w:ascii="EB Garamond" w:hAnsi="EB Garamond"/>
+          <w:b/>
+          <w:i w:val="0"/>
+        </w:rPr>
+        <w:t>turn</w:t>
+      </w:r>
+      <w:r>
+        <w:rPr>
+          <w:rFonts w:ascii="EB Garamond" w:hAnsi="EB Garamond"/>
+          <w:b w:val="0"/>
+          <w:i w:val="0"/>
+        </w:rPr>
+        <w:t xml:space="preserve"> and apply its effect.</w:t>
+      </w:r>
+    </w:p>
+    <w:p>
+      <w:pPr>
+        <w:pStyle w:val="ListBullet"/>
+      </w:pPr>
+      <w:r>
+        <w:rPr>
+          <w:rFonts w:ascii="EB Garamond" w:hAnsi="EB Garamond"/>
+          <w:b/>
+          <w:i w:val="0"/>
+        </w:rPr>
+        <w:t>Increment all eligible, active timers</w:t>
+      </w:r>
+      <w:r>
+        <w:rPr>
+          <w:rFonts w:ascii="EB Garamond" w:hAnsi="EB Garamond"/>
+          <w:b w:val="0"/>
+          <w:i w:val="0"/>
+        </w:rPr>
+        <w:t xml:space="preserve"> in this order: Build, Repair, Truce, Siege, Muster, Sack, Capture Timers</w:t>
+      </w:r>
+    </w:p>
+    <w:p>
+      <w:pPr>
+        <w:pStyle w:val="ListBullet"/>
+      </w:pPr>
+      <w:r>
+        <w:rPr>
+          <w:rFonts w:ascii="EB Garamond" w:hAnsi="EB Garamond"/>
+          <w:b/>
+          <w:i w:val="0"/>
+        </w:rPr>
+        <w:t>Resolve</w:t>
+      </w:r>
+      <w:r>
+        <w:rPr>
+          <w:rFonts w:ascii="EB Garamond" w:hAnsi="EB Garamond"/>
+          <w:b w:val="0"/>
+          <w:i w:val="0"/>
+        </w:rPr>
+        <w:t xml:space="preserve"> any timers incremented to 0.</w:t>
+      </w:r>
+    </w:p>
+    <w:p>
+      <w:pPr>
+        <w:pStyle w:val="ListBullet"/>
+      </w:pPr>
+      <w:r>
+        <w:rPr>
+          <w:rFonts w:ascii="EB Garamond" w:hAnsi="EB Garamond"/>
+          <w:b/>
+          <w:i w:val="0"/>
+        </w:rPr>
+        <w:t>Host Resolves Bandit Mechanics:</w:t>
+      </w:r>
+    </w:p>
+    <w:p>
+      <w:pPr>
+        <w:pStyle w:val="ListBullet"/>
+      </w:pPr>
+      <w:r>
+        <w:rPr>
+          <w:rFonts w:ascii="EB Garamond" w:hAnsi="EB Garamond"/>
+          <w:b w:val="0"/>
+          <w:i w:val="0"/>
+        </w:rPr>
+        <w:t xml:space="preserve">Grow existing </w:t>
+      </w:r>
+      <w:r>
+        <w:rPr>
+          <w:rFonts w:ascii="EB Garamond" w:hAnsi="EB Garamond"/>
+          <w:b/>
+          <w:i w:val="0"/>
+        </w:rPr>
+        <w:t>bandit camps</w:t>
+      </w:r>
+      <w:r>
+        <w:rPr>
+          <w:rFonts w:ascii="EB Garamond" w:hAnsi="EB Garamond"/>
+          <w:b w:val="0"/>
+          <w:i w:val="0"/>
+        </w:rPr>
+        <w:t xml:space="preserve"> according to </w:t>
+      </w:r>
+      <w:r>
+        <w:rPr>
+          <w:rFonts w:ascii="EB Garamond" w:hAnsi="EB Garamond"/>
+          <w:b/>
+          <w:i w:val="0"/>
+        </w:rPr>
+        <w:t>Era</w:t>
+      </w:r>
+    </w:p>
+    <w:p>
+      <w:pPr>
+        <w:pStyle w:val="ListBullet"/>
+      </w:pPr>
+      <w:r>
+        <w:rPr>
+          <w:rFonts w:ascii="EB Garamond" w:hAnsi="EB Garamond"/>
+          <w:b w:val="0"/>
+          <w:i w:val="0"/>
+        </w:rPr>
+        <w:t xml:space="preserve">If a </w:t>
+      </w:r>
+      <w:r>
+        <w:rPr>
+          <w:rFonts w:ascii="EB Garamond" w:hAnsi="EB Garamond"/>
+          <w:b/>
+          <w:i w:val="0"/>
+        </w:rPr>
+        <w:t>camp</w:t>
+      </w:r>
+      <w:r>
+        <w:rPr>
+          <w:rFonts w:ascii="EB Garamond" w:hAnsi="EB Garamond"/>
+          <w:b w:val="0"/>
+          <w:i w:val="0"/>
+        </w:rPr>
+        <w:t xml:space="preserve"> reaches 25, convert it to an </w:t>
+      </w:r>
+      <w:r>
+        <w:rPr>
+          <w:rFonts w:ascii="EB Garamond" w:hAnsi="EB Garamond"/>
+          <w:b/>
+          <w:i w:val="0"/>
+        </w:rPr>
+        <w:t>army</w:t>
+      </w:r>
+    </w:p>
+    <w:p>
+      <w:pPr>
+        <w:pStyle w:val="ListBullet"/>
+      </w:pPr>
+      <w:r>
+        <w:rPr>
+          <w:rFonts w:ascii="EB Garamond" w:hAnsi="EB Garamond"/>
+          <w:b/>
+          <w:i w:val="0"/>
+        </w:rPr>
+        <w:t>Perform Cunning actions</w:t>
+      </w:r>
+    </w:p>
+    <w:p>
+      <w:pPr>
+        <w:pStyle w:val="ListBullet"/>
+      </w:pPr>
+      <w:r>
+        <w:rPr>
+          <w:rFonts w:ascii="EB Garamond" w:hAnsi="EB Garamond"/>
+          <w:b/>
+          <w:i w:val="0"/>
+        </w:rPr>
+        <w:t>Perform move actions</w:t>
+      </w:r>
+    </w:p>
+    <w:p>
+      <w:pPr>
+        <w:pStyle w:val="ListBullet"/>
+      </w:pPr>
+      <w:r>
+        <w:rPr>
+          <w:rFonts w:ascii="EB Garamond" w:hAnsi="EB Garamond"/>
+          <w:b w:val="0"/>
+          <w:i w:val="0"/>
+        </w:rPr>
+        <w:t xml:space="preserve">Spawn new </w:t>
+      </w:r>
+      <w:r>
+        <w:rPr>
+          <w:rFonts w:ascii="EB Garamond" w:hAnsi="EB Garamond"/>
+          <w:b/>
+          <w:i w:val="0"/>
+        </w:rPr>
+        <w:t>bandit camps</w:t>
+      </w:r>
+      <w:r>
+        <w:rPr>
+          <w:rFonts w:ascii="EB Garamond" w:hAnsi="EB Garamond"/>
+          <w:b w:val="0"/>
+          <w:i w:val="0"/>
+        </w:rPr>
+        <w:t xml:space="preserve"> (in Spring, from Foster Rebellion, or Uprising)</w:t>
+      </w:r>
+    </w:p>
+    <w:p>
+      <w:pPr>
+        <w:pStyle w:val="ListBullet"/>
+      </w:pPr>
+      <w:r>
+        <w:rPr>
+          <w:rFonts w:ascii="EB Garamond" w:hAnsi="EB Garamond"/>
+          <w:b/>
+          <w:i w:val="0"/>
+        </w:rPr>
+        <w:t>Gain Influence &amp; Envoys:</w:t>
+      </w:r>
+    </w:p>
+    <w:p>
+      <w:pPr>
+        <w:pStyle w:val="ListBullet"/>
+      </w:pPr>
+      <w:r>
+        <w:rPr>
+          <w:rFonts w:ascii="EB Garamond" w:hAnsi="EB Garamond"/>
+          <w:b w:val="0"/>
+          <w:i w:val="0"/>
+        </w:rPr>
+        <w:t xml:space="preserve">Gain </w:t>
+      </w:r>
+      <w:r>
+        <w:rPr>
+          <w:rFonts w:ascii="EB Garamond" w:hAnsi="EB Garamond"/>
+          <w:b/>
+          <w:i w:val="0"/>
+        </w:rPr>
+        <w:t>influence</w:t>
+      </w:r>
+      <w:r>
+        <w:rPr>
+          <w:rFonts w:ascii="EB Garamond" w:hAnsi="EB Garamond"/>
+          <w:b w:val="0"/>
+          <w:i w:val="0"/>
+        </w:rPr>
+        <w:t xml:space="preserve"> based on: </w:t>
+      </w:r>
+      <w:r>
+        <w:rPr>
+          <w:rFonts w:ascii="EB Garamond" w:hAnsi="EB Garamond"/>
+          <w:b/>
+          <w:i w:val="0"/>
+        </w:rPr>
+        <w:t>Era</w:t>
+      </w:r>
+      <w:r>
+        <w:rPr>
+          <w:rFonts w:ascii="EB Garamond" w:hAnsi="EB Garamond"/>
+          <w:b w:val="0"/>
+          <w:i w:val="0"/>
+        </w:rPr>
+        <w:t xml:space="preserve">, </w:t>
+      </w:r>
+      <w:r>
+        <w:rPr>
+          <w:rFonts w:ascii="EB Garamond" w:hAnsi="EB Garamond"/>
+          <w:b/>
+          <w:i w:val="0"/>
+        </w:rPr>
+        <w:t>innate modifiers</w:t>
+      </w:r>
+      <w:r>
+        <w:rPr>
+          <w:rFonts w:ascii="EB Garamond" w:hAnsi="EB Garamond"/>
+          <w:b w:val="0"/>
+          <w:i w:val="0"/>
+        </w:rPr>
+        <w:t xml:space="preserve"> (Trade Partners, Alliances, at War, etc.), </w:t>
+      </w:r>
+      <w:r>
+        <w:rPr>
+          <w:rFonts w:ascii="EB Garamond" w:hAnsi="EB Garamond"/>
+          <w:b/>
+          <w:i w:val="0"/>
+        </w:rPr>
+        <w:t>pursuits</w:t>
+      </w:r>
+      <w:r>
+        <w:rPr>
+          <w:rFonts w:ascii="EB Garamond" w:hAnsi="EB Garamond"/>
+          <w:b w:val="0"/>
+          <w:i w:val="0"/>
+        </w:rPr>
+        <w:t xml:space="preserve">, and </w:t>
+      </w:r>
+      <w:r>
+        <w:rPr>
+          <w:rFonts w:ascii="EB Garamond" w:hAnsi="EB Garamond"/>
+          <w:b/>
+          <w:i w:val="0"/>
+        </w:rPr>
+        <w:t>infrastructure</w:t>
+      </w:r>
+    </w:p>
+    <w:p>
+      <w:pPr>
+        <w:pStyle w:val="ListBullet"/>
+      </w:pPr>
+      <w:r>
+        <w:rPr>
+          <w:rFonts w:ascii="EB Garamond" w:hAnsi="EB Garamond"/>
+          <w:b w:val="0"/>
+          <w:i w:val="0"/>
+        </w:rPr>
+        <w:t xml:space="preserve">Gain </w:t>
+      </w:r>
+      <w:r>
+        <w:rPr>
+          <w:rFonts w:ascii="EB Garamond" w:hAnsi="EB Garamond"/>
+          <w:b/>
+          <w:i w:val="0"/>
+        </w:rPr>
+        <w:t>envoys</w:t>
+      </w:r>
+      <w:r>
+        <w:rPr>
+          <w:rFonts w:ascii="EB Garamond" w:hAnsi="EB Garamond"/>
+          <w:b w:val="0"/>
+          <w:i w:val="0"/>
+        </w:rPr>
+        <w:t xml:space="preserve"> based on the </w:t>
+      </w:r>
+      <w:r>
+        <w:rPr>
+          <w:rFonts w:ascii="EB Garamond" w:hAnsi="EB Garamond"/>
+          <w:b/>
+          <w:i w:val="0"/>
+        </w:rPr>
+        <w:t>Era</w:t>
+      </w:r>
+    </w:p>
+    <w:p>
+      <w:pPr>
+        <w:pStyle w:val="ListBullet"/>
+      </w:pPr>
+      <w:r>
+        <w:rPr>
+          <w:rFonts w:ascii="EB Garamond" w:hAnsi="EB Garamond"/>
+          <w:b/>
+          <w:i w:val="0"/>
+        </w:rPr>
+        <w:t>Winter Phase:</w:t>
+      </w:r>
+    </w:p>
+    <w:p>
+      <w:pPr>
+        <w:pStyle w:val="ListBullet"/>
+      </w:pPr>
+      <w:r>
+        <w:rPr>
+          <w:rFonts w:ascii="EB Garamond" w:hAnsi="EB Garamond"/>
+          <w:b w:val="0"/>
+          <w:i w:val="0"/>
+        </w:rPr>
+        <w:t xml:space="preserve">If </w:t>
+      </w:r>
+      <w:r>
+        <w:rPr>
+          <w:rFonts w:ascii="EB Garamond" w:hAnsi="EB Garamond"/>
+          <w:b/>
+          <w:i w:val="0"/>
+        </w:rPr>
+        <w:t>Winter</w:t>
+      </w:r>
+      <w:r>
+        <w:rPr>
+          <w:rFonts w:ascii="EB Garamond" w:hAnsi="EB Garamond"/>
+          <w:b w:val="0"/>
+          <w:i w:val="0"/>
+        </w:rPr>
+        <w:t xml:space="preserve">, gain </w:t>
+      </w:r>
+      <w:r>
+        <w:rPr>
+          <w:rFonts w:ascii="EB Garamond" w:hAnsi="EB Garamond"/>
+          <w:b/>
+          <w:i w:val="0"/>
+        </w:rPr>
+        <w:t>tax income</w:t>
+      </w:r>
+      <w:r>
+        <w:rPr>
+          <w:rFonts w:ascii="EB Garamond" w:hAnsi="EB Garamond"/>
+          <w:b w:val="0"/>
+          <w:i w:val="0"/>
+        </w:rPr>
+        <w:t xml:space="preserve"> equal to your settlements tiers and adjusted by any modifiers.</w:t>
+      </w:r>
+    </w:p>
+    <w:p>
+      <w:pPr>
+        <w:pStyle w:val="ListBullet"/>
+      </w:pPr>
+      <w:r>
+        <w:rPr>
+          <w:rFonts w:ascii="EB Garamond" w:hAnsi="EB Garamond"/>
+          <w:b/>
+          <w:i w:val="0"/>
+        </w:rPr>
+        <w:t>Income &amp; Upkeep:</w:t>
+      </w:r>
+    </w:p>
+    <w:p>
+      <w:pPr>
+        <w:pStyle w:val="ListBullet"/>
+      </w:pPr>
+      <w:r>
+        <w:rPr>
+          <w:rFonts w:ascii="EB Garamond" w:hAnsi="EB Garamond"/>
+          <w:b w:val="0"/>
+          <w:i w:val="0"/>
+        </w:rPr>
+        <w:t xml:space="preserve">All </w:t>
+      </w:r>
+      <w:r>
+        <w:rPr>
+          <w:rFonts w:ascii="EB Garamond" w:hAnsi="EB Garamond"/>
+          <w:b/>
+          <w:i w:val="0"/>
+        </w:rPr>
+        <w:t>players</w:t>
+      </w:r>
+      <w:r>
+        <w:rPr>
+          <w:rFonts w:ascii="EB Garamond" w:hAnsi="EB Garamond"/>
+          <w:b w:val="0"/>
+          <w:i w:val="0"/>
+        </w:rPr>
+        <w:t xml:space="preserve"> gain </w:t>
+      </w:r>
+      <w:r>
+        <w:rPr>
+          <w:rFonts w:ascii="EB Garamond" w:hAnsi="EB Garamond"/>
+          <w:b/>
+          <w:i w:val="0"/>
+        </w:rPr>
+        <w:t>pursuit income</w:t>
+      </w:r>
+    </w:p>
+    <w:p>
+      <w:pPr>
+        <w:pStyle w:val="ListBullet"/>
+      </w:pPr>
+      <w:r>
+        <w:rPr>
+          <w:rFonts w:ascii="EB Garamond" w:hAnsi="EB Garamond"/>
+          <w:b/>
+          <w:i w:val="0"/>
+        </w:rPr>
+        <w:t>Trade</w:t>
+      </w:r>
+      <w:r>
+        <w:rPr>
+          <w:rFonts w:ascii="EB Garamond" w:hAnsi="EB Garamond"/>
+          <w:b w:val="0"/>
+          <w:i w:val="0"/>
+        </w:rPr>
+        <w:t xml:space="preserve">: If there is a </w:t>
+      </w:r>
+      <w:r>
+        <w:rPr>
+          <w:rFonts w:ascii="EB Garamond" w:hAnsi="EB Garamond"/>
+          <w:b/>
+          <w:i w:val="0"/>
+        </w:rPr>
+        <w:t>host</w:t>
+      </w:r>
+      <w:r>
+        <w:rPr>
+          <w:rFonts w:ascii="EB Garamond" w:hAnsi="EB Garamond"/>
+          <w:b w:val="0"/>
+          <w:i w:val="0"/>
+        </w:rPr>
+        <w:t xml:space="preserve">, the </w:t>
+      </w:r>
+      <w:r>
+        <w:rPr>
+          <w:rFonts w:ascii="EB Garamond" w:hAnsi="EB Garamond"/>
+          <w:b/>
+          <w:i w:val="0"/>
+        </w:rPr>
+        <w:t>host</w:t>
+      </w:r>
+      <w:r>
+        <w:rPr>
+          <w:rFonts w:ascii="EB Garamond" w:hAnsi="EB Garamond"/>
+          <w:b w:val="0"/>
+          <w:i w:val="0"/>
+        </w:rPr>
+        <w:t xml:space="preserve"> collects </w:t>
+      </w:r>
+      <w:r>
+        <w:rPr>
+          <w:rFonts w:ascii="EB Garamond" w:hAnsi="EB Garamond"/>
+          <w:b/>
+          <w:i w:val="0"/>
+        </w:rPr>
+        <w:t>trade income</w:t>
+      </w:r>
+      <w:r>
+        <w:rPr>
+          <w:rFonts w:ascii="EB Garamond" w:hAnsi="EB Garamond"/>
+          <w:b w:val="0"/>
+          <w:i w:val="0"/>
+        </w:rPr>
+        <w:t xml:space="preserve"> and distributes it amongst their </w:t>
+      </w:r>
+      <w:r>
+        <w:rPr>
+          <w:rFonts w:ascii="EB Garamond" w:hAnsi="EB Garamond"/>
+          <w:b/>
+          <w:i w:val="0"/>
+        </w:rPr>
+        <w:t>trade partners</w:t>
+      </w:r>
+      <w:r>
+        <w:rPr>
+          <w:rFonts w:ascii="EB Garamond" w:hAnsi="EB Garamond"/>
+          <w:b w:val="0"/>
+          <w:i w:val="0"/>
+        </w:rPr>
+        <w:t>.</w:t>
+      </w:r>
+    </w:p>
+    <w:p>
+      <w:pPr>
+        <w:pStyle w:val="ListBullet"/>
+      </w:pPr>
+      <w:r>
+        <w:rPr>
+          <w:rFonts w:ascii="EB Garamond" w:hAnsi="EB Garamond"/>
+          <w:b/>
+          <w:i w:val="0"/>
+        </w:rPr>
+        <w:t>Pay army</w:t>
+      </w:r>
+      <w:r>
+        <w:rPr>
+          <w:rFonts w:ascii="EB Garamond" w:hAnsi="EB Garamond"/>
+          <w:b w:val="0"/>
+          <w:i w:val="0"/>
+        </w:rPr>
+        <w:t xml:space="preserve">, </w:t>
+      </w:r>
+      <w:r>
+        <w:rPr>
+          <w:rFonts w:ascii="EB Garamond" w:hAnsi="EB Garamond"/>
+          <w:b/>
+          <w:i w:val="0"/>
+        </w:rPr>
+        <w:t>pursuit</w:t>
+      </w:r>
+      <w:r>
+        <w:rPr>
+          <w:rFonts w:ascii="EB Garamond" w:hAnsi="EB Garamond"/>
+          <w:b w:val="0"/>
+          <w:i w:val="0"/>
+        </w:rPr>
+        <w:t xml:space="preserve">, </w:t>
+      </w:r>
+      <w:r>
+        <w:rPr>
+          <w:rFonts w:ascii="EB Garamond" w:hAnsi="EB Garamond"/>
+          <w:b/>
+          <w:i w:val="0"/>
+        </w:rPr>
+        <w:t>infrastructure</w:t>
+      </w:r>
+      <w:r>
+        <w:rPr>
+          <w:rFonts w:ascii="EB Garamond" w:hAnsi="EB Garamond"/>
+          <w:b w:val="0"/>
+          <w:i w:val="0"/>
+        </w:rPr>
+        <w:t xml:space="preserve">, and any additional </w:t>
+      </w:r>
+      <w:r>
+        <w:rPr>
+          <w:rFonts w:ascii="EB Garamond" w:hAnsi="EB Garamond"/>
+          <w:b/>
+          <w:i w:val="0"/>
+        </w:rPr>
+        <w:t>upkeep</w:t>
+      </w:r>
+    </w:p>
+    <w:p>
+      <w:pPr>
+        <w:pStyle w:val="ListBullet"/>
+      </w:pPr>
+      <w:r>
+        <w:rPr>
+          <w:rFonts w:ascii="EB Garamond" w:hAnsi="EB Garamond"/>
+          <w:b/>
+          <w:i w:val="0"/>
+        </w:rPr>
+        <w:t>Extort —</w:t>
+      </w:r>
+      <w:r>
+        <w:rPr>
+          <w:rFonts w:ascii="EB Garamond" w:hAnsi="EB Garamond"/>
+          <w:b w:val="0"/>
+          <w:i w:val="0"/>
+        </w:rPr>
+        <w:t xml:space="preserve"> Any </w:t>
+      </w:r>
+      <w:r>
+        <w:rPr>
+          <w:rFonts w:ascii="EB Garamond" w:hAnsi="EB Garamond"/>
+          <w:b/>
+          <w:i w:val="0"/>
+        </w:rPr>
+        <w:t>pursuits</w:t>
+      </w:r>
+      <w:r>
+        <w:rPr>
+          <w:rFonts w:ascii="EB Garamond" w:hAnsi="EB Garamond"/>
+          <w:b w:val="0"/>
+          <w:i w:val="0"/>
+        </w:rPr>
+        <w:t xml:space="preserve"> or effects that trigger </w:t>
+      </w:r>
+      <w:r>
+        <w:rPr>
+          <w:rFonts w:ascii="EB Garamond" w:hAnsi="EB Garamond"/>
+          <w:b/>
+          <w:i w:val="0"/>
+        </w:rPr>
+        <w:t>extort</w:t>
+      </w:r>
+      <w:r>
+        <w:rPr>
+          <w:rFonts w:ascii="EB Garamond" w:hAnsi="EB Garamond"/>
+          <w:b w:val="0"/>
+          <w:i w:val="0"/>
+        </w:rPr>
+        <w:t xml:space="preserve"> are resolved now.</w:t>
+      </w:r>
+    </w:p>
+    <w:p>
+      <w:pPr>
+        <w:pStyle w:val="ListBullet"/>
+      </w:pPr>
+      <w:r>
+        <w:rPr>
+          <w:rFonts w:ascii="EB Garamond" w:hAnsi="EB Garamond"/>
+          <w:b w:val="0"/>
+          <w:i w:val="0"/>
+        </w:rPr>
+        <w:t>Determine Net Income for Wealth Edict Condition</w:t>
+      </w:r>
+    </w:p>
+    <w:p>
+      <w:pPr>
+        <w:pStyle w:val="ListBullet"/>
+      </w:pPr>
+      <w:r>
+        <w:rPr>
+          <w:rFonts w:ascii="EB Garamond" w:hAnsi="EB Garamond"/>
+          <w:b/>
+          <w:i w:val="0"/>
+        </w:rPr>
+        <w:t>Apply innate Public Order modifiers</w:t>
+      </w:r>
+      <w:r>
+        <w:rPr>
+          <w:rFonts w:ascii="EB Garamond" w:hAnsi="EB Garamond"/>
+          <w:b w:val="0"/>
+          <w:i w:val="0"/>
+        </w:rPr>
+        <w:t xml:space="preserve"> — check each Faith/Doubt source in the Public Order tables and adjust your Public Order. (Faith/Doubt from actions are already applied the moment they are generated; see Public Order.)</w:t>
+      </w:r>
+    </w:p>
+    <w:p>
+      <w:pPr>
+        <w:pStyle w:val="ListBullet"/>
+      </w:pPr>
+      <w:r>
+        <w:rPr>
+          <w:rFonts w:ascii="EB Garamond" w:hAnsi="EB Garamond"/>
+          <w:b w:val="0"/>
+          <w:i w:val="0"/>
+        </w:rPr>
+        <w:t xml:space="preserve">All </w:t>
+      </w:r>
+      <w:r>
+        <w:rPr>
+          <w:rFonts w:ascii="EB Garamond" w:hAnsi="EB Garamond"/>
+          <w:b/>
+          <w:i w:val="0"/>
+        </w:rPr>
+        <w:t>armies</w:t>
+      </w:r>
+      <w:r>
+        <w:rPr>
+          <w:rFonts w:ascii="EB Garamond" w:hAnsi="EB Garamond"/>
+          <w:b w:val="0"/>
+          <w:i w:val="0"/>
+        </w:rPr>
+        <w:t xml:space="preserve"> without </w:t>
+      </w:r>
+      <w:r>
+        <w:rPr>
+          <w:rFonts w:ascii="EB Garamond" w:hAnsi="EB Garamond"/>
+          <w:b/>
+          <w:i w:val="0"/>
+        </w:rPr>
+        <w:t>strained</w:t>
+      </w:r>
+      <w:r>
+        <w:rPr>
+          <w:rFonts w:ascii="EB Garamond" w:hAnsi="EB Garamond"/>
+          <w:b w:val="0"/>
+          <w:i w:val="0"/>
+        </w:rPr>
+        <w:t xml:space="preserve"> gain </w:t>
+      </w:r>
+      <w:r>
+        <w:rPr>
+          <w:rFonts w:ascii="EB Garamond" w:hAnsi="EB Garamond"/>
+          <w:b/>
+          <w:i w:val="0"/>
+        </w:rPr>
+        <w:t>+2 endurance</w:t>
+      </w:r>
+      <w:r>
+        <w:rPr>
+          <w:rFonts w:ascii="EB Garamond" w:hAnsi="EB Garamond"/>
+          <w:b w:val="0"/>
+          <w:i w:val="0"/>
+        </w:rPr>
+        <w:t xml:space="preserve">, remove </w:t>
+      </w:r>
+      <w:r>
+        <w:rPr>
+          <w:rFonts w:ascii="EB Garamond" w:hAnsi="EB Garamond"/>
+          <w:b/>
+          <w:i w:val="0"/>
+        </w:rPr>
+        <w:t>strained</w:t>
+      </w:r>
+      <w:r>
+        <w:rPr>
+          <w:rFonts w:ascii="EB Garamond" w:hAnsi="EB Garamond"/>
+          <w:b w:val="0"/>
+          <w:i w:val="0"/>
+        </w:rPr>
+        <w:t xml:space="preserve"> from all </w:t>
+      </w:r>
+      <w:r>
+        <w:rPr>
+          <w:rFonts w:ascii="EB Garamond" w:hAnsi="EB Garamond"/>
+          <w:b/>
+          <w:i w:val="0"/>
+        </w:rPr>
+        <w:t xml:space="preserve">armies </w:t>
+      </w:r>
+      <w:r>
+        <w:rPr>
+          <w:rFonts w:ascii="EB Garamond" w:hAnsi="EB Garamond"/>
+          <w:b w:val="0"/>
+          <w:i/>
+        </w:rPr>
+        <w:t>Note: they can immediately regain these effects after losing them if applicable.</w:t>
+      </w:r>
+    </w:p>
+    <w:p>
+      <w:pPr>
+        <w:pStyle w:val="ListBullet"/>
+      </w:pPr>
+      <w:r>
+        <w:rPr>
+          <w:rFonts w:ascii="EB Garamond" w:hAnsi="EB Garamond"/>
+          <w:b w:val="0"/>
+          <w:i w:val="0"/>
+        </w:rPr>
+        <w:t xml:space="preserve">Do any remaining </w:t>
+      </w:r>
+      <w:r>
+        <w:rPr>
+          <w:rFonts w:ascii="EB Garamond" w:hAnsi="EB Garamond"/>
+          <w:b/>
+          <w:i w:val="0"/>
+        </w:rPr>
+        <w:t>start of turn</w:t>
+      </w:r>
+      <w:r>
+        <w:rPr>
+          <w:rFonts w:ascii="EB Garamond" w:hAnsi="EB Garamond"/>
+          <w:b w:val="0"/>
+          <w:i w:val="0"/>
+        </w:rPr>
+        <w:t xml:space="preserve"> effects.</w:t>
+      </w:r>
+    </w:p>
+    <w:p>
+      <w:pPr>
+        <w:keepNext/>
+        <w:spacing w:before="240" w:after="80"/>
+      </w:pPr>
+      <w:r>
+        <w:rPr>
+          <w:rFonts w:ascii="EB Garamond" w:hAnsi="EB Garamond"/>
+          <w:b/>
+          <w:i w:val="0"/>
+          <w:sz w:val="36"/>
+        </w:rPr>
+        <w:t>Council Phase</w:t>
+      </w:r>
+    </w:p>
+    <w:p>
+      <w:r>
+        <w:rPr>
+          <w:rFonts w:ascii="EB Garamond" w:hAnsi="EB Garamond"/>
+          <w:b w:val="0"/>
+          <w:i w:val="0"/>
+        </w:rPr>
+        <w:t xml:space="preserve">Before each </w:t>
+      </w:r>
+      <w:r>
+        <w:rPr>
+          <w:rFonts w:ascii="EB Garamond" w:hAnsi="EB Garamond"/>
+          <w:b/>
+          <w:i w:val="0"/>
+        </w:rPr>
+        <w:t>player</w:t>
+      </w:r>
+      <w:r>
+        <w:rPr>
+          <w:rFonts w:ascii="EB Garamond" w:hAnsi="EB Garamond"/>
+          <w:b w:val="0"/>
+          <w:i w:val="0"/>
+        </w:rPr>
+        <w:t xml:space="preserve"> sends </w:t>
+      </w:r>
+      <w:r>
+        <w:rPr>
+          <w:rFonts w:ascii="EB Garamond" w:hAnsi="EB Garamond"/>
+          <w:b/>
+          <w:i w:val="0"/>
+        </w:rPr>
+        <w:t>personal envoys</w:t>
+      </w:r>
+      <w:r>
+        <w:rPr>
+          <w:rFonts w:ascii="EB Garamond" w:hAnsi="EB Garamond"/>
+          <w:b w:val="0"/>
+          <w:i w:val="0"/>
+        </w:rPr>
+        <w:t xml:space="preserve">, there is a </w:t>
+      </w:r>
+      <w:r>
+        <w:rPr>
+          <w:rFonts w:ascii="EB Garamond" w:hAnsi="EB Garamond"/>
+          <w:b/>
+          <w:i w:val="0"/>
+        </w:rPr>
+        <w:t>council vote</w:t>
+      </w:r>
+      <w:r>
+        <w:rPr>
+          <w:rFonts w:ascii="EB Garamond" w:hAnsi="EB Garamond"/>
+          <w:b w:val="0"/>
+          <w:i w:val="0"/>
+        </w:rPr>
+        <w:t xml:space="preserve"> on a </w:t>
+      </w:r>
+      <w:r>
+        <w:rPr>
+          <w:rFonts w:ascii="EB Garamond" w:hAnsi="EB Garamond"/>
+          <w:b/>
+          <w:i w:val="0"/>
+        </w:rPr>
+        <w:t>domain</w:t>
+      </w:r>
+      <w:r>
+        <w:rPr>
+          <w:rFonts w:ascii="EB Garamond" w:hAnsi="EB Garamond"/>
+          <w:b w:val="0"/>
+          <w:i w:val="0"/>
+        </w:rPr>
+        <w:t xml:space="preserve">. Each </w:t>
+      </w:r>
+      <w:r>
+        <w:rPr>
+          <w:rFonts w:ascii="EB Garamond" w:hAnsi="EB Garamond"/>
+          <w:b/>
+          <w:i w:val="0"/>
+        </w:rPr>
+        <w:t>player</w:t>
+      </w:r>
+      <w:r>
+        <w:rPr>
+          <w:rFonts w:ascii="EB Garamond" w:hAnsi="EB Garamond"/>
+          <w:b w:val="0"/>
+          <w:i w:val="0"/>
+        </w:rPr>
+        <w:t xml:space="preserve"> votes for a </w:t>
+      </w:r>
+      <w:r>
+        <w:rPr>
+          <w:rFonts w:ascii="EB Garamond" w:hAnsi="EB Garamond"/>
+          <w:b/>
+          <w:i w:val="0"/>
+        </w:rPr>
+        <w:t>domain</w:t>
+      </w:r>
+      <w:r>
+        <w:rPr>
+          <w:rFonts w:ascii="EB Garamond" w:hAnsi="EB Garamond"/>
+          <w:b w:val="0"/>
+          <w:i w:val="0"/>
+        </w:rPr>
+        <w:t xml:space="preserve">, clockwise from the </w:t>
+      </w:r>
+      <w:r>
+        <w:rPr>
+          <w:rFonts w:ascii="EB Garamond" w:hAnsi="EB Garamond"/>
+          <w:b/>
+          <w:i w:val="0"/>
+        </w:rPr>
+        <w:t>starting</w:t>
+      </w:r>
+      <w:r>
+        <w:rPr>
+          <w:rFonts w:ascii="EB Garamond" w:hAnsi="EB Garamond"/>
+          <w:b w:val="0"/>
+          <w:i w:val="0"/>
+        </w:rPr>
+        <w:t xml:space="preserve"> </w:t>
+      </w:r>
+      <w:r>
+        <w:rPr>
+          <w:rFonts w:ascii="EB Garamond" w:hAnsi="EB Garamond"/>
+          <w:b/>
+          <w:i w:val="0"/>
+        </w:rPr>
+        <w:t>player</w:t>
+      </w:r>
+      <w:r>
+        <w:rPr>
+          <w:rFonts w:ascii="EB Garamond" w:hAnsi="EB Garamond"/>
+          <w:b w:val="0"/>
+          <w:i w:val="0"/>
+        </w:rPr>
+        <w:t xml:space="preserve">; in the case of a tie, the </w:t>
+      </w:r>
+      <w:r>
+        <w:rPr>
+          <w:rFonts w:ascii="EB Garamond" w:hAnsi="EB Garamond"/>
+          <w:b/>
+          <w:i w:val="0"/>
+        </w:rPr>
+        <w:t>host</w:t>
+      </w:r>
+      <w:r>
+        <w:rPr>
+          <w:rFonts w:ascii="EB Garamond" w:hAnsi="EB Garamond"/>
+          <w:b w:val="0"/>
+          <w:i w:val="0"/>
+        </w:rPr>
+        <w:t xml:space="preserve"> breaks ties. Then, clockwise from the </w:t>
+      </w:r>
+      <w:r>
+        <w:rPr>
+          <w:rFonts w:ascii="EB Garamond" w:hAnsi="EB Garamond"/>
+          <w:b/>
+          <w:i w:val="0"/>
+        </w:rPr>
+        <w:t>starting player</w:t>
+      </w:r>
+      <w:r>
+        <w:rPr>
+          <w:rFonts w:ascii="EB Garamond" w:hAnsi="EB Garamond"/>
+          <w:b w:val="0"/>
+          <w:i w:val="0"/>
+        </w:rPr>
+        <w:t xml:space="preserve">, each </w:t>
+      </w:r>
+      <w:r>
+        <w:rPr>
+          <w:rFonts w:ascii="EB Garamond" w:hAnsi="EB Garamond"/>
+          <w:b/>
+          <w:i w:val="0"/>
+        </w:rPr>
+        <w:t>player</w:t>
+      </w:r>
+      <w:r>
+        <w:rPr>
+          <w:rFonts w:ascii="EB Garamond" w:hAnsi="EB Garamond"/>
+          <w:b w:val="0"/>
+          <w:i w:val="0"/>
+        </w:rPr>
+        <w:t xml:space="preserve"> sends a </w:t>
+      </w:r>
+      <w:r>
+        <w:rPr>
+          <w:rFonts w:ascii="EB Garamond" w:hAnsi="EB Garamond"/>
+          <w:b/>
+          <w:i w:val="0"/>
+        </w:rPr>
+        <w:t>free envoy</w:t>
+      </w:r>
+      <w:r>
+        <w:rPr>
+          <w:rFonts w:ascii="EB Garamond" w:hAnsi="EB Garamond"/>
+          <w:b w:val="0"/>
+          <w:i w:val="0"/>
+        </w:rPr>
+        <w:t xml:space="preserve"> and resolves one </w:t>
+      </w:r>
+      <w:r>
+        <w:rPr>
+          <w:rFonts w:ascii="EB Garamond" w:hAnsi="EB Garamond"/>
+          <w:b/>
+          <w:i w:val="0"/>
+        </w:rPr>
+        <w:t>action</w:t>
+      </w:r>
+      <w:r>
+        <w:rPr>
+          <w:rFonts w:ascii="EB Garamond" w:hAnsi="EB Garamond"/>
+          <w:b w:val="0"/>
+          <w:i w:val="0"/>
+        </w:rPr>
+        <w:t xml:space="preserve"> of that </w:t>
+      </w:r>
+      <w:r>
+        <w:rPr>
+          <w:rFonts w:ascii="EB Garamond" w:hAnsi="EB Garamond"/>
+          <w:b/>
+          <w:i w:val="0"/>
+        </w:rPr>
+        <w:t>domain</w:t>
+      </w:r>
+      <w:r>
+        <w:rPr>
+          <w:rFonts w:ascii="EB Garamond" w:hAnsi="EB Garamond"/>
+          <w:b w:val="0"/>
+          <w:i w:val="0"/>
+        </w:rPr>
+        <w:t xml:space="preserve">, starting with </w:t>
+      </w:r>
+      <w:r>
+        <w:rPr>
+          <w:rFonts w:ascii="EB Garamond" w:hAnsi="EB Garamond"/>
+          <w:b/>
+          <w:i w:val="0"/>
+        </w:rPr>
+        <w:t>innate</w:t>
+      </w:r>
+      <w:r>
+        <w:rPr>
+          <w:rFonts w:ascii="EB Garamond" w:hAnsi="EB Garamond"/>
+          <w:b w:val="0"/>
+          <w:i w:val="0"/>
+        </w:rPr>
+        <w:t xml:space="preserve"> </w:t>
+      </w:r>
+      <w:r>
+        <w:rPr>
+          <w:rFonts w:ascii="EB Garamond" w:hAnsi="EB Garamond"/>
+          <w:b/>
+          <w:i w:val="0"/>
+        </w:rPr>
+        <w:t>influence</w:t>
+      </w:r>
+      <w:r>
+        <w:rPr>
+          <w:rFonts w:ascii="EB Garamond" w:hAnsi="EB Garamond"/>
+          <w:b w:val="0"/>
+          <w:i w:val="0"/>
+        </w:rPr>
+        <w:t xml:space="preserve"> equal to their </w:t>
+      </w:r>
+      <w:r>
+        <w:rPr>
+          <w:rFonts w:ascii="EB Garamond" w:hAnsi="EB Garamond"/>
+          <w:b/>
+          <w:i w:val="0"/>
+        </w:rPr>
+        <w:t>domain standing</w:t>
+      </w:r>
+      <w:r>
+        <w:rPr>
+          <w:rFonts w:ascii="EB Garamond" w:hAnsi="EB Garamond"/>
+          <w:b w:val="0"/>
+          <w:i w:val="0"/>
+        </w:rPr>
+        <w:t>.</w:t>
+      </w:r>
+    </w:p>
+    <w:p>
+      <w:r>
+        <w:rPr>
+          <w:rFonts w:ascii="EB Garamond" w:hAnsi="EB Garamond"/>
+          <w:b w:val="0"/>
+          <w:i/>
+        </w:rPr>
+        <w:t>Note: council envoys’ net influence cannot be lower than 1, regardless of the net influence value.</w:t>
+      </w:r>
+    </w:p>
+    <w:p>
+      <w:pPr>
+        <w:keepNext/>
+        <w:spacing w:before="240" w:after="80"/>
+      </w:pPr>
+      <w:r>
+        <w:rPr>
+          <w:rFonts w:ascii="EB Garamond" w:hAnsi="EB Garamond"/>
+          <w:b/>
+          <w:i w:val="0"/>
+          <w:sz w:val="36"/>
+        </w:rPr>
+        <w:t>Envoy Phase</w:t>
+      </w:r>
+    </w:p>
+    <w:p>
+      <w:r>
+        <w:rPr>
+          <w:rFonts w:ascii="EB Garamond" w:hAnsi="EB Garamond"/>
+          <w:b/>
+          <w:i w:val="0"/>
+        </w:rPr>
+        <w:t>Envoy Declaration.</w:t>
+      </w:r>
+      <w:r>
+        <w:rPr>
+          <w:rFonts w:ascii="EB Garamond" w:hAnsi="EB Garamond"/>
+          <w:b w:val="0"/>
+          <w:i w:val="0"/>
+        </w:rPr>
+        <w:t xml:space="preserve"> From the starting player, all players place their envoys in the Domain of their choice.</w:t>
+      </w:r>
+    </w:p>
+    <w:p>
+      <w:r>
+        <w:rPr>
+          <w:rFonts w:ascii="EB Garamond" w:hAnsi="EB Garamond"/>
+          <w:b w:val="0"/>
+          <w:i w:val="0"/>
+        </w:rPr>
+        <w:t xml:space="preserve">Then resolve envoys in order. First, each player who wishes to send a </w:t>
+      </w:r>
+      <w:r>
+        <w:rPr>
+          <w:rFonts w:ascii="EB Garamond" w:hAnsi="EB Garamond"/>
+          <w:b/>
+          <w:i w:val="0"/>
+        </w:rPr>
+        <w:t>Diplomacy envoy</w:t>
+      </w:r>
+      <w:r>
+        <w:rPr>
+          <w:rFonts w:ascii="EB Garamond" w:hAnsi="EB Garamond"/>
+          <w:b w:val="0"/>
+          <w:i w:val="0"/>
+        </w:rPr>
+        <w:t xml:space="preserve"> may do so, starting with the starting player; once everyone has had the opportunity, no further Diplomacy envoys may be sent this turn.</w:t>
+      </w:r>
+    </w:p>
+    <w:p>
+      <w:r>
+        <w:rPr>
+          <w:rFonts w:ascii="EB Garamond" w:hAnsi="EB Garamond"/>
+          <w:b w:val="0"/>
+          <w:i w:val="0"/>
+        </w:rPr>
+        <w:t xml:space="preserve">Then players send </w:t>
+      </w:r>
+      <w:r>
+        <w:rPr>
+          <w:rFonts w:ascii="EB Garamond" w:hAnsi="EB Garamond"/>
+          <w:b/>
+          <w:i w:val="0"/>
+        </w:rPr>
+        <w:t>domain envoys</w:t>
+      </w:r>
+      <w:r>
+        <w:rPr>
+          <w:rFonts w:ascii="EB Garamond" w:hAnsi="EB Garamond"/>
+          <w:b w:val="0"/>
+          <w:i w:val="0"/>
+        </w:rPr>
+        <w:t xml:space="preserve"> in order: </w:t>
+      </w:r>
+      <w:r>
+        <w:rPr>
+          <w:rFonts w:ascii="EB Garamond" w:hAnsi="EB Garamond"/>
+          <w:b/>
+          <w:i w:val="0"/>
+        </w:rPr>
+        <w:t>Prowess → Cunning → Piety → Industry</w:t>
+      </w:r>
+      <w:r>
+        <w:rPr>
+          <w:rFonts w:ascii="EB Garamond" w:hAnsi="EB Garamond"/>
+          <w:b w:val="0"/>
+          <w:i w:val="0"/>
+        </w:rPr>
+        <w:t>, in descending order of magnitude — the player with the highest Prowess sends the first envoy, and so on.</w:t>
+      </w:r>
+    </w:p>
+    <w:p>
+      <w:pPr>
+        <w:keepNext/>
+        <w:spacing w:before="240" w:after="80"/>
+      </w:pPr>
+      <w:r>
+        <w:rPr>
+          <w:rFonts w:ascii="EB Garamond" w:hAnsi="EB Garamond"/>
+          <w:b/>
+          <w:i w:val="0"/>
+          <w:sz w:val="40"/>
         </w:rPr>
         <w:t>Actions &amp; Voting</w:t>
       </w:r>
-      <w:r>
-        <w:rPr>
-          <w:rFonts w:ascii="EB Garamond" w:hAnsi="EB Garamond"/>
-          <w:b w:val="0"/>
-          <w:i w:val="0"/>
-        </w:rPr>
-        <w:t>.</w:t>
+    </w:p>
+    <w:p>
+      <w:pPr>
+        <w:keepNext/>
+        <w:spacing w:before="240" w:after="80"/>
+      </w:pPr>
+      <w:r>
+        <w:rPr>
+          <w:rFonts w:ascii="EB Garamond" w:hAnsi="EB Garamond"/>
+          <w:b/>
+          <w:i w:val="0"/>
+          <w:sz w:val="36"/>
+        </w:rPr>
+        <w:t>Action Mechanics</w:t>
+      </w:r>
+    </w:p>
+    <w:p>
+      <w:pPr>
+        <w:keepNext/>
+        <w:spacing w:before="160" w:after="80"/>
+      </w:pPr>
+      <w:r>
+        <w:rPr>
+          <w:rFonts w:ascii="EB Garamond" w:hAnsi="EB Garamond"/>
+          <w:b/>
+          <w:i w:val="0"/>
+          <w:sz w:val="32"/>
+        </w:rPr>
+        <w:t>Sending an Envoy</w:t>
+      </w:r>
+    </w:p>
+    <w:p>
+      <w:r>
+        <w:rPr>
+          <w:rFonts w:ascii="EB Garamond" w:hAnsi="EB Garamond"/>
+          <w:b w:val="0"/>
+          <w:i w:val="0"/>
+        </w:rPr>
+        <w:t xml:space="preserve">Envoys are the </w:t>
+      </w:r>
+      <w:r>
+        <w:rPr>
+          <w:rFonts w:ascii="EB Garamond" w:hAnsi="EB Garamond"/>
+          <w:b/>
+          <w:i w:val="0"/>
+        </w:rPr>
+        <w:t>currency of actions</w:t>
+      </w:r>
+      <w:r>
+        <w:rPr>
+          <w:rFonts w:ascii="EB Garamond" w:hAnsi="EB Garamond"/>
+          <w:b w:val="0"/>
+          <w:i w:val="0"/>
+        </w:rPr>
+        <w:t xml:space="preserve">: to perform an action you </w:t>
+      </w:r>
+      <w:r>
+        <w:rPr>
+          <w:rFonts w:ascii="EB Garamond" w:hAnsi="EB Garamond"/>
+          <w:b/>
+          <w:i w:val="0"/>
+        </w:rPr>
+        <w:t>send an envoy</w:t>
+      </w:r>
+      <w:r>
+        <w:rPr>
+          <w:rFonts w:ascii="EB Garamond" w:hAnsi="EB Garamond"/>
+          <w:b w:val="0"/>
+          <w:i w:val="0"/>
+        </w:rPr>
+        <w:t xml:space="preserve"> during the Envoy Phase. Sending costs 1 envoy, and you must be able to pay the action's cost before you send it. Declare the domain but not the action — </w:t>
+      </w:r>
+      <w:r>
+        <w:rPr>
+          <w:rFonts w:ascii="EB Garamond" w:hAnsi="EB Garamond"/>
+          <w:b w:val="0"/>
+          <w:i/>
+        </w:rPr>
+        <w:t>"I'd like to send a [Domain] envoy."</w:t>
+      </w:r>
+    </w:p>
+    <w:p>
+      <w:pPr>
+        <w:keepNext/>
+        <w:spacing w:before="160" w:after="80"/>
+      </w:pPr>
+      <w:r>
+        <w:rPr>
+          <w:rFonts w:ascii="EB Garamond" w:hAnsi="EB Garamond"/>
+          <w:b/>
+          <w:i w:val="0"/>
+          <w:sz w:val="32"/>
+        </w:rPr>
+        <w:t>Resolving an Envoy</w:t>
+      </w:r>
+    </w:p>
+    <w:p>
+      <w:r>
+        <w:rPr>
+          <w:rFonts w:ascii="EB Garamond" w:hAnsi="EB Garamond"/>
+          <w:b w:val="0"/>
+          <w:i w:val="0"/>
+        </w:rPr>
+        <w:t xml:space="preserve">Your envoy begins with </w:t>
+      </w:r>
+      <w:r>
+        <w:rPr>
+          <w:rFonts w:ascii="EB Garamond" w:hAnsi="EB Garamond"/>
+          <w:b/>
+          <w:i w:val="0"/>
+        </w:rPr>
+        <w:t>influence equal to your innate influence</w:t>
+      </w:r>
+      <w:r>
+        <w:rPr>
+          <w:rFonts w:ascii="EB Garamond" w:hAnsi="EB Garamond"/>
+          <w:b w:val="0"/>
+          <w:i w:val="0"/>
+        </w:rPr>
+        <w:t xml:space="preserve"> in its domain — </w:t>
+      </w:r>
+      <w:r>
+        <w:rPr>
+          <w:rFonts w:ascii="EB Garamond" w:hAnsi="EB Garamond"/>
+          <w:b/>
+          <w:i w:val="0"/>
+        </w:rPr>
+        <w:t>Untested 1, Rising 2, Established 3, Sovereign 4</w:t>
+      </w:r>
+      <w:r>
+        <w:rPr>
+          <w:rFonts w:ascii="EB Garamond" w:hAnsi="EB Garamond"/>
+          <w:b w:val="0"/>
+          <w:i w:val="0"/>
+        </w:rPr>
+        <w:t xml:space="preserve"> — plus any automatic </w:t>
+      </w:r>
+      <w:r>
+        <w:rPr>
+          <w:rFonts w:ascii="EB Garamond" w:hAnsi="EB Garamond"/>
+          <w:b/>
+          <w:i w:val="0"/>
+        </w:rPr>
+        <w:t>Influence ±X</w:t>
+      </w:r>
+      <w:r>
+        <w:rPr>
+          <w:rFonts w:ascii="EB Garamond" w:hAnsi="EB Garamond"/>
+          <w:b w:val="0"/>
+          <w:i w:val="0"/>
+        </w:rPr>
+        <w:t xml:space="preserve"> modifiers (these come from your pursuits, infrastructure, and faction, and apply on their own; you never spend influence for them).</w:t>
+      </w:r>
+    </w:p>
+    <w:p>
+      <w:r>
+        <w:rPr>
+          <w:rFonts w:ascii="EB Garamond" w:hAnsi="EB Garamond"/>
+          <w:b w:val="0"/>
+          <w:i w:val="0"/>
+        </w:rPr>
+        <w:t xml:space="preserve">Then, clockwise from the starting player, </w:t>
+      </w:r>
+      <w:r>
+        <w:rPr>
+          <w:rFonts w:ascii="EB Garamond" w:hAnsi="EB Garamond"/>
+          <w:b/>
+          <w:i w:val="0"/>
+        </w:rPr>
+        <w:t>every other player</w:t>
+      </w:r>
+      <w:r>
+        <w:rPr>
+          <w:rFonts w:ascii="EB Garamond" w:hAnsi="EB Garamond"/>
+          <w:b w:val="0"/>
+          <w:i w:val="0"/>
+        </w:rPr>
+        <w:t xml:space="preserve"> may respond:</w:t>
+      </w:r>
+    </w:p>
+    <w:p>
+      <w:pPr>
+        <w:pStyle w:val="ListBullet"/>
+      </w:pPr>
+      <w:r>
+        <w:rPr>
+          <w:rFonts w:ascii="EB Garamond" w:hAnsi="EB Garamond"/>
+          <w:b/>
+          <w:i w:val="0"/>
+        </w:rPr>
+        <w:t>Support X</w:t>
+      </w:r>
+      <w:r>
+        <w:rPr>
+          <w:rFonts w:ascii="EB Garamond" w:hAnsi="EB Garamond"/>
+          <w:b w:val="0"/>
+          <w:i w:val="0"/>
+        </w:rPr>
+        <w:t xml:space="preserve"> — spend X of your influence to raise the envoy's net influence.</w:t>
+      </w:r>
+    </w:p>
+    <w:p>
+      <w:pPr>
+        <w:pStyle w:val="ListBullet"/>
+      </w:pPr>
+      <w:r>
+        <w:rPr>
+          <w:rFonts w:ascii="EB Garamond" w:hAnsi="EB Garamond"/>
+          <w:b/>
+          <w:i w:val="0"/>
+        </w:rPr>
+        <w:t>Oppose X</w:t>
+      </w:r>
+      <w:r>
+        <w:rPr>
+          <w:rFonts w:ascii="EB Garamond" w:hAnsi="EB Garamond"/>
+          <w:b w:val="0"/>
+          <w:i w:val="0"/>
+        </w:rPr>
+        <w:t xml:space="preserve"> — spend X of your influence to lower it.</w:t>
+      </w:r>
+    </w:p>
+    <w:p>
+      <w:pPr>
+        <w:pStyle w:val="ListBullet"/>
+      </w:pPr>
+      <w:r>
+        <w:rPr>
+          <w:rFonts w:ascii="EB Garamond" w:hAnsi="EB Garamond"/>
+          <w:b/>
+          <w:i w:val="0"/>
+        </w:rPr>
+        <w:t>Abstain</w:t>
+      </w:r>
+      <w:r>
+        <w:rPr>
+          <w:rFonts w:ascii="EB Garamond" w:hAnsi="EB Garamond"/>
+          <w:b w:val="0"/>
+          <w:i w:val="0"/>
+        </w:rPr>
+        <w:t xml:space="preserve"> — spend nothing.</w:t>
+      </w:r>
+    </w:p>
+    <w:p>
+      <w:r>
+        <w:rPr>
+          <w:rFonts w:ascii="EB Garamond" w:hAnsi="EB Garamond"/>
+          <w:b w:val="0"/>
+          <w:i w:val="0"/>
+        </w:rPr>
+        <w:t xml:space="preserve">You only spend influence when you </w:t>
+      </w:r>
+      <w:r>
+        <w:rPr>
+          <w:rFonts w:ascii="EB Garamond" w:hAnsi="EB Garamond"/>
+          <w:b/>
+          <w:i w:val="0"/>
+        </w:rPr>
+        <w:t>Support</w:t>
+      </w:r>
+      <w:r>
+        <w:rPr>
+          <w:rFonts w:ascii="EB Garamond" w:hAnsi="EB Garamond"/>
+          <w:b w:val="0"/>
+          <w:i w:val="0"/>
+        </w:rPr>
+        <w:t xml:space="preserve"> or </w:t>
+      </w:r>
+      <w:r>
+        <w:rPr>
+          <w:rFonts w:ascii="EB Garamond" w:hAnsi="EB Garamond"/>
+          <w:b/>
+          <w:i w:val="0"/>
+        </w:rPr>
+        <w:t>Oppose</w:t>
+      </w:r>
+      <w:r>
+        <w:rPr>
+          <w:rFonts w:ascii="EB Garamond" w:hAnsi="EB Garamond"/>
+          <w:b w:val="0"/>
+          <w:i w:val="0"/>
+        </w:rPr>
+        <w:t xml:space="preserve">. Abstaining is free, and you may let as much pass unopposed or supported as you like — though other players may not like that. </w:t>
+      </w:r>
+      <w:r>
+        <w:rPr>
+          <w:rFonts w:ascii="EB Garamond" w:hAnsi="EB Garamond"/>
+          <w:b/>
+          <w:i w:val="0"/>
+        </w:rPr>
+        <w:t>You cannot vote on your own envoy.</w:t>
+      </w:r>
+      <w:r>
+        <w:rPr>
+          <w:rFonts w:ascii="EB Garamond" w:hAnsi="EB Garamond"/>
+          <w:b w:val="0"/>
+          <w:i w:val="0"/>
+        </w:rPr>
+        <w:t xml:space="preserve"> Each player may spend up to </w:t>
+      </w:r>
+      <w:r>
+        <w:rPr>
+          <w:rFonts w:ascii="EB Garamond" w:hAnsi="EB Garamond"/>
+          <w:b/>
+          <w:i w:val="0"/>
+        </w:rPr>
+        <w:t>1 + their Standing</w:t>
+      </w:r>
+      <w:r>
+        <w:rPr>
+          <w:rFonts w:ascii="EB Garamond" w:hAnsi="EB Garamond"/>
+          <w:b w:val="0"/>
+          <w:i w:val="0"/>
+        </w:rPr>
+        <w:t xml:space="preserve"> in that domain on a single vote (Untested 1, Rising 2, Established 3, Sovereign 4); pursuits, infrastructure, and factions may raise this. At the end of each turn, unused Influence is discarded.</w:t>
+      </w:r>
+    </w:p>
+    <w:p>
+      <w:r>
+        <w:rPr>
+          <w:rFonts w:ascii="EB Garamond" w:hAnsi="EB Garamond"/>
+          <w:b w:val="0"/>
+          <w:i w:val="0"/>
+        </w:rPr>
+        <w:t xml:space="preserve">In practice this is not a round-the-table poll. The host simply asks </w:t>
+      </w:r>
+      <w:r>
+        <w:rPr>
+          <w:rFonts w:ascii="EB Garamond" w:hAnsi="EB Garamond"/>
+          <w:b w:val="0"/>
+          <w:i/>
+        </w:rPr>
+        <w:t>"anyone support or oppose?"</w:t>
+      </w:r>
+      <w:r>
+        <w:rPr>
+          <w:rFonts w:ascii="EB Garamond" w:hAnsi="EB Garamond"/>
+          <w:b w:val="0"/>
+          <w:i w:val="0"/>
+        </w:rPr>
+        <w:t xml:space="preserve"> and resolves. The clockwise order is only there to settle the rare case where who-spends-first changes a decision.</w:t>
+      </w:r>
+    </w:p>
+    <w:p>
+      <w:r>
+        <w:rPr>
+          <w:rFonts w:ascii="EB Garamond" w:hAnsi="EB Garamond"/>
+          <w:b w:val="0"/>
+          <w:i w:val="0"/>
+        </w:rPr>
+        <w:t xml:space="preserve">Why this is the heart of the game: at </w:t>
+      </w:r>
+      <w:r>
+        <w:rPr>
+          <w:rFonts w:ascii="EB Garamond" w:hAnsi="EB Garamond"/>
+          <w:b/>
+          <w:i w:val="0"/>
+        </w:rPr>
+        <w:t>Untested</w:t>
+      </w:r>
+      <w:r>
+        <w:rPr>
+          <w:rFonts w:ascii="EB Garamond" w:hAnsi="EB Garamond"/>
+          <w:b w:val="0"/>
+          <w:i w:val="0"/>
+        </w:rPr>
+        <w:t xml:space="preserve"> your envoy starts at </w:t>
+      </w:r>
+      <w:r>
+        <w:rPr>
+          <w:rFonts w:ascii="EB Garamond" w:hAnsi="EB Garamond"/>
+          <w:b/>
+          <w:i w:val="0"/>
+        </w:rPr>
+        <w:t>1</w:t>
+      </w:r>
+      <w:r>
+        <w:rPr>
+          <w:rFonts w:ascii="EB Garamond" w:hAnsi="EB Garamond"/>
+          <w:b w:val="0"/>
+          <w:i w:val="0"/>
+        </w:rPr>
+        <w:t xml:space="preserve">, and you can't support it yourself — so it can easily fail if </w:t>
+      </w:r>
+      <w:r>
+        <w:rPr>
+          <w:rFonts w:ascii="EB Garamond" w:hAnsi="EB Garamond"/>
+          <w:b/>
+          <w:i w:val="0"/>
+        </w:rPr>
+        <w:t>another player chooses to oppose you</w:t>
+      </w:r>
+      <w:r>
+        <w:rPr>
+          <w:rFonts w:ascii="EB Garamond" w:hAnsi="EB Garamond"/>
+          <w:b w:val="0"/>
+          <w:i w:val="0"/>
+        </w:rPr>
+        <w:t xml:space="preserve"> and saved if </w:t>
+      </w:r>
+      <w:r>
+        <w:rPr>
+          <w:rFonts w:ascii="EB Garamond" w:hAnsi="EB Garamond"/>
+          <w:b/>
+          <w:i w:val="0"/>
+        </w:rPr>
+        <w:t>another player chooses to support you</w:t>
+      </w:r>
+      <w:r>
+        <w:rPr>
+          <w:rFonts w:ascii="EB Garamond" w:hAnsi="EB Garamond"/>
+          <w:b w:val="0"/>
+          <w:i w:val="0"/>
+        </w:rPr>
+        <w:t>. Influence is the currency of those actions, and are scaled by your standing in that domain. Unless players back each other, envoys can fail from cheap opposition; deciding whose actions to lift and whose to bury is the core of every turn.</w:t>
+      </w:r>
+    </w:p>
+    <w:p>
+      <w:r>
+        <w:rPr>
+          <w:rFonts w:ascii="EB Garamond" w:hAnsi="EB Garamond"/>
+          <w:b w:val="0"/>
+          <w:i w:val="0"/>
+        </w:rPr>
+        <w:t xml:space="preserve">Add everything together for the </w:t>
+      </w:r>
+      <w:r>
+        <w:rPr>
+          <w:rFonts w:ascii="EB Garamond" w:hAnsi="EB Garamond"/>
+          <w:b/>
+          <w:i w:val="0"/>
+        </w:rPr>
+        <w:t>net influence</w:t>
+      </w:r>
+      <w:r>
+        <w:rPr>
+          <w:rFonts w:ascii="EB Garamond" w:hAnsi="EB Garamond"/>
+          <w:b w:val="0"/>
+          <w:i w:val="0"/>
+        </w:rPr>
+        <w:t>, then read the outcome:</w:t>
+      </w:r>
+    </w:p>
+    <w:tbl>
+      <w:tblPr>
+        <w:tblW w:w="10466" w:type="dxa"/>
+        <w:jc w:val="center"/>
+        <w:tblBorders>
+          <w:top w:val="single" w:sz="4" w:space="0" w:color="auto"/>
+          <w:left w:val="single" w:sz="4" w:space="0" w:color="auto"/>
+          <w:bottom w:val="single" w:sz="4" w:space="0" w:color="auto"/>
+          <w:right w:val="single" w:sz="4" w:space="0" w:color="auto"/>
+          <w:insideH w:val="single" w:sz="4" w:space="0" w:color="auto"/>
+          <w:insideV w:val="single" w:sz="4" w:space="0" w:color="auto"/>
+        </w:tblBorders>
+        <w:tblLayout w:type="fixed"/>
+        <w:tblCellMar>
+          <w:top w:w="60" w:type="dxa"/>
+          <w:left w:w="90" w:type="dxa"/>
+          <w:bottom w:w="60" w:type="dxa"/>
+          <w:right w:w="90" w:type="dxa"/>
+        </w:tblCellMar>
+        <w:tblLook w:val="04A0" w:firstRow="1" w:lastRow="0" w:firstColumn="1" w:lastColumn="0" w:noHBand="0" w:noVBand="1"/>
+      </w:tblPr>
+      <w:tblGrid>
+        <w:gridCol w:w="2106"/>
+        <w:gridCol w:w="1434"/>
+        <w:gridCol w:w="6926"/>
+      </w:tblGrid>
+      <w:tr>
+        <w:trPr>
+          <w:tblHeader/>
+        </w:trPr>
+        <w:tc>
+          <w:tcPr>
+            <w:tcW w:w="2106" w:type="dxa"/>
+          </w:tcPr>
+          <w:p>
+            <w:pPr>
+              <w:spacing w:before="0" w:after="0"/>
+              <w:rPr>
+                <w:rFonts w:ascii="EB Garamond" w:hAnsi="EB Garamond"/>
+                <w:sz w:val="17"/>
+              </w:rPr>
+            </w:pPr>
+            <w:r>
+              <w:rPr>
+                <w:rFonts w:ascii="EB Garamond" w:hAnsi="EB Garamond" w:cs="EB Garamond"/>
+                <w:b/>
+                <w:bCs/>
+                <w:sz w:val="17"/>
+                <w:szCs w:val="17"/>
+              </w:rPr>
+              <w:t xml:space="preserve">Net Influence</w:t>
+            </w:r>
+          </w:p>
+        </w:tc>
+        <w:tc>
+          <w:tcPr>
+            <w:tcW w:w="1434" w:type="dxa"/>
+          </w:tcPr>
+          <w:p>
+            <w:pPr>
+              <w:spacing w:before="0" w:after="0"/>
+              <w:rPr>
+                <w:rFonts w:ascii="EB Garamond" w:hAnsi="EB Garamond"/>
+                <w:sz w:val="17"/>
+              </w:rPr>
+            </w:pPr>
+            <w:r>
+              <w:rPr>
+                <w:rFonts w:ascii="EB Garamond" w:hAnsi="EB Garamond" w:cs="EB Garamond"/>
+                <w:b/>
+                <w:bCs/>
+                <w:sz w:val="17"/>
+                <w:szCs w:val="17"/>
+              </w:rPr>
+              <w:t xml:space="preserve">Result</w:t>
+            </w:r>
+          </w:p>
+        </w:tc>
+        <w:tc>
+          <w:tcPr>
+            <w:tcW w:w="6926" w:type="dxa"/>
+          </w:tcPr>
+          <w:p>
+            <w:pPr>
+              <w:spacing w:before="0" w:after="0"/>
+              <w:rPr>
+                <w:rFonts w:ascii="EB Garamond" w:hAnsi="EB Garamond"/>
+                <w:sz w:val="17"/>
+              </w:rPr>
+            </w:pPr>
+            <w:r>
+              <w:rPr>
+                <w:rFonts w:ascii="EB Garamond" w:hAnsi="EB Garamond" w:cs="EB Garamond"/>
+                <w:b/>
+                <w:bCs/>
+                <w:sz w:val="17"/>
+                <w:szCs w:val="17"/>
+              </w:rPr>
+              <w:t xml:space="preserve">Effect</w:t>
+            </w:r>
+          </w:p>
+        </w:tc>
+      </w:tr>
+      <w:tr>
+        <w:tc>
+          <w:tcPr>
+            <w:tcW w:w="2106" w:type="dxa"/>
+          </w:tcPr>
+          <w:p>
+            <w:pPr>
+              <w:spacing w:before="0" w:after="0"/>
+              <w:rPr>
+                <w:rFonts w:ascii="EB Garamond" w:hAnsi="EB Garamond"/>
+                <w:sz w:val="17"/>
+              </w:rPr>
+            </w:pPr>
+            <w:r>
+              <w:rPr>
+                <w:rFonts w:ascii="EB Garamond" w:hAnsi="EB Garamond" w:cs="EB Garamond"/>
+                <w:sz w:val="17"/>
+                <w:szCs w:val="17"/>
+              </w:rPr>
+              <w:t xml:space="preserve">-3 or less</w:t>
+            </w:r>
+          </w:p>
+        </w:tc>
+        <w:tc>
+          <w:tcPr>
+            <w:tcW w:w="1434" w:type="dxa"/>
+          </w:tcPr>
+          <w:p>
+            <w:pPr>
+              <w:spacing w:before="0" w:after="0"/>
+              <w:rPr>
+                <w:rFonts w:ascii="EB Garamond" w:hAnsi="EB Garamond"/>
+                <w:sz w:val="17"/>
+              </w:rPr>
+            </w:pPr>
+            <w:r>
+              <w:rPr>
+                <w:rFonts w:ascii="EB Garamond" w:hAnsi="EB Garamond" w:cs="EB Garamond"/>
+                <w:sz w:val="17"/>
+                <w:szCs w:val="17"/>
+              </w:rPr>
+              <w:t xml:space="preserve">Condemned</w:t>
+            </w:r>
+          </w:p>
+        </w:tc>
+        <w:tc>
+          <w:tcPr>
+            <w:tcW w:w="6926" w:type="dxa"/>
+          </w:tcPr>
+          <w:p>
+            <w:pPr>
+              <w:spacing w:before="0" w:after="0"/>
+              <w:rPr>
+                <w:rFonts w:ascii="EB Garamond" w:hAnsi="EB Garamond"/>
+                <w:sz w:val="17"/>
+              </w:rPr>
+            </w:pPr>
+            <w:r>
+              <w:rPr>
+                <w:rFonts w:ascii="EB Garamond" w:hAnsi="EB Garamond" w:cs="EB Garamond"/>
+                <w:sz w:val="17"/>
+                <w:szCs w:val="17"/>
+              </w:rPr>
+              <w:t xml:space="preserve">Resolve that Domain's Condemn effect</w:t>
+            </w:r>
+          </w:p>
+        </w:tc>
+      </w:tr>
+      <w:tr>
+        <w:tc>
+          <w:tcPr>
+            <w:tcW w:w="2106" w:type="dxa"/>
+          </w:tcPr>
+          <w:p>
+            <w:pPr>
+              <w:spacing w:before="0" w:after="0"/>
+              <w:rPr>
+                <w:rFonts w:ascii="EB Garamond" w:hAnsi="EB Garamond"/>
+                <w:sz w:val="17"/>
+              </w:rPr>
+            </w:pPr>
+            <w:r>
+              <w:rPr>
+                <w:rFonts w:ascii="EB Garamond" w:hAnsi="EB Garamond" w:cs="EB Garamond"/>
+                <w:sz w:val="17"/>
+                <w:szCs w:val="17"/>
+              </w:rPr>
+              <w:t xml:space="preserve">0 or less</w:t>
+            </w:r>
+          </w:p>
+        </w:tc>
+        <w:tc>
+          <w:tcPr>
+            <w:tcW w:w="1434" w:type="dxa"/>
+          </w:tcPr>
+          <w:p>
+            <w:pPr>
+              <w:spacing w:before="0" w:after="0"/>
+              <w:rPr>
+                <w:rFonts w:ascii="EB Garamond" w:hAnsi="EB Garamond"/>
+                <w:sz w:val="17"/>
+              </w:rPr>
+            </w:pPr>
+            <w:r>
+              <w:rPr>
+                <w:rFonts w:ascii="EB Garamond" w:hAnsi="EB Garamond" w:cs="EB Garamond"/>
+                <w:sz w:val="17"/>
+                <w:szCs w:val="17"/>
+              </w:rPr>
+              <w:t xml:space="preserve">Failed</w:t>
+            </w:r>
+          </w:p>
+        </w:tc>
+        <w:tc>
+          <w:tcPr>
+            <w:tcW w:w="6926" w:type="dxa"/>
+          </w:tcPr>
+          <w:p>
+            <w:pPr>
+              <w:spacing w:before="0" w:after="0"/>
+              <w:rPr>
+                <w:rFonts w:ascii="EB Garamond" w:hAnsi="EB Garamond"/>
+                <w:sz w:val="17"/>
+              </w:rPr>
+            </w:pPr>
+            <w:r>
+              <w:rPr>
+                <w:rFonts w:ascii="EB Garamond" w:hAnsi="EB Garamond" w:cs="EB Garamond"/>
+                <w:sz w:val="17"/>
+                <w:szCs w:val="17"/>
+              </w:rPr>
+              <w:t xml:space="preserve">Gain Doubt 1</w:t>
+            </w:r>
+          </w:p>
+        </w:tc>
+      </w:tr>
+      <w:tr>
+        <w:tc>
+          <w:tcPr>
+            <w:tcW w:w="2106" w:type="dxa"/>
+          </w:tcPr>
+          <w:p>
+            <w:pPr>
+              <w:spacing w:before="0" w:after="0"/>
+              <w:rPr>
+                <w:rFonts w:ascii="EB Garamond" w:hAnsi="EB Garamond"/>
+                <w:sz w:val="17"/>
+              </w:rPr>
+            </w:pPr>
+            <w:r>
+              <w:rPr>
+                <w:rFonts w:ascii="EB Garamond" w:hAnsi="EB Garamond" w:cs="EB Garamond"/>
+                <w:sz w:val="17"/>
+                <w:szCs w:val="17"/>
+              </w:rPr>
+              <w:t xml:space="preserve">1+</w:t>
+            </w:r>
+          </w:p>
+        </w:tc>
+        <w:tc>
+          <w:tcPr>
+            <w:tcW w:w="1434" w:type="dxa"/>
+          </w:tcPr>
+          <w:p>
+            <w:pPr>
+              <w:spacing w:before="0" w:after="0"/>
+              <w:rPr>
+                <w:rFonts w:ascii="EB Garamond" w:hAnsi="EB Garamond"/>
+                <w:sz w:val="17"/>
+              </w:rPr>
+            </w:pPr>
+            <w:r>
+              <w:rPr>
+                <w:rFonts w:ascii="EB Garamond" w:hAnsi="EB Garamond" w:cs="EB Garamond"/>
+                <w:sz w:val="17"/>
+                <w:szCs w:val="17"/>
+              </w:rPr>
+              <w:t xml:space="preserve">Passed</w:t>
+            </w:r>
+          </w:p>
+        </w:tc>
+        <w:tc>
+          <w:tcPr>
+            <w:tcW w:w="6926" w:type="dxa"/>
+          </w:tcPr>
+          <w:p>
+            <w:pPr>
+              <w:spacing w:before="0" w:after="0"/>
+              <w:rPr>
+                <w:rFonts w:ascii="EB Garamond" w:hAnsi="EB Garamond"/>
+                <w:sz w:val="17"/>
+              </w:rPr>
+            </w:pPr>
+            <w:r>
+              <w:rPr>
+                <w:rFonts w:ascii="EB Garamond" w:hAnsi="EB Garamond" w:cs="EB Garamond"/>
+                <w:sz w:val="17"/>
+                <w:szCs w:val="17"/>
+              </w:rPr>
+              <w:t xml:space="preserve">Perform the action's Pass effect</w:t>
+            </w:r>
+          </w:p>
+        </w:tc>
+      </w:tr>
+      <w:tr>
+        <w:tc>
+          <w:tcPr>
+            <w:tcW w:w="2106" w:type="dxa"/>
+          </w:tcPr>
+          <w:p>
+            <w:pPr>
+              <w:spacing w:before="0" w:after="0"/>
+              <w:rPr>
+                <w:rFonts w:ascii="EB Garamond" w:hAnsi="EB Garamond"/>
+                <w:sz w:val="17"/>
+              </w:rPr>
+            </w:pPr>
+            <w:r>
+              <w:rPr>
+                <w:rFonts w:ascii="EB Garamond" w:hAnsi="EB Garamond" w:cs="EB Garamond"/>
+                <w:sz w:val="17"/>
+                <w:szCs w:val="17"/>
+              </w:rPr>
+              <w:t xml:space="preserve">3+</w:t>
+            </w:r>
+          </w:p>
+        </w:tc>
+        <w:tc>
+          <w:tcPr>
+            <w:tcW w:w="1434" w:type="dxa"/>
+          </w:tcPr>
+          <w:p>
+            <w:pPr>
+              <w:spacing w:before="0" w:after="0"/>
+              <w:rPr>
+                <w:rFonts w:ascii="EB Garamond" w:hAnsi="EB Garamond"/>
+                <w:sz w:val="17"/>
+              </w:rPr>
+            </w:pPr>
+            <w:r>
+              <w:rPr>
+                <w:rFonts w:ascii="EB Garamond" w:hAnsi="EB Garamond" w:cs="EB Garamond"/>
+                <w:sz w:val="17"/>
+                <w:szCs w:val="17"/>
+              </w:rPr>
+              <w:t xml:space="preserve">Endorsed</w:t>
+            </w:r>
+          </w:p>
+        </w:tc>
+        <w:tc>
+          <w:tcPr>
+            <w:tcW w:w="6926" w:type="dxa"/>
+          </w:tcPr>
+          <w:p>
+            <w:pPr>
+              <w:spacing w:before="0" w:after="0"/>
+              <w:rPr>
+                <w:rFonts w:ascii="EB Garamond" w:hAnsi="EB Garamond"/>
+                <w:sz w:val="17"/>
+              </w:rPr>
+            </w:pPr>
+            <w:r>
+              <w:rPr>
+                <w:rFonts w:ascii="EB Garamond" w:hAnsi="EB Garamond" w:cs="EB Garamond"/>
+                <w:sz w:val="17"/>
+                <w:szCs w:val="17"/>
+              </w:rPr>
+              <w:t xml:space="preserve">Also perform the Endorsed effect</w:t>
+            </w:r>
+          </w:p>
+        </w:tc>
+      </w:tr>
+    </w:tbl>
+    <w:p>
+      <w:r>
+        <w:rPr>
+          <w:rFonts w:ascii="EB Garamond" w:hAnsi="EB Garamond"/>
+          <w:b w:val="0"/>
+          <w:i/>
+        </w:rPr>
+        <w:t>If a player has an effect that reduces a specific action's influence, that reduction is applied after the net influence is totaled, and can turn a would-be pass into a fail. That player may instead perform a different action of the same Domain targeting the same player or settlement.</w:t>
+      </w:r>
+    </w:p>
+    <w:p>
+      <w:r>
+        <w:rPr>
+          <w:rFonts w:ascii="EB Garamond" w:hAnsi="EB Garamond"/>
+          <w:b w:val="0"/>
+          <w:i w:val="0"/>
+        </w:rPr>
+        <w:t xml:space="preserve">When you </w:t>
+      </w:r>
+      <w:r>
+        <w:rPr>
+          <w:rFonts w:ascii="EB Garamond" w:hAnsi="EB Garamond"/>
+          <w:b/>
+          <w:i w:val="0"/>
+        </w:rPr>
+        <w:t>perform</w:t>
+      </w:r>
+      <w:r>
+        <w:rPr>
+          <w:rFonts w:ascii="EB Garamond" w:hAnsi="EB Garamond"/>
+          <w:b w:val="0"/>
+          <w:i w:val="0"/>
+        </w:rPr>
+        <w:t xml:space="preserve"> an action, pay its cost (</w:t>
+      </w:r>
+      <w:r>
+        <w:rPr>
+          <w:rFonts w:ascii="EB Garamond" w:hAnsi="EB Garamond"/>
+          <w:b/>
+          <w:i w:val="0"/>
+        </w:rPr>
+        <w:t>gold</w:t>
+      </w:r>
+      <w:r>
+        <w:rPr>
+          <w:rFonts w:ascii="EB Garamond" w:hAnsi="EB Garamond"/>
+          <w:b w:val="0"/>
+          <w:i w:val="0"/>
+        </w:rPr>
+        <w:t xml:space="preserve"> or </w:t>
+      </w:r>
+      <w:r>
+        <w:rPr>
+          <w:rFonts w:ascii="EB Garamond" w:hAnsi="EB Garamond"/>
+          <w:b/>
+          <w:i w:val="0"/>
+        </w:rPr>
+        <w:t>doubt</w:t>
+      </w:r>
+      <w:r>
+        <w:rPr>
+          <w:rFonts w:ascii="EB Garamond" w:hAnsi="EB Garamond"/>
+          <w:b w:val="0"/>
+          <w:i w:val="0"/>
+        </w:rPr>
+        <w:t xml:space="preserve">) and follow the pass effect. If </w:t>
+      </w:r>
+      <w:r>
+        <w:rPr>
+          <w:rFonts w:ascii="EB Garamond" w:hAnsi="EB Garamond"/>
+          <w:b/>
+          <w:i w:val="0"/>
+        </w:rPr>
+        <w:t>endorsed</w:t>
+      </w:r>
+      <w:r>
+        <w:rPr>
+          <w:rFonts w:ascii="EB Garamond" w:hAnsi="EB Garamond"/>
+          <w:b w:val="0"/>
+          <w:i w:val="0"/>
+        </w:rPr>
+        <w:t>, also perform the domain's endorsed effect.</w:t>
       </w:r>
     </w:p>
     <w:p>
@@ -5038,923 +6088,6 @@
           <w:rFonts w:ascii="EB Garamond" w:hAnsi="EB Garamond"/>
           <w:b/>
           <w:i w:val="0"/>
-          <w:sz w:val="40"/>
-        </w:rPr>
-        <w:t>Actions &amp; Voting</w:t>
-      </w:r>
-    </w:p>
-    <w:p>
-      <w:pPr>
-        <w:keepNext/>
-        <w:spacing w:before="240" w:after="80"/>
-      </w:pPr>
-      <w:r>
-        <w:rPr>
-          <w:rFonts w:ascii="EB Garamond" w:hAnsi="EB Garamond"/>
-          <w:b/>
-          <w:i w:val="0"/>
-          <w:sz w:val="36"/>
-        </w:rPr>
-        <w:t>Action Mechanics</w:t>
-      </w:r>
-    </w:p>
-    <w:p>
-      <w:pPr>
-        <w:keepNext/>
-        <w:spacing w:before="160" w:after="80"/>
-      </w:pPr>
-      <w:r>
-        <w:rPr>
-          <w:rFonts w:ascii="EB Garamond" w:hAnsi="EB Garamond"/>
-          <w:b/>
-          <w:i w:val="0"/>
-          <w:sz w:val="32"/>
-        </w:rPr>
-        <w:t>Sending an Envoy</w:t>
-      </w:r>
-    </w:p>
-    <w:p>
-      <w:r>
-        <w:rPr>
-          <w:rFonts w:ascii="EB Garamond" w:hAnsi="EB Garamond"/>
-          <w:b w:val="0"/>
-          <w:i w:val="0"/>
-        </w:rPr>
-        <w:t xml:space="preserve">Envoys are the </w:t>
-      </w:r>
-      <w:r>
-        <w:rPr>
-          <w:rFonts w:ascii="EB Garamond" w:hAnsi="EB Garamond"/>
-          <w:b/>
-          <w:i w:val="0"/>
-        </w:rPr>
-        <w:t>currency of actions</w:t>
-      </w:r>
-      <w:r>
-        <w:rPr>
-          <w:rFonts w:ascii="EB Garamond" w:hAnsi="EB Garamond"/>
-          <w:b w:val="0"/>
-          <w:i w:val="0"/>
-        </w:rPr>
-        <w:t xml:space="preserve">: to perform an action you </w:t>
-      </w:r>
-      <w:r>
-        <w:rPr>
-          <w:rFonts w:ascii="EB Garamond" w:hAnsi="EB Garamond"/>
-          <w:b/>
-          <w:i w:val="0"/>
-        </w:rPr>
-        <w:t>send an envoy</w:t>
-      </w:r>
-      <w:r>
-        <w:rPr>
-          <w:rFonts w:ascii="EB Garamond" w:hAnsi="EB Garamond"/>
-          <w:b w:val="0"/>
-          <w:i w:val="0"/>
-        </w:rPr>
-        <w:t xml:space="preserve"> during the Envoy Phase. Sending costs 1 envoy, and you must be able to pay the action's cost before you send it. Declare the domain and the action — </w:t>
-      </w:r>
-      <w:r>
-        <w:rPr>
-          <w:rFonts w:ascii="EB Garamond" w:hAnsi="EB Garamond"/>
-          <w:b w:val="0"/>
-          <w:i/>
-        </w:rPr>
-        <w:t>"I'd like to send a [Domain] envoy."</w:t>
-      </w:r>
-    </w:p>
-    <w:p>
-      <w:pPr>
-        <w:keepNext/>
-        <w:spacing w:before="160" w:after="80"/>
-      </w:pPr>
-      <w:r>
-        <w:rPr>
-          <w:rFonts w:ascii="EB Garamond" w:hAnsi="EB Garamond"/>
-          <w:b/>
-          <w:i w:val="0"/>
-          <w:sz w:val="32"/>
-        </w:rPr>
-        <w:t>Resolving an Envoy</w:t>
-      </w:r>
-    </w:p>
-    <w:p>
-      <w:r>
-        <w:rPr>
-          <w:rFonts w:ascii="EB Garamond" w:hAnsi="EB Garamond"/>
-          <w:b w:val="0"/>
-          <w:i w:val="0"/>
-        </w:rPr>
-        <w:t xml:space="preserve">Your envoy begins with </w:t>
-      </w:r>
-      <w:r>
-        <w:rPr>
-          <w:rFonts w:ascii="EB Garamond" w:hAnsi="EB Garamond"/>
-          <w:b/>
-          <w:i w:val="0"/>
-        </w:rPr>
-        <w:t>influence equal to your innate influence</w:t>
-      </w:r>
-      <w:r>
-        <w:rPr>
-          <w:rFonts w:ascii="EB Garamond" w:hAnsi="EB Garamond"/>
-          <w:b w:val="0"/>
-          <w:i w:val="0"/>
-        </w:rPr>
-        <w:t xml:space="preserve"> in its domain — </w:t>
-      </w:r>
-      <w:r>
-        <w:rPr>
-          <w:rFonts w:ascii="EB Garamond" w:hAnsi="EB Garamond"/>
-          <w:b/>
-          <w:i w:val="0"/>
-        </w:rPr>
-        <w:t>Untested 1, Rising 2, Established 3, Sovereign 4</w:t>
-      </w:r>
-      <w:r>
-        <w:rPr>
-          <w:rFonts w:ascii="EB Garamond" w:hAnsi="EB Garamond"/>
-          <w:b w:val="0"/>
-          <w:i w:val="0"/>
-        </w:rPr>
-        <w:t xml:space="preserve"> — plus any automatic </w:t>
-      </w:r>
-      <w:r>
-        <w:rPr>
-          <w:rFonts w:ascii="EB Garamond" w:hAnsi="EB Garamond"/>
-          <w:b/>
-          <w:i w:val="0"/>
-        </w:rPr>
-        <w:t>Influence ±X</w:t>
-      </w:r>
-      <w:r>
-        <w:rPr>
-          <w:rFonts w:ascii="EB Garamond" w:hAnsi="EB Garamond"/>
-          <w:b w:val="0"/>
-          <w:i w:val="0"/>
-        </w:rPr>
-        <w:t xml:space="preserve"> modifiers (these come from your pursuits, infrastructure, and faction, and apply on their own; you never spend influence for them).</w:t>
-      </w:r>
-    </w:p>
-    <w:p>
-      <w:r>
-        <w:rPr>
-          <w:rFonts w:ascii="EB Garamond" w:hAnsi="EB Garamond"/>
-          <w:b w:val="0"/>
-          <w:i w:val="0"/>
-        </w:rPr>
-        <w:t xml:space="preserve">Then, clockwise from the starting player, </w:t>
-      </w:r>
-      <w:r>
-        <w:rPr>
-          <w:rFonts w:ascii="EB Garamond" w:hAnsi="EB Garamond"/>
-          <w:b/>
-          <w:i w:val="0"/>
-        </w:rPr>
-        <w:t>every other player</w:t>
-      </w:r>
-      <w:r>
-        <w:rPr>
-          <w:rFonts w:ascii="EB Garamond" w:hAnsi="EB Garamond"/>
-          <w:b w:val="0"/>
-          <w:i w:val="0"/>
-        </w:rPr>
-        <w:t xml:space="preserve"> may respond:</w:t>
-      </w:r>
-    </w:p>
-    <w:p>
-      <w:pPr>
-        <w:pStyle w:val="ListBullet"/>
-      </w:pPr>
-      <w:r>
-        <w:rPr>
-          <w:rFonts w:ascii="EB Garamond" w:hAnsi="EB Garamond"/>
-          <w:b/>
-          <w:i w:val="0"/>
-        </w:rPr>
-        <w:t>Support X</w:t>
-      </w:r>
-      <w:r>
-        <w:rPr>
-          <w:rFonts w:ascii="EB Garamond" w:hAnsi="EB Garamond"/>
-          <w:b w:val="0"/>
-          <w:i w:val="0"/>
-        </w:rPr>
-        <w:t xml:space="preserve"> — spend X of your influence to raise the envoy's net influence.</w:t>
-      </w:r>
-    </w:p>
-    <w:p>
-      <w:pPr>
-        <w:pStyle w:val="ListBullet"/>
-      </w:pPr>
-      <w:r>
-        <w:rPr>
-          <w:rFonts w:ascii="EB Garamond" w:hAnsi="EB Garamond"/>
-          <w:b/>
-          <w:i w:val="0"/>
-        </w:rPr>
-        <w:t>Oppose X</w:t>
-      </w:r>
-      <w:r>
-        <w:rPr>
-          <w:rFonts w:ascii="EB Garamond" w:hAnsi="EB Garamond"/>
-          <w:b w:val="0"/>
-          <w:i w:val="0"/>
-        </w:rPr>
-        <w:t xml:space="preserve"> — spend X of your influence to lower it.</w:t>
-      </w:r>
-    </w:p>
-    <w:p>
-      <w:pPr>
-        <w:pStyle w:val="ListBullet"/>
-      </w:pPr>
-      <w:r>
-        <w:rPr>
-          <w:rFonts w:ascii="EB Garamond" w:hAnsi="EB Garamond"/>
-          <w:b/>
-          <w:i w:val="0"/>
-        </w:rPr>
-        <w:t>Abstain</w:t>
-      </w:r>
-      <w:r>
-        <w:rPr>
-          <w:rFonts w:ascii="EB Garamond" w:hAnsi="EB Garamond"/>
-          <w:b w:val="0"/>
-          <w:i w:val="0"/>
-        </w:rPr>
-        <w:t xml:space="preserve"> — spend nothing.</w:t>
-      </w:r>
-    </w:p>
-    <w:p>
-      <w:r>
-        <w:rPr>
-          <w:rFonts w:ascii="EB Garamond" w:hAnsi="EB Garamond"/>
-          <w:b w:val="0"/>
-          <w:i w:val="0"/>
-        </w:rPr>
-        <w:t xml:space="preserve">You only spend influence when you </w:t>
-      </w:r>
-      <w:r>
-        <w:rPr>
-          <w:rFonts w:ascii="EB Garamond" w:hAnsi="EB Garamond"/>
-          <w:b/>
-          <w:i w:val="0"/>
-        </w:rPr>
-        <w:t>Support</w:t>
-      </w:r>
-      <w:r>
-        <w:rPr>
-          <w:rFonts w:ascii="EB Garamond" w:hAnsi="EB Garamond"/>
-          <w:b w:val="0"/>
-          <w:i w:val="0"/>
-        </w:rPr>
-        <w:t xml:space="preserve"> or </w:t>
-      </w:r>
-      <w:r>
-        <w:rPr>
-          <w:rFonts w:ascii="EB Garamond" w:hAnsi="EB Garamond"/>
-          <w:b/>
-          <w:i w:val="0"/>
-        </w:rPr>
-        <w:t>Oppose</w:t>
-      </w:r>
-      <w:r>
-        <w:rPr>
-          <w:rFonts w:ascii="EB Garamond" w:hAnsi="EB Garamond"/>
-          <w:b w:val="0"/>
-          <w:i w:val="0"/>
-        </w:rPr>
-        <w:t xml:space="preserve">. Abstaining is free, and you may let as much pass unopposed as you like — though other players may not like that. </w:t>
-      </w:r>
-      <w:r>
-        <w:rPr>
-          <w:rFonts w:ascii="EB Garamond" w:hAnsi="EB Garamond"/>
-          <w:b/>
-          <w:i w:val="0"/>
-        </w:rPr>
-        <w:t>You cannot vote on your own envoy.</w:t>
-      </w:r>
-      <w:r>
-        <w:rPr>
-          <w:rFonts w:ascii="EB Garamond" w:hAnsi="EB Garamond"/>
-          <w:b w:val="0"/>
-          <w:i w:val="0"/>
-        </w:rPr>
-        <w:t xml:space="preserve"> Each player may spend up to </w:t>
-      </w:r>
-      <w:r>
-        <w:rPr>
-          <w:rFonts w:ascii="EB Garamond" w:hAnsi="EB Garamond"/>
-          <w:b/>
-          <w:i w:val="0"/>
-        </w:rPr>
-        <w:t>1 + their Standing</w:t>
-      </w:r>
-      <w:r>
-        <w:rPr>
-          <w:rFonts w:ascii="EB Garamond" w:hAnsi="EB Garamond"/>
-          <w:b w:val="0"/>
-          <w:i w:val="0"/>
-        </w:rPr>
-        <w:t xml:space="preserve"> in that domain on a single vote (Untested 1, Rising 2, Established 3, Sovereign 4); pursuits, infrastructure, and factions may raise this.</w:t>
-      </w:r>
-    </w:p>
-    <w:p>
-      <w:r>
-        <w:rPr>
-          <w:rFonts w:ascii="EB Garamond" w:hAnsi="EB Garamond"/>
-          <w:b w:val="0"/>
-          <w:i w:val="0"/>
-        </w:rPr>
-        <w:t xml:space="preserve">In practice this is not a round-the-table poll. The table simply asks </w:t>
-      </w:r>
-      <w:r>
-        <w:rPr>
-          <w:rFonts w:ascii="EB Garamond" w:hAnsi="EB Garamond"/>
-          <w:b w:val="0"/>
-          <w:i/>
-        </w:rPr>
-        <w:t>"anyone support or oppose?"</w:t>
-      </w:r>
-      <w:r>
-        <w:rPr>
-          <w:rFonts w:ascii="EB Garamond" w:hAnsi="EB Garamond"/>
-          <w:b w:val="0"/>
-          <w:i w:val="0"/>
-        </w:rPr>
-        <w:t xml:space="preserve"> and resolves. The clockwise order is only there to settle the rare case where who-spends-first changes a decision.</w:t>
-      </w:r>
-    </w:p>
-    <w:p>
-      <w:r>
-        <w:rPr>
-          <w:rFonts w:ascii="EB Garamond" w:hAnsi="EB Garamond"/>
-          <w:b w:val="0"/>
-          <w:i w:val="0"/>
-        </w:rPr>
-        <w:t xml:space="preserve">Why this is the heart of the game: at </w:t>
-      </w:r>
-      <w:r>
-        <w:rPr>
-          <w:rFonts w:ascii="EB Garamond" w:hAnsi="EB Garamond"/>
-          <w:b/>
-          <w:i w:val="0"/>
-        </w:rPr>
-        <w:t>Untested</w:t>
-      </w:r>
-      <w:r>
-        <w:rPr>
-          <w:rFonts w:ascii="EB Garamond" w:hAnsi="EB Garamond"/>
-          <w:b w:val="0"/>
-          <w:i w:val="0"/>
-        </w:rPr>
-        <w:t xml:space="preserve"> your envoy starts at </w:t>
-      </w:r>
-      <w:r>
-        <w:rPr>
-          <w:rFonts w:ascii="EB Garamond" w:hAnsi="EB Garamond"/>
-          <w:b/>
-          <w:i w:val="0"/>
-        </w:rPr>
-        <w:t>1</w:t>
-      </w:r>
-      <w:r>
-        <w:rPr>
-          <w:rFonts w:ascii="EB Garamond" w:hAnsi="EB Garamond"/>
-          <w:b w:val="0"/>
-          <w:i w:val="0"/>
-        </w:rPr>
-        <w:t xml:space="preserve">, and you can't support it yourself — so it can easily fail if </w:t>
-      </w:r>
-      <w:r>
-        <w:rPr>
-          <w:rFonts w:ascii="EB Garamond" w:hAnsi="EB Garamond"/>
-          <w:b/>
-          <w:i w:val="0"/>
-        </w:rPr>
-        <w:t>another player chooses to oppose you</w:t>
-      </w:r>
-      <w:r>
-        <w:rPr>
-          <w:rFonts w:ascii="EB Garamond" w:hAnsi="EB Garamond"/>
-          <w:b w:val="0"/>
-          <w:i w:val="0"/>
-        </w:rPr>
-        <w:t xml:space="preserve"> and saved if </w:t>
-      </w:r>
-      <w:r>
-        <w:rPr>
-          <w:rFonts w:ascii="EB Garamond" w:hAnsi="EB Garamond"/>
-          <w:b/>
-          <w:i w:val="0"/>
-        </w:rPr>
-        <w:t>another player chooses to support you</w:t>
-      </w:r>
-      <w:r>
-        <w:rPr>
-          <w:rFonts w:ascii="EB Garamond" w:hAnsi="EB Garamond"/>
-          <w:b w:val="0"/>
-          <w:i w:val="0"/>
-        </w:rPr>
-        <w:t>. Influence is the currency of those actions, and are scaled by your standing in that domain. Unless players back each other, envoys can fail from cheap opposition; deciding whose actions to lift and whose to bury is the core of every turn.</w:t>
-      </w:r>
-    </w:p>
-    <w:p>
-      <w:r>
-        <w:rPr>
-          <w:rFonts w:ascii="EB Garamond" w:hAnsi="EB Garamond"/>
-          <w:b w:val="0"/>
-          <w:i w:val="0"/>
-        </w:rPr>
-        <w:t xml:space="preserve">Add everything together for the </w:t>
-      </w:r>
-      <w:r>
-        <w:rPr>
-          <w:rFonts w:ascii="EB Garamond" w:hAnsi="EB Garamond"/>
-          <w:b/>
-          <w:i w:val="0"/>
-        </w:rPr>
-        <w:t>net influence</w:t>
-      </w:r>
-      <w:r>
-        <w:rPr>
-          <w:rFonts w:ascii="EB Garamond" w:hAnsi="EB Garamond"/>
-          <w:b w:val="0"/>
-          <w:i w:val="0"/>
-        </w:rPr>
-        <w:t>, then read the outcome:</w:t>
-      </w:r>
-    </w:p>
-    <w:tbl>
-      <w:tblPr>
-        <w:tblW w:w="10466" w:type="dxa"/>
-        <w:jc w:val="center"/>
-        <w:tblBorders>
-          <w:top w:val="single" w:sz="4" w:space="0" w:color="auto"/>
-          <w:left w:val="single" w:sz="4" w:space="0" w:color="auto"/>
-          <w:bottom w:val="single" w:sz="4" w:space="0" w:color="auto"/>
-          <w:right w:val="single" w:sz="4" w:space="0" w:color="auto"/>
-          <w:insideH w:val="single" w:sz="4" w:space="0" w:color="auto"/>
-          <w:insideV w:val="single" w:sz="4" w:space="0" w:color="auto"/>
-        </w:tblBorders>
-        <w:tblLayout w:type="fixed"/>
-        <w:tblCellMar>
-          <w:top w:w="60" w:type="dxa"/>
-          <w:left w:w="90" w:type="dxa"/>
-          <w:bottom w:w="60" w:type="dxa"/>
-          <w:right w:w="90" w:type="dxa"/>
-        </w:tblCellMar>
-        <w:tblLook w:val="04A0" w:firstRow="1" w:lastRow="0" w:firstColumn="1" w:lastColumn="0" w:noHBand="0" w:noVBand="1"/>
-      </w:tblPr>
-      <w:tblGrid>
-        <w:gridCol w:w="2106"/>
-        <w:gridCol w:w="1434"/>
-        <w:gridCol w:w="6926"/>
-      </w:tblGrid>
-      <w:tr>
-        <w:trPr>
-          <w:tblHeader/>
-        </w:trPr>
-        <w:tc>
-          <w:tcPr>
-            <w:tcW w:w="2106" w:type="dxa"/>
-          </w:tcPr>
-          <w:p>
-            <w:pPr>
-              <w:spacing w:before="0" w:after="0"/>
-              <w:rPr>
-                <w:rFonts w:ascii="EB Garamond" w:hAnsi="EB Garamond"/>
-                <w:sz w:val="17"/>
-              </w:rPr>
-            </w:pPr>
-            <w:r>
-              <w:rPr>
-                <w:rFonts w:ascii="EB Garamond" w:hAnsi="EB Garamond" w:cs="EB Garamond"/>
-                <w:b/>
-                <w:bCs/>
-                <w:sz w:val="17"/>
-                <w:szCs w:val="17"/>
-              </w:rPr>
-              <w:t xml:space="preserve">Net Influence</w:t>
-            </w:r>
-          </w:p>
-        </w:tc>
-        <w:tc>
-          <w:tcPr>
-            <w:tcW w:w="1434" w:type="dxa"/>
-          </w:tcPr>
-          <w:p>
-            <w:pPr>
-              <w:spacing w:before="0" w:after="0"/>
-              <w:rPr>
-                <w:rFonts w:ascii="EB Garamond" w:hAnsi="EB Garamond"/>
-                <w:sz w:val="17"/>
-              </w:rPr>
-            </w:pPr>
-            <w:r>
-              <w:rPr>
-                <w:rFonts w:ascii="EB Garamond" w:hAnsi="EB Garamond" w:cs="EB Garamond"/>
-                <w:b/>
-                <w:bCs/>
-                <w:sz w:val="17"/>
-                <w:szCs w:val="17"/>
-              </w:rPr>
-              <w:t xml:space="preserve">Result</w:t>
-            </w:r>
-          </w:p>
-        </w:tc>
-        <w:tc>
-          <w:tcPr>
-            <w:tcW w:w="6926" w:type="dxa"/>
-          </w:tcPr>
-          <w:p>
-            <w:pPr>
-              <w:spacing w:before="0" w:after="0"/>
-              <w:rPr>
-                <w:rFonts w:ascii="EB Garamond" w:hAnsi="EB Garamond"/>
-                <w:sz w:val="17"/>
-              </w:rPr>
-            </w:pPr>
-            <w:r>
-              <w:rPr>
-                <w:rFonts w:ascii="EB Garamond" w:hAnsi="EB Garamond" w:cs="EB Garamond"/>
-                <w:b/>
-                <w:bCs/>
-                <w:sz w:val="17"/>
-                <w:szCs w:val="17"/>
-              </w:rPr>
-              <w:t xml:space="preserve">Effect</w:t>
-            </w:r>
-          </w:p>
-        </w:tc>
-      </w:tr>
-      <w:tr>
-        <w:tc>
-          <w:tcPr>
-            <w:tcW w:w="2106" w:type="dxa"/>
-          </w:tcPr>
-          <w:p>
-            <w:pPr>
-              <w:spacing w:before="0" w:after="0"/>
-              <w:rPr>
-                <w:rFonts w:ascii="EB Garamond" w:hAnsi="EB Garamond"/>
-                <w:sz w:val="17"/>
-              </w:rPr>
-            </w:pPr>
-            <w:r>
-              <w:rPr>
-                <w:rFonts w:ascii="EB Garamond" w:hAnsi="EB Garamond" w:cs="EB Garamond"/>
-                <w:sz w:val="17"/>
-                <w:szCs w:val="17"/>
-              </w:rPr>
-              <w:t xml:space="preserve">-3 or less</w:t>
-            </w:r>
-          </w:p>
-        </w:tc>
-        <w:tc>
-          <w:tcPr>
-            <w:tcW w:w="1434" w:type="dxa"/>
-          </w:tcPr>
-          <w:p>
-            <w:pPr>
-              <w:spacing w:before="0" w:after="0"/>
-              <w:rPr>
-                <w:rFonts w:ascii="EB Garamond" w:hAnsi="EB Garamond"/>
-                <w:sz w:val="17"/>
-              </w:rPr>
-            </w:pPr>
-            <w:r>
-              <w:rPr>
-                <w:rFonts w:ascii="EB Garamond" w:hAnsi="EB Garamond" w:cs="EB Garamond"/>
-                <w:sz w:val="17"/>
-                <w:szCs w:val="17"/>
-              </w:rPr>
-              <w:t xml:space="preserve">Condemned</w:t>
-            </w:r>
-          </w:p>
-        </w:tc>
-        <w:tc>
-          <w:tcPr>
-            <w:tcW w:w="6926" w:type="dxa"/>
-          </w:tcPr>
-          <w:p>
-            <w:pPr>
-              <w:spacing w:before="0" w:after="0"/>
-              <w:rPr>
-                <w:rFonts w:ascii="EB Garamond" w:hAnsi="EB Garamond"/>
-                <w:sz w:val="17"/>
-              </w:rPr>
-            </w:pPr>
-            <w:r>
-              <w:rPr>
-                <w:rFonts w:ascii="EB Garamond" w:hAnsi="EB Garamond" w:cs="EB Garamond"/>
-                <w:sz w:val="17"/>
-                <w:szCs w:val="17"/>
-              </w:rPr>
-              <w:t xml:space="preserve">Resolve that Domain's Condemn effect</w:t>
-            </w:r>
-          </w:p>
-        </w:tc>
-      </w:tr>
-      <w:tr>
-        <w:tc>
-          <w:tcPr>
-            <w:tcW w:w="2106" w:type="dxa"/>
-          </w:tcPr>
-          <w:p>
-            <w:pPr>
-              <w:spacing w:before="0" w:after="0"/>
-              <w:rPr>
-                <w:rFonts w:ascii="EB Garamond" w:hAnsi="EB Garamond"/>
-                <w:sz w:val="17"/>
-              </w:rPr>
-            </w:pPr>
-            <w:r>
-              <w:rPr>
-                <w:rFonts w:ascii="EB Garamond" w:hAnsi="EB Garamond" w:cs="EB Garamond"/>
-                <w:sz w:val="17"/>
-                <w:szCs w:val="17"/>
-              </w:rPr>
-              <w:t xml:space="preserve">0 or less</w:t>
-            </w:r>
-          </w:p>
-        </w:tc>
-        <w:tc>
-          <w:tcPr>
-            <w:tcW w:w="1434" w:type="dxa"/>
-          </w:tcPr>
-          <w:p>
-            <w:pPr>
-              <w:spacing w:before="0" w:after="0"/>
-              <w:rPr>
-                <w:rFonts w:ascii="EB Garamond" w:hAnsi="EB Garamond"/>
-                <w:sz w:val="17"/>
-              </w:rPr>
-            </w:pPr>
-            <w:r>
-              <w:rPr>
-                <w:rFonts w:ascii="EB Garamond" w:hAnsi="EB Garamond" w:cs="EB Garamond"/>
-                <w:sz w:val="17"/>
-                <w:szCs w:val="17"/>
-              </w:rPr>
-              <w:t xml:space="preserve">Failed</w:t>
-            </w:r>
-          </w:p>
-        </w:tc>
-        <w:tc>
-          <w:tcPr>
-            <w:tcW w:w="6926" w:type="dxa"/>
-          </w:tcPr>
-          <w:p>
-            <w:pPr>
-              <w:spacing w:before="0" w:after="0"/>
-              <w:rPr>
-                <w:rFonts w:ascii="EB Garamond" w:hAnsi="EB Garamond"/>
-                <w:sz w:val="17"/>
-              </w:rPr>
-            </w:pPr>
-            <w:r>
-              <w:rPr>
-                <w:rFonts w:ascii="EB Garamond" w:hAnsi="EB Garamond" w:cs="EB Garamond"/>
-                <w:sz w:val="17"/>
-                <w:szCs w:val="17"/>
-              </w:rPr>
-              <w:t xml:space="preserve">Gain Doubt 1</w:t>
-            </w:r>
-          </w:p>
-        </w:tc>
-      </w:tr>
-      <w:tr>
-        <w:tc>
-          <w:tcPr>
-            <w:tcW w:w="2106" w:type="dxa"/>
-          </w:tcPr>
-          <w:p>
-            <w:pPr>
-              <w:spacing w:before="0" w:after="0"/>
-              <w:rPr>
-                <w:rFonts w:ascii="EB Garamond" w:hAnsi="EB Garamond"/>
-                <w:sz w:val="17"/>
-              </w:rPr>
-            </w:pPr>
-            <w:r>
-              <w:rPr>
-                <w:rFonts w:ascii="EB Garamond" w:hAnsi="EB Garamond" w:cs="EB Garamond"/>
-                <w:sz w:val="17"/>
-                <w:szCs w:val="17"/>
-              </w:rPr>
-              <w:t xml:space="preserve">1+</w:t>
-            </w:r>
-          </w:p>
-        </w:tc>
-        <w:tc>
-          <w:tcPr>
-            <w:tcW w:w="1434" w:type="dxa"/>
-          </w:tcPr>
-          <w:p>
-            <w:pPr>
-              <w:spacing w:before="0" w:after="0"/>
-              <w:rPr>
-                <w:rFonts w:ascii="EB Garamond" w:hAnsi="EB Garamond"/>
-                <w:sz w:val="17"/>
-              </w:rPr>
-            </w:pPr>
-            <w:r>
-              <w:rPr>
-                <w:rFonts w:ascii="EB Garamond" w:hAnsi="EB Garamond" w:cs="EB Garamond"/>
-                <w:sz w:val="17"/>
-                <w:szCs w:val="17"/>
-              </w:rPr>
-              <w:t xml:space="preserve">Passed</w:t>
-            </w:r>
-          </w:p>
-        </w:tc>
-        <w:tc>
-          <w:tcPr>
-            <w:tcW w:w="6926" w:type="dxa"/>
-          </w:tcPr>
-          <w:p>
-            <w:pPr>
-              <w:spacing w:before="0" w:after="0"/>
-              <w:rPr>
-                <w:rFonts w:ascii="EB Garamond" w:hAnsi="EB Garamond"/>
-                <w:sz w:val="17"/>
-              </w:rPr>
-            </w:pPr>
-            <w:r>
-              <w:rPr>
-                <w:rFonts w:ascii="EB Garamond" w:hAnsi="EB Garamond" w:cs="EB Garamond"/>
-                <w:sz w:val="17"/>
-                <w:szCs w:val="17"/>
-              </w:rPr>
-              <w:t xml:space="preserve">Perform the action's Pass effect</w:t>
-            </w:r>
-          </w:p>
-        </w:tc>
-      </w:tr>
-      <w:tr>
-        <w:tc>
-          <w:tcPr>
-            <w:tcW w:w="2106" w:type="dxa"/>
-          </w:tcPr>
-          <w:p>
-            <w:pPr>
-              <w:spacing w:before="0" w:after="0"/>
-              <w:rPr>
-                <w:rFonts w:ascii="EB Garamond" w:hAnsi="EB Garamond"/>
-                <w:sz w:val="17"/>
-              </w:rPr>
-            </w:pPr>
-            <w:r>
-              <w:rPr>
-                <w:rFonts w:ascii="EB Garamond" w:hAnsi="EB Garamond" w:cs="EB Garamond"/>
-                <w:sz w:val="17"/>
-                <w:szCs w:val="17"/>
-              </w:rPr>
-              <w:t xml:space="preserve">3+</w:t>
-            </w:r>
-          </w:p>
-        </w:tc>
-        <w:tc>
-          <w:tcPr>
-            <w:tcW w:w="1434" w:type="dxa"/>
-          </w:tcPr>
-          <w:p>
-            <w:pPr>
-              <w:spacing w:before="0" w:after="0"/>
-              <w:rPr>
-                <w:rFonts w:ascii="EB Garamond" w:hAnsi="EB Garamond"/>
-                <w:sz w:val="17"/>
-              </w:rPr>
-            </w:pPr>
-            <w:r>
-              <w:rPr>
-                <w:rFonts w:ascii="EB Garamond" w:hAnsi="EB Garamond" w:cs="EB Garamond"/>
-                <w:sz w:val="17"/>
-                <w:szCs w:val="17"/>
-              </w:rPr>
-              <w:t xml:space="preserve">Endorsed</w:t>
-            </w:r>
-          </w:p>
-        </w:tc>
-        <w:tc>
-          <w:tcPr>
-            <w:tcW w:w="6926" w:type="dxa"/>
-          </w:tcPr>
-          <w:p>
-            <w:pPr>
-              <w:spacing w:before="0" w:after="0"/>
-              <w:rPr>
-                <w:rFonts w:ascii="EB Garamond" w:hAnsi="EB Garamond"/>
-                <w:sz w:val="17"/>
-              </w:rPr>
-            </w:pPr>
-            <w:r>
-              <w:rPr>
-                <w:rFonts w:ascii="EB Garamond" w:hAnsi="EB Garamond" w:cs="EB Garamond"/>
-                <w:sz w:val="17"/>
-                <w:szCs w:val="17"/>
-              </w:rPr>
-              <w:t xml:space="preserve">Also perform the Endorsed effect</w:t>
-            </w:r>
-          </w:p>
-        </w:tc>
-      </w:tr>
-    </w:tbl>
-    <w:p>
-      <w:r>
-        <w:rPr>
-          <w:rFonts w:ascii="EB Garamond" w:hAnsi="EB Garamond"/>
-          <w:b w:val="0"/>
-          <w:i/>
-        </w:rPr>
-        <w:t>If a player has an effect that reduces a specific action's influence, that reduction is applied after the net influence is totaled, and can turn a would-be pass into a fail. That player may instead perform a different action targeting the same player or settlement.</w:t>
-      </w:r>
-    </w:p>
-    <w:p>
-      <w:r>
-        <w:rPr>
-          <w:rFonts w:ascii="EB Garamond" w:hAnsi="EB Garamond"/>
-          <w:b w:val="0"/>
-          <w:i w:val="0"/>
-        </w:rPr>
-        <w:t xml:space="preserve">When you </w:t>
-      </w:r>
-      <w:r>
-        <w:rPr>
-          <w:rFonts w:ascii="EB Garamond" w:hAnsi="EB Garamond"/>
-          <w:b/>
-          <w:i w:val="0"/>
-        </w:rPr>
-        <w:t>perform</w:t>
-      </w:r>
-      <w:r>
-        <w:rPr>
-          <w:rFonts w:ascii="EB Garamond" w:hAnsi="EB Garamond"/>
-          <w:b w:val="0"/>
-          <w:i w:val="0"/>
-        </w:rPr>
-        <w:t xml:space="preserve"> an action, pay its cost (</w:t>
-      </w:r>
-      <w:r>
-        <w:rPr>
-          <w:rFonts w:ascii="EB Garamond" w:hAnsi="EB Garamond"/>
-          <w:b/>
-          <w:i w:val="0"/>
-        </w:rPr>
-        <w:t>gold</w:t>
-      </w:r>
-      <w:r>
-        <w:rPr>
-          <w:rFonts w:ascii="EB Garamond" w:hAnsi="EB Garamond"/>
-          <w:b w:val="0"/>
-          <w:i w:val="0"/>
-        </w:rPr>
-        <w:t xml:space="preserve"> or </w:t>
-      </w:r>
-      <w:r>
-        <w:rPr>
-          <w:rFonts w:ascii="EB Garamond" w:hAnsi="EB Garamond"/>
-          <w:b/>
-          <w:i w:val="0"/>
-        </w:rPr>
-        <w:t>doubt</w:t>
-      </w:r>
-      <w:r>
-        <w:rPr>
-          <w:rFonts w:ascii="EB Garamond" w:hAnsi="EB Garamond"/>
-          <w:b w:val="0"/>
-          <w:i w:val="0"/>
-        </w:rPr>
-        <w:t xml:space="preserve">) and follow the pass effect. If </w:t>
-      </w:r>
-      <w:r>
-        <w:rPr>
-          <w:rFonts w:ascii="EB Garamond" w:hAnsi="EB Garamond"/>
-          <w:b/>
-          <w:i w:val="0"/>
-        </w:rPr>
-        <w:t>endorsed</w:t>
-      </w:r>
-      <w:r>
-        <w:rPr>
-          <w:rFonts w:ascii="EB Garamond" w:hAnsi="EB Garamond"/>
-          <w:b w:val="0"/>
-          <w:i w:val="0"/>
-        </w:rPr>
-        <w:t>, also perform the domain's endorsed effect.</w:t>
-      </w:r>
-    </w:p>
-    <w:p>
-      <w:pPr>
-        <w:keepNext/>
-        <w:spacing w:before="240" w:after="80"/>
-      </w:pPr>
-      <w:r>
-        <w:rPr>
-          <w:rFonts w:ascii="EB Garamond" w:hAnsi="EB Garamond"/>
-          <w:b/>
-          <w:i w:val="0"/>
           <w:sz w:val="36"/>
         </w:rPr>
         <w:t>Influence</w:t>
@@ -6424,7 +6557,7 @@
                 <w:sz w:val="17"/>
                 <w:szCs w:val="17"/>
               </w:rPr>
-              <w:t xml:space="preserve">Flat bonus if you have the Cunning Standing.</w:t>
+              <w:t xml:space="preserve">per unlocked Cunning Standing.</w:t>
             </w:r>
           </w:p>
         </w:tc>
@@ -6629,6 +6762,74 @@
                 <w:szCs w:val="17"/>
               </w:rPr>
               <w:t xml:space="preserve">While at War.</w:t>
+            </w:r>
+          </w:p>
+        </w:tc>
+      </w:tr>
+      <w:tr>
+        <w:tc>
+          <w:tcPr>
+            <w:tcW w:w="3826" w:type="dxa"/>
+          </w:tcPr>
+          <w:p>
+            <w:pPr>
+              <w:spacing w:before="0" w:after="0"/>
+              <w:rPr>
+                <w:rFonts w:ascii="EB Garamond" w:hAnsi="EB Garamond"/>
+                <w:sz w:val="17"/>
+              </w:rPr>
+            </w:pPr>
+            <w:r>
+              <w:rPr>
+                <w:rFonts w:ascii="EB Garamond" w:hAnsi="EB Garamond" w:cs="EB Garamond"/>
+                <w:sz w:val="17"/>
+                <w:szCs w:val="17"/>
+              </w:rPr>
+              <w:t xml:space="preserve">Monuments &amp; Wonders</w:t>
+            </w:r>
+          </w:p>
+        </w:tc>
+        <w:tc>
+          <w:tcPr>
+            <w:tcW w:w="2117" w:type="dxa"/>
+          </w:tcPr>
+          <w:p>
+            <w:pPr>
+              <w:spacing w:before="0" w:after="0"/>
+              <w:rPr>
+                <w:rFonts w:ascii="EB Garamond" w:hAnsi="EB Garamond"/>
+                <w:sz w:val="17"/>
+              </w:rPr>
+            </w:pPr>
+            <w:r>
+              <w:rPr>
+                <w:rFonts w:ascii="EB Garamond" w:hAnsi="EB Garamond" w:cs="EB Garamond"/>
+                <w:sz w:val="17"/>
+                <w:szCs w:val="17"/>
+              </w:rPr>
+              <w:t xml:space="preserve">+1</w:t>
+            </w:r>
+          </w:p>
+        </w:tc>
+        <w:tc>
+          <w:tcPr>
+            <w:tcW w:w="4523" w:type="dxa"/>
+          </w:tcPr>
+          <w:p>
+            <w:pPr>
+              <w:spacing w:before="0" w:after="0"/>
+              <w:rPr>
+                <w:rFonts w:ascii="EB Garamond" w:hAnsi="EB Garamond"/>
+                <w:sz w:val="17"/>
+              </w:rPr>
+            </w:pPr>
+            <w:r>
+              <w:rPr>
+                <w:rFonts w:ascii="EB Garamond" w:hAnsi="EB Garamond" w:cs="EB Garamond"/>
+                <w:sz w:val="17"/>
+                <w:szCs w:val="17"/>
+              </w:rPr>
+              <w:t xml:space="preserve">Per active Monument or Wonder.</w:t>
             </w:r>
           </w:p>
         </w:tc>
@@ -6798,7 +6999,7 @@
           <w:rFonts w:ascii="EB Garamond" w:hAnsi="EB Garamond"/>
           <w:sz w:val="20"/>
         </w:rPr>
-        <w:t xml:space="preserve">Move an Army up to its Speed in Territories, then choose: March (move up to 2x Speed, −1 Endurance, no other action), Battle (end adjacent to a non-allied Army not in a settlement → Battle, Seize the Initiative +1I Skirmish 1), Lay Siege (end adjacent to an at-war settlement → Siege), or Muster (within range 2 of your settlements, not within range 1 of a non-ally, with an active Muster Field → recruit up to combined muster limit; may swap retinues between adjacent allied armies and change equipment).</w:t>
+        <w:t xml:space="preserve">Move an Army up to its Speed in Territories, then choose: March (move up to 2x Speed, −1 Endurance, no other action), Battle (end adjacent to a non-allied Army not in a settlement → Battle), Lay Siege (end adjacent to an at-war settlement → Siege), or Muster (within range 2 of your settlements, not within range 1 of a non-ally, with an active Muster Field → recruit up to combined muster limit; may swap retinues between adjacent allied armies and change equipment).</w:t>
       </w:r>
     </w:p>
     <w:p>
@@ -6865,7 +7066,7 @@
           <w:rFonts w:ascii="EB Garamond" w:hAnsi="EB Garamond"/>
           <w:sz w:val="20"/>
         </w:rPr>
-        <w:t xml:space="preserve">Strained armies do not gain +1 Endurance at the start of next turn.</w:t>
+        <w:t xml:space="preserve">Strained armies do not gain Endurance at the start of next turn.</w:t>
       </w:r>
     </w:p>
     <w:p>
@@ -6885,7 +7086,7 @@
           <w:rFonts w:ascii="EB Garamond" w:hAnsi="EB Garamond"/>
           <w:sz w:val="20"/>
         </w:rPr>
-        <w:t xml:space="preserve">An Army that Battled/Sieged/Mustered cannot act again until that battle/siege/muster timer ends.</w:t>
+        <w:t xml:space="preserve">An Army that performed a Battle/Siege/Muster action cannot be the target of actions until that battle/siege/muster timer ends.</w:t>
       </w:r>
     </w:p>
     <w:p>
@@ -6904,7 +7105,7 @@
           <w:rFonts w:ascii="EB Garamond" w:hAnsi="EB Garamond"/>
           <w:sz w:val="20"/>
         </w:rPr>
-        <w:t xml:space="preserve">An Army that Battled gains Seize the Initiative in the first Skirmish.</w:t>
+        <w:t xml:space="preserve">An Army that performed a Battle action gains Seize the Initiative in the first Skirmish.</w:t>
       </w:r>
     </w:p>
     <w:p>
@@ -7435,7 +7636,7 @@
           <w:rFonts w:ascii="EB Garamond" w:hAnsi="EB Garamond"/>
           <w:sz w:val="20"/>
         </w:rPr>
-        <w:t xml:space="preserve">If their Outlaw Country has no room, increase it by one territory and spawn there.</w:t>
+        <w:t xml:space="preserve">If that player's Outlaw Country has no room, increase it by one territory and spawn there instead.</w:t>
       </w:r>
     </w:p>
     <w:p>
@@ -7509,7 +7710,7 @@
           <w:rFonts w:ascii="EB Garamond" w:hAnsi="EB Garamond"/>
           <w:sz w:val="20"/>
         </w:rPr>
-        <w:t xml:space="preserve">Choose another player's settlement. Select one active Pursuit, active Infrastructure, or active Build Timer there — it becomes Damaged; its effects are inactive until Repaired. A damaged Build Timer does not increment until Repaired.</w:t>
+        <w:t xml:space="preserve">Choose another player's settlement. Select one active Pursuit, active Infrastructure, or active Build Timer in that Settlement — it becomes Damaged; its effects are inactive until Repaired. A damaged Build Timer does not increment until Repaired.</w:t>
       </w:r>
     </w:p>
     <w:p>
@@ -7629,7 +7830,7 @@
           <w:rFonts w:ascii="EB Garamond" w:hAnsi="EB Garamond"/>
           <w:sz w:val="20"/>
         </w:rPr>
-        <w:t xml:space="preserve">Choose a player. Extort their Tax Income at the beginning of next turn.</w:t>
+        <w:t xml:space="preserve">Choose a player. Extort their Tax Income in the next Extort Phase during Winter.</w:t>
       </w:r>
     </w:p>
     <w:p>
@@ -7657,6 +7858,804 @@
           <w:sz w:val="20"/>
         </w:rPr>
         <w:t xml:space="preserve">Extort 2000.</w:t>
+      </w:r>
+    </w:p>
+    <w:p>
+      <w:pPr>
+        <w:pStyle w:val="ListBullet"/>
+        <w:keepLines/>
+        <w:spacing w:before="0" w:after="20"/>
+        <w:ind w:left="360" w:hanging="180"/>
+        <w:rPr>
+          <w:rFonts w:ascii="EB Garamond" w:hAnsi="EB Garamond"/>
+          <w:sz w:val="17"/>
+        </w:rPr>
+      </w:pPr>
+      <w:r>
+        <w:rPr>
+          <w:rFonts w:ascii="EB Garamond" w:hAnsi="EB Garamond"/>
+          <w:sz w:val="20"/>
+        </w:rPr>
+        <w:t xml:space="preserve">Affects only the next single turn's tax income, when collected.</w:t>
+      </w:r>
+    </w:p>
+    <w:p>
+      <w:pPr>
+        <w:keepNext/>
+        <w:spacing w:before="160" w:after="80"/>
+      </w:pPr>
+      <w:r>
+        <w:rPr>
+          <w:rFonts w:ascii="EB Garamond" w:hAnsi="EB Garamond"/>
+          <w:b/>
+          <w:i w:val="0"/>
+          <w:sz w:val="32"/>
+        </w:rPr>
+        <w:t>Rule: Act of War</w:t>
+      </w:r>
+    </w:p>
+    <w:p>
+      <w:r>
+        <w:rPr>
+          <w:rFonts w:ascii="EB Garamond" w:hAnsi="EB Garamond"/>
+          <w:b w:val="0"/>
+          <w:i w:val="0"/>
+        </w:rPr>
+        <w:t xml:space="preserve">If a </w:t>
+      </w:r>
+      <w:r>
+        <w:rPr>
+          <w:rFonts w:ascii="EB Garamond" w:hAnsi="EB Garamond"/>
+          <w:b/>
+          <w:i w:val="0"/>
+        </w:rPr>
+        <w:t>Cunning envoy</w:t>
+      </w:r>
+      <w:r>
+        <w:rPr>
+          <w:rFonts w:ascii="EB Garamond" w:hAnsi="EB Garamond"/>
+          <w:b w:val="0"/>
+          <w:i w:val="0"/>
+        </w:rPr>
+        <w:t xml:space="preserve"> is </w:t>
+      </w:r>
+      <w:r>
+        <w:rPr>
+          <w:rFonts w:ascii="EB Garamond" w:hAnsi="EB Garamond"/>
+          <w:b/>
+          <w:i w:val="0"/>
+        </w:rPr>
+        <w:t>condemned</w:t>
+      </w:r>
+      <w:r>
+        <w:rPr>
+          <w:rFonts w:ascii="EB Garamond" w:hAnsi="EB Garamond"/>
+          <w:b w:val="0"/>
+          <w:i w:val="0"/>
+        </w:rPr>
+        <w:t xml:space="preserve"> while targeting a </w:t>
+      </w:r>
+      <w:r>
+        <w:rPr>
+          <w:rFonts w:ascii="EB Garamond" w:hAnsi="EB Garamond"/>
+          <w:b/>
+          <w:i w:val="0"/>
+        </w:rPr>
+        <w:t>player</w:t>
+      </w:r>
+      <w:r>
+        <w:rPr>
+          <w:rFonts w:ascii="EB Garamond" w:hAnsi="EB Garamond"/>
+          <w:b w:val="0"/>
+          <w:i w:val="0"/>
+        </w:rPr>
+        <w:t xml:space="preserve"> with whom you hold a </w:t>
+      </w:r>
+      <w:r>
+        <w:rPr>
+          <w:rFonts w:ascii="EB Garamond" w:hAnsi="EB Garamond"/>
+          <w:b/>
+          <w:i w:val="0"/>
+        </w:rPr>
+        <w:t>Non-Aggression Pact</w:t>
+      </w:r>
+      <w:r>
+        <w:rPr>
+          <w:rFonts w:ascii="EB Garamond" w:hAnsi="EB Garamond"/>
+          <w:b w:val="0"/>
+          <w:i w:val="0"/>
+        </w:rPr>
+        <w:t xml:space="preserve">, that </w:t>
+      </w:r>
+      <w:r>
+        <w:rPr>
+          <w:rFonts w:ascii="EB Garamond" w:hAnsi="EB Garamond"/>
+          <w:b/>
+          <w:i w:val="0"/>
+        </w:rPr>
+        <w:t>player</w:t>
+      </w:r>
+      <w:r>
+        <w:rPr>
+          <w:rFonts w:ascii="EB Garamond" w:hAnsi="EB Garamond"/>
+          <w:b w:val="0"/>
+          <w:i w:val="0"/>
+        </w:rPr>
+        <w:t xml:space="preserve"> may immediately </w:t>
+      </w:r>
+      <w:r>
+        <w:rPr>
+          <w:rFonts w:ascii="EB Garamond" w:hAnsi="EB Garamond"/>
+          <w:b/>
+          <w:i w:val="0"/>
+        </w:rPr>
+        <w:t>perform</w:t>
+      </w:r>
+      <w:r>
+        <w:rPr>
+          <w:rFonts w:ascii="EB Garamond" w:hAnsi="EB Garamond"/>
+          <w:b w:val="0"/>
+          <w:i w:val="0"/>
+        </w:rPr>
+        <w:t xml:space="preserve"> a </w:t>
+      </w:r>
+      <w:r>
+        <w:rPr>
+          <w:rFonts w:ascii="EB Garamond" w:hAnsi="EB Garamond"/>
+          <w:b/>
+          <w:i w:val="0"/>
+        </w:rPr>
+        <w:t>declare war</w:t>
+      </w:r>
+      <w:r>
+        <w:rPr>
+          <w:rFonts w:ascii="EB Garamond" w:hAnsi="EB Garamond"/>
+          <w:b w:val="0"/>
+          <w:i w:val="0"/>
+        </w:rPr>
+        <w:t xml:space="preserve"> action targeting the </w:t>
+      </w:r>
+      <w:r>
+        <w:rPr>
+          <w:rFonts w:ascii="EB Garamond" w:hAnsi="EB Garamond"/>
+          <w:b/>
+          <w:i w:val="0"/>
+        </w:rPr>
+        <w:t>condemned player</w:t>
+      </w:r>
+      <w:r>
+        <w:rPr>
+          <w:rFonts w:ascii="EB Garamond" w:hAnsi="EB Garamond"/>
+          <w:b w:val="0"/>
+          <w:i w:val="0"/>
+        </w:rPr>
+        <w:t>.</w:t>
+      </w:r>
+    </w:p>
+    <w:p>
+      <w:r>
+        <w:rPr>
+          <w:rFonts w:ascii="EB Garamond" w:hAnsi="EB Garamond"/>
+          <w:b w:val="0"/>
+          <w:i w:val="0"/>
+        </w:rPr>
+        <w:t xml:space="preserve">The </w:t>
+      </w:r>
+      <w:r>
+        <w:rPr>
+          <w:rFonts w:ascii="EB Garamond" w:hAnsi="EB Garamond"/>
+          <w:b/>
+          <w:i w:val="0"/>
+        </w:rPr>
+        <w:t>Act of War</w:t>
+      </w:r>
+      <w:r>
+        <w:rPr>
+          <w:rFonts w:ascii="EB Garamond" w:hAnsi="EB Garamond"/>
+          <w:b w:val="0"/>
+          <w:i w:val="0"/>
+        </w:rPr>
+        <w:t xml:space="preserve"> triggers on the </w:t>
+      </w:r>
+      <w:r>
+        <w:rPr>
+          <w:rFonts w:ascii="EB Garamond" w:hAnsi="EB Garamond"/>
+          <w:b/>
+          <w:i w:val="0"/>
+        </w:rPr>
+        <w:t>condemned</w:t>
+      </w:r>
+      <w:r>
+        <w:rPr>
+          <w:rFonts w:ascii="EB Garamond" w:hAnsi="EB Garamond"/>
+          <w:b w:val="0"/>
+          <w:i w:val="0"/>
+        </w:rPr>
+        <w:t xml:space="preserve"> result regardless of which </w:t>
+      </w:r>
+      <w:r>
+        <w:rPr>
+          <w:rFonts w:ascii="EB Garamond" w:hAnsi="EB Garamond"/>
+          <w:b/>
+          <w:i w:val="0"/>
+        </w:rPr>
+        <w:t>Cunning action</w:t>
+      </w:r>
+      <w:r>
+        <w:rPr>
+          <w:rFonts w:ascii="EB Garamond" w:hAnsi="EB Garamond"/>
+          <w:b w:val="0"/>
+          <w:i w:val="0"/>
+        </w:rPr>
+        <w:t xml:space="preserve"> was </w:t>
+      </w:r>
+      <w:r>
+        <w:rPr>
+          <w:rFonts w:ascii="EB Garamond" w:hAnsi="EB Garamond"/>
+          <w:b/>
+          <w:i w:val="0"/>
+        </w:rPr>
+        <w:t>performed</w:t>
+      </w:r>
+      <w:r>
+        <w:rPr>
+          <w:rFonts w:ascii="EB Garamond" w:hAnsi="EB Garamond"/>
+          <w:b w:val="0"/>
+          <w:i w:val="0"/>
+        </w:rPr>
+        <w:t>.</w:t>
+      </w:r>
+    </w:p>
+    <w:p>
+      <w:pPr>
+        <w:keepNext/>
+        <w:spacing w:before="240" w:after="80"/>
+      </w:pPr>
+      <w:r>
+        <w:rPr>
+          <w:rFonts w:ascii="EB Garamond" w:hAnsi="EB Garamond"/>
+          <w:b/>
+          <w:i w:val="0"/>
+          <w:sz w:val="36"/>
+        </w:rPr>
+        <w:t>Piety Actions</w:t>
+      </w:r>
+    </w:p>
+    <w:p>
+      <w:pPr>
+        <w:keepNext/>
+        <w:keepLines/>
+        <w:spacing w:before="120" w:after="20"/>
+        <w:rPr>
+          <w:rFonts w:ascii="EB Garamond" w:hAnsi="EB Garamond"/>
+          <w:sz w:val="17"/>
+        </w:rPr>
+      </w:pPr>
+      <w:r>
+        <w:rPr>
+          <w:rFonts w:ascii="EB Garamond" w:hAnsi="EB Garamond"/>
+          <w:b/>
+          <w:bCs/>
+          <w:sz w:val="20"/>
+        </w:rPr>
+        <w:t xml:space="preserve">1. Spread Gospel</w:t>
+      </w:r>
+    </w:p>
+    <w:p>
+      <w:pPr>
+        <w:keepNext/>
+        <w:keepLines/>
+        <w:spacing w:before="0" w:after="20"/>
+        <w:rPr>
+          <w:rFonts w:ascii="EB Garamond" w:hAnsi="EB Garamond"/>
+          <w:sz w:val="17"/>
+        </w:rPr>
+      </w:pPr>
+      <w:r>
+        <w:rPr>
+          <w:rFonts w:ascii="EB Garamond" w:hAnsi="EB Garamond"/>
+          <w:b/>
+          <w:bCs/>
+          <w:sz w:val="20"/>
+        </w:rPr>
+        <w:t xml:space="preserve">Cost: </w:t>
+      </w:r>
+      <w:r>
+        <w:rPr>
+          <w:rFonts w:ascii="EB Garamond" w:hAnsi="EB Garamond"/>
+          <w:sz w:val="20"/>
+        </w:rPr>
+        <w:t xml:space="preserve">Doubt 1</w:t>
+      </w:r>
+    </w:p>
+    <w:p>
+      <w:pPr>
+        <w:keepNext/>
+        <w:keepLines/>
+        <w:spacing w:before="0" w:after="20"/>
+        <w:rPr>
+          <w:rFonts w:ascii="EB Garamond" w:hAnsi="EB Garamond"/>
+          <w:sz w:val="17"/>
+        </w:rPr>
+      </w:pPr>
+      <w:r>
+        <w:rPr>
+          <w:rFonts w:ascii="EB Garamond" w:hAnsi="EB Garamond"/>
+          <w:b/>
+          <w:bCs/>
+          <w:sz w:val="20"/>
+        </w:rPr>
+        <w:t xml:space="preserve">Effect: </w:t>
+      </w:r>
+      <w:r>
+        <w:rPr>
+          <w:rFonts w:ascii="EB Garamond" w:hAnsi="EB Garamond"/>
+          <w:sz w:val="20"/>
+        </w:rPr>
+        <w:t xml:space="preserve">All non-allied players gain Doubt 1. All allied players gain Faith 1.</w:t>
+      </w:r>
+    </w:p>
+    <w:p>
+      <w:pPr>
+        <w:keepLines/>
+        <w:spacing w:before="0" w:after="20"/>
+        <w:rPr>
+          <w:rFonts w:ascii="EB Garamond" w:hAnsi="EB Garamond"/>
+          <w:sz w:val="17"/>
+        </w:rPr>
+      </w:pPr>
+      <w:r>
+        <w:rPr>
+          <w:rFonts w:ascii="EB Garamond" w:hAnsi="EB Garamond"/>
+          <w:b/>
+          <w:bCs/>
+          <w:sz w:val="20"/>
+        </w:rPr>
+        <w:t xml:space="preserve">Endorsed: </w:t>
+      </w:r>
+      <w:r>
+        <w:rPr>
+          <w:rFonts w:ascii="EB Garamond" w:hAnsi="EB Garamond"/>
+          <w:sz w:val="20"/>
+        </w:rPr>
+        <w:t xml:space="preserve">Gain Faith 1.</w:t>
+      </w:r>
+    </w:p>
+    <w:p>
+      <w:pPr>
+        <w:keepNext/>
+        <w:keepLines/>
+        <w:spacing w:before="120" w:after="20"/>
+        <w:rPr>
+          <w:rFonts w:ascii="EB Garamond" w:hAnsi="EB Garamond"/>
+          <w:sz w:val="17"/>
+        </w:rPr>
+      </w:pPr>
+      <w:r>
+        <w:rPr>
+          <w:rFonts w:ascii="EB Garamond" w:hAnsi="EB Garamond"/>
+          <w:b/>
+          <w:bCs/>
+          <w:sz w:val="20"/>
+        </w:rPr>
+        <w:t xml:space="preserve">2. Send Missionaries</w:t>
+      </w:r>
+    </w:p>
+    <w:p>
+      <w:pPr>
+        <w:keepNext/>
+        <w:keepLines/>
+        <w:spacing w:before="0" w:after="20"/>
+        <w:rPr>
+          <w:rFonts w:ascii="EB Garamond" w:hAnsi="EB Garamond"/>
+          <w:sz w:val="17"/>
+        </w:rPr>
+      </w:pPr>
+      <w:r>
+        <w:rPr>
+          <w:rFonts w:ascii="EB Garamond" w:hAnsi="EB Garamond"/>
+          <w:b/>
+          <w:bCs/>
+          <w:sz w:val="20"/>
+        </w:rPr>
+        <w:t xml:space="preserve">Cost: </w:t>
+      </w:r>
+      <w:r>
+        <w:rPr>
+          <w:rFonts w:ascii="EB Garamond" w:hAnsi="EB Garamond"/>
+          <w:sz w:val="20"/>
+        </w:rPr>
+        <w:t xml:space="preserve">Doubt 1</w:t>
+      </w:r>
+    </w:p>
+    <w:p>
+      <w:pPr>
+        <w:keepNext/>
+        <w:keepLines/>
+        <w:spacing w:before="0" w:after="20"/>
+        <w:rPr>
+          <w:rFonts w:ascii="EB Garamond" w:hAnsi="EB Garamond"/>
+          <w:sz w:val="17"/>
+        </w:rPr>
+      </w:pPr>
+      <w:r>
+        <w:rPr>
+          <w:rFonts w:ascii="EB Garamond" w:hAnsi="EB Garamond"/>
+          <w:b/>
+          <w:bCs/>
+          <w:sz w:val="20"/>
+        </w:rPr>
+        <w:t xml:space="preserve">Effect: </w:t>
+      </w:r>
+      <w:r>
+        <w:rPr>
+          <w:rFonts w:ascii="EB Garamond" w:hAnsi="EB Garamond"/>
+          <w:sz w:val="20"/>
+        </w:rPr>
+        <w:t xml:space="preserve">Choose a target player or alliance. Outside your alliance → all players in the target alliance gain Doubt 2. Inside your alliance → all other allied players gain Faith 2.</w:t>
+      </w:r>
+    </w:p>
+    <w:p>
+      <w:pPr>
+        <w:keepLines/>
+        <w:spacing w:before="0" w:after="20"/>
+        <w:rPr>
+          <w:rFonts w:ascii="EB Garamond" w:hAnsi="EB Garamond"/>
+          <w:sz w:val="17"/>
+        </w:rPr>
+      </w:pPr>
+      <w:r>
+        <w:rPr>
+          <w:rFonts w:ascii="EB Garamond" w:hAnsi="EB Garamond"/>
+          <w:b/>
+          <w:bCs/>
+          <w:sz w:val="20"/>
+        </w:rPr>
+        <w:t xml:space="preserve">Endorsed: </w:t>
+      </w:r>
+      <w:r>
+        <w:rPr>
+          <w:rFonts w:ascii="EB Garamond" w:hAnsi="EB Garamond"/>
+          <w:sz w:val="20"/>
+        </w:rPr>
+        <w:t xml:space="preserve">Gain Faith 1.</w:t>
+      </w:r>
+    </w:p>
+    <w:p>
+      <w:pPr>
+        <w:keepNext/>
+        <w:keepLines/>
+        <w:spacing w:before="120" w:after="20"/>
+        <w:rPr>
+          <w:rFonts w:ascii="EB Garamond" w:hAnsi="EB Garamond"/>
+          <w:sz w:val="17"/>
+        </w:rPr>
+      </w:pPr>
+      <w:r>
+        <w:rPr>
+          <w:rFonts w:ascii="EB Garamond" w:hAnsi="EB Garamond"/>
+          <w:b/>
+          <w:bCs/>
+          <w:sz w:val="20"/>
+        </w:rPr>
+        <w:t xml:space="preserve">3. Tithe</w:t>
+      </w:r>
+    </w:p>
+    <w:p>
+      <w:pPr>
+        <w:keepNext/>
+        <w:keepLines/>
+        <w:spacing w:before="0" w:after="20"/>
+        <w:rPr>
+          <w:rFonts w:ascii="EB Garamond" w:hAnsi="EB Garamond"/>
+          <w:sz w:val="17"/>
+        </w:rPr>
+      </w:pPr>
+      <w:r>
+        <w:rPr>
+          <w:rFonts w:ascii="EB Garamond" w:hAnsi="EB Garamond"/>
+          <w:b/>
+          <w:bCs/>
+          <w:sz w:val="20"/>
+        </w:rPr>
+        <w:t xml:space="preserve">Cost: </w:t>
+      </w:r>
+      <w:r>
+        <w:rPr>
+          <w:rFonts w:ascii="EB Garamond" w:hAnsi="EB Garamond"/>
+          <w:sz w:val="20"/>
+        </w:rPr>
+        <w:t xml:space="preserve">Doubt 1</w:t>
+      </w:r>
+    </w:p>
+    <w:p>
+      <w:pPr>
+        <w:keepNext/>
+        <w:keepLines/>
+        <w:spacing w:before="0" w:after="20"/>
+        <w:rPr>
+          <w:rFonts w:ascii="EB Garamond" w:hAnsi="EB Garamond"/>
+          <w:sz w:val="17"/>
+        </w:rPr>
+      </w:pPr>
+      <w:r>
+        <w:rPr>
+          <w:rFonts w:ascii="EB Garamond" w:hAnsi="EB Garamond"/>
+          <w:b/>
+          <w:bCs/>
+          <w:sz w:val="20"/>
+        </w:rPr>
+        <w:t xml:space="preserve">Effect: </w:t>
+      </w:r>
+      <w:r>
+        <w:rPr>
+          <w:rFonts w:ascii="EB Garamond" w:hAnsi="EB Garamond"/>
+          <w:sz w:val="20"/>
+        </w:rPr>
+        <w:t xml:space="preserve">Choose a player. Extort 10% of their treasury (round down to nearest 100, min 0).</w:t>
+      </w:r>
+    </w:p>
+    <w:p>
+      <w:pPr>
+        <w:keepLines/>
+        <w:spacing w:before="0" w:after="20"/>
+        <w:rPr>
+          <w:rFonts w:ascii="EB Garamond" w:hAnsi="EB Garamond"/>
+          <w:sz w:val="17"/>
+        </w:rPr>
+      </w:pPr>
+      <w:r>
+        <w:rPr>
+          <w:rFonts w:ascii="EB Garamond" w:hAnsi="EB Garamond"/>
+          <w:b/>
+          <w:bCs/>
+          <w:sz w:val="20"/>
+        </w:rPr>
+        <w:t xml:space="preserve">Endorsed: </w:t>
+      </w:r>
+      <w:r>
+        <w:rPr>
+          <w:rFonts w:ascii="EB Garamond" w:hAnsi="EB Garamond"/>
+          <w:sz w:val="20"/>
+        </w:rPr>
+        <w:t xml:space="preserve">Gain Faith 1.</w:t>
+      </w:r>
+    </w:p>
+    <w:p>
+      <w:pPr>
+        <w:keepNext/>
+        <w:keepLines/>
+        <w:spacing w:before="120" w:after="20"/>
+        <w:rPr>
+          <w:rFonts w:ascii="EB Garamond" w:hAnsi="EB Garamond"/>
+          <w:sz w:val="17"/>
+        </w:rPr>
+      </w:pPr>
+      <w:r>
+        <w:rPr>
+          <w:rFonts w:ascii="EB Garamond" w:hAnsi="EB Garamond"/>
+          <w:b/>
+          <w:bCs/>
+          <w:sz w:val="20"/>
+        </w:rPr>
+        <w:t xml:space="preserve">4. Convert</w:t>
+      </w:r>
+    </w:p>
+    <w:p>
+      <w:pPr>
+        <w:keepNext/>
+        <w:keepLines/>
+        <w:spacing w:before="0" w:after="20"/>
+        <w:rPr>
+          <w:rFonts w:ascii="EB Garamond" w:hAnsi="EB Garamond"/>
+          <w:sz w:val="17"/>
+        </w:rPr>
+      </w:pPr>
+      <w:r>
+        <w:rPr>
+          <w:rFonts w:ascii="EB Garamond" w:hAnsi="EB Garamond"/>
+          <w:b/>
+          <w:bCs/>
+          <w:sz w:val="20"/>
+        </w:rPr>
+        <w:t xml:space="preserve">Cost: </w:t>
+      </w:r>
+      <w:r>
+        <w:rPr>
+          <w:rFonts w:ascii="EB Garamond" w:hAnsi="EB Garamond"/>
+          <w:sz w:val="20"/>
+        </w:rPr>
+        <w:t xml:space="preserve">Doubt 1</w:t>
+      </w:r>
+    </w:p>
+    <w:p>
+      <w:pPr>
+        <w:keepNext/>
+        <w:keepLines/>
+        <w:spacing w:before="0" w:after="20"/>
+        <w:rPr>
+          <w:rFonts w:ascii="EB Garamond" w:hAnsi="EB Garamond"/>
+          <w:sz w:val="17"/>
+        </w:rPr>
+      </w:pPr>
+      <w:r>
+        <w:rPr>
+          <w:rFonts w:ascii="EB Garamond" w:hAnsi="EB Garamond"/>
+          <w:b/>
+          <w:bCs/>
+          <w:sz w:val="20"/>
+        </w:rPr>
+        <w:t xml:space="preserve">Effect: </w:t>
+      </w:r>
+      <w:r>
+        <w:rPr>
+          <w:rFonts w:ascii="EB Garamond" w:hAnsi="EB Garamond"/>
+          <w:sz w:val="20"/>
+        </w:rPr>
+        <w:t xml:space="preserve">Choose another player's closest non-capital settlement; they must have Public Order −5 or lower. Lay Siege using only settlement-type siege modifiers (Settlement Size &amp; Citadel) and set a Convert Timer. At 0, the settlement joins your empire (see Capture).</w:t>
+      </w:r>
+    </w:p>
+    <w:p>
+      <w:pPr>
+        <w:keepNext/>
+        <w:keepLines/>
+        <w:spacing w:before="0" w:after="20"/>
+        <w:rPr>
+          <w:rFonts w:ascii="EB Garamond" w:hAnsi="EB Garamond"/>
+          <w:sz w:val="17"/>
+        </w:rPr>
+      </w:pPr>
+      <w:r>
+        <w:rPr>
+          <w:rFonts w:ascii="EB Garamond" w:hAnsi="EB Garamond"/>
+          <w:b/>
+          <w:bCs/>
+          <w:sz w:val="20"/>
+        </w:rPr>
+        <w:t xml:space="preserve">Endorsed: </w:t>
+      </w:r>
+      <w:r>
+        <w:rPr>
+          <w:rFonts w:ascii="EB Garamond" w:hAnsi="EB Garamond"/>
+          <w:sz w:val="20"/>
+        </w:rPr>
+        <w:t xml:space="preserve">Gain Faith 1.</w:t>
+      </w:r>
+    </w:p>
+    <w:p>
+      <w:pPr>
+        <w:pStyle w:val="ListBullet"/>
+        <w:keepLines/>
+        <w:spacing w:before="0" w:after="20"/>
+        <w:ind w:left="360" w:hanging="180"/>
+        <w:rPr>
+          <w:rFonts w:ascii="EB Garamond" w:hAnsi="EB Garamond"/>
+          <w:sz w:val="17"/>
+        </w:rPr>
+      </w:pPr>
+      <w:r>
+        <w:rPr>
+          <w:rFonts w:ascii="EB Garamond" w:hAnsi="EB Garamond"/>
+          <w:sz w:val="20"/>
+        </w:rPr>
+        <w:t xml:space="preserve">If the target's Public Order rises to 1+ before the timer hits 0, the Convert fails and the timer is removed.</w:t>
+      </w:r>
+    </w:p>
+    <w:p>
+      <w:pPr>
+        <w:keepNext/>
+        <w:keepLines/>
+        <w:spacing w:before="120" w:after="20"/>
+        <w:rPr>
+          <w:rFonts w:ascii="EB Garamond" w:hAnsi="EB Garamond"/>
+          <w:sz w:val="17"/>
+        </w:rPr>
+      </w:pPr>
+      <w:r>
+        <w:rPr>
+          <w:rFonts w:ascii="EB Garamond" w:hAnsi="EB Garamond"/>
+          <w:b/>
+          <w:bCs/>
+          <w:sz w:val="20"/>
+        </w:rPr>
+        <w:t xml:space="preserve">5. Crusade</w:t>
+      </w:r>
+    </w:p>
+    <w:p>
+      <w:pPr>
+        <w:keepNext/>
+        <w:keepLines/>
+        <w:spacing w:before="0" w:after="20"/>
+        <w:rPr>
+          <w:rFonts w:ascii="EB Garamond" w:hAnsi="EB Garamond"/>
+          <w:sz w:val="17"/>
+        </w:rPr>
+      </w:pPr>
+      <w:r>
+        <w:rPr>
+          <w:rFonts w:ascii="EB Garamond" w:hAnsi="EB Garamond"/>
+          <w:b/>
+          <w:bCs/>
+          <w:sz w:val="20"/>
+        </w:rPr>
+        <w:t xml:space="preserve">Cost: </w:t>
+      </w:r>
+      <w:r>
+        <w:rPr>
+          <w:rFonts w:ascii="EB Garamond" w:hAnsi="EB Garamond"/>
+          <w:sz w:val="20"/>
+        </w:rPr>
+        <w:t xml:space="preserve">Doubt 1</w:t>
+      </w:r>
+      <w:r>
+        <w:rPr>
+          <w:rFonts w:ascii="EB Garamond" w:hAnsi="EB Garamond"/>
+          <w:b/>
+          <w:bCs/>
+          <w:sz w:val="20"/>
+        </w:rPr>
+        <w:t xml:space="preserve">      Requires: </w:t>
+      </w:r>
+      <w:r>
+        <w:rPr>
+          <w:rFonts w:ascii="EB Garamond" w:hAnsi="EB Garamond"/>
+          <w:sz w:val="20"/>
+        </w:rPr>
+        <w:t xml:space="preserve">Sovereign Piety</w:t>
+      </w:r>
+    </w:p>
+    <w:p>
+      <w:pPr>
+        <w:keepNext/>
+        <w:keepLines/>
+        <w:spacing w:before="0" w:after="20"/>
+        <w:rPr>
+          <w:rFonts w:ascii="EB Garamond" w:hAnsi="EB Garamond"/>
+          <w:sz w:val="17"/>
+        </w:rPr>
+      </w:pPr>
+      <w:r>
+        <w:rPr>
+          <w:rFonts w:ascii="EB Garamond" w:hAnsi="EB Garamond"/>
+          <w:b/>
+          <w:bCs/>
+          <w:sz w:val="20"/>
+        </w:rPr>
+        <w:t xml:space="preserve">Effect: </w:t>
+      </w:r>
+      <w:r>
+        <w:rPr>
+          <w:rFonts w:ascii="EB Garamond" w:hAnsi="EB Garamond"/>
+          <w:sz w:val="20"/>
+        </w:rPr>
+        <w:t xml:space="preserve">Declare War on a non-ally with no NAP or truce, then immediately perform a Move action with one of your armies.</w:t>
+      </w:r>
+    </w:p>
+    <w:p>
+      <w:pPr>
+        <w:keepNext/>
+        <w:keepLines/>
+        <w:spacing w:before="0" w:after="20"/>
+        <w:rPr>
+          <w:rFonts w:ascii="EB Garamond" w:hAnsi="EB Garamond"/>
+          <w:sz w:val="17"/>
+        </w:rPr>
+      </w:pPr>
+      <w:r>
+        <w:rPr>
+          <w:rFonts w:ascii="EB Garamond" w:hAnsi="EB Garamond"/>
+          <w:b/>
+          <w:bCs/>
+          <w:sz w:val="20"/>
+        </w:rPr>
+        <w:t xml:space="preserve">Endorsed: </w:t>
+      </w:r>
+      <w:r>
+        <w:rPr>
+          <w:rFonts w:ascii="EB Garamond" w:hAnsi="EB Garamond"/>
+          <w:sz w:val="20"/>
+        </w:rPr>
+        <w:t xml:space="preserve">Gain Faith 1.</w:t>
       </w:r>
     </w:p>
     <w:p>
@@ -7676,7 +8675,7 @@
           <w:rFonts w:ascii="EB Garamond" w:hAnsi="EB Garamond"/>
           <w:sz w:val="20"/>
         </w:rPr>
-        <w:t xml:space="preserve">Affects only the next single turn's tax income.</w:t>
+        <w:t xml:space="preserve">While a Crusade is active, neither player may Declare War, Sign/End Treaty, Negotiate, or Demand Tribute targetting each other.</w:t>
       </w:r>
     </w:p>
     <w:p>
@@ -7695,234 +8694,7 @@
           <w:rFonts w:ascii="EB Garamond" w:hAnsi="EB Garamond"/>
           <w:sz w:val="20"/>
         </w:rPr>
-        <w:t xml:space="preserve">Act of War: if a Cunning envoy is Condemned while targeting a NAP partner, they may immediately Declare War on the condemned player.</w:t>
-      </w:r>
-    </w:p>
-    <w:p>
-      <w:pPr>
-        <w:keepNext/>
-        <w:spacing w:before="160" w:after="80"/>
-      </w:pPr>
-      <w:r>
-        <w:rPr>
-          <w:rFonts w:ascii="EB Garamond" w:hAnsi="EB Garamond"/>
-          <w:b/>
-          <w:i w:val="0"/>
-          <w:sz w:val="32"/>
-        </w:rPr>
-        <w:t>Rule: Act of War</w:t>
-      </w:r>
-    </w:p>
-    <w:p>
-      <w:r>
-        <w:rPr>
-          <w:rFonts w:ascii="EB Garamond" w:hAnsi="EB Garamond"/>
-          <w:b w:val="0"/>
-          <w:i w:val="0"/>
-        </w:rPr>
-        <w:t xml:space="preserve">If a </w:t>
-      </w:r>
-      <w:r>
-        <w:rPr>
-          <w:rFonts w:ascii="EB Garamond" w:hAnsi="EB Garamond"/>
-          <w:b/>
-          <w:i w:val="0"/>
-        </w:rPr>
-        <w:t>Cunning envoy</w:t>
-      </w:r>
-      <w:r>
-        <w:rPr>
-          <w:rFonts w:ascii="EB Garamond" w:hAnsi="EB Garamond"/>
-          <w:b w:val="0"/>
-          <w:i w:val="0"/>
-        </w:rPr>
-        <w:t xml:space="preserve"> is </w:t>
-      </w:r>
-      <w:r>
-        <w:rPr>
-          <w:rFonts w:ascii="EB Garamond" w:hAnsi="EB Garamond"/>
-          <w:b/>
-          <w:i w:val="0"/>
-        </w:rPr>
-        <w:t>condemned</w:t>
-      </w:r>
-      <w:r>
-        <w:rPr>
-          <w:rFonts w:ascii="EB Garamond" w:hAnsi="EB Garamond"/>
-          <w:b w:val="0"/>
-          <w:i w:val="0"/>
-        </w:rPr>
-        <w:t xml:space="preserve"> while targeting a </w:t>
-      </w:r>
-      <w:r>
-        <w:rPr>
-          <w:rFonts w:ascii="EB Garamond" w:hAnsi="EB Garamond"/>
-          <w:b/>
-          <w:i w:val="0"/>
-        </w:rPr>
-        <w:t>player</w:t>
-      </w:r>
-      <w:r>
-        <w:rPr>
-          <w:rFonts w:ascii="EB Garamond" w:hAnsi="EB Garamond"/>
-          <w:b w:val="0"/>
-          <w:i w:val="0"/>
-        </w:rPr>
-        <w:t xml:space="preserve"> with whom you hold a </w:t>
-      </w:r>
-      <w:r>
-        <w:rPr>
-          <w:rFonts w:ascii="EB Garamond" w:hAnsi="EB Garamond"/>
-          <w:b/>
-          <w:i w:val="0"/>
-        </w:rPr>
-        <w:t>Non-Aggression Pact</w:t>
-      </w:r>
-      <w:r>
-        <w:rPr>
-          <w:rFonts w:ascii="EB Garamond" w:hAnsi="EB Garamond"/>
-          <w:b w:val="0"/>
-          <w:i w:val="0"/>
-        </w:rPr>
-        <w:t xml:space="preserve">, that </w:t>
-      </w:r>
-      <w:r>
-        <w:rPr>
-          <w:rFonts w:ascii="EB Garamond" w:hAnsi="EB Garamond"/>
-          <w:b/>
-          <w:i w:val="0"/>
-        </w:rPr>
-        <w:t>player</w:t>
-      </w:r>
-      <w:r>
-        <w:rPr>
-          <w:rFonts w:ascii="EB Garamond" w:hAnsi="EB Garamond"/>
-          <w:b w:val="0"/>
-          <w:i w:val="0"/>
-        </w:rPr>
-        <w:t xml:space="preserve"> may immediately </w:t>
-      </w:r>
-      <w:r>
-        <w:rPr>
-          <w:rFonts w:ascii="EB Garamond" w:hAnsi="EB Garamond"/>
-          <w:b/>
-          <w:i w:val="0"/>
-        </w:rPr>
-        <w:t>perform</w:t>
-      </w:r>
-      <w:r>
-        <w:rPr>
-          <w:rFonts w:ascii="EB Garamond" w:hAnsi="EB Garamond"/>
-          <w:b w:val="0"/>
-          <w:i w:val="0"/>
-        </w:rPr>
-        <w:t xml:space="preserve"> a </w:t>
-      </w:r>
-      <w:r>
-        <w:rPr>
-          <w:rFonts w:ascii="EB Garamond" w:hAnsi="EB Garamond"/>
-          <w:b/>
-          <w:i w:val="0"/>
-        </w:rPr>
-        <w:t>declare war</w:t>
-      </w:r>
-      <w:r>
-        <w:rPr>
-          <w:rFonts w:ascii="EB Garamond" w:hAnsi="EB Garamond"/>
-          <w:b w:val="0"/>
-          <w:i w:val="0"/>
-        </w:rPr>
-        <w:t xml:space="preserve"> action targeting the </w:t>
-      </w:r>
-      <w:r>
-        <w:rPr>
-          <w:rFonts w:ascii="EB Garamond" w:hAnsi="EB Garamond"/>
-          <w:b/>
-          <w:i w:val="0"/>
-        </w:rPr>
-        <w:t>condemned player</w:t>
-      </w:r>
-      <w:r>
-        <w:rPr>
-          <w:rFonts w:ascii="EB Garamond" w:hAnsi="EB Garamond"/>
-          <w:b w:val="0"/>
-          <w:i w:val="0"/>
-        </w:rPr>
-        <w:t>.</w:t>
-      </w:r>
-    </w:p>
-    <w:p>
-      <w:r>
-        <w:rPr>
-          <w:rFonts w:ascii="EB Garamond" w:hAnsi="EB Garamond"/>
-          <w:b w:val="0"/>
-          <w:i w:val="0"/>
-        </w:rPr>
-        <w:t xml:space="preserve">The </w:t>
-      </w:r>
-      <w:r>
-        <w:rPr>
-          <w:rFonts w:ascii="EB Garamond" w:hAnsi="EB Garamond"/>
-          <w:b/>
-          <w:i w:val="0"/>
-        </w:rPr>
-        <w:t>Act of War</w:t>
-      </w:r>
-      <w:r>
-        <w:rPr>
-          <w:rFonts w:ascii="EB Garamond" w:hAnsi="EB Garamond"/>
-          <w:b w:val="0"/>
-          <w:i w:val="0"/>
-        </w:rPr>
-        <w:t xml:space="preserve"> triggers on the </w:t>
-      </w:r>
-      <w:r>
-        <w:rPr>
-          <w:rFonts w:ascii="EB Garamond" w:hAnsi="EB Garamond"/>
-          <w:b/>
-          <w:i w:val="0"/>
-        </w:rPr>
-        <w:t>condemned</w:t>
-      </w:r>
-      <w:r>
-        <w:rPr>
-          <w:rFonts w:ascii="EB Garamond" w:hAnsi="EB Garamond"/>
-          <w:b w:val="0"/>
-          <w:i w:val="0"/>
-        </w:rPr>
-        <w:t xml:space="preserve"> result regardless of which </w:t>
-      </w:r>
-      <w:r>
-        <w:rPr>
-          <w:rFonts w:ascii="EB Garamond" w:hAnsi="EB Garamond"/>
-          <w:b/>
-          <w:i w:val="0"/>
-        </w:rPr>
-        <w:t>Cunning action</w:t>
-      </w:r>
-      <w:r>
-        <w:rPr>
-          <w:rFonts w:ascii="EB Garamond" w:hAnsi="EB Garamond"/>
-          <w:b w:val="0"/>
-          <w:i w:val="0"/>
-        </w:rPr>
-        <w:t xml:space="preserve"> was </w:t>
-      </w:r>
-      <w:r>
-        <w:rPr>
-          <w:rFonts w:ascii="EB Garamond" w:hAnsi="EB Garamond"/>
-          <w:b/>
-          <w:i w:val="0"/>
-        </w:rPr>
-        <w:t>performed</w:t>
-      </w:r>
-      <w:r>
-        <w:rPr>
-          <w:rFonts w:ascii="EB Garamond" w:hAnsi="EB Garamond"/>
-          <w:b w:val="0"/>
-          <w:i w:val="0"/>
-        </w:rPr>
-        <w:t>.</w:t>
+        <w:t xml:space="preserve">A player may only have one active Crusade at a time. It ends only when one involved player is Vassalized or otherwise removed from the game.</w:t>
       </w:r>
     </w:p>
     <w:p>
@@ -7937,7 +8709,7 @@
           <w:i w:val="0"/>
           <w:sz w:val="36"/>
         </w:rPr>
-        <w:t>Piety Actions</w:t>
+        <w:t>Industry Actions</w:t>
       </w:r>
     </w:p>
     <w:p>
@@ -7957,7 +8729,7 @@
           <w:bCs/>
           <w:sz w:val="20"/>
         </w:rPr>
-        <w:t xml:space="preserve">1. Spread Gospel</w:t>
+        <w:t xml:space="preserve">1. Build</w:t>
       </w:r>
     </w:p>
     <w:p>
@@ -7984,7 +8756,7 @@
           <w:rFonts w:ascii="EB Garamond" w:hAnsi="EB Garamond"/>
           <w:sz w:val="20"/>
         </w:rPr>
-        <w:t xml:space="preserve">Doubt 1</w:t>
+        <w:t xml:space="preserve">2000 gold</w:t>
       </w:r>
     </w:p>
     <w:p>
@@ -8011,53 +8783,7 @@
           <w:rFonts w:ascii="EB Garamond" w:hAnsi="EB Garamond"/>
           <w:sz w:val="20"/>
         </w:rPr>
-        <w:t xml:space="preserve">All non-allied players gain Doubt 1. All allied players gain Faith 1.</w:t>
-      </w:r>
-    </w:p>
-    <w:p>
-      <w:pPr>
-        <w:keepLines/>
-        <w:spacing w:before="0" w:after="20"/>
-        <w:rPr>
-          <w:rFonts w:ascii="EB Garamond" w:hAnsi="EB Garamond"/>
-          <w:sz w:val="17"/>
-        </w:rPr>
-      </w:pPr>
-      <w:r>
-        <w:rPr>
-          <w:rFonts w:ascii="EB Garamond" w:hAnsi="EB Garamond"/>
-          <w:b/>
-          <w:bCs/>
-          <w:sz w:val="20"/>
-        </w:rPr>
-        <w:t xml:space="preserve">Endorsed: </w:t>
-      </w:r>
-      <w:r>
-        <w:rPr>
-          <w:rFonts w:ascii="EB Garamond" w:hAnsi="EB Garamond"/>
-          <w:sz w:val="20"/>
-        </w:rPr>
-        <w:t xml:space="preserve">Gain Faith 1.</w:t>
-      </w:r>
-    </w:p>
-    <w:p>
-      <w:pPr>
-        <w:keepNext/>
-        <w:keepLines/>
-        <w:spacing w:before="120" w:after="20"/>
-        <w:rPr>
-          <w:rFonts w:ascii="EB Garamond" w:hAnsi="EB Garamond"/>
-          <w:sz w:val="17"/>
-        </w:rPr>
-      </w:pPr>
-      <w:r>
-        <w:rPr>
-          <w:rFonts w:ascii="EB Garamond" w:hAnsi="EB Garamond"/>
-          <w:b/>
-          <w:bCs/>
-          <w:sz w:val="20"/>
-        </w:rPr>
-        <w:t xml:space="preserve">2. Send Missionaries</w:t>
+        <w:t xml:space="preserve">Choose an unlocked, available Infrastructure; set a Build Timer equal to its build time. On completion it becomes active in all settlements in your province.</w:t>
       </w:r>
     </w:p>
     <w:p>
@@ -8077,404 +8803,14 @@
           <w:bCs/>
           <w:sz w:val="20"/>
         </w:rPr>
-        <w:t xml:space="preserve">Cost: </w:t>
+        <w:t xml:space="preserve">Endorsed: </w:t>
       </w:r>
       <w:r>
         <w:rPr>
           <w:rFonts w:ascii="EB Garamond" w:hAnsi="EB Garamond"/>
           <w:sz w:val="20"/>
         </w:rPr>
-        <w:t xml:space="preserve">Doubt 1</w:t>
-      </w:r>
-    </w:p>
-    <w:p>
-      <w:pPr>
-        <w:keepNext/>
-        <w:keepLines/>
-        <w:spacing w:before="0" w:after="20"/>
-        <w:rPr>
-          <w:rFonts w:ascii="EB Garamond" w:hAnsi="EB Garamond"/>
-          <w:sz w:val="17"/>
-        </w:rPr>
-      </w:pPr>
-      <w:r>
-        <w:rPr>
-          <w:rFonts w:ascii="EB Garamond" w:hAnsi="EB Garamond"/>
-          <w:b/>
-          <w:bCs/>
-          <w:sz w:val="20"/>
-        </w:rPr>
-        <w:t xml:space="preserve">Effect: </w:t>
-      </w:r>
-      <w:r>
-        <w:rPr>
-          <w:rFonts w:ascii="EB Garamond" w:hAnsi="EB Garamond"/>
-          <w:sz w:val="20"/>
-        </w:rPr>
-        <w:t xml:space="preserve">Choose a target player or alliance. Outside your alliance → all players in the target alliance gain Doubt 2. Inside your alliance → all other allied players gain Faith 2.</w:t>
-      </w:r>
-    </w:p>
-    <w:p>
-      <w:pPr>
-        <w:keepLines/>
-        <w:spacing w:before="0" w:after="20"/>
-        <w:rPr>
-          <w:rFonts w:ascii="EB Garamond" w:hAnsi="EB Garamond"/>
-          <w:sz w:val="17"/>
-        </w:rPr>
-      </w:pPr>
-      <w:r>
-        <w:rPr>
-          <w:rFonts w:ascii="EB Garamond" w:hAnsi="EB Garamond"/>
-          <w:b/>
-          <w:bCs/>
-          <w:sz w:val="20"/>
-        </w:rPr>
-        <w:t xml:space="preserve">Endorsed: </w:t>
-      </w:r>
-      <w:r>
-        <w:rPr>
-          <w:rFonts w:ascii="EB Garamond" w:hAnsi="EB Garamond"/>
-          <w:sz w:val="20"/>
-        </w:rPr>
-        <w:t xml:space="preserve">Gain Faith 1.</w:t>
-      </w:r>
-    </w:p>
-    <w:p>
-      <w:pPr>
-        <w:keepNext/>
-        <w:keepLines/>
-        <w:spacing w:before="120" w:after="20"/>
-        <w:rPr>
-          <w:rFonts w:ascii="EB Garamond" w:hAnsi="EB Garamond"/>
-          <w:sz w:val="17"/>
-        </w:rPr>
-      </w:pPr>
-      <w:r>
-        <w:rPr>
-          <w:rFonts w:ascii="EB Garamond" w:hAnsi="EB Garamond"/>
-          <w:b/>
-          <w:bCs/>
-          <w:sz w:val="20"/>
-        </w:rPr>
-        <w:t xml:space="preserve">3. Tithe</w:t>
-      </w:r>
-    </w:p>
-    <w:p>
-      <w:pPr>
-        <w:keepNext/>
-        <w:keepLines/>
-        <w:spacing w:before="0" w:after="20"/>
-        <w:rPr>
-          <w:rFonts w:ascii="EB Garamond" w:hAnsi="EB Garamond"/>
-          <w:sz w:val="17"/>
-        </w:rPr>
-      </w:pPr>
-      <w:r>
-        <w:rPr>
-          <w:rFonts w:ascii="EB Garamond" w:hAnsi="EB Garamond"/>
-          <w:b/>
-          <w:bCs/>
-          <w:sz w:val="20"/>
-        </w:rPr>
-        <w:t xml:space="preserve">Cost: </w:t>
-      </w:r>
-      <w:r>
-        <w:rPr>
-          <w:rFonts w:ascii="EB Garamond" w:hAnsi="EB Garamond"/>
-          <w:sz w:val="20"/>
-        </w:rPr>
-        <w:t xml:space="preserve">Doubt 1</w:t>
-      </w:r>
-    </w:p>
-    <w:p>
-      <w:pPr>
-        <w:keepNext/>
-        <w:keepLines/>
-        <w:spacing w:before="0" w:after="20"/>
-        <w:rPr>
-          <w:rFonts w:ascii="EB Garamond" w:hAnsi="EB Garamond"/>
-          <w:sz w:val="17"/>
-        </w:rPr>
-      </w:pPr>
-      <w:r>
-        <w:rPr>
-          <w:rFonts w:ascii="EB Garamond" w:hAnsi="EB Garamond"/>
-          <w:b/>
-          <w:bCs/>
-          <w:sz w:val="20"/>
-        </w:rPr>
-        <w:t xml:space="preserve">Effect: </w:t>
-      </w:r>
-      <w:r>
-        <w:rPr>
-          <w:rFonts w:ascii="EB Garamond" w:hAnsi="EB Garamond"/>
-          <w:sz w:val="20"/>
-        </w:rPr>
-        <w:t xml:space="preserve">Choose a player. Extort 10% of their treasury (round down to nearest 100, min 0).</w:t>
-      </w:r>
-    </w:p>
-    <w:p>
-      <w:pPr>
-        <w:keepLines/>
-        <w:spacing w:before="0" w:after="20"/>
-        <w:rPr>
-          <w:rFonts w:ascii="EB Garamond" w:hAnsi="EB Garamond"/>
-          <w:sz w:val="17"/>
-        </w:rPr>
-      </w:pPr>
-      <w:r>
-        <w:rPr>
-          <w:rFonts w:ascii="EB Garamond" w:hAnsi="EB Garamond"/>
-          <w:b/>
-          <w:bCs/>
-          <w:sz w:val="20"/>
-        </w:rPr>
-        <w:t xml:space="preserve">Endorsed: </w:t>
-      </w:r>
-      <w:r>
-        <w:rPr>
-          <w:rFonts w:ascii="EB Garamond" w:hAnsi="EB Garamond"/>
-          <w:sz w:val="20"/>
-        </w:rPr>
-        <w:t xml:space="preserve">Gain Faith 1.</w:t>
-      </w:r>
-    </w:p>
-    <w:p>
-      <w:pPr>
-        <w:keepNext/>
-        <w:keepLines/>
-        <w:spacing w:before="120" w:after="20"/>
-        <w:rPr>
-          <w:rFonts w:ascii="EB Garamond" w:hAnsi="EB Garamond"/>
-          <w:sz w:val="17"/>
-        </w:rPr>
-      </w:pPr>
-      <w:r>
-        <w:rPr>
-          <w:rFonts w:ascii="EB Garamond" w:hAnsi="EB Garamond"/>
-          <w:b/>
-          <w:bCs/>
-          <w:sz w:val="20"/>
-        </w:rPr>
-        <w:t xml:space="preserve">4. Convert</w:t>
-      </w:r>
-    </w:p>
-    <w:p>
-      <w:pPr>
-        <w:keepNext/>
-        <w:keepLines/>
-        <w:spacing w:before="0" w:after="20"/>
-        <w:rPr>
-          <w:rFonts w:ascii="EB Garamond" w:hAnsi="EB Garamond"/>
-          <w:sz w:val="17"/>
-        </w:rPr>
-      </w:pPr>
-      <w:r>
-        <w:rPr>
-          <w:rFonts w:ascii="EB Garamond" w:hAnsi="EB Garamond"/>
-          <w:b/>
-          <w:bCs/>
-          <w:sz w:val="20"/>
-        </w:rPr>
-        <w:t xml:space="preserve">Cost: </w:t>
-      </w:r>
-      <w:r>
-        <w:rPr>
-          <w:rFonts w:ascii="EB Garamond" w:hAnsi="EB Garamond"/>
-          <w:sz w:val="20"/>
-        </w:rPr>
-        <w:t xml:space="preserve">Doubt 1</w:t>
-      </w:r>
-    </w:p>
-    <w:p>
-      <w:pPr>
-        <w:keepNext/>
-        <w:keepLines/>
-        <w:spacing w:before="0" w:after="20"/>
-        <w:rPr>
-          <w:rFonts w:ascii="EB Garamond" w:hAnsi="EB Garamond"/>
-          <w:sz w:val="17"/>
-        </w:rPr>
-      </w:pPr>
-      <w:r>
-        <w:rPr>
-          <w:rFonts w:ascii="EB Garamond" w:hAnsi="EB Garamond"/>
-          <w:b/>
-          <w:bCs/>
-          <w:sz w:val="20"/>
-        </w:rPr>
-        <w:t xml:space="preserve">Effect: </w:t>
-      </w:r>
-      <w:r>
-        <w:rPr>
-          <w:rFonts w:ascii="EB Garamond" w:hAnsi="EB Garamond"/>
-          <w:sz w:val="20"/>
-        </w:rPr>
-        <w:t xml:space="preserve">Choose another player's closest non-capital settlement; they must have Public Order −5 or lower. Lay Siege using only settlement-type siege modifiers (Settlement Size &amp; Citadel) and set a Convert Timer. At 0, the settlement joins your empire (see Capture).</w:t>
-      </w:r>
-    </w:p>
-    <w:p>
-      <w:pPr>
-        <w:keepNext/>
-        <w:keepLines/>
-        <w:spacing w:before="0" w:after="20"/>
-        <w:rPr>
-          <w:rFonts w:ascii="EB Garamond" w:hAnsi="EB Garamond"/>
-          <w:sz w:val="17"/>
-        </w:rPr>
-      </w:pPr>
-      <w:r>
-        <w:rPr>
-          <w:rFonts w:ascii="EB Garamond" w:hAnsi="EB Garamond"/>
-          <w:b/>
-          <w:bCs/>
-          <w:sz w:val="20"/>
-        </w:rPr>
-        <w:t xml:space="preserve">Endorsed: </w:t>
-      </w:r>
-      <w:r>
-        <w:rPr>
-          <w:rFonts w:ascii="EB Garamond" w:hAnsi="EB Garamond"/>
-          <w:sz w:val="20"/>
-        </w:rPr>
-        <w:t xml:space="preserve">Gain Faith 1.</w:t>
-      </w:r>
-    </w:p>
-    <w:p>
-      <w:pPr>
-        <w:pStyle w:val="ListBullet"/>
-        <w:keepLines/>
-        <w:spacing w:before="0" w:after="20"/>
-        <w:ind w:left="360" w:hanging="180"/>
-        <w:rPr>
-          <w:rFonts w:ascii="EB Garamond" w:hAnsi="EB Garamond"/>
-          <w:sz w:val="17"/>
-        </w:rPr>
-      </w:pPr>
-      <w:r>
-        <w:rPr>
-          <w:rFonts w:ascii="EB Garamond" w:hAnsi="EB Garamond"/>
-          <w:sz w:val="20"/>
-        </w:rPr>
-        <w:t xml:space="preserve">If the target's Public Order rises to 1+ before the timer hits 0, the Convert fails and the timer is removed.</w:t>
-      </w:r>
-    </w:p>
-    <w:p>
-      <w:pPr>
-        <w:keepNext/>
-        <w:keepLines/>
-        <w:spacing w:before="120" w:after="20"/>
-        <w:rPr>
-          <w:rFonts w:ascii="EB Garamond" w:hAnsi="EB Garamond"/>
-          <w:sz w:val="17"/>
-        </w:rPr>
-      </w:pPr>
-      <w:r>
-        <w:rPr>
-          <w:rFonts w:ascii="EB Garamond" w:hAnsi="EB Garamond"/>
-          <w:b/>
-          <w:bCs/>
-          <w:sz w:val="20"/>
-        </w:rPr>
-        <w:t xml:space="preserve">5. Crusade</w:t>
-      </w:r>
-    </w:p>
-    <w:p>
-      <w:pPr>
-        <w:keepNext/>
-        <w:keepLines/>
-        <w:spacing w:before="0" w:after="20"/>
-        <w:rPr>
-          <w:rFonts w:ascii="EB Garamond" w:hAnsi="EB Garamond"/>
-          <w:sz w:val="17"/>
-        </w:rPr>
-      </w:pPr>
-      <w:r>
-        <w:rPr>
-          <w:rFonts w:ascii="EB Garamond" w:hAnsi="EB Garamond"/>
-          <w:b/>
-          <w:bCs/>
-          <w:sz w:val="20"/>
-        </w:rPr>
-        <w:t xml:space="preserve">Cost: </w:t>
-      </w:r>
-      <w:r>
-        <w:rPr>
-          <w:rFonts w:ascii="EB Garamond" w:hAnsi="EB Garamond"/>
-          <w:sz w:val="20"/>
-        </w:rPr>
-        <w:t xml:space="preserve">Doubt 1</w:t>
-      </w:r>
-      <w:r>
-        <w:rPr>
-          <w:rFonts w:ascii="EB Garamond" w:hAnsi="EB Garamond"/>
-          <w:b/>
-          <w:bCs/>
-          <w:sz w:val="20"/>
-        </w:rPr>
-        <w:t xml:space="preserve">      Requires: </w:t>
-      </w:r>
-      <w:r>
-        <w:rPr>
-          <w:rFonts w:ascii="EB Garamond" w:hAnsi="EB Garamond"/>
-          <w:sz w:val="20"/>
-        </w:rPr>
-        <w:t xml:space="preserve">Sovereign Piety</w:t>
-      </w:r>
-    </w:p>
-    <w:p>
-      <w:pPr>
-        <w:keepNext/>
-        <w:keepLines/>
-        <w:spacing w:before="0" w:after="20"/>
-        <w:rPr>
-          <w:rFonts w:ascii="EB Garamond" w:hAnsi="EB Garamond"/>
-          <w:sz w:val="17"/>
-        </w:rPr>
-      </w:pPr>
-      <w:r>
-        <w:rPr>
-          <w:rFonts w:ascii="EB Garamond" w:hAnsi="EB Garamond"/>
-          <w:b/>
-          <w:bCs/>
-          <w:sz w:val="20"/>
-        </w:rPr>
-        <w:t xml:space="preserve">Effect: </w:t>
-      </w:r>
-      <w:r>
-        <w:rPr>
-          <w:rFonts w:ascii="EB Garamond" w:hAnsi="EB Garamond"/>
-          <w:sz w:val="20"/>
-        </w:rPr>
-        <w:t xml:space="preserve">Declare War on a non-ally with no NAP or truce, then immediately perform a Move action with one of your armies.</w:t>
-      </w:r>
-    </w:p>
-    <w:p>
-      <w:pPr>
-        <w:keepNext/>
-        <w:keepLines/>
-        <w:spacing w:before="0" w:after="20"/>
-        <w:rPr>
-          <w:rFonts w:ascii="EB Garamond" w:hAnsi="EB Garamond"/>
-          <w:sz w:val="17"/>
-        </w:rPr>
-      </w:pPr>
-      <w:r>
-        <w:rPr>
-          <w:rFonts w:ascii="EB Garamond" w:hAnsi="EB Garamond"/>
-          <w:b/>
-          <w:bCs/>
-          <w:sz w:val="20"/>
-        </w:rPr>
-        <w:t xml:space="preserve">Endorsed: </w:t>
-      </w:r>
-      <w:r>
-        <w:rPr>
-          <w:rFonts w:ascii="EB Garamond" w:hAnsi="EB Garamond"/>
-          <w:sz w:val="20"/>
-        </w:rPr>
-        <w:t xml:space="preserve">Gain Faith 1.</w:t>
+        <w:t xml:space="preserve">Recoup 2000.</w:t>
       </w:r>
     </w:p>
     <w:p>
@@ -8494,7 +8830,7 @@
           <w:rFonts w:ascii="EB Garamond" w:hAnsi="EB Garamond"/>
           <w:sz w:val="20"/>
         </w:rPr>
-        <w:t xml:space="preserve">While a Crusade is active, neither player may Declare War, Sign/End Treaty, Negotiate, or Demand Tribute against each other.</w:t>
+        <w:t xml:space="preserve">You must have at least one infrastructure from the prior tier before building the next tier.</w:t>
       </w:r>
     </w:p>
     <w:p>
@@ -8513,22 +8849,7 @@
           <w:rFonts w:ascii="EB Garamond" w:hAnsi="EB Garamond"/>
           <w:sz w:val="20"/>
         </w:rPr>
-        <w:t xml:space="preserve">A player may only be on one active Crusade at a time. It ends only when one involved player is Vassalized.</w:t>
-      </w:r>
-    </w:p>
-    <w:p>
-      <w:pPr>
-        <w:keepNext/>
-        <w:spacing w:before="240" w:after="80"/>
-      </w:pPr>
-      <w:r>
-        <w:rPr>
-          <w:rFonts w:ascii="EB Garamond" w:hAnsi="EB Garamond"/>
-          <w:b/>
-          <w:i w:val="0"/>
-          <w:sz w:val="36"/>
-        </w:rPr>
-        <w:t>Industry Actions</w:t>
+        <w:t xml:space="preserve">Wonders are built in your capital and require all other infrastructure active when the Build action is performed.</w:t>
       </w:r>
     </w:p>
     <w:p>
@@ -8548,7 +8869,7 @@
           <w:bCs/>
           <w:sz w:val="20"/>
         </w:rPr>
-        <w:t xml:space="preserve">1. Build</w:t>
+        <w:t xml:space="preserve">2. Repair</w:t>
       </w:r>
     </w:p>
     <w:p>
@@ -8575,7 +8896,7 @@
           <w:rFonts w:ascii="EB Garamond" w:hAnsi="EB Garamond"/>
           <w:sz w:val="20"/>
         </w:rPr>
-        <w:t xml:space="preserve">2000 gold</w:t>
+        <w:t xml:space="preserve">0 gold</w:t>
       </w:r>
     </w:p>
     <w:p>
@@ -8602,7 +8923,107 @@
           <w:rFonts w:ascii="EB Garamond" w:hAnsi="EB Garamond"/>
           <w:sz w:val="20"/>
         </w:rPr>
-        <w:t xml:space="preserve">Choose an unlocked, available Infrastructure; set a Build Timer equal to its build time. On completion it becomes active in all settlements in your province.</w:t>
+        <w:t xml:space="preserve">Choose a damaged Pursuit or Infrastructure in a settlement you control; set Build Timer 2. At 0, choose: Restore (reactivate with all effects) or Demolish (remove the Pursuit tile from your Empire Tableau).</w:t>
+      </w:r>
+    </w:p>
+    <w:p>
+      <w:pPr>
+        <w:keepLines/>
+        <w:spacing w:before="0" w:after="20"/>
+        <w:rPr>
+          <w:rFonts w:ascii="EB Garamond" w:hAnsi="EB Garamond"/>
+          <w:sz w:val="17"/>
+        </w:rPr>
+      </w:pPr>
+      <w:r>
+        <w:rPr>
+          <w:rFonts w:ascii="EB Garamond" w:hAnsi="EB Garamond"/>
+          <w:b/>
+          <w:bCs/>
+          <w:sz w:val="20"/>
+        </w:rPr>
+        <w:t xml:space="preserve">Endorsed: </w:t>
+      </w:r>
+      <w:r>
+        <w:rPr>
+          <w:rFonts w:ascii="EB Garamond" w:hAnsi="EB Garamond"/>
+          <w:sz w:val="20"/>
+        </w:rPr>
+        <w:t xml:space="preserve">Recoup 2000.</w:t>
+      </w:r>
+    </w:p>
+    <w:p>
+      <w:pPr>
+        <w:keepNext/>
+        <w:keepLines/>
+        <w:spacing w:before="120" w:after="20"/>
+        <w:rPr>
+          <w:rFonts w:ascii="EB Garamond" w:hAnsi="EB Garamond"/>
+          <w:sz w:val="17"/>
+        </w:rPr>
+      </w:pPr>
+      <w:r>
+        <w:rPr>
+          <w:rFonts w:ascii="EB Garamond" w:hAnsi="EB Garamond"/>
+          <w:b/>
+          <w:bCs/>
+          <w:sz w:val="20"/>
+        </w:rPr>
+        <w:t xml:space="preserve">3. Pursue</w:t>
+      </w:r>
+    </w:p>
+    <w:p>
+      <w:pPr>
+        <w:keepNext/>
+        <w:keepLines/>
+        <w:spacing w:before="0" w:after="20"/>
+        <w:rPr>
+          <w:rFonts w:ascii="EB Garamond" w:hAnsi="EB Garamond"/>
+          <w:sz w:val="17"/>
+        </w:rPr>
+      </w:pPr>
+      <w:r>
+        <w:rPr>
+          <w:rFonts w:ascii="EB Garamond" w:hAnsi="EB Garamond"/>
+          <w:b/>
+          <w:bCs/>
+          <w:sz w:val="20"/>
+        </w:rPr>
+        <w:t xml:space="preserve">Cost: </w:t>
+      </w:r>
+      <w:r>
+        <w:rPr>
+          <w:rFonts w:ascii="EB Garamond" w:hAnsi="EB Garamond"/>
+          <w:sz w:val="20"/>
+        </w:rPr>
+        <w:t xml:space="preserve">2000 gold</w:t>
+      </w:r>
+    </w:p>
+    <w:p>
+      <w:pPr>
+        <w:keepNext/>
+        <w:keepLines/>
+        <w:spacing w:before="0" w:after="20"/>
+        <w:rPr>
+          <w:rFonts w:ascii="EB Garamond" w:hAnsi="EB Garamond"/>
+          <w:sz w:val="17"/>
+        </w:rPr>
+      </w:pPr>
+      <w:r>
+        <w:rPr>
+          <w:rFonts w:ascii="EB Garamond" w:hAnsi="EB Garamond"/>
+          <w:b/>
+          <w:bCs/>
+          <w:sz w:val="20"/>
+        </w:rPr>
+        <w:t xml:space="preserve">Effect: </w:t>
+      </w:r>
+      <w:r>
+        <w:rPr>
+          <w:rFonts w:ascii="EB Garamond" w:hAnsi="EB Garamond"/>
+          <w:sz w:val="20"/>
+        </w:rPr>
+        <w:t xml:space="preserve">Choose an inactive settlement ward you control. Select a Pursuit whose prerequisites you meet; set a Build Timer equal to its build time (usually 1). On completion, place the Pursuit in an available ward slot; innate effects activate immediately, mastery if all mastery reqs met.</w:t>
       </w:r>
     </w:p>
     <w:p>
@@ -8649,7 +9070,335 @@
           <w:rFonts w:ascii="EB Garamond" w:hAnsi="EB Garamond"/>
           <w:sz w:val="20"/>
         </w:rPr>
-        <w:t xml:space="preserve">You must have at least one infrastructure from the prior tier before building the next tier.</w:t>
+        <w:t xml:space="preserve">You may have only 2 Monument pursuits across your empire.</w:t>
+      </w:r>
+    </w:p>
+    <w:p>
+      <w:pPr>
+        <w:pStyle w:val="ListBullet"/>
+        <w:keepLines/>
+        <w:spacing w:before="0" w:after="20"/>
+        <w:ind w:left="360" w:hanging="180"/>
+        <w:rPr>
+          <w:rFonts w:ascii="EB Garamond" w:hAnsi="EB Garamond"/>
+          <w:sz w:val="17"/>
+        </w:rPr>
+      </w:pPr>
+      <w:r>
+        <w:rPr>
+          <w:rFonts w:ascii="EB Garamond" w:hAnsi="EB Garamond"/>
+          <w:sz w:val="20"/>
+        </w:rPr>
+        <w:t xml:space="preserve">Power and unique pursuits have Build Timer +1; Monuments +2; all others Build Timer 1.</w:t>
+      </w:r>
+    </w:p>
+    <w:p>
+      <w:pPr>
+        <w:keepNext/>
+        <w:keepLines/>
+        <w:spacing w:before="120" w:after="20"/>
+        <w:rPr>
+          <w:rFonts w:ascii="EB Garamond" w:hAnsi="EB Garamond"/>
+          <w:sz w:val="17"/>
+        </w:rPr>
+      </w:pPr>
+      <w:r>
+        <w:rPr>
+          <w:rFonts w:ascii="EB Garamond" w:hAnsi="EB Garamond"/>
+          <w:b/>
+          <w:bCs/>
+          <w:sz w:val="20"/>
+        </w:rPr>
+        <w:t xml:space="preserve">4. Charter</w:t>
+      </w:r>
+    </w:p>
+    <w:p>
+      <w:pPr>
+        <w:keepNext/>
+        <w:keepLines/>
+        <w:spacing w:before="0" w:after="20"/>
+        <w:rPr>
+          <w:rFonts w:ascii="EB Garamond" w:hAnsi="EB Garamond"/>
+          <w:sz w:val="17"/>
+        </w:rPr>
+      </w:pPr>
+      <w:r>
+        <w:rPr>
+          <w:rFonts w:ascii="EB Garamond" w:hAnsi="EB Garamond"/>
+          <w:b/>
+          <w:bCs/>
+          <w:sz w:val="20"/>
+        </w:rPr>
+        <w:t xml:space="preserve">Cost: </w:t>
+      </w:r>
+      <w:r>
+        <w:rPr>
+          <w:rFonts w:ascii="EB Garamond" w:hAnsi="EB Garamond"/>
+          <w:sz w:val="20"/>
+        </w:rPr>
+        <w:t xml:space="preserve">2000 gold</w:t>
+      </w:r>
+    </w:p>
+    <w:p>
+      <w:pPr>
+        <w:keepNext/>
+        <w:keepLines/>
+        <w:spacing w:before="0" w:after="20"/>
+        <w:rPr>
+          <w:rFonts w:ascii="EB Garamond" w:hAnsi="EB Garamond"/>
+          <w:sz w:val="17"/>
+        </w:rPr>
+      </w:pPr>
+      <w:r>
+        <w:rPr>
+          <w:rFonts w:ascii="EB Garamond" w:hAnsi="EB Garamond"/>
+          <w:b/>
+          <w:bCs/>
+          <w:sz w:val="20"/>
+        </w:rPr>
+        <w:t xml:space="preserve">Effect: </w:t>
+      </w:r>
+      <w:r>
+        <w:rPr>
+          <w:rFonts w:ascii="EB Garamond" w:hAnsi="EB Garamond"/>
+          <w:sz w:val="20"/>
+        </w:rPr>
+        <w:t xml:space="preserve">Choose: Charter a new Village (uncontrolled or in-province non-water/mountain territory, range 4+ from any settlement, Range 2+ of Outlaw Country); or Expand an existing non-city settlement by one tier into an adjacent territory (Village → Sea/Town, Sea/Town → Port/City, Port/City → Metropolis), adding a ward.</w:t>
+      </w:r>
+    </w:p>
+    <w:p>
+      <w:pPr>
+        <w:keepNext/>
+        <w:keepLines/>
+        <w:spacing w:before="0" w:after="20"/>
+        <w:rPr>
+          <w:rFonts w:ascii="EB Garamond" w:hAnsi="EB Garamond"/>
+          <w:sz w:val="17"/>
+        </w:rPr>
+      </w:pPr>
+      <w:r>
+        <w:rPr>
+          <w:rFonts w:ascii="EB Garamond" w:hAnsi="EB Garamond"/>
+          <w:b/>
+          <w:bCs/>
+          <w:sz w:val="20"/>
+        </w:rPr>
+        <w:t xml:space="preserve">Endorsed: </w:t>
+      </w:r>
+      <w:r>
+        <w:rPr>
+          <w:rFonts w:ascii="EB Garamond" w:hAnsi="EB Garamond"/>
+          <w:sz w:val="20"/>
+        </w:rPr>
+        <w:t xml:space="preserve">Recoup 2000.</w:t>
+      </w:r>
+    </w:p>
+    <w:p>
+      <w:pPr>
+        <w:pStyle w:val="ListBullet"/>
+        <w:keepLines/>
+        <w:spacing w:before="0" w:after="20"/>
+        <w:ind w:left="360" w:hanging="180"/>
+        <w:rPr>
+          <w:rFonts w:ascii="EB Garamond" w:hAnsi="EB Garamond"/>
+          <w:sz w:val="17"/>
+        </w:rPr>
+      </w:pPr>
+      <w:r>
+        <w:rPr>
+          <w:rFonts w:ascii="EB Garamond" w:hAnsi="EB Garamond"/>
+          <w:sz w:val="20"/>
+        </w:rPr>
+        <w:t xml:space="preserve">To upgrade to City or Metropolis you must meet that tier's requirements; otherwise set Build Timer 1.</w:t>
+      </w:r>
+    </w:p>
+    <w:p>
+      <w:pPr>
+        <w:keepNext/>
+        <w:spacing w:before="160" w:after="80"/>
+      </w:pPr>
+      <w:r>
+        <w:rPr>
+          <w:rFonts w:ascii="EB Garamond" w:hAnsi="EB Garamond"/>
+          <w:b/>
+          <w:i w:val="0"/>
+          <w:sz w:val="32"/>
+        </w:rPr>
+        <w:t>Rule: Imperial Sovereignty</w:t>
+      </w:r>
+    </w:p>
+    <w:p>
+      <w:r>
+        <w:rPr>
+          <w:rFonts w:ascii="EB Garamond" w:hAnsi="EB Garamond"/>
+          <w:b w:val="0"/>
+          <w:i w:val="0"/>
+        </w:rPr>
+        <w:t xml:space="preserve">Unless the target player is at War, </w:t>
+      </w:r>
+      <w:r>
+        <w:rPr>
+          <w:rFonts w:ascii="EB Garamond" w:hAnsi="EB Garamond"/>
+          <w:b/>
+          <w:i w:val="0"/>
+        </w:rPr>
+        <w:t>players</w:t>
+      </w:r>
+      <w:r>
+        <w:rPr>
+          <w:rFonts w:ascii="EB Garamond" w:hAnsi="EB Garamond"/>
+          <w:b w:val="0"/>
+          <w:i w:val="0"/>
+        </w:rPr>
+        <w:t xml:space="preserve"> cannot </w:t>
+      </w:r>
+      <w:r>
+        <w:rPr>
+          <w:rFonts w:ascii="EB Garamond" w:hAnsi="EB Garamond"/>
+          <w:b/>
+          <w:i w:val="0"/>
+        </w:rPr>
+        <w:t>Oppose</w:t>
+      </w:r>
+      <w:r>
+        <w:rPr>
+          <w:rFonts w:ascii="EB Garamond" w:hAnsi="EB Garamond"/>
+          <w:b w:val="0"/>
+          <w:i w:val="0"/>
+        </w:rPr>
+        <w:t xml:space="preserve"> </w:t>
+      </w:r>
+      <w:r>
+        <w:rPr>
+          <w:rFonts w:ascii="EB Garamond" w:hAnsi="EB Garamond"/>
+          <w:b/>
+          <w:i w:val="0"/>
+        </w:rPr>
+        <w:t>Industry envoys</w:t>
+      </w:r>
+      <w:r>
+        <w:rPr>
+          <w:rFonts w:ascii="EB Garamond" w:hAnsi="EB Garamond"/>
+          <w:b w:val="0"/>
+          <w:i w:val="0"/>
+        </w:rPr>
+        <w:t xml:space="preserve"> from that player.</w:t>
+      </w:r>
+    </w:p>
+    <w:p>
+      <w:pPr>
+        <w:keepNext/>
+        <w:spacing w:before="240" w:after="80"/>
+      </w:pPr>
+      <w:r>
+        <w:rPr>
+          <w:rFonts w:ascii="EB Garamond" w:hAnsi="EB Garamond"/>
+          <w:b/>
+          <w:i w:val="0"/>
+          <w:sz w:val="36"/>
+        </w:rPr>
+        <w:t>Diplomacy Actions</w:t>
+      </w:r>
+    </w:p>
+    <w:p>
+      <w:pPr>
+        <w:keepNext/>
+        <w:keepLines/>
+        <w:spacing w:before="120" w:after="20"/>
+        <w:rPr>
+          <w:rFonts w:ascii="EB Garamond" w:hAnsi="EB Garamond"/>
+          <w:sz w:val="17"/>
+        </w:rPr>
+      </w:pPr>
+      <w:r>
+        <w:rPr>
+          <w:rFonts w:ascii="EB Garamond" w:hAnsi="EB Garamond"/>
+          <w:b/>
+          <w:bCs/>
+          <w:sz w:val="20"/>
+        </w:rPr>
+        <w:t xml:space="preserve">1. Sign Treaty</w:t>
+      </w:r>
+    </w:p>
+    <w:p>
+      <w:pPr>
+        <w:keepNext/>
+        <w:keepLines/>
+        <w:spacing w:before="0" w:after="20"/>
+        <w:rPr>
+          <w:rFonts w:ascii="EB Garamond" w:hAnsi="EB Garamond"/>
+          <w:sz w:val="17"/>
+        </w:rPr>
+      </w:pPr>
+      <w:r>
+        <w:rPr>
+          <w:rFonts w:ascii="EB Garamond" w:hAnsi="EB Garamond"/>
+          <w:b/>
+          <w:bCs/>
+          <w:sz w:val="20"/>
+        </w:rPr>
+        <w:t xml:space="preserve">Cost: </w:t>
+      </w:r>
+      <w:r>
+        <w:rPr>
+          <w:rFonts w:ascii="EB Garamond" w:hAnsi="EB Garamond"/>
+          <w:sz w:val="20"/>
+        </w:rPr>
+        <w:t xml:space="preserve">None</w:t>
+      </w:r>
+    </w:p>
+    <w:p>
+      <w:pPr>
+        <w:keepNext/>
+        <w:keepLines/>
+        <w:spacing w:before="0" w:after="20"/>
+        <w:rPr>
+          <w:rFonts w:ascii="EB Garamond" w:hAnsi="EB Garamond"/>
+          <w:sz w:val="17"/>
+        </w:rPr>
+      </w:pPr>
+      <w:r>
+        <w:rPr>
+          <w:rFonts w:ascii="EB Garamond" w:hAnsi="EB Garamond"/>
+          <w:b/>
+          <w:bCs/>
+          <w:sz w:val="20"/>
+        </w:rPr>
+        <w:t xml:space="preserve">Effect: </w:t>
+      </w:r>
+      <w:r>
+        <w:rPr>
+          <w:rFonts w:ascii="EB Garamond" w:hAnsi="EB Garamond"/>
+          <w:sz w:val="20"/>
+        </w:rPr>
+        <w:t xml:space="preserve">Ask players to agree; choose one and both sign one of: Peace Treaty (end war, truce timer 5), Trade Agreement (begin trading next turn), Non-Aggression Pact (no Declare War; ending it via End Treaty gives both truce timer 5), or Alliance (join/form/invite to Defensive or Military Alliance).</w:t>
+      </w:r>
+    </w:p>
+    <w:p>
+      <w:pPr>
+        <w:keepNext/>
+        <w:keepLines/>
+        <w:spacing w:before="0" w:after="20"/>
+        <w:rPr>
+          <w:rFonts w:ascii="EB Garamond" w:hAnsi="EB Garamond"/>
+          <w:sz w:val="17"/>
+        </w:rPr>
+      </w:pPr>
+      <w:r>
+        <w:rPr>
+          <w:rFonts w:ascii="EB Garamond" w:hAnsi="EB Garamond"/>
+          <w:b/>
+          <w:bCs/>
+          <w:sz w:val="20"/>
+        </w:rPr>
+        <w:t xml:space="preserve">Endorsed: </w:t>
+      </w:r>
+      <w:r>
+        <w:rPr>
+          <w:rFonts w:ascii="EB Garamond" w:hAnsi="EB Garamond"/>
+          <w:sz w:val="20"/>
+        </w:rPr>
+        <w:t xml:space="preserve">Perform a Diplomacy action.</w:t>
       </w:r>
     </w:p>
     <w:p>
@@ -8669,7 +9418,7 @@
           <w:rFonts w:ascii="EB Garamond" w:hAnsi="EB Garamond"/>
           <w:sz w:val="20"/>
         </w:rPr>
-        <w:t xml:space="preserve">Only one active Build Timer at a time.</w:t>
+        <w:t xml:space="preserve">Acting on behalf of an alliance, End Treaty requires all allies to agree.</w:t>
       </w:r>
     </w:p>
     <w:p>
@@ -8688,7 +9437,7 @@
           <w:rFonts w:ascii="EB Garamond" w:hAnsi="EB Garamond"/>
           <w:sz w:val="20"/>
         </w:rPr>
-        <w:t xml:space="preserve">Wonders are built in your capital and require all other infrastructure active when the Build action is performed.</w:t>
+        <w:t xml:space="preserve">A player may not be in more than one alliance.</w:t>
       </w:r>
     </w:p>
     <w:p>
@@ -8708,7 +9457,7 @@
           <w:bCs/>
           <w:sz w:val="20"/>
         </w:rPr>
-        <w:t xml:space="preserve">2. Repair</w:t>
+        <w:t xml:space="preserve">2. Negotiate</w:t>
       </w:r>
     </w:p>
     <w:p>
@@ -8735,7 +9484,7 @@
           <w:rFonts w:ascii="EB Garamond" w:hAnsi="EB Garamond"/>
           <w:sz w:val="20"/>
         </w:rPr>
-        <w:t xml:space="preserve">0 gold</w:t>
+        <w:t xml:space="preserve">None</w:t>
       </w:r>
     </w:p>
     <w:p>
@@ -8762,53 +9511,7 @@
           <w:rFonts w:ascii="EB Garamond" w:hAnsi="EB Garamond"/>
           <w:sz w:val="20"/>
         </w:rPr>
-        <w:t xml:space="preserve">Choose a damaged Pursuit or Infrastructure in a settlement you control; set Build Timer 2. At 0, choose: Restore (reactivate with all effects) or Demolish (remove it, freeing the ward).</w:t>
-      </w:r>
-    </w:p>
-    <w:p>
-      <w:pPr>
-        <w:keepLines/>
-        <w:spacing w:before="0" w:after="20"/>
-        <w:rPr>
-          <w:rFonts w:ascii="EB Garamond" w:hAnsi="EB Garamond"/>
-          <w:sz w:val="17"/>
-        </w:rPr>
-      </w:pPr>
-      <w:r>
-        <w:rPr>
-          <w:rFonts w:ascii="EB Garamond" w:hAnsi="EB Garamond"/>
-          <w:b/>
-          <w:bCs/>
-          <w:sz w:val="20"/>
-        </w:rPr>
-        <w:t xml:space="preserve">Endorsed: </w:t>
-      </w:r>
-      <w:r>
-        <w:rPr>
-          <w:rFonts w:ascii="EB Garamond" w:hAnsi="EB Garamond"/>
-          <w:sz w:val="20"/>
-        </w:rPr>
-        <w:t xml:space="preserve">Recoup 2000.</w:t>
-      </w:r>
-    </w:p>
-    <w:p>
-      <w:pPr>
-        <w:keepNext/>
-        <w:keepLines/>
-        <w:spacing w:before="120" w:after="20"/>
-        <w:rPr>
-          <w:rFonts w:ascii="EB Garamond" w:hAnsi="EB Garamond"/>
-          <w:sz w:val="17"/>
-        </w:rPr>
-      </w:pPr>
-      <w:r>
-        <w:rPr>
-          <w:rFonts w:ascii="EB Garamond" w:hAnsi="EB Garamond"/>
-          <w:b/>
-          <w:bCs/>
-          <w:sz w:val="20"/>
-        </w:rPr>
-        <w:t xml:space="preserve">3. Pursue</w:t>
+        <w:t xml:space="preserve">Propose terms to a target; they agree or refuse. Terms may include gold, settlement ownership, territory, treaty sign/end, or promises (non-binding).</w:t>
       </w:r>
     </w:p>
     <w:p>
@@ -8828,68 +9531,14 @@
           <w:bCs/>
           <w:sz w:val="20"/>
         </w:rPr>
-        <w:t xml:space="preserve">Cost: </w:t>
+        <w:t xml:space="preserve">Endorsed: </w:t>
       </w:r>
       <w:r>
         <w:rPr>
           <w:rFonts w:ascii="EB Garamond" w:hAnsi="EB Garamond"/>
           <w:sz w:val="20"/>
         </w:rPr>
-        <w:t xml:space="preserve">2000 gold</w:t>
-      </w:r>
-    </w:p>
-    <w:p>
-      <w:pPr>
-        <w:keepNext/>
-        <w:keepLines/>
-        <w:spacing w:before="0" w:after="20"/>
-        <w:rPr>
-          <w:rFonts w:ascii="EB Garamond" w:hAnsi="EB Garamond"/>
-          <w:sz w:val="17"/>
-        </w:rPr>
-      </w:pPr>
-      <w:r>
-        <w:rPr>
-          <w:rFonts w:ascii="EB Garamond" w:hAnsi="EB Garamond"/>
-          <w:b/>
-          <w:bCs/>
-          <w:sz w:val="20"/>
-        </w:rPr>
-        <w:t xml:space="preserve">Effect: </w:t>
-      </w:r>
-      <w:r>
-        <w:rPr>
-          <w:rFonts w:ascii="EB Garamond" w:hAnsi="EB Garamond"/>
-          <w:sz w:val="20"/>
-        </w:rPr>
-        <w:t xml:space="preserve">Choose an inactive settlement ward you control. Select a Pursuit whose prerequisites you meet; set a Build Timer equal to its build time (usually 1). On completion, place the Pursuit; innate effects activate immediately, mastery if all mastery reqs met.</w:t>
-      </w:r>
-    </w:p>
-    <w:p>
-      <w:pPr>
-        <w:keepNext/>
-        <w:keepLines/>
-        <w:spacing w:before="0" w:after="20"/>
-        <w:rPr>
-          <w:rFonts w:ascii="EB Garamond" w:hAnsi="EB Garamond"/>
-          <w:sz w:val="17"/>
-        </w:rPr>
-      </w:pPr>
-      <w:r>
-        <w:rPr>
-          <w:rFonts w:ascii="EB Garamond" w:hAnsi="EB Garamond"/>
-          <w:b/>
-          <w:bCs/>
-          <w:sz w:val="20"/>
-        </w:rPr>
-        <w:t xml:space="preserve">Endorsed: </w:t>
-      </w:r>
-      <w:r>
-        <w:rPr>
-          <w:rFonts w:ascii="EB Garamond" w:hAnsi="EB Garamond"/>
-          <w:sz w:val="20"/>
-        </w:rPr>
-        <w:t xml:space="preserve">Recoup 2000.</w:t>
+        <w:t xml:space="preserve">Perform a Diplomacy action.</w:t>
       </w:r>
     </w:p>
     <w:p>
@@ -8909,7 +9558,7 @@
           <w:rFonts w:ascii="EB Garamond" w:hAnsi="EB Garamond"/>
           <w:sz w:val="20"/>
         </w:rPr>
-        <w:t xml:space="preserve">You may have only 2 Monument pursuits across your empire.</w:t>
+        <w:t xml:space="preserve">Unfulfilled promises let the affected player Declare War on the promiser.</w:t>
       </w:r>
     </w:p>
     <w:p>
@@ -8928,7 +9577,7 @@
           <w:rFonts w:ascii="EB Garamond" w:hAnsi="EB Garamond"/>
           <w:sz w:val="20"/>
         </w:rPr>
-        <w:t xml:space="preserve">Power and unique pursuits have Build Timer +1; Monuments +2; all others Build Timer 1.</w:t>
+        <w:t xml:space="preserve">Also used to resolve Demand Tribute and siege surrenders.</w:t>
       </w:r>
     </w:p>
     <w:p>
@@ -8948,7 +9597,7 @@
           <w:bCs/>
           <w:sz w:val="20"/>
         </w:rPr>
-        <w:t xml:space="preserve">4. Charter</w:t>
+        <w:t xml:space="preserve">3. End Treaty</w:t>
       </w:r>
     </w:p>
     <w:p>
@@ -8975,7 +9624,7 @@
           <w:rFonts w:ascii="EB Garamond" w:hAnsi="EB Garamond"/>
           <w:sz w:val="20"/>
         </w:rPr>
-        <w:t xml:space="preserve">2000 gold</w:t>
+        <w:t xml:space="preserve">None</w:t>
       </w:r>
     </w:p>
     <w:p>
@@ -9002,515 +9651,7 @@
           <w:rFonts w:ascii="EB Garamond" w:hAnsi="EB Garamond"/>
           <w:sz w:val="20"/>
         </w:rPr>
-        <w:t xml:space="preserve">Choose: Charter a new Village (uncontrolled or in-province non-water/mountain territory, range 4+ from any settlement, not within range 2 of Outlaw Country); Charter a Hamlet (if none, range 2 from capital, non-water/mountain — a Hamlet always allows pursuing Arable Land even if that raw material is not in its region); or Expand an existing non-city settlement by one tier into an adjacent territory (Village → Sea/Town, Sea/Town → Port/City, Port/City → Metropolis), adding a ward.</w:t>
-      </w:r>
-    </w:p>
-    <w:p>
-      <w:pPr>
-        <w:keepNext/>
-        <w:keepLines/>
-        <w:spacing w:before="0" w:after="20"/>
-        <w:rPr>
-          <w:rFonts w:ascii="EB Garamond" w:hAnsi="EB Garamond"/>
-          <w:sz w:val="17"/>
-        </w:rPr>
-      </w:pPr>
-      <w:r>
-        <w:rPr>
-          <w:rFonts w:ascii="EB Garamond" w:hAnsi="EB Garamond"/>
-          <w:b/>
-          <w:bCs/>
-          <w:sz w:val="20"/>
-        </w:rPr>
-        <w:t xml:space="preserve">Endorsed: </w:t>
-      </w:r>
-      <w:r>
-        <w:rPr>
-          <w:rFonts w:ascii="EB Garamond" w:hAnsi="EB Garamond"/>
-          <w:sz w:val="20"/>
-        </w:rPr>
-        <w:t xml:space="preserve">Recoup 2000.</w:t>
-      </w:r>
-    </w:p>
-    <w:p>
-      <w:pPr>
-        <w:pStyle w:val="ListBullet"/>
-        <w:keepNext/>
-        <w:keepLines/>
-        <w:spacing w:before="0" w:after="20"/>
-        <w:ind w:left="360" w:hanging="180"/>
-        <w:rPr>
-          <w:rFonts w:ascii="EB Garamond" w:hAnsi="EB Garamond"/>
-          <w:sz w:val="17"/>
-        </w:rPr>
-      </w:pPr>
-      <w:r>
-        <w:rPr>
-          <w:rFonts w:ascii="EB Garamond" w:hAnsi="EB Garamond"/>
-          <w:sz w:val="20"/>
-        </w:rPr>
-        <w:t xml:space="preserve">To upgrade to City or Metropolis you must meet that tier's requirements; otherwise set Build Timer 1.</w:t>
-      </w:r>
-    </w:p>
-    <w:p>
-      <w:pPr>
-        <w:pStyle w:val="ListBullet"/>
-        <w:keepLines/>
-        <w:spacing w:before="0" w:after="20"/>
-        <w:ind w:left="360" w:hanging="180"/>
-        <w:rPr>
-          <w:rFonts w:ascii="EB Garamond" w:hAnsi="EB Garamond"/>
-          <w:sz w:val="17"/>
-        </w:rPr>
-      </w:pPr>
-      <w:r>
-        <w:rPr>
-          <w:rFonts w:ascii="EB Garamond" w:hAnsi="EB Garamond"/>
-          <w:sz w:val="20"/>
-        </w:rPr>
-        <w:t xml:space="preserve">Hamlets always allow pursuing Arable Land.</w:t>
-      </w:r>
-    </w:p>
-    <w:p>
-      <w:pPr>
-        <w:keepNext/>
-        <w:spacing w:before="160" w:after="80"/>
-      </w:pPr>
-      <w:r>
-        <w:rPr>
-          <w:rFonts w:ascii="EB Garamond" w:hAnsi="EB Garamond"/>
-          <w:b/>
-          <w:i w:val="0"/>
-          <w:sz w:val="32"/>
-        </w:rPr>
-        <w:t>Rule: Imperial Sovereignty</w:t>
-      </w:r>
-    </w:p>
-    <w:p>
-      <w:r>
-        <w:rPr>
-          <w:rFonts w:ascii="EB Garamond" w:hAnsi="EB Garamond"/>
-          <w:b w:val="0"/>
-          <w:i w:val="0"/>
-        </w:rPr>
-        <w:t xml:space="preserve">Unless at War, </w:t>
-      </w:r>
-      <w:r>
-        <w:rPr>
-          <w:rFonts w:ascii="EB Garamond" w:hAnsi="EB Garamond"/>
-          <w:b/>
-          <w:i w:val="0"/>
-        </w:rPr>
-        <w:t>players</w:t>
-      </w:r>
-      <w:r>
-        <w:rPr>
-          <w:rFonts w:ascii="EB Garamond" w:hAnsi="EB Garamond"/>
-          <w:b w:val="0"/>
-          <w:i w:val="0"/>
-        </w:rPr>
-        <w:t xml:space="preserve"> cannot </w:t>
-      </w:r>
-      <w:r>
-        <w:rPr>
-          <w:rFonts w:ascii="EB Garamond" w:hAnsi="EB Garamond"/>
-          <w:b/>
-          <w:i w:val="0"/>
-        </w:rPr>
-        <w:t>Oppose</w:t>
-      </w:r>
-      <w:r>
-        <w:rPr>
-          <w:rFonts w:ascii="EB Garamond" w:hAnsi="EB Garamond"/>
-          <w:b w:val="0"/>
-          <w:i w:val="0"/>
-        </w:rPr>
-        <w:t xml:space="preserve"> </w:t>
-      </w:r>
-      <w:r>
-        <w:rPr>
-          <w:rFonts w:ascii="EB Garamond" w:hAnsi="EB Garamond"/>
-          <w:b/>
-          <w:i w:val="0"/>
-        </w:rPr>
-        <w:t>Industry envoys</w:t>
-      </w:r>
-      <w:r>
-        <w:rPr>
-          <w:rFonts w:ascii="EB Garamond" w:hAnsi="EB Garamond"/>
-          <w:b w:val="0"/>
-          <w:i w:val="0"/>
-        </w:rPr>
-        <w:t>.</w:t>
-      </w:r>
-    </w:p>
-    <w:p>
-      <w:pPr>
-        <w:keepNext/>
-        <w:spacing w:before="240" w:after="80"/>
-      </w:pPr>
-      <w:r>
-        <w:rPr>
-          <w:rFonts w:ascii="EB Garamond" w:hAnsi="EB Garamond"/>
-          <w:b/>
-          <w:i w:val="0"/>
-          <w:sz w:val="36"/>
-        </w:rPr>
-        <w:t>Diplomacy Actions</w:t>
-      </w:r>
-    </w:p>
-    <w:p>
-      <w:pPr>
-        <w:keepNext/>
-        <w:keepLines/>
-        <w:spacing w:before="120" w:after="20"/>
-        <w:rPr>
-          <w:rFonts w:ascii="EB Garamond" w:hAnsi="EB Garamond"/>
-          <w:sz w:val="17"/>
-        </w:rPr>
-      </w:pPr>
-      <w:r>
-        <w:rPr>
-          <w:rFonts w:ascii="EB Garamond" w:hAnsi="EB Garamond"/>
-          <w:b/>
-          <w:bCs/>
-          <w:sz w:val="20"/>
-        </w:rPr>
-        <w:t xml:space="preserve">1. Sign Treaty</w:t>
-      </w:r>
-    </w:p>
-    <w:p>
-      <w:pPr>
-        <w:keepNext/>
-        <w:keepLines/>
-        <w:spacing w:before="0" w:after="20"/>
-        <w:rPr>
-          <w:rFonts w:ascii="EB Garamond" w:hAnsi="EB Garamond"/>
-          <w:sz w:val="17"/>
-        </w:rPr>
-      </w:pPr>
-      <w:r>
-        <w:rPr>
-          <w:rFonts w:ascii="EB Garamond" w:hAnsi="EB Garamond"/>
-          <w:b/>
-          <w:bCs/>
-          <w:sz w:val="20"/>
-        </w:rPr>
-        <w:t xml:space="preserve">Cost: </w:t>
-      </w:r>
-      <w:r>
-        <w:rPr>
-          <w:rFonts w:ascii="EB Garamond" w:hAnsi="EB Garamond"/>
-          <w:sz w:val="20"/>
-        </w:rPr>
-        <w:t xml:space="preserve">None</w:t>
-      </w:r>
-    </w:p>
-    <w:p>
-      <w:pPr>
-        <w:keepNext/>
-        <w:keepLines/>
-        <w:spacing w:before="0" w:after="20"/>
-        <w:rPr>
-          <w:rFonts w:ascii="EB Garamond" w:hAnsi="EB Garamond"/>
-          <w:sz w:val="17"/>
-        </w:rPr>
-      </w:pPr>
-      <w:r>
-        <w:rPr>
-          <w:rFonts w:ascii="EB Garamond" w:hAnsi="EB Garamond"/>
-          <w:b/>
-          <w:bCs/>
-          <w:sz w:val="20"/>
-        </w:rPr>
-        <w:t xml:space="preserve">Effect: </w:t>
-      </w:r>
-      <w:r>
-        <w:rPr>
-          <w:rFonts w:ascii="EB Garamond" w:hAnsi="EB Garamond"/>
-          <w:sz w:val="20"/>
-        </w:rPr>
-        <w:t xml:space="preserve">Ask players to agree; choose one and both sign one of: Peace Treaty (end war, truce timer 5), Trade Agreement (begin trading next turn), Non-Aggression Pact (no Declare War; ending it via End Treaty gives both truce timer 5), or Alliance (join/form/invite to Defensive or Military Alliance).</w:t>
-      </w:r>
-    </w:p>
-    <w:p>
-      <w:pPr>
-        <w:keepNext/>
-        <w:keepLines/>
-        <w:spacing w:before="0" w:after="20"/>
-        <w:rPr>
-          <w:rFonts w:ascii="EB Garamond" w:hAnsi="EB Garamond"/>
-          <w:sz w:val="17"/>
-        </w:rPr>
-      </w:pPr>
-      <w:r>
-        <w:rPr>
-          <w:rFonts w:ascii="EB Garamond" w:hAnsi="EB Garamond"/>
-          <w:b/>
-          <w:bCs/>
-          <w:sz w:val="20"/>
-        </w:rPr>
-        <w:t xml:space="preserve">Endorsed: </w:t>
-      </w:r>
-      <w:r>
-        <w:rPr>
-          <w:rFonts w:ascii="EB Garamond" w:hAnsi="EB Garamond"/>
-          <w:sz w:val="20"/>
-        </w:rPr>
-        <w:t xml:space="preserve">Perform a Diplomacy action.</w:t>
-      </w:r>
-    </w:p>
-    <w:p>
-      <w:pPr>
-        <w:pStyle w:val="ListBullet"/>
-        <w:keepNext/>
-        <w:keepLines/>
-        <w:spacing w:before="0" w:after="20"/>
-        <w:ind w:left="360" w:hanging="180"/>
-        <w:rPr>
-          <w:rFonts w:ascii="EB Garamond" w:hAnsi="EB Garamond"/>
-          <w:sz w:val="17"/>
-        </w:rPr>
-      </w:pPr>
-      <w:r>
-        <w:rPr>
-          <w:rFonts w:ascii="EB Garamond" w:hAnsi="EB Garamond"/>
-          <w:sz w:val="20"/>
-        </w:rPr>
-        <w:t xml:space="preserve">Acting on behalf of an alliance, End Treaty requires all allies to agree.</w:t>
-      </w:r>
-    </w:p>
-    <w:p>
-      <w:pPr>
-        <w:pStyle w:val="ListBullet"/>
-        <w:keepLines/>
-        <w:spacing w:before="0" w:after="20"/>
-        <w:ind w:left="360" w:hanging="180"/>
-        <w:rPr>
-          <w:rFonts w:ascii="EB Garamond" w:hAnsi="EB Garamond"/>
-          <w:sz w:val="17"/>
-        </w:rPr>
-      </w:pPr>
-      <w:r>
-        <w:rPr>
-          <w:rFonts w:ascii="EB Garamond" w:hAnsi="EB Garamond"/>
-          <w:sz w:val="20"/>
-        </w:rPr>
-        <w:t xml:space="preserve">A player may not be in more than one alliance (exception: Masters of Duplicity).</w:t>
-      </w:r>
-    </w:p>
-    <w:p>
-      <w:pPr>
-        <w:keepNext/>
-        <w:keepLines/>
-        <w:spacing w:before="120" w:after="20"/>
-        <w:rPr>
-          <w:rFonts w:ascii="EB Garamond" w:hAnsi="EB Garamond"/>
-          <w:sz w:val="17"/>
-        </w:rPr>
-      </w:pPr>
-      <w:r>
-        <w:rPr>
-          <w:rFonts w:ascii="EB Garamond" w:hAnsi="EB Garamond"/>
-          <w:b/>
-          <w:bCs/>
-          <w:sz w:val="20"/>
-        </w:rPr>
-        <w:t xml:space="preserve">2. Negotiate</w:t>
-      </w:r>
-    </w:p>
-    <w:p>
-      <w:pPr>
-        <w:keepNext/>
-        <w:keepLines/>
-        <w:spacing w:before="0" w:after="20"/>
-        <w:rPr>
-          <w:rFonts w:ascii="EB Garamond" w:hAnsi="EB Garamond"/>
-          <w:sz w:val="17"/>
-        </w:rPr>
-      </w:pPr>
-      <w:r>
-        <w:rPr>
-          <w:rFonts w:ascii="EB Garamond" w:hAnsi="EB Garamond"/>
-          <w:b/>
-          <w:bCs/>
-          <w:sz w:val="20"/>
-        </w:rPr>
-        <w:t xml:space="preserve">Cost: </w:t>
-      </w:r>
-      <w:r>
-        <w:rPr>
-          <w:rFonts w:ascii="EB Garamond" w:hAnsi="EB Garamond"/>
-          <w:sz w:val="20"/>
-        </w:rPr>
-        <w:t xml:space="preserve">None</w:t>
-      </w:r>
-    </w:p>
-    <w:p>
-      <w:pPr>
-        <w:keepNext/>
-        <w:keepLines/>
-        <w:spacing w:before="0" w:after="20"/>
-        <w:rPr>
-          <w:rFonts w:ascii="EB Garamond" w:hAnsi="EB Garamond"/>
-          <w:sz w:val="17"/>
-        </w:rPr>
-      </w:pPr>
-      <w:r>
-        <w:rPr>
-          <w:rFonts w:ascii="EB Garamond" w:hAnsi="EB Garamond"/>
-          <w:b/>
-          <w:bCs/>
-          <w:sz w:val="20"/>
-        </w:rPr>
-        <w:t xml:space="preserve">Effect: </w:t>
-      </w:r>
-      <w:r>
-        <w:rPr>
-          <w:rFonts w:ascii="EB Garamond" w:hAnsi="EB Garamond"/>
-          <w:sz w:val="20"/>
-        </w:rPr>
-        <w:t xml:space="preserve">Propose terms to a target; they agree or refuse. Terms may include gold, settlement ownership, territory, treaty sign/end, or promises (non-binding).</w:t>
-      </w:r>
-    </w:p>
-    <w:p>
-      <w:pPr>
-        <w:keepNext/>
-        <w:keepLines/>
-        <w:spacing w:before="0" w:after="20"/>
-        <w:rPr>
-          <w:rFonts w:ascii="EB Garamond" w:hAnsi="EB Garamond"/>
-          <w:sz w:val="17"/>
-        </w:rPr>
-      </w:pPr>
-      <w:r>
-        <w:rPr>
-          <w:rFonts w:ascii="EB Garamond" w:hAnsi="EB Garamond"/>
-          <w:b/>
-          <w:bCs/>
-          <w:sz w:val="20"/>
-        </w:rPr>
-        <w:t xml:space="preserve">Endorsed: </w:t>
-      </w:r>
-      <w:r>
-        <w:rPr>
-          <w:rFonts w:ascii="EB Garamond" w:hAnsi="EB Garamond"/>
-          <w:sz w:val="20"/>
-        </w:rPr>
-        <w:t xml:space="preserve">Perform a Diplomacy action.</w:t>
-      </w:r>
-    </w:p>
-    <w:p>
-      <w:pPr>
-        <w:pStyle w:val="ListBullet"/>
-        <w:keepNext/>
-        <w:keepLines/>
-        <w:spacing w:before="0" w:after="20"/>
-        <w:ind w:left="360" w:hanging="180"/>
-        <w:rPr>
-          <w:rFonts w:ascii="EB Garamond" w:hAnsi="EB Garamond"/>
-          <w:sz w:val="17"/>
-        </w:rPr>
-      </w:pPr>
-      <w:r>
-        <w:rPr>
-          <w:rFonts w:ascii="EB Garamond" w:hAnsi="EB Garamond"/>
-          <w:sz w:val="20"/>
-        </w:rPr>
-        <w:t xml:space="preserve">Unfulfilled promises let the affected player Declare War on the promiser.</w:t>
-      </w:r>
-    </w:p>
-    <w:p>
-      <w:pPr>
-        <w:pStyle w:val="ListBullet"/>
-        <w:keepLines/>
-        <w:spacing w:before="0" w:after="20"/>
-        <w:ind w:left="360" w:hanging="180"/>
-        <w:rPr>
-          <w:rFonts w:ascii="EB Garamond" w:hAnsi="EB Garamond"/>
-          <w:sz w:val="17"/>
-        </w:rPr>
-      </w:pPr>
-      <w:r>
-        <w:rPr>
-          <w:rFonts w:ascii="EB Garamond" w:hAnsi="EB Garamond"/>
-          <w:sz w:val="20"/>
-        </w:rPr>
-        <w:t xml:space="preserve">Also used (automatically, no envoy) to resolve Demand Tribute and siege surrenders.</w:t>
-      </w:r>
-    </w:p>
-    <w:p>
-      <w:pPr>
-        <w:keepNext/>
-        <w:keepLines/>
-        <w:spacing w:before="120" w:after="20"/>
-        <w:rPr>
-          <w:rFonts w:ascii="EB Garamond" w:hAnsi="EB Garamond"/>
-          <w:sz w:val="17"/>
-        </w:rPr>
-      </w:pPr>
-      <w:r>
-        <w:rPr>
-          <w:rFonts w:ascii="EB Garamond" w:hAnsi="EB Garamond"/>
-          <w:b/>
-          <w:bCs/>
-          <w:sz w:val="20"/>
-        </w:rPr>
-        <w:t xml:space="preserve">3. End Treaty</w:t>
-      </w:r>
-    </w:p>
-    <w:p>
-      <w:pPr>
-        <w:keepNext/>
-        <w:keepLines/>
-        <w:spacing w:before="0" w:after="20"/>
-        <w:rPr>
-          <w:rFonts w:ascii="EB Garamond" w:hAnsi="EB Garamond"/>
-          <w:sz w:val="17"/>
-        </w:rPr>
-      </w:pPr>
-      <w:r>
-        <w:rPr>
-          <w:rFonts w:ascii="EB Garamond" w:hAnsi="EB Garamond"/>
-          <w:b/>
-          <w:bCs/>
-          <w:sz w:val="20"/>
-        </w:rPr>
-        <w:t xml:space="preserve">Cost: </w:t>
-      </w:r>
-      <w:r>
-        <w:rPr>
-          <w:rFonts w:ascii="EB Garamond" w:hAnsi="EB Garamond"/>
-          <w:sz w:val="20"/>
-        </w:rPr>
-        <w:t xml:space="preserve">None</w:t>
-      </w:r>
-    </w:p>
-    <w:p>
-      <w:pPr>
-        <w:keepNext/>
-        <w:keepLines/>
-        <w:spacing w:before="0" w:after="20"/>
-        <w:rPr>
-          <w:rFonts w:ascii="EB Garamond" w:hAnsi="EB Garamond"/>
-          <w:sz w:val="17"/>
-        </w:rPr>
-      </w:pPr>
-      <w:r>
-        <w:rPr>
-          <w:rFonts w:ascii="EB Garamond" w:hAnsi="EB Garamond"/>
-          <w:b/>
-          <w:bCs/>
-          <w:sz w:val="20"/>
-        </w:rPr>
-        <w:t xml:space="preserve">Effect: </w:t>
-      </w:r>
-      <w:r>
-        <w:rPr>
-          <w:rFonts w:ascii="EB Garamond" w:hAnsi="EB Garamond"/>
-          <w:sz w:val="20"/>
-        </w:rPr>
-        <w:t xml:space="preserve">Choose a target with an active treaty signed with you; that treaty is removed. Does not require the target to agree.</w:t>
+        <w:t xml:space="preserve">Choose a target with an active treaty signed with you with no active truce timer; that treaty is removed. Does not require the target player to agree.</w:t>
       </w:r>
     </w:p>
     <w:p>
@@ -9690,7 +9831,7 @@
           <w:b w:val="0"/>
           <w:i w:val="0"/>
         </w:rPr>
-        <w:t xml:space="preserve"> by 1. When your </w:t>
+        <w:t xml:space="preserve"> by 1 in that Domain. When your </w:t>
       </w:r>
       <w:r>
         <w:rPr>
@@ -9834,7 +9975,7 @@
           <w:b w:val="0"/>
           <w:i w:val="0"/>
         </w:rPr>
-        <w:t xml:space="preserve">. You also unlock a unique effect. This continues when you have a </w:t>
+        <w:t xml:space="preserve">. This continues when you have a </w:t>
       </w:r>
       <w:r>
         <w:rPr>
@@ -9988,7 +10129,7 @@
           <w:b w:val="0"/>
           <w:i w:val="0"/>
         </w:rPr>
-        <w:t xml:space="preserve"> makes you harder to stop in that area and allows you stop others more easily. In addition, you gain a unique effect at each </w:t>
+        <w:t xml:space="preserve"> makes you harder to oppose in that domain politically and allows you oppose others more easily with your influence. In addition, you gain a unique effect at each </w:t>
       </w:r>
       <w:r>
         <w:rPr>
@@ -10004,7 +10145,7 @@
           <w:b w:val="0"/>
           <w:i w:val="0"/>
         </w:rPr>
-        <w:t xml:space="preserve"> that makes it easier to pursue the objectives of that </w:t>
+        <w:t xml:space="preserve"> that makes it easier to achieve the objectives of that </w:t>
       </w:r>
       <w:r>
         <w:rPr>
@@ -10369,7 +10510,7 @@
                 <w:sz w:val="17"/>
                 <w:szCs w:val="17"/>
               </w:rPr>
-              <w:t xml:space="preserve">Indomitable: Once per turn, if you have not sent a Personal Envoy, you may instead perform a Prowess action; send 1 fewer Envoy this turn (min 0). May use Declare War action.</w:t>
+              <w:t xml:space="preserve">Indomitable: Once per turn, if you have not sent a Personal Envoy, you may instead perform a Prowess action; send 1 fewer Envoy this turn (min 0). In addition, may use Declare War action.</w:t>
             </w:r>
           </w:p>
         </w:tc>
@@ -10481,7 +10622,7 @@
                 <w:sz w:val="17"/>
                 <w:szCs w:val="17"/>
               </w:rPr>
-              <w:t xml:space="preserve">Clandestine Councilor: Once per Envoy, target a player - that player Abstains.</w:t>
+              <w:t xml:space="preserve">Clandestine Councilor: Twice per Envoy Phase, during a vote on an Envoy, target a player - that player Abstains that Envoy.</w:t>
             </w:r>
           </w:p>
         </w:tc>
@@ -10637,7 +10778,7 @@
                 <w:sz w:val="17"/>
                 <w:szCs w:val="17"/>
               </w:rPr>
-              <w:t xml:space="preserve">Pillar of Faith: If your Public Order would go below 3, set it to 3. May use the Crusade action.</w:t>
+              <w:t xml:space="preserve">Pillar of Faith: If your Public Order would be set below 3, set it to 3. In addition, may use the Crusade action.</w:t>
             </w:r>
           </w:p>
         </w:tc>
@@ -11980,7 +12121,7 @@
           <w:rFonts w:ascii="EB Garamond" w:hAnsi="EB Garamond"/>
           <w:sz w:val="20"/>
         </w:rPr>
-        <w:t xml:space="preserve">A player cannot be in more than one alliance at a time (exception: Masters of Duplicity).</w:t>
+        <w:t xml:space="preserve">A player cannot be in more than one alliance at a time.</w:t>
       </w:r>
     </w:p>
     <w:p>
@@ -11996,7 +12137,7 @@
           <w:rFonts w:ascii="EB Garamond" w:hAnsi="EB Garamond"/>
           <w:sz w:val="20"/>
         </w:rPr>
-        <w:t xml:space="preserve">An alliance may cast out a member via End Treaty if all others agree.</w:t>
+        <w:t xml:space="preserve">An alliance may remove a member via End Treaty if all others agree.</w:t>
       </w:r>
     </w:p>
     <w:p>
@@ -12796,7 +12937,7 @@
           <w:b w:val="0"/>
           <w:i/>
         </w:rPr>
-        <w:t>Note: mutual exchange (empire phase of each turn): if both players agree, you may exchange up to 2000 gold, exchange ownership of settlements, or transfer forces (so long as armies are adjacent to each other or an army is adjacent to a garrison), in either direction.</w:t>
+        <w:t>Note: mutual exchange (empire phase of each turn): if both players agree, either player may exchange up to 5000 gold, exchange ownership of settlements, or transfer forces (so long as armies are adjacent to each other or an army is adjacent to a garrison), in either direction.</w:t>
       </w:r>
     </w:p>
     <w:p>
@@ -12942,7 +13083,7 @@
           <w:b/>
           <w:i w:val="0"/>
         </w:rPr>
-        <w:t>metropolis</w:t>
+        <w:t>capital metropolis</w:t>
       </w:r>
       <w:r>
         <w:rPr>
@@ -14493,7 +14634,7 @@
           <w:b w:val="0"/>
           <w:i w:val="0"/>
         </w:rPr>
-        <w:t xml:space="preserve">, which is a village that can only contain </w:t>
+        <w:t xml:space="preserve">, which is a settlement that can only contain </w:t>
       </w:r>
       <w:r>
         <w:rPr>
@@ -15217,7 +15358,7 @@
           <w:b w:val="0"/>
           <w:i w:val="0"/>
         </w:rPr>
-        <w:t>Infrastructure is the infrastructure of your settlements. Each infrastructure you have active provides a effect that affects your entire empire and settlements.</w:t>
+        <w:t>Infrastructure is the foundation of your settlements. Each infrastructure you have active provides a effect that affects your entire empire and settlements.</w:t>
       </w:r>
     </w:p>
     <w:p>
@@ -15333,23 +15474,7 @@
           <w:b w:val="0"/>
           <w:i w:val="0"/>
         </w:rPr>
-        <w:t xml:space="preserve">. Only a single infrastructure can have an active </w:t>
-      </w:r>
-      <w:r>
-        <w:rPr>
-          <w:rFonts w:ascii="EB Garamond" w:hAnsi="EB Garamond"/>
-          <w:b/>
-          <w:i w:val="0"/>
-        </w:rPr>
-        <w:t>build timer</w:t>
-      </w:r>
-      <w:r>
-        <w:rPr>
-          <w:rFonts w:ascii="EB Garamond" w:hAnsi="EB Garamond"/>
-          <w:b w:val="0"/>
-          <w:i w:val="0"/>
-        </w:rPr>
-        <w:t xml:space="preserve"> concurrently.</w:t>
+        <w:t>.</w:t>
       </w:r>
     </w:p>
     <w:p>
@@ -16227,7 +16352,7 @@
                 <w:sz w:val="17"/>
                 <w:szCs w:val="17"/>
               </w:rPr>
-              <w:t xml:space="preserve">Influence -1</w:t>
+              <w:t xml:space="preserve">Influence -2</w:t>
             </w:r>
             <w:r>
               <w:rPr>
@@ -16253,7 +16378,7 @@
                 <w:sz w:val="17"/>
                 <w:szCs w:val="17"/>
               </w:rPr>
-              <w:t xml:space="preserve"> targeting your </w:t>
+              <w:t xml:space="preserve"> from players targeting your </w:t>
             </w:r>
             <w:r>
               <w:rPr>
@@ -16459,7 +16584,7 @@
                 <w:sz w:val="17"/>
                 <w:szCs w:val="17"/>
               </w:rPr>
-              <w:t xml:space="preserve">If you start a Move action within Province, gain Speed +2</w:t>
+              <w:t xml:space="preserve">If you start a Move action within Province, gain additional Speed +1</w:t>
             </w:r>
           </w:p>
         </w:tc>
@@ -16727,7 +16852,7 @@
                 <w:sz w:val="17"/>
                 <w:szCs w:val="17"/>
               </w:rPr>
-              <w:t xml:space="preserve">Armies cross Water Territory at full movement; Stone Roads may be built over Water</w:t>
+              <w:t xml:space="preserve">Armies cross Water Territory at full movement within Province; Stone Roads may be built over Water</w:t>
             </w:r>
           </w:p>
         </w:tc>
@@ -16997,7 +17122,7 @@
                 <w:sz w:val="17"/>
                 <w:szCs w:val="17"/>
               </w:rPr>
-              <w:t xml:space="preserve">Influence -1</w:t>
+              <w:t xml:space="preserve">Influence -2</w:t>
             </w:r>
             <w:r>
               <w:rPr>
@@ -17023,7 +17148,7 @@
                 <w:sz w:val="17"/>
                 <w:szCs w:val="17"/>
               </w:rPr>
-              <w:t xml:space="preserve"> targeting your </w:t>
+              <w:t xml:space="preserve"> from players targeting your </w:t>
             </w:r>
             <w:r>
               <w:rPr>
@@ -17341,7 +17466,7 @@
                 <w:sz w:val="17"/>
                 <w:szCs w:val="17"/>
               </w:rPr>
-              <w:t xml:space="preserve">Requires 1+ City</w:t>
+              <w:t xml:space="preserve">Requires Capital City</w:t>
             </w:r>
           </w:p>
         </w:tc>
@@ -17863,7 +17988,7 @@
                 <w:sz w:val="17"/>
                 <w:szCs w:val="17"/>
               </w:rPr>
-              <w:t xml:space="preserve"> </w:t>
+              <w:t xml:space="preserve">, </w:t>
             </w:r>
             <w:r>
               <w:rPr>
@@ -17881,7 +18006,7 @@
                 <w:sz w:val="17"/>
                 <w:szCs w:val="17"/>
               </w:rPr>
-              <w:t xml:space="preserve"> gain </w:t>
+              <w:t xml:space="preserve">, &amp; gain </w:t>
             </w:r>
             <w:r>
               <w:rPr>
@@ -18963,7 +19088,7 @@
           <w:b/>
           <w:i w:val="0"/>
         </w:rPr>
-        <w:t>player’s reach</w:t>
+        <w:t>player’s territory</w:t>
       </w:r>
       <w:r>
         <w:rPr>
@@ -19390,7 +19515,7 @@
                 <w:sz w:val="17"/>
                 <w:szCs w:val="17"/>
               </w:rPr>
-              <w:t xml:space="preserve">Must end move after passing over 1 Water Territory (must end on land)</w:t>
+              <w:t xml:space="preserve">Must end move after moving over 1 Water Territory (must end on land)</w:t>
             </w:r>
           </w:p>
         </w:tc>
@@ -20588,7 +20713,7 @@
                 <w:sz w:val="17"/>
                 <w:szCs w:val="17"/>
               </w:rPr>
-              <w:t xml:space="preserve">Activate 1 Mastery</w:t>
+              <w:t xml:space="preserve">Activate 1 inactive Mastery until end of turn.</w:t>
             </w:r>
           </w:p>
         </w:tc>
@@ -21694,7 +21819,7 @@
           <w:b w:val="0"/>
           <w:i/>
         </w:rPr>
-        <w:t>(If you are Vassalized while Bankrupt, the debt is forgiven and your Suzerain takes your Treasury, to a minimum of 0.)</w:t>
+        <w:t>(If you are Vassalized while Bankrupt, the debt is forgiven and your Suzerain pays your Treasury's until the balance is a minimum of 0.)</w:t>
       </w:r>
     </w:p>
     <w:p>
@@ -21758,23 +21883,7 @@
           <w:b w:val="0"/>
           <w:i w:val="0"/>
         </w:rPr>
-        <w:t xml:space="preserve"> need to </w:t>
-      </w:r>
-      <w:r>
-        <w:rPr>
-          <w:rFonts w:ascii="EB Garamond" w:hAnsi="EB Garamond"/>
-          <w:b/>
-          <w:i w:val="0"/>
-        </w:rPr>
-        <w:t>border</w:t>
-      </w:r>
-      <w:r>
-        <w:rPr>
-          <w:rFonts w:ascii="EB Garamond" w:hAnsi="EB Garamond"/>
-          <w:b w:val="0"/>
-          <w:i w:val="0"/>
-        </w:rPr>
-        <w:t xml:space="preserve"> each other, have </w:t>
+        <w:t xml:space="preserve"> need to have </w:t>
       </w:r>
       <w:r>
         <w:rPr>
@@ -21790,7 +21899,7 @@
           <w:b w:val="0"/>
           <w:i w:val="0"/>
         </w:rPr>
-        <w:t xml:space="preserve">, and have a </w:t>
+        <w:t xml:space="preserve"> and a </w:t>
       </w:r>
       <w:r>
         <w:rPr>
@@ -22153,7 +22262,7 @@
           <w:b w:val="0"/>
           <w:i w:val="0"/>
         </w:rPr>
-        <w:t xml:space="preserve"> each turn.</w:t>
+        <w:t xml:space="preserve"> each turn either of them are Host.</w:t>
       </w:r>
     </w:p>
     <w:p>
@@ -22324,7 +22433,7 @@
           <w:b w:val="0"/>
           <w:i w:val="0"/>
         </w:rPr>
-        <w:t xml:space="preserve"> At start of each round, gain </w:t>
+        <w:t xml:space="preserve"> At start of each winter phase, gain </w:t>
       </w:r>
       <w:r>
         <w:rPr>
@@ -22702,7 +22811,7 @@
           <w:b w:val="0"/>
           <w:i w:val="0"/>
         </w:rPr>
-        <w:t>).</w:t>
+        <w:t>, &amp; Retinue).</w:t>
       </w:r>
     </w:p>
     <w:p>
@@ -22776,31 +22885,15 @@
           <w:b/>
           <w:i w:val="0"/>
         </w:rPr>
-        <w:t>army</w:t>
-      </w:r>
-      <w:r>
-        <w:rPr>
-          <w:rFonts w:ascii="EB Garamond" w:hAnsi="EB Garamond"/>
-          <w:b w:val="0"/>
-          <w:i w:val="0"/>
-        </w:rPr>
-        <w:t xml:space="preserve">, multiply the count of </w:t>
-      </w:r>
-      <w:r>
-        <w:rPr>
-          <w:rFonts w:ascii="EB Garamond" w:hAnsi="EB Garamond"/>
-          <w:b/>
-          <w:i w:val="0"/>
-        </w:rPr>
-        <w:t>retinues</w:t>
-      </w:r>
-      <w:r>
-        <w:rPr>
-          <w:rFonts w:ascii="EB Garamond" w:hAnsi="EB Garamond"/>
-          <w:b w:val="0"/>
-          <w:i w:val="0"/>
-        </w:rPr>
-        <w:t xml:space="preserve"> by their </w:t>
+        <w:t>armies</w:t>
+      </w:r>
+      <w:r>
+        <w:rPr>
+          <w:rFonts w:ascii="EB Garamond" w:hAnsi="EB Garamond"/>
+          <w:b w:val="0"/>
+          <w:i w:val="0"/>
+        </w:rPr>
+        <w:t xml:space="preserve">, sum the count of armies by their </w:t>
       </w:r>
       <w:r>
         <w:rPr>
@@ -22816,7 +22909,7 @@
           <w:b w:val="0"/>
           <w:i w:val="0"/>
         </w:rPr>
-        <w:t xml:space="preserve">, subtracted by any </w:t>
+        <w:t xml:space="preserve">, then subtract any </w:t>
       </w:r>
       <w:r>
         <w:rPr>
@@ -22852,7 +22945,7 @@
           <w:b w:val="0"/>
           <w:i w:val="0"/>
         </w:rPr>
-        <w:t xml:space="preserve">If an has been </w:t>
+        <w:t xml:space="preserve">If an army has been </w:t>
       </w:r>
       <w:r>
         <w:rPr>
@@ -23617,7 +23710,7 @@
           <w:b w:val="0"/>
           <w:i w:val="0"/>
         </w:rPr>
-        <w:t xml:space="preserve"> does not increment.</w:t>
+        <w:t xml:space="preserve"> does not increment, and may be cancelled at any time.</w:t>
       </w:r>
     </w:p>
     <w:p>
@@ -23818,71 +23911,7 @@
           <w:b w:val="0"/>
           <w:i w:val="0"/>
         </w:rPr>
-        <w:t xml:space="preserve"> can hold (25), </w:t>
-      </w:r>
-      <w:r>
-        <w:rPr>
-          <w:rFonts w:ascii="EB Garamond" w:hAnsi="EB Garamond"/>
-          <w:b/>
-          <w:i w:val="0"/>
-        </w:rPr>
-        <w:t>pay</w:t>
-      </w:r>
-      <w:r>
-        <w:rPr>
-          <w:rFonts w:ascii="EB Garamond" w:hAnsi="EB Garamond"/>
-          <w:b w:val="0"/>
-          <w:i w:val="0"/>
-        </w:rPr>
-        <w:t xml:space="preserve"> the appropriate </w:t>
-      </w:r>
-      <w:r>
-        <w:rPr>
-          <w:rFonts w:ascii="EB Garamond" w:hAnsi="EB Garamond"/>
-          <w:b/>
-          <w:i w:val="0"/>
-        </w:rPr>
-        <w:t>cost</w:t>
-      </w:r>
-      <w:r>
-        <w:rPr>
-          <w:rFonts w:ascii="EB Garamond" w:hAnsi="EB Garamond"/>
-          <w:b w:val="0"/>
-          <w:i w:val="0"/>
-        </w:rPr>
-        <w:t xml:space="preserve"> according to the </w:t>
-      </w:r>
-      <w:r>
-        <w:rPr>
-          <w:rFonts w:ascii="EB Garamond" w:hAnsi="EB Garamond"/>
-          <w:b/>
-          <w:i w:val="0"/>
-        </w:rPr>
-        <w:t>type</w:t>
-      </w:r>
-      <w:r>
-        <w:rPr>
-          <w:rFonts w:ascii="EB Garamond" w:hAnsi="EB Garamond"/>
-          <w:b w:val="0"/>
-          <w:i w:val="0"/>
-        </w:rPr>
-        <w:t xml:space="preserve"> of </w:t>
-      </w:r>
-      <w:r>
-        <w:rPr>
-          <w:rFonts w:ascii="EB Garamond" w:hAnsi="EB Garamond"/>
-          <w:b/>
-          <w:i w:val="0"/>
-        </w:rPr>
-        <w:t>retinue</w:t>
-      </w:r>
-      <w:r>
-        <w:rPr>
-          <w:rFonts w:ascii="EB Garamond" w:hAnsi="EB Garamond"/>
-          <w:b w:val="0"/>
-          <w:i w:val="0"/>
-        </w:rPr>
-        <w:t xml:space="preserve"> in your existing army, and set a </w:t>
+        <w:t xml:space="preserve"> can hold (25) and set a </w:t>
       </w:r>
       <w:r>
         <w:rPr>
@@ -25284,22 +25313,6 @@
           <w:b w:val="0"/>
           <w:i w:val="0"/>
         </w:rPr>
-        <w:t xml:space="preserve"> or use </w:t>
-      </w:r>
-      <w:r>
-        <w:rPr>
-          <w:rFonts w:ascii="EB Garamond" w:hAnsi="EB Garamond"/>
-          <w:b/>
-          <w:i w:val="0"/>
-        </w:rPr>
-        <w:t>defensive formation</w:t>
-      </w:r>
-      <w:r>
-        <w:rPr>
-          <w:rFonts w:ascii="EB Garamond" w:hAnsi="EB Garamond"/>
-          <w:b w:val="0"/>
-          <w:i w:val="0"/>
-        </w:rPr>
         <w:t xml:space="preserve">, the </w:t>
       </w:r>
       <w:r>
@@ -26552,7 +26565,7 @@
           <w:b w:val="0"/>
           <w:i/>
         </w:rPr>
-        <w:t>Note: if your outlaw country is selected to receive another bandit camp, but there is no room to place one, increase your outlaw country territory by one, and spawn the bandit camp there.</w:t>
+        <w:t>Note: if your outlaw country is selected to receive another bandit camp, but there is no room to place one, instead, each existing Bandit Camp increases in size according to the current Era.</w:t>
       </w:r>
     </w:p>
     <w:p>

--- a/Combatv3/Rules.docx
+++ b/Combatv3/Rules.docx
@@ -5336,6 +5336,730 @@
       </w:r>
     </w:p>
     <w:p>
+      <w:r>
+        <w:rPr>
+          <w:rFonts w:ascii="EB Garamond" w:hAnsi="EB Garamond"/>
+          <w:b w:val="0"/>
+          <w:i w:val="0"/>
+        </w:rPr>
+        <w:t>Each outcome resolves differently by domain — what Condemned, Failed, Passed, and Endorsed each do:</w:t>
+      </w:r>
+    </w:p>
+    <w:tbl>
+      <w:tblPr>
+        <w:tblW w:w="10466" w:type="dxa"/>
+        <w:jc w:val="center"/>
+        <w:tblBorders>
+          <w:top w:val="single" w:sz="4" w:space="0" w:color="auto"/>
+          <w:left w:val="single" w:sz="4" w:space="0" w:color="auto"/>
+          <w:bottom w:val="single" w:sz="4" w:space="0" w:color="auto"/>
+          <w:right w:val="single" w:sz="4" w:space="0" w:color="auto"/>
+          <w:insideH w:val="single" w:sz="4" w:space="0" w:color="auto"/>
+          <w:insideV w:val="single" w:sz="4" w:space="0" w:color="auto"/>
+        </w:tblBorders>
+        <w:tblLayout w:type="fixed"/>
+        <w:tblCellMar>
+          <w:top w:w="60" w:type="dxa"/>
+          <w:left w:w="90" w:type="dxa"/>
+          <w:bottom w:w="60" w:type="dxa"/>
+          <w:right w:w="90" w:type="dxa"/>
+        </w:tblCellMar>
+        <w:tblLook w:val="04A0" w:firstRow="1" w:lastRow="0" w:firstColumn="1" w:lastColumn="0" w:noHBand="0" w:noVBand="1"/>
+      </w:tblPr>
+      <w:tblGrid>
+        <w:gridCol w:w="1300"/>
+        <w:gridCol w:w="3456"/>
+        <w:gridCol w:w="985"/>
+        <w:gridCol w:w="1988"/>
+        <w:gridCol w:w="2737"/>
+      </w:tblGrid>
+      <w:tr>
+        <w:trPr>
+          <w:tblHeader/>
+        </w:trPr>
+        <w:tc>
+          <w:tcPr>
+            <w:tcW w:w="1300" w:type="dxa"/>
+          </w:tcPr>
+          <w:p>
+            <w:pPr>
+              <w:spacing w:before="0" w:after="0"/>
+              <w:rPr>
+                <w:rFonts w:ascii="EB Garamond" w:hAnsi="EB Garamond"/>
+                <w:sz w:val="17"/>
+              </w:rPr>
+            </w:pPr>
+            <w:r>
+              <w:rPr>
+                <w:rFonts w:ascii="EB Garamond" w:hAnsi="EB Garamond" w:cs="EB Garamond"/>
+                <w:b/>
+                <w:bCs/>
+                <w:sz w:val="17"/>
+                <w:szCs w:val="17"/>
+              </w:rPr>
+              <w:t xml:space="preserve">Domain</w:t>
+            </w:r>
+          </w:p>
+        </w:tc>
+        <w:tc>
+          <w:tcPr>
+            <w:tcW w:w="3456" w:type="dxa"/>
+          </w:tcPr>
+          <w:p>
+            <w:pPr>
+              <w:spacing w:before="0" w:after="0"/>
+              <w:rPr>
+                <w:rFonts w:ascii="EB Garamond" w:hAnsi="EB Garamond"/>
+                <w:sz w:val="17"/>
+              </w:rPr>
+            </w:pPr>
+            <w:r>
+              <w:rPr>
+                <w:rFonts w:ascii="EB Garamond" w:hAnsi="EB Garamond" w:cs="EB Garamond"/>
+                <w:b/>
+                <w:bCs/>
+                <w:sz w:val="17"/>
+                <w:szCs w:val="17"/>
+              </w:rPr>
+              <w:t xml:space="preserve">Condemned</w:t>
+            </w:r>
+          </w:p>
+        </w:tc>
+        <w:tc>
+          <w:tcPr>
+            <w:tcW w:w="985" w:type="dxa"/>
+          </w:tcPr>
+          <w:p>
+            <w:pPr>
+              <w:spacing w:before="0" w:after="0"/>
+              <w:rPr>
+                <w:rFonts w:ascii="EB Garamond" w:hAnsi="EB Garamond"/>
+                <w:sz w:val="17"/>
+              </w:rPr>
+            </w:pPr>
+            <w:r>
+              <w:rPr>
+                <w:rFonts w:ascii="EB Garamond" w:hAnsi="EB Garamond" w:cs="EB Garamond"/>
+                <w:b/>
+                <w:bCs/>
+                <w:sz w:val="17"/>
+                <w:szCs w:val="17"/>
+              </w:rPr>
+              <w:t xml:space="preserve">Failed</w:t>
+            </w:r>
+          </w:p>
+        </w:tc>
+        <w:tc>
+          <w:tcPr>
+            <w:tcW w:w="1988" w:type="dxa"/>
+          </w:tcPr>
+          <w:p>
+            <w:pPr>
+              <w:spacing w:before="0" w:after="0"/>
+              <w:rPr>
+                <w:rFonts w:ascii="EB Garamond" w:hAnsi="EB Garamond"/>
+                <w:sz w:val="17"/>
+              </w:rPr>
+            </w:pPr>
+            <w:r>
+              <w:rPr>
+                <w:rFonts w:ascii="EB Garamond" w:hAnsi="EB Garamond" w:cs="EB Garamond"/>
+                <w:b/>
+                <w:bCs/>
+                <w:sz w:val="17"/>
+                <w:szCs w:val="17"/>
+              </w:rPr>
+              <w:t xml:space="preserve">Passed</w:t>
+            </w:r>
+          </w:p>
+        </w:tc>
+        <w:tc>
+          <w:tcPr>
+            <w:tcW w:w="2737" w:type="dxa"/>
+          </w:tcPr>
+          <w:p>
+            <w:pPr>
+              <w:spacing w:before="0" w:after="0"/>
+              <w:rPr>
+                <w:rFonts w:ascii="EB Garamond" w:hAnsi="EB Garamond"/>
+                <w:sz w:val="17"/>
+              </w:rPr>
+            </w:pPr>
+            <w:r>
+              <w:rPr>
+                <w:rFonts w:ascii="EB Garamond" w:hAnsi="EB Garamond" w:cs="EB Garamond"/>
+                <w:b/>
+                <w:bCs/>
+                <w:sz w:val="17"/>
+                <w:szCs w:val="17"/>
+              </w:rPr>
+              <w:t xml:space="preserve">Endorsed</w:t>
+            </w:r>
+          </w:p>
+        </w:tc>
+      </w:tr>
+      <w:tr>
+        <w:tc>
+          <w:tcPr>
+            <w:tcW w:w="1300" w:type="dxa"/>
+          </w:tcPr>
+          <w:p>
+            <w:pPr>
+              <w:spacing w:before="0" w:after="0"/>
+              <w:rPr>
+                <w:rFonts w:ascii="EB Garamond" w:hAnsi="EB Garamond"/>
+                <w:sz w:val="17"/>
+              </w:rPr>
+            </w:pPr>
+            <w:r>
+              <w:rPr>
+                <w:rFonts w:ascii="EB Garamond" w:hAnsi="EB Garamond" w:cs="EB Garamond"/>
+                <w:sz w:val="17"/>
+                <w:szCs w:val="17"/>
+              </w:rPr>
+              <w:t xml:space="preserve">Prowess</w:t>
+            </w:r>
+          </w:p>
+        </w:tc>
+        <w:tc>
+          <w:tcPr>
+            <w:tcW w:w="3456" w:type="dxa"/>
+          </w:tcPr>
+          <w:p>
+            <w:pPr>
+              <w:spacing w:before="0" w:after="0"/>
+              <w:rPr>
+                <w:rFonts w:ascii="EB Garamond" w:hAnsi="EB Garamond"/>
+                <w:sz w:val="17"/>
+              </w:rPr>
+            </w:pPr>
+            <w:r>
+              <w:rPr>
+                <w:rFonts w:ascii="EB Garamond" w:hAnsi="EB Garamond" w:cs="EB Garamond"/>
+                <w:sz w:val="17"/>
+                <w:szCs w:val="17"/>
+              </w:rPr>
+              <w:t xml:space="preserve">Doubt 1 + Armies gain Strain; if already Strained, that army cannot perform a Move action this turn or next.</w:t>
+            </w:r>
+          </w:p>
+        </w:tc>
+        <w:tc>
+          <w:tcPr>
+            <w:tcW w:w="985" w:type="dxa"/>
+          </w:tcPr>
+          <w:p>
+            <w:pPr>
+              <w:spacing w:before="0" w:after="0"/>
+              <w:rPr>
+                <w:rFonts w:ascii="EB Garamond" w:hAnsi="EB Garamond"/>
+                <w:sz w:val="17"/>
+              </w:rPr>
+            </w:pPr>
+            <w:r>
+              <w:rPr>
+                <w:rFonts w:ascii="EB Garamond" w:hAnsi="EB Garamond" w:cs="EB Garamond"/>
+                <w:sz w:val="17"/>
+                <w:szCs w:val="17"/>
+              </w:rPr>
+              <w:t xml:space="preserve">Doubt 1</w:t>
+            </w:r>
+          </w:p>
+        </w:tc>
+        <w:tc>
+          <w:tcPr>
+            <w:tcW w:w="1988" w:type="dxa"/>
+          </w:tcPr>
+          <w:p>
+            <w:pPr>
+              <w:spacing w:before="0" w:after="0"/>
+              <w:rPr>
+                <w:rFonts w:ascii="EB Garamond" w:hAnsi="EB Garamond"/>
+                <w:sz w:val="17"/>
+              </w:rPr>
+            </w:pPr>
+            <w:r>
+              <w:rPr>
+                <w:rFonts w:ascii="EB Garamond" w:hAnsi="EB Garamond" w:cs="EB Garamond"/>
+                <w:sz w:val="17"/>
+                <w:szCs w:val="17"/>
+              </w:rPr>
+              <w:t xml:space="preserve">Perform the action</w:t>
+            </w:r>
+          </w:p>
+        </w:tc>
+        <w:tc>
+          <w:tcPr>
+            <w:tcW w:w="2737" w:type="dxa"/>
+          </w:tcPr>
+          <w:p>
+            <w:pPr>
+              <w:spacing w:before="0" w:after="0"/>
+              <w:rPr>
+                <w:rFonts w:ascii="EB Garamond" w:hAnsi="EB Garamond"/>
+                <w:sz w:val="17"/>
+              </w:rPr>
+            </w:pPr>
+            <w:r>
+              <w:rPr>
+                <w:rFonts w:ascii="EB Garamond" w:hAnsi="EB Garamond" w:cs="EB Garamond"/>
+                <w:sz w:val="17"/>
+                <w:szCs w:val="17"/>
+              </w:rPr>
+              <w:t xml:space="preserve">Perform a Move action</w:t>
+            </w:r>
+          </w:p>
+        </w:tc>
+      </w:tr>
+      <w:tr>
+        <w:tc>
+          <w:tcPr>
+            <w:tcW w:w="1300" w:type="dxa"/>
+          </w:tcPr>
+          <w:p>
+            <w:pPr>
+              <w:spacing w:before="0" w:after="0"/>
+              <w:rPr>
+                <w:rFonts w:ascii="EB Garamond" w:hAnsi="EB Garamond"/>
+                <w:sz w:val="17"/>
+              </w:rPr>
+            </w:pPr>
+            <w:r>
+              <w:rPr>
+                <w:rFonts w:ascii="EB Garamond" w:hAnsi="EB Garamond" w:cs="EB Garamond"/>
+                <w:sz w:val="17"/>
+                <w:szCs w:val="17"/>
+              </w:rPr>
+              <w:t xml:space="preserve">Cunning</w:t>
+            </w:r>
+          </w:p>
+        </w:tc>
+        <w:tc>
+          <w:tcPr>
+            <w:tcW w:w="3456" w:type="dxa"/>
+          </w:tcPr>
+          <w:p>
+            <w:pPr>
+              <w:spacing w:before="0" w:after="0"/>
+              <w:rPr>
+                <w:rFonts w:ascii="EB Garamond" w:hAnsi="EB Garamond"/>
+                <w:sz w:val="17"/>
+              </w:rPr>
+            </w:pPr>
+            <w:r>
+              <w:rPr>
+                <w:rFonts w:ascii="EB Garamond" w:hAnsi="EB Garamond" w:cs="EB Garamond"/>
+                <w:sz w:val="17"/>
+                <w:szCs w:val="17"/>
+              </w:rPr>
+              <w:t xml:space="preserve">Doubt 1 + pay the action's cost</w:t>
+            </w:r>
+          </w:p>
+        </w:tc>
+        <w:tc>
+          <w:tcPr>
+            <w:tcW w:w="985" w:type="dxa"/>
+          </w:tcPr>
+          <w:p>
+            <w:pPr>
+              <w:spacing w:before="0" w:after="0"/>
+              <w:rPr>
+                <w:rFonts w:ascii="EB Garamond" w:hAnsi="EB Garamond"/>
+                <w:sz w:val="17"/>
+              </w:rPr>
+            </w:pPr>
+            <w:r>
+              <w:rPr>
+                <w:rFonts w:ascii="EB Garamond" w:hAnsi="EB Garamond" w:cs="EB Garamond"/>
+                <w:sz w:val="17"/>
+                <w:szCs w:val="17"/>
+              </w:rPr>
+              <w:t xml:space="preserve">Doubt 1</w:t>
+            </w:r>
+          </w:p>
+        </w:tc>
+        <w:tc>
+          <w:tcPr>
+            <w:tcW w:w="1988" w:type="dxa"/>
+          </w:tcPr>
+          <w:p>
+            <w:pPr>
+              <w:spacing w:before="0" w:after="0"/>
+              <w:rPr>
+                <w:rFonts w:ascii="EB Garamond" w:hAnsi="EB Garamond"/>
+                <w:sz w:val="17"/>
+              </w:rPr>
+            </w:pPr>
+            <w:r>
+              <w:rPr>
+                <w:rFonts w:ascii="EB Garamond" w:hAnsi="EB Garamond" w:cs="EB Garamond"/>
+                <w:sz w:val="17"/>
+                <w:szCs w:val="17"/>
+              </w:rPr>
+              <w:t xml:space="preserve">Perform the action</w:t>
+            </w:r>
+          </w:p>
+        </w:tc>
+        <w:tc>
+          <w:tcPr>
+            <w:tcW w:w="2737" w:type="dxa"/>
+          </w:tcPr>
+          <w:p>
+            <w:pPr>
+              <w:spacing w:before="0" w:after="0"/>
+              <w:rPr>
+                <w:rFonts w:ascii="EB Garamond" w:hAnsi="EB Garamond"/>
+                <w:sz w:val="17"/>
+              </w:rPr>
+            </w:pPr>
+            <w:r>
+              <w:rPr>
+                <w:rFonts w:ascii="EB Garamond" w:hAnsi="EB Garamond" w:cs="EB Garamond"/>
+                <w:sz w:val="17"/>
+                <w:szCs w:val="17"/>
+              </w:rPr>
+              <w:t xml:space="preserve">Extort 2000</w:t>
+            </w:r>
+          </w:p>
+        </w:tc>
+      </w:tr>
+      <w:tr>
+        <w:tc>
+          <w:tcPr>
+            <w:tcW w:w="1300" w:type="dxa"/>
+          </w:tcPr>
+          <w:p>
+            <w:pPr>
+              <w:spacing w:before="0" w:after="0"/>
+              <w:rPr>
+                <w:rFonts w:ascii="EB Garamond" w:hAnsi="EB Garamond"/>
+                <w:sz w:val="17"/>
+              </w:rPr>
+            </w:pPr>
+            <w:r>
+              <w:rPr>
+                <w:rFonts w:ascii="EB Garamond" w:hAnsi="EB Garamond" w:cs="EB Garamond"/>
+                <w:sz w:val="17"/>
+                <w:szCs w:val="17"/>
+              </w:rPr>
+              <w:t xml:space="preserve">Piety</w:t>
+            </w:r>
+          </w:p>
+        </w:tc>
+        <w:tc>
+          <w:tcPr>
+            <w:tcW w:w="3456" w:type="dxa"/>
+          </w:tcPr>
+          <w:p>
+            <w:pPr>
+              <w:spacing w:before="0" w:after="0"/>
+              <w:rPr>
+                <w:rFonts w:ascii="EB Garamond" w:hAnsi="EB Garamond"/>
+                <w:sz w:val="17"/>
+              </w:rPr>
+            </w:pPr>
+            <w:r>
+              <w:rPr>
+                <w:rFonts w:ascii="EB Garamond" w:hAnsi="EB Garamond" w:cs="EB Garamond"/>
+                <w:sz w:val="17"/>
+                <w:szCs w:val="17"/>
+              </w:rPr>
+              <w:t xml:space="preserve">Doubt 1 + pay the action's cost</w:t>
+            </w:r>
+          </w:p>
+        </w:tc>
+        <w:tc>
+          <w:tcPr>
+            <w:tcW w:w="985" w:type="dxa"/>
+          </w:tcPr>
+          <w:p>
+            <w:pPr>
+              <w:spacing w:before="0" w:after="0"/>
+              <w:rPr>
+                <w:rFonts w:ascii="EB Garamond" w:hAnsi="EB Garamond"/>
+                <w:sz w:val="17"/>
+              </w:rPr>
+            </w:pPr>
+            <w:r>
+              <w:rPr>
+                <w:rFonts w:ascii="EB Garamond" w:hAnsi="EB Garamond" w:cs="EB Garamond"/>
+                <w:sz w:val="17"/>
+                <w:szCs w:val="17"/>
+              </w:rPr>
+              <w:t xml:space="preserve">Doubt 1</w:t>
+            </w:r>
+          </w:p>
+        </w:tc>
+        <w:tc>
+          <w:tcPr>
+            <w:tcW w:w="1988" w:type="dxa"/>
+          </w:tcPr>
+          <w:p>
+            <w:pPr>
+              <w:spacing w:before="0" w:after="0"/>
+              <w:rPr>
+                <w:rFonts w:ascii="EB Garamond" w:hAnsi="EB Garamond"/>
+                <w:sz w:val="17"/>
+              </w:rPr>
+            </w:pPr>
+            <w:r>
+              <w:rPr>
+                <w:rFonts w:ascii="EB Garamond" w:hAnsi="EB Garamond" w:cs="EB Garamond"/>
+                <w:sz w:val="17"/>
+                <w:szCs w:val="17"/>
+              </w:rPr>
+              <w:t xml:space="preserve">Perform the action</w:t>
+            </w:r>
+          </w:p>
+        </w:tc>
+        <w:tc>
+          <w:tcPr>
+            <w:tcW w:w="2737" w:type="dxa"/>
+          </w:tcPr>
+          <w:p>
+            <w:pPr>
+              <w:spacing w:before="0" w:after="0"/>
+              <w:rPr>
+                <w:rFonts w:ascii="EB Garamond" w:hAnsi="EB Garamond"/>
+                <w:sz w:val="17"/>
+              </w:rPr>
+            </w:pPr>
+            <w:r>
+              <w:rPr>
+                <w:rFonts w:ascii="EB Garamond" w:hAnsi="EB Garamond" w:cs="EB Garamond"/>
+                <w:sz w:val="17"/>
+                <w:szCs w:val="17"/>
+              </w:rPr>
+              <w:t xml:space="preserve">Faith 1</w:t>
+            </w:r>
+          </w:p>
+        </w:tc>
+      </w:tr>
+      <w:tr>
+        <w:tc>
+          <w:tcPr>
+            <w:tcW w:w="1300" w:type="dxa"/>
+          </w:tcPr>
+          <w:p>
+            <w:pPr>
+              <w:spacing w:before="0" w:after="0"/>
+              <w:rPr>
+                <w:rFonts w:ascii="EB Garamond" w:hAnsi="EB Garamond"/>
+                <w:sz w:val="17"/>
+              </w:rPr>
+            </w:pPr>
+            <w:r>
+              <w:rPr>
+                <w:rFonts w:ascii="EB Garamond" w:hAnsi="EB Garamond" w:cs="EB Garamond"/>
+                <w:sz w:val="17"/>
+                <w:szCs w:val="17"/>
+              </w:rPr>
+              <w:t xml:space="preserve">Industry</w:t>
+            </w:r>
+          </w:p>
+        </w:tc>
+        <w:tc>
+          <w:tcPr>
+            <w:tcW w:w="3456" w:type="dxa"/>
+          </w:tcPr>
+          <w:p>
+            <w:pPr>
+              <w:spacing w:before="0" w:after="0"/>
+              <w:rPr>
+                <w:rFonts w:ascii="EB Garamond" w:hAnsi="EB Garamond"/>
+                <w:sz w:val="17"/>
+              </w:rPr>
+            </w:pPr>
+            <w:r>
+              <w:rPr>
+                <w:rFonts w:ascii="EB Garamond" w:hAnsi="EB Garamond" w:cs="EB Garamond"/>
+                <w:sz w:val="17"/>
+                <w:szCs w:val="17"/>
+              </w:rPr>
+              <w:t xml:space="preserve">Doubt 1 + pay the action's cost</w:t>
+            </w:r>
+          </w:p>
+        </w:tc>
+        <w:tc>
+          <w:tcPr>
+            <w:tcW w:w="985" w:type="dxa"/>
+          </w:tcPr>
+          <w:p>
+            <w:pPr>
+              <w:spacing w:before="0" w:after="0"/>
+              <w:rPr>
+                <w:rFonts w:ascii="EB Garamond" w:hAnsi="EB Garamond"/>
+                <w:sz w:val="17"/>
+              </w:rPr>
+            </w:pPr>
+            <w:r>
+              <w:rPr>
+                <w:rFonts w:ascii="EB Garamond" w:hAnsi="EB Garamond" w:cs="EB Garamond"/>
+                <w:sz w:val="17"/>
+                <w:szCs w:val="17"/>
+              </w:rPr>
+              <w:t xml:space="preserve">Doubt 1</w:t>
+            </w:r>
+          </w:p>
+        </w:tc>
+        <w:tc>
+          <w:tcPr>
+            <w:tcW w:w="1988" w:type="dxa"/>
+          </w:tcPr>
+          <w:p>
+            <w:pPr>
+              <w:spacing w:before="0" w:after="0"/>
+              <w:rPr>
+                <w:rFonts w:ascii="EB Garamond" w:hAnsi="EB Garamond"/>
+                <w:sz w:val="17"/>
+              </w:rPr>
+            </w:pPr>
+            <w:r>
+              <w:rPr>
+                <w:rFonts w:ascii="EB Garamond" w:hAnsi="EB Garamond" w:cs="EB Garamond"/>
+                <w:sz w:val="17"/>
+                <w:szCs w:val="17"/>
+              </w:rPr>
+              <w:t xml:space="preserve">Perform the action</w:t>
+            </w:r>
+          </w:p>
+        </w:tc>
+        <w:tc>
+          <w:tcPr>
+            <w:tcW w:w="2737" w:type="dxa"/>
+          </w:tcPr>
+          <w:p>
+            <w:pPr>
+              <w:spacing w:before="0" w:after="0"/>
+              <w:rPr>
+                <w:rFonts w:ascii="EB Garamond" w:hAnsi="EB Garamond"/>
+                <w:sz w:val="17"/>
+              </w:rPr>
+            </w:pPr>
+            <w:r>
+              <w:rPr>
+                <w:rFonts w:ascii="EB Garamond" w:hAnsi="EB Garamond" w:cs="EB Garamond"/>
+                <w:sz w:val="17"/>
+                <w:szCs w:val="17"/>
+              </w:rPr>
+              <w:t xml:space="preserve">Recoup 2000</w:t>
+            </w:r>
+          </w:p>
+        </w:tc>
+      </w:tr>
+      <w:tr>
+        <w:tc>
+          <w:tcPr>
+            <w:tcW w:w="1300" w:type="dxa"/>
+          </w:tcPr>
+          <w:p>
+            <w:pPr>
+              <w:spacing w:before="0" w:after="0"/>
+              <w:rPr>
+                <w:rFonts w:ascii="EB Garamond" w:hAnsi="EB Garamond"/>
+                <w:sz w:val="17"/>
+              </w:rPr>
+            </w:pPr>
+            <w:r>
+              <w:rPr>
+                <w:rFonts w:ascii="EB Garamond" w:hAnsi="EB Garamond" w:cs="EB Garamond"/>
+                <w:sz w:val="17"/>
+                <w:szCs w:val="17"/>
+              </w:rPr>
+              <w:t xml:space="preserve">Diplomacy</w:t>
+            </w:r>
+          </w:p>
+        </w:tc>
+        <w:tc>
+          <w:tcPr>
+            <w:tcW w:w="3456" w:type="dxa"/>
+          </w:tcPr>
+          <w:p>
+            <w:pPr>
+              <w:spacing w:before="0" w:after="0"/>
+              <w:rPr>
+                <w:rFonts w:ascii="EB Garamond" w:hAnsi="EB Garamond"/>
+                <w:sz w:val="17"/>
+              </w:rPr>
+            </w:pPr>
+            <w:r>
+              <w:rPr>
+                <w:rFonts w:ascii="EB Garamond" w:hAnsi="EB Garamond" w:cs="EB Garamond"/>
+                <w:sz w:val="17"/>
+                <w:szCs w:val="17"/>
+              </w:rPr>
+              <w:t xml:space="preserve">Doubt 1 + pay the action's cost</w:t>
+            </w:r>
+          </w:p>
+        </w:tc>
+        <w:tc>
+          <w:tcPr>
+            <w:tcW w:w="985" w:type="dxa"/>
+          </w:tcPr>
+          <w:p>
+            <w:pPr>
+              <w:spacing w:before="0" w:after="0"/>
+              <w:rPr>
+                <w:rFonts w:ascii="EB Garamond" w:hAnsi="EB Garamond"/>
+                <w:sz w:val="17"/>
+              </w:rPr>
+            </w:pPr>
+            <w:r>
+              <w:rPr>
+                <w:rFonts w:ascii="EB Garamond" w:hAnsi="EB Garamond" w:cs="EB Garamond"/>
+                <w:sz w:val="17"/>
+                <w:szCs w:val="17"/>
+              </w:rPr>
+              <w:t xml:space="preserve">Doubt 1</w:t>
+            </w:r>
+          </w:p>
+        </w:tc>
+        <w:tc>
+          <w:tcPr>
+            <w:tcW w:w="1988" w:type="dxa"/>
+          </w:tcPr>
+          <w:p>
+            <w:pPr>
+              <w:spacing w:before="0" w:after="0"/>
+              <w:rPr>
+                <w:rFonts w:ascii="EB Garamond" w:hAnsi="EB Garamond"/>
+                <w:sz w:val="17"/>
+              </w:rPr>
+            </w:pPr>
+            <w:r>
+              <w:rPr>
+                <w:rFonts w:ascii="EB Garamond" w:hAnsi="EB Garamond" w:cs="EB Garamond"/>
+                <w:sz w:val="17"/>
+                <w:szCs w:val="17"/>
+              </w:rPr>
+              <w:t xml:space="preserve">Perform the action</w:t>
+            </w:r>
+          </w:p>
+        </w:tc>
+        <w:tc>
+          <w:tcPr>
+            <w:tcW w:w="2737" w:type="dxa"/>
+          </w:tcPr>
+          <w:p>
+            <w:pPr>
+              <w:spacing w:before="0" w:after="0"/>
+              <w:rPr>
+                <w:rFonts w:ascii="EB Garamond" w:hAnsi="EB Garamond"/>
+                <w:sz w:val="17"/>
+              </w:rPr>
+            </w:pPr>
+            <w:r>
+              <w:rPr>
+                <w:rFonts w:ascii="EB Garamond" w:hAnsi="EB Garamond" w:cs="EB Garamond"/>
+                <w:sz w:val="17"/>
+                <w:szCs w:val="17"/>
+              </w:rPr>
+              <w:t xml:space="preserve">Perform a Diplomacy action</w:t>
+            </w:r>
+          </w:p>
+        </w:tc>
+      </w:tr>
+    </w:tbl>
+    <w:p>
       <w:pPr>
         <w:keepNext/>
         <w:spacing w:before="240" w:after="80"/>
@@ -5677,6 +6401,880 @@
         <w:t xml:space="preserve">. </w:t>
       </w:r>
     </w:p>
+    <w:p>
+      <w:pPr>
+        <w:keepNext/>
+        <w:spacing w:before="160" w:after="80"/>
+      </w:pPr>
+      <w:r>
+        <w:rPr>
+          <w:rFonts w:ascii="EB Garamond" w:hAnsi="EB Garamond"/>
+          <w:b/>
+          <w:i w:val="0"/>
+          <w:sz w:val="32"/>
+        </w:rPr>
+        <w:t>Timers</w:t>
+      </w:r>
+    </w:p>
+    <w:p>
+      <w:r>
+        <w:rPr>
+          <w:rFonts w:ascii="EB Garamond" w:hAnsi="EB Garamond"/>
+          <w:b w:val="0"/>
+          <w:i w:val="0"/>
+        </w:rPr>
+        <w:t>Several actions set a timer that counts down and resolves on a later turn. (Siege renders "—" in this table because it's computed — see Siege Warfare.)</w:t>
+      </w:r>
+    </w:p>
+    <w:tbl>
+      <w:tblPr>
+        <w:tblW w:w="10466" w:type="dxa"/>
+        <w:jc w:val="center"/>
+        <w:tblBorders>
+          <w:top w:val="single" w:sz="4" w:space="0" w:color="auto"/>
+          <w:left w:val="single" w:sz="4" w:space="0" w:color="auto"/>
+          <w:bottom w:val="single" w:sz="4" w:space="0" w:color="auto"/>
+          <w:right w:val="single" w:sz="4" w:space="0" w:color="auto"/>
+          <w:insideH w:val="single" w:sz="4" w:space="0" w:color="auto"/>
+          <w:insideV w:val="single" w:sz="4" w:space="0" w:color="auto"/>
+        </w:tblBorders>
+        <w:tblLayout w:type="fixed"/>
+        <w:tblCellMar>
+          <w:top w:w="60" w:type="dxa"/>
+          <w:left w:w="90" w:type="dxa"/>
+          <w:bottom w:w="60" w:type="dxa"/>
+          <w:right w:w="90" w:type="dxa"/>
+        </w:tblCellMar>
+        <w:tblLook w:val="04A0" w:firstRow="1" w:lastRow="0" w:firstColumn="1" w:lastColumn="0" w:noHBand="0" w:noVBand="1"/>
+      </w:tblPr>
+      <w:tblGrid>
+        <w:gridCol w:w="1639"/>
+        <w:gridCol w:w="1106"/>
+        <w:gridCol w:w="3865"/>
+        <w:gridCol w:w="3856"/>
+      </w:tblGrid>
+      <w:tr>
+        <w:trPr>
+          <w:tblHeader/>
+        </w:trPr>
+        <w:tc>
+          <w:tcPr>
+            <w:tcW w:w="1639" w:type="dxa"/>
+          </w:tcPr>
+          <w:p>
+            <w:pPr>
+              <w:spacing w:before="0" w:after="0"/>
+              <w:rPr>
+                <w:rFonts w:ascii="EB Garamond" w:hAnsi="EB Garamond"/>
+                <w:sz w:val="17"/>
+              </w:rPr>
+            </w:pPr>
+            <w:r>
+              <w:rPr>
+                <w:rFonts w:ascii="EB Garamond" w:hAnsi="EB Garamond" w:cs="EB Garamond"/>
+                <w:b/>
+                <w:bCs/>
+                <w:sz w:val="17"/>
+                <w:szCs w:val="17"/>
+              </w:rPr>
+              <w:t xml:space="preserve">Timer</w:t>
+            </w:r>
+          </w:p>
+        </w:tc>
+        <w:tc>
+          <w:tcPr>
+            <w:tcW w:w="1106" w:type="dxa"/>
+          </w:tcPr>
+          <w:p>
+            <w:pPr>
+              <w:spacing w:before="0" w:after="0"/>
+              <w:rPr>
+                <w:rFonts w:ascii="EB Garamond" w:hAnsi="EB Garamond"/>
+                <w:sz w:val="17"/>
+              </w:rPr>
+            </w:pPr>
+            <w:r>
+              <w:rPr>
+                <w:rFonts w:ascii="EB Garamond" w:hAnsi="EB Garamond" w:cs="EB Garamond"/>
+                <w:b/>
+                <w:bCs/>
+                <w:sz w:val="17"/>
+                <w:szCs w:val="17"/>
+              </w:rPr>
+              <w:t xml:space="preserve">Default</w:t>
+            </w:r>
+          </w:p>
+        </w:tc>
+        <w:tc>
+          <w:tcPr>
+            <w:tcW w:w="3865" w:type="dxa"/>
+          </w:tcPr>
+          <w:p>
+            <w:pPr>
+              <w:spacing w:before="0" w:after="0"/>
+              <w:rPr>
+                <w:rFonts w:ascii="EB Garamond" w:hAnsi="EB Garamond"/>
+                <w:sz w:val="17"/>
+              </w:rPr>
+            </w:pPr>
+            <w:r>
+              <w:rPr>
+                <w:rFonts w:ascii="EB Garamond" w:hAnsi="EB Garamond" w:cs="EB Garamond"/>
+                <w:b/>
+                <w:bCs/>
+                <w:sz w:val="17"/>
+                <w:szCs w:val="17"/>
+              </w:rPr>
+              <w:t xml:space="preserve">Where</w:t>
+            </w:r>
+          </w:p>
+        </w:tc>
+        <w:tc>
+          <w:tcPr>
+            <w:tcW w:w="3856" w:type="dxa"/>
+          </w:tcPr>
+          <w:p>
+            <w:pPr>
+              <w:spacing w:before="0" w:after="0"/>
+              <w:rPr>
+                <w:rFonts w:ascii="EB Garamond" w:hAnsi="EB Garamond"/>
+                <w:sz w:val="17"/>
+              </w:rPr>
+            </w:pPr>
+            <w:r>
+              <w:rPr>
+                <w:rFonts w:ascii="EB Garamond" w:hAnsi="EB Garamond" w:cs="EB Garamond"/>
+                <w:b/>
+                <w:bCs/>
+                <w:sz w:val="17"/>
+                <w:szCs w:val="17"/>
+              </w:rPr>
+              <w:t xml:space="preserve">Tracks</w:t>
+            </w:r>
+          </w:p>
+        </w:tc>
+      </w:tr>
+      <w:tr>
+        <w:tc>
+          <w:tcPr>
+            <w:tcW w:w="1639" w:type="dxa"/>
+          </w:tcPr>
+          <w:p>
+            <w:pPr>
+              <w:spacing w:before="0" w:after="0"/>
+              <w:rPr>
+                <w:rFonts w:ascii="EB Garamond" w:hAnsi="EB Garamond"/>
+                <w:sz w:val="17"/>
+              </w:rPr>
+            </w:pPr>
+            <w:r>
+              <w:rPr>
+                <w:rFonts w:ascii="EB Garamond" w:hAnsi="EB Garamond" w:cs="EB Garamond"/>
+                <w:sz w:val="17"/>
+                <w:szCs w:val="17"/>
+              </w:rPr>
+              <w:t xml:space="preserve">Build Timer</w:t>
+            </w:r>
+          </w:p>
+        </w:tc>
+        <w:tc>
+          <w:tcPr>
+            <w:tcW w:w="1106" w:type="dxa"/>
+          </w:tcPr>
+          <w:p>
+            <w:pPr>
+              <w:spacing w:before="0" w:after="0"/>
+              <w:rPr>
+                <w:rFonts w:ascii="EB Garamond" w:hAnsi="EB Garamond"/>
+                <w:sz w:val="17"/>
+              </w:rPr>
+            </w:pPr>
+            <w:r>
+              <w:rPr>
+                <w:rFonts w:ascii="EB Garamond" w:hAnsi="EB Garamond" w:cs="EB Garamond"/>
+                <w:sz w:val="17"/>
+                <w:szCs w:val="17"/>
+              </w:rPr>
+              <w:t xml:space="preserve">—</w:t>
+            </w:r>
+          </w:p>
+        </w:tc>
+        <w:tc>
+          <w:tcPr>
+            <w:tcW w:w="3865" w:type="dxa"/>
+          </w:tcPr>
+          <w:p>
+            <w:pPr>
+              <w:spacing w:before="0" w:after="0"/>
+              <w:rPr>
+                <w:rFonts w:ascii="EB Garamond" w:hAnsi="EB Garamond"/>
+                <w:sz w:val="17"/>
+              </w:rPr>
+            </w:pPr>
+            <w:r>
+              <w:rPr>
+                <w:rFonts w:ascii="EB Garamond" w:hAnsi="EB Garamond" w:cs="EB Garamond"/>
+                <w:sz w:val="17"/>
+                <w:szCs w:val="17"/>
+              </w:rPr>
+              <w:t xml:space="preserve">Infrastructure / Settlement Wards / Pursuits</w:t>
+            </w:r>
+          </w:p>
+        </w:tc>
+        <w:tc>
+          <w:tcPr>
+            <w:tcW w:w="3856" w:type="dxa"/>
+          </w:tcPr>
+          <w:p>
+            <w:pPr>
+              <w:spacing w:before="0" w:after="0"/>
+              <w:rPr>
+                <w:rFonts w:ascii="EB Garamond" w:hAnsi="EB Garamond"/>
+                <w:sz w:val="17"/>
+              </w:rPr>
+            </w:pPr>
+            <w:r>
+              <w:rPr>
+                <w:rFonts w:ascii="EB Garamond" w:hAnsi="EB Garamond" w:cs="EB Garamond"/>
+                <w:sz w:val="17"/>
+                <w:szCs w:val="17"/>
+              </w:rPr>
+              <w:t xml:space="preserve">Turns until an infrastructure/build completes and becomes Active.</w:t>
+            </w:r>
+          </w:p>
+        </w:tc>
+      </w:tr>
+      <w:tr>
+        <w:tc>
+          <w:tcPr>
+            <w:tcW w:w="1639" w:type="dxa"/>
+          </w:tcPr>
+          <w:p>
+            <w:pPr>
+              <w:spacing w:before="0" w:after="0"/>
+              <w:rPr>
+                <w:rFonts w:ascii="EB Garamond" w:hAnsi="EB Garamond"/>
+                <w:sz w:val="17"/>
+              </w:rPr>
+            </w:pPr>
+            <w:r>
+              <w:rPr>
+                <w:rFonts w:ascii="EB Garamond" w:hAnsi="EB Garamond" w:cs="EB Garamond"/>
+                <w:sz w:val="17"/>
+                <w:szCs w:val="17"/>
+              </w:rPr>
+              <w:t xml:space="preserve">Repair Timer</w:t>
+            </w:r>
+          </w:p>
+        </w:tc>
+        <w:tc>
+          <w:tcPr>
+            <w:tcW w:w="1106" w:type="dxa"/>
+          </w:tcPr>
+          <w:p>
+            <w:pPr>
+              <w:spacing w:before="0" w:after="0"/>
+              <w:rPr>
+                <w:rFonts w:ascii="EB Garamond" w:hAnsi="EB Garamond"/>
+                <w:sz w:val="17"/>
+              </w:rPr>
+            </w:pPr>
+            <w:r>
+              <w:rPr>
+                <w:rFonts w:ascii="EB Garamond" w:hAnsi="EB Garamond" w:cs="EB Garamond"/>
+                <w:sz w:val="17"/>
+                <w:szCs w:val="17"/>
+              </w:rPr>
+              <w:t xml:space="preserve">2</w:t>
+            </w:r>
+          </w:p>
+        </w:tc>
+        <w:tc>
+          <w:tcPr>
+            <w:tcW w:w="3865" w:type="dxa"/>
+          </w:tcPr>
+          <w:p>
+            <w:pPr>
+              <w:spacing w:before="0" w:after="0"/>
+              <w:rPr>
+                <w:rFonts w:ascii="EB Garamond" w:hAnsi="EB Garamond"/>
+                <w:sz w:val="17"/>
+              </w:rPr>
+            </w:pPr>
+            <w:r>
+              <w:rPr>
+                <w:rFonts w:ascii="EB Garamond" w:hAnsi="EB Garamond" w:cs="EB Garamond"/>
+                <w:sz w:val="17"/>
+                <w:szCs w:val="17"/>
+              </w:rPr>
+              <w:t xml:space="preserve">Damaged Pursuits / Infrastructure</w:t>
+            </w:r>
+          </w:p>
+        </w:tc>
+        <w:tc>
+          <w:tcPr>
+            <w:tcW w:w="3856" w:type="dxa"/>
+          </w:tcPr>
+          <w:p>
+            <w:pPr>
+              <w:spacing w:before="0" w:after="0"/>
+              <w:rPr>
+                <w:rFonts w:ascii="EB Garamond" w:hAnsi="EB Garamond"/>
+                <w:sz w:val="17"/>
+              </w:rPr>
+            </w:pPr>
+            <w:r>
+              <w:rPr>
+                <w:rFonts w:ascii="EB Garamond" w:hAnsi="EB Garamond" w:cs="EB Garamond"/>
+                <w:sz w:val="17"/>
+                <w:szCs w:val="17"/>
+              </w:rPr>
+              <w:t xml:space="preserve">Turns until a Damaged piece is repaired and its effects return.</w:t>
+            </w:r>
+          </w:p>
+        </w:tc>
+      </w:tr>
+      <w:tr>
+        <w:tc>
+          <w:tcPr>
+            <w:tcW w:w="1639" w:type="dxa"/>
+          </w:tcPr>
+          <w:p>
+            <w:pPr>
+              <w:spacing w:before="0" w:after="0"/>
+              <w:rPr>
+                <w:rFonts w:ascii="EB Garamond" w:hAnsi="EB Garamond"/>
+                <w:sz w:val="17"/>
+              </w:rPr>
+            </w:pPr>
+            <w:r>
+              <w:rPr>
+                <w:rFonts w:ascii="EB Garamond" w:hAnsi="EB Garamond" w:cs="EB Garamond"/>
+                <w:sz w:val="17"/>
+                <w:szCs w:val="17"/>
+              </w:rPr>
+              <w:t xml:space="preserve">Truce Timer</w:t>
+            </w:r>
+          </w:p>
+        </w:tc>
+        <w:tc>
+          <w:tcPr>
+            <w:tcW w:w="1106" w:type="dxa"/>
+          </w:tcPr>
+          <w:p>
+            <w:pPr>
+              <w:spacing w:before="0" w:after="0"/>
+              <w:rPr>
+                <w:rFonts w:ascii="EB Garamond" w:hAnsi="EB Garamond"/>
+                <w:sz w:val="17"/>
+              </w:rPr>
+            </w:pPr>
+            <w:r>
+              <w:rPr>
+                <w:rFonts w:ascii="EB Garamond" w:hAnsi="EB Garamond" w:cs="EB Garamond"/>
+                <w:sz w:val="17"/>
+                <w:szCs w:val="17"/>
+              </w:rPr>
+              <w:t xml:space="preserve">5</w:t>
+            </w:r>
+          </w:p>
+        </w:tc>
+        <w:tc>
+          <w:tcPr>
+            <w:tcW w:w="3865" w:type="dxa"/>
+          </w:tcPr>
+          <w:p>
+            <w:pPr>
+              <w:spacing w:before="0" w:after="0"/>
+              <w:rPr>
+                <w:rFonts w:ascii="EB Garamond" w:hAnsi="EB Garamond"/>
+                <w:sz w:val="17"/>
+              </w:rPr>
+            </w:pPr>
+            <w:r>
+              <w:rPr>
+                <w:rFonts w:ascii="EB Garamond" w:hAnsi="EB Garamond" w:cs="EB Garamond"/>
+                <w:sz w:val="17"/>
+                <w:szCs w:val="17"/>
+              </w:rPr>
+              <w:t xml:space="preserve">Treaties / diplomacy outcomes</w:t>
+            </w:r>
+          </w:p>
+        </w:tc>
+        <w:tc>
+          <w:tcPr>
+            <w:tcW w:w="3856" w:type="dxa"/>
+          </w:tcPr>
+          <w:p>
+            <w:pPr>
+              <w:spacing w:before="0" w:after="0"/>
+              <w:rPr>
+                <w:rFonts w:ascii="EB Garamond" w:hAnsi="EB Garamond"/>
+                <w:sz w:val="17"/>
+              </w:rPr>
+            </w:pPr>
+            <w:r>
+              <w:rPr>
+                <w:rFonts w:ascii="EB Garamond" w:hAnsi="EB Garamond" w:cs="EB Garamond"/>
+                <w:sz w:val="17"/>
+                <w:szCs w:val="17"/>
+              </w:rPr>
+              <w:t xml:space="preserve">Turns remaining until a Truce expires (and related diplomacy restrictions end).</w:t>
+            </w:r>
+          </w:p>
+        </w:tc>
+      </w:tr>
+      <w:tr>
+        <w:tc>
+          <w:tcPr>
+            <w:tcW w:w="1639" w:type="dxa"/>
+          </w:tcPr>
+          <w:p>
+            <w:pPr>
+              <w:spacing w:before="0" w:after="0"/>
+              <w:rPr>
+                <w:rFonts w:ascii="EB Garamond" w:hAnsi="EB Garamond"/>
+                <w:sz w:val="17"/>
+              </w:rPr>
+            </w:pPr>
+            <w:r>
+              <w:rPr>
+                <w:rFonts w:ascii="EB Garamond" w:hAnsi="EB Garamond" w:cs="EB Garamond"/>
+                <w:sz w:val="17"/>
+                <w:szCs w:val="17"/>
+              </w:rPr>
+              <w:t xml:space="preserve">Siege Timer</w:t>
+            </w:r>
+          </w:p>
+        </w:tc>
+        <w:tc>
+          <w:tcPr>
+            <w:tcW w:w="1106" w:type="dxa"/>
+          </w:tcPr>
+          <w:p>
+            <w:pPr>
+              <w:spacing w:before="0" w:after="0"/>
+              <w:rPr>
+                <w:rFonts w:ascii="EB Garamond" w:hAnsi="EB Garamond"/>
+                <w:sz w:val="17"/>
+              </w:rPr>
+            </w:pPr>
+            <w:r>
+              <w:rPr>
+                <w:rFonts w:ascii="EB Garamond" w:hAnsi="EB Garamond" w:cs="EB Garamond"/>
+                <w:sz w:val="17"/>
+                <w:szCs w:val="17"/>
+              </w:rPr>
+              <w:t xml:space="preserve">—</w:t>
+            </w:r>
+          </w:p>
+        </w:tc>
+        <w:tc>
+          <w:tcPr>
+            <w:tcW w:w="3865" w:type="dxa"/>
+          </w:tcPr>
+          <w:p>
+            <w:pPr>
+              <w:spacing w:before="0" w:after="0"/>
+              <w:rPr>
+                <w:rFonts w:ascii="EB Garamond" w:hAnsi="EB Garamond"/>
+                <w:sz w:val="17"/>
+              </w:rPr>
+            </w:pPr>
+            <w:r>
+              <w:rPr>
+                <w:rFonts w:ascii="EB Garamond" w:hAnsi="EB Garamond" w:cs="EB Garamond"/>
+                <w:sz w:val="17"/>
+                <w:szCs w:val="17"/>
+              </w:rPr>
+              <w:t xml:space="preserve">Lay Siege</w:t>
+            </w:r>
+          </w:p>
+        </w:tc>
+        <w:tc>
+          <w:tcPr>
+            <w:tcW w:w="3856" w:type="dxa"/>
+          </w:tcPr>
+          <w:p>
+            <w:pPr>
+              <w:spacing w:before="0" w:after="0"/>
+              <w:rPr>
+                <w:rFonts w:ascii="EB Garamond" w:hAnsi="EB Garamond"/>
+                <w:sz w:val="17"/>
+              </w:rPr>
+            </w:pPr>
+            <w:r>
+              <w:rPr>
+                <w:rFonts w:ascii="EB Garamond" w:hAnsi="EB Garamond" w:cs="EB Garamond"/>
+                <w:sz w:val="17"/>
+                <w:szCs w:val="17"/>
+              </w:rPr>
+              <w:t xml:space="preserve">Turns remaining until a Siege resolves.</w:t>
+            </w:r>
+          </w:p>
+        </w:tc>
+      </w:tr>
+      <w:tr>
+        <w:tc>
+          <w:tcPr>
+            <w:tcW w:w="1639" w:type="dxa"/>
+          </w:tcPr>
+          <w:p>
+            <w:pPr>
+              <w:spacing w:before="0" w:after="0"/>
+              <w:rPr>
+                <w:rFonts w:ascii="EB Garamond" w:hAnsi="EB Garamond"/>
+                <w:sz w:val="17"/>
+              </w:rPr>
+            </w:pPr>
+            <w:r>
+              <w:rPr>
+                <w:rFonts w:ascii="EB Garamond" w:hAnsi="EB Garamond" w:cs="EB Garamond"/>
+                <w:sz w:val="17"/>
+                <w:szCs w:val="17"/>
+              </w:rPr>
+              <w:t xml:space="preserve">Muster Timer</w:t>
+            </w:r>
+          </w:p>
+        </w:tc>
+        <w:tc>
+          <w:tcPr>
+            <w:tcW w:w="1106" w:type="dxa"/>
+          </w:tcPr>
+          <w:p>
+            <w:pPr>
+              <w:spacing w:before="0" w:after="0"/>
+              <w:rPr>
+                <w:rFonts w:ascii="EB Garamond" w:hAnsi="EB Garamond"/>
+                <w:sz w:val="17"/>
+              </w:rPr>
+            </w:pPr>
+            <w:r>
+              <w:rPr>
+                <w:rFonts w:ascii="EB Garamond" w:hAnsi="EB Garamond" w:cs="EB Garamond"/>
+                <w:sz w:val="17"/>
+                <w:szCs w:val="17"/>
+              </w:rPr>
+              <w:t xml:space="preserve">1</w:t>
+            </w:r>
+          </w:p>
+        </w:tc>
+        <w:tc>
+          <w:tcPr>
+            <w:tcW w:w="3865" w:type="dxa"/>
+          </w:tcPr>
+          <w:p>
+            <w:pPr>
+              <w:spacing w:before="0" w:after="0"/>
+              <w:rPr>
+                <w:rFonts w:ascii="EB Garamond" w:hAnsi="EB Garamond"/>
+                <w:sz w:val="17"/>
+              </w:rPr>
+            </w:pPr>
+            <w:r>
+              <w:rPr>
+                <w:rFonts w:ascii="EB Garamond" w:hAnsi="EB Garamond" w:cs="EB Garamond"/>
+                <w:sz w:val="17"/>
+                <w:szCs w:val="17"/>
+              </w:rPr>
+              <w:t xml:space="preserve">Muster effects (e.g., Garrison timing)</w:t>
+            </w:r>
+          </w:p>
+        </w:tc>
+        <w:tc>
+          <w:tcPr>
+            <w:tcW w:w="3856" w:type="dxa"/>
+          </w:tcPr>
+          <w:p>
+            <w:pPr>
+              <w:spacing w:before="0" w:after="0"/>
+              <w:rPr>
+                <w:rFonts w:ascii="EB Garamond" w:hAnsi="EB Garamond"/>
+                <w:sz w:val="17"/>
+              </w:rPr>
+            </w:pPr>
+            <w:r>
+              <w:rPr>
+                <w:rFonts w:ascii="EB Garamond" w:hAnsi="EB Garamond" w:cs="EB Garamond"/>
+                <w:sz w:val="17"/>
+                <w:szCs w:val="17"/>
+              </w:rPr>
+              <w:t xml:space="preserve">Turns remaining until Recruited Retinues become Active (or until a temporary Muster state ends).</w:t>
+            </w:r>
+          </w:p>
+        </w:tc>
+      </w:tr>
+      <w:tr>
+        <w:tc>
+          <w:tcPr>
+            <w:tcW w:w="1639" w:type="dxa"/>
+          </w:tcPr>
+          <w:p>
+            <w:pPr>
+              <w:spacing w:before="0" w:after="0"/>
+              <w:rPr>
+                <w:rFonts w:ascii="EB Garamond" w:hAnsi="EB Garamond"/>
+                <w:sz w:val="17"/>
+              </w:rPr>
+            </w:pPr>
+            <w:r>
+              <w:rPr>
+                <w:rFonts w:ascii="EB Garamond" w:hAnsi="EB Garamond" w:cs="EB Garamond"/>
+                <w:sz w:val="17"/>
+                <w:szCs w:val="17"/>
+              </w:rPr>
+              <w:t xml:space="preserve">Sack Timer</w:t>
+            </w:r>
+          </w:p>
+        </w:tc>
+        <w:tc>
+          <w:tcPr>
+            <w:tcW w:w="1106" w:type="dxa"/>
+          </w:tcPr>
+          <w:p>
+            <w:pPr>
+              <w:spacing w:before="0" w:after="0"/>
+              <w:rPr>
+                <w:rFonts w:ascii="EB Garamond" w:hAnsi="EB Garamond"/>
+                <w:sz w:val="17"/>
+              </w:rPr>
+            </w:pPr>
+            <w:r>
+              <w:rPr>
+                <w:rFonts w:ascii="EB Garamond" w:hAnsi="EB Garamond" w:cs="EB Garamond"/>
+                <w:sz w:val="17"/>
+                <w:szCs w:val="17"/>
+              </w:rPr>
+              <w:t xml:space="preserve">2</w:t>
+            </w:r>
+          </w:p>
+        </w:tc>
+        <w:tc>
+          <w:tcPr>
+            <w:tcW w:w="3865" w:type="dxa"/>
+          </w:tcPr>
+          <w:p>
+            <w:pPr>
+              <w:spacing w:before="0" w:after="0"/>
+              <w:rPr>
+                <w:rFonts w:ascii="EB Garamond" w:hAnsi="EB Garamond"/>
+                <w:sz w:val="17"/>
+              </w:rPr>
+            </w:pPr>
+            <w:r>
+              <w:rPr>
+                <w:rFonts w:ascii="EB Garamond" w:hAnsi="EB Garamond" w:cs="EB Garamond"/>
+                <w:sz w:val="17"/>
+                <w:szCs w:val="17"/>
+              </w:rPr>
+              <w:t xml:space="preserve">After Sacking a Settlement</w:t>
+            </w:r>
+          </w:p>
+        </w:tc>
+        <w:tc>
+          <w:tcPr>
+            <w:tcW w:w="3856" w:type="dxa"/>
+          </w:tcPr>
+          <w:p>
+            <w:pPr>
+              <w:spacing w:before="0" w:after="0"/>
+              <w:rPr>
+                <w:rFonts w:ascii="EB Garamond" w:hAnsi="EB Garamond"/>
+                <w:sz w:val="17"/>
+              </w:rPr>
+            </w:pPr>
+            <w:r>
+              <w:rPr>
+                <w:rFonts w:ascii="EB Garamond" w:hAnsi="EB Garamond" w:cs="EB Garamond"/>
+                <w:sz w:val="17"/>
+                <w:szCs w:val="17"/>
+              </w:rPr>
+              <w:t xml:space="preserve">Cooldown before the same force may Lay Siege again (per Sack rules).</w:t>
+            </w:r>
+          </w:p>
+        </w:tc>
+      </w:tr>
+      <w:tr>
+        <w:tc>
+          <w:tcPr>
+            <w:tcW w:w="1639" w:type="dxa"/>
+          </w:tcPr>
+          <w:p>
+            <w:pPr>
+              <w:spacing w:before="0" w:after="0"/>
+              <w:rPr>
+                <w:rFonts w:ascii="EB Garamond" w:hAnsi="EB Garamond"/>
+                <w:sz w:val="17"/>
+              </w:rPr>
+            </w:pPr>
+            <w:r>
+              <w:rPr>
+                <w:rFonts w:ascii="EB Garamond" w:hAnsi="EB Garamond" w:cs="EB Garamond"/>
+                <w:sz w:val="17"/>
+                <w:szCs w:val="17"/>
+              </w:rPr>
+              <w:t xml:space="preserve">Capture Timer</w:t>
+            </w:r>
+          </w:p>
+        </w:tc>
+        <w:tc>
+          <w:tcPr>
+            <w:tcW w:w="1106" w:type="dxa"/>
+          </w:tcPr>
+          <w:p>
+            <w:pPr>
+              <w:spacing w:before="0" w:after="0"/>
+              <w:rPr>
+                <w:rFonts w:ascii="EB Garamond" w:hAnsi="EB Garamond"/>
+                <w:sz w:val="17"/>
+              </w:rPr>
+            </w:pPr>
+            <w:r>
+              <w:rPr>
+                <w:rFonts w:ascii="EB Garamond" w:hAnsi="EB Garamond" w:cs="EB Garamond"/>
+                <w:sz w:val="17"/>
+                <w:szCs w:val="17"/>
+              </w:rPr>
+              <w:t xml:space="preserve">1</w:t>
+            </w:r>
+          </w:p>
+        </w:tc>
+        <w:tc>
+          <w:tcPr>
+            <w:tcW w:w="3865" w:type="dxa"/>
+          </w:tcPr>
+          <w:p>
+            <w:pPr>
+              <w:spacing w:before="0" w:after="0"/>
+              <w:rPr>
+                <w:rFonts w:ascii="EB Garamond" w:hAnsi="EB Garamond"/>
+                <w:sz w:val="17"/>
+              </w:rPr>
+            </w:pPr>
+            <w:r>
+              <w:rPr>
+                <w:rFonts w:ascii="EB Garamond" w:hAnsi="EB Garamond" w:cs="EB Garamond"/>
+                <w:sz w:val="17"/>
+                <w:szCs w:val="17"/>
+              </w:rPr>
+              <w:t xml:space="preserve">Capturing a Settlement after Siege</w:t>
+            </w:r>
+          </w:p>
+        </w:tc>
+        <w:tc>
+          <w:tcPr>
+            <w:tcW w:w="3856" w:type="dxa"/>
+          </w:tcPr>
+          <w:p>
+            <w:pPr>
+              <w:spacing w:before="0" w:after="0"/>
+              <w:rPr>
+                <w:rFonts w:ascii="EB Garamond" w:hAnsi="EB Garamond"/>
+                <w:sz w:val="17"/>
+              </w:rPr>
+            </w:pPr>
+            <w:r>
+              <w:rPr>
+                <w:rFonts w:ascii="EB Garamond" w:hAnsi="EB Garamond" w:cs="EB Garamond"/>
+                <w:sz w:val="17"/>
+                <w:szCs w:val="17"/>
+              </w:rPr>
+              <w:t xml:space="preserve">Turns until a Captured Settlement becomes Controlled by the Player with the Capture Timer and applies the listed capture effects.</w:t>
+            </w:r>
+          </w:p>
+        </w:tc>
+      </w:tr>
+      <w:tr>
+        <w:tc>
+          <w:tcPr>
+            <w:tcW w:w="1639" w:type="dxa"/>
+          </w:tcPr>
+          <w:p>
+            <w:pPr>
+              <w:spacing w:before="0" w:after="0"/>
+              <w:rPr>
+                <w:rFonts w:ascii="EB Garamond" w:hAnsi="EB Garamond"/>
+                <w:sz w:val="17"/>
+              </w:rPr>
+            </w:pPr>
+            <w:r>
+              <w:rPr>
+                <w:rFonts w:ascii="EB Garamond" w:hAnsi="EB Garamond" w:cs="EB Garamond"/>
+                <w:sz w:val="17"/>
+                <w:szCs w:val="17"/>
+              </w:rPr>
+              <w:t xml:space="preserve">Convert Timer</w:t>
+            </w:r>
+          </w:p>
+        </w:tc>
+        <w:tc>
+          <w:tcPr>
+            <w:tcW w:w="1106" w:type="dxa"/>
+          </w:tcPr>
+          <w:p>
+            <w:pPr>
+              <w:spacing w:before="0" w:after="0"/>
+              <w:rPr>
+                <w:rFonts w:ascii="EB Garamond" w:hAnsi="EB Garamond"/>
+                <w:sz w:val="17"/>
+              </w:rPr>
+            </w:pPr>
+            <w:r>
+              <w:rPr>
+                <w:rFonts w:ascii="EB Garamond" w:hAnsi="EB Garamond" w:cs="EB Garamond"/>
+                <w:sz w:val="17"/>
+                <w:szCs w:val="17"/>
+              </w:rPr>
+              <w:t xml:space="preserve">—</w:t>
+            </w:r>
+          </w:p>
+        </w:tc>
+        <w:tc>
+          <w:tcPr>
+            <w:tcW w:w="3865" w:type="dxa"/>
+          </w:tcPr>
+          <w:p>
+            <w:pPr>
+              <w:spacing w:before="0" w:after="0"/>
+              <w:rPr>
+                <w:rFonts w:ascii="EB Garamond" w:hAnsi="EB Garamond"/>
+                <w:sz w:val="17"/>
+              </w:rPr>
+            </w:pPr>
+            <w:r>
+              <w:rPr>
+                <w:rFonts w:ascii="EB Garamond" w:hAnsi="EB Garamond" w:cs="EB Garamond"/>
+                <w:sz w:val="17"/>
+                <w:szCs w:val="17"/>
+              </w:rPr>
+              <w:t xml:space="preserve">Convert (Piety action)</w:t>
+            </w:r>
+          </w:p>
+        </w:tc>
+        <w:tc>
+          <w:tcPr>
+            <w:tcW w:w="3856" w:type="dxa"/>
+          </w:tcPr>
+          <w:p>
+            <w:pPr>
+              <w:spacing w:before="0" w:after="0"/>
+              <w:rPr>
+                <w:rFonts w:ascii="EB Garamond" w:hAnsi="EB Garamond"/>
+                <w:sz w:val="17"/>
+              </w:rPr>
+            </w:pPr>
+            <w:r>
+              <w:rPr>
+                <w:rFonts w:ascii="EB Garamond" w:hAnsi="EB Garamond" w:cs="EB Garamond"/>
+                <w:sz w:val="17"/>
+                <w:szCs w:val="17"/>
+              </w:rPr>
+              <w:t xml:space="preserve">Turns until a Convert attempt resolves (or fails early if conditions change).</w:t>
+            </w:r>
+          </w:p>
+        </w:tc>
+      </w:tr>
+    </w:tbl>
     <w:p>
       <w:pPr>
         <w:keepNext/>
@@ -16450,7 +18048,7 @@
                 <w:sz w:val="17"/>
                 <w:szCs w:val="17"/>
               </w:rPr>
-              <w:t xml:space="preserve">.</w:t>
+              <w:t xml:space="preserve">. Siege Timer +1</w:t>
             </w:r>
           </w:p>
         </w:tc>
@@ -16986,7 +18584,7 @@
                 <w:sz w:val="17"/>
                 <w:szCs w:val="17"/>
               </w:rPr>
-              <w:t xml:space="preserve">Local Armies form (10/15/25/50 by Settlement size). All Garrisons share Equipment. Cannot be targeted; may Sally Forth.</w:t>
+              <w:t xml:space="preserve">Local Armies form (10/15/25/50 by Settlement size). All Garrisons share Equipment. Cannot be targeted; may Sally Forth. Siege Timer +1</w:t>
             </w:r>
           </w:p>
         </w:tc>
@@ -17220,7 +18818,7 @@
                 <w:sz w:val="17"/>
                 <w:szCs w:val="17"/>
               </w:rPr>
-              <w:t xml:space="preserve">.</w:t>
+              <w:t xml:space="preserve">. Siege Timer +1</w:t>
             </w:r>
           </w:p>
         </w:tc>
@@ -18511,6 +20109,693 @@
       </w:tr>
     </w:tbl>
     <w:p>
+      <w:r>
+        <w:rPr>
+          <w:rFonts w:ascii="EB Garamond" w:hAnsi="EB Garamond"/>
+          <w:b w:val="0"/>
+          <w:i w:val="0"/>
+        </w:rPr>
+        <w:t>Build times, in turns, by what you're building:</w:t>
+      </w:r>
+    </w:p>
+    <w:tbl>
+      <w:tblPr>
+        <w:tblW w:w="10466" w:type="dxa"/>
+        <w:jc w:val="center"/>
+        <w:tblBorders>
+          <w:top w:val="single" w:sz="4" w:space="0" w:color="auto"/>
+          <w:left w:val="single" w:sz="4" w:space="0" w:color="auto"/>
+          <w:bottom w:val="single" w:sz="4" w:space="0" w:color="auto"/>
+          <w:right w:val="single" w:sz="4" w:space="0" w:color="auto"/>
+          <w:insideH w:val="single" w:sz="4" w:space="0" w:color="auto"/>
+          <w:insideV w:val="single" w:sz="4" w:space="0" w:color="auto"/>
+        </w:tblBorders>
+        <w:tblLayout w:type="fixed"/>
+        <w:tblCellMar>
+          <w:top w:w="60" w:type="dxa"/>
+          <w:left w:w="90" w:type="dxa"/>
+          <w:bottom w:w="60" w:type="dxa"/>
+          <w:right w:w="90" w:type="dxa"/>
+        </w:tblCellMar>
+        <w:tblLook w:val="04A0" w:firstRow="1" w:lastRow="0" w:firstColumn="1" w:lastColumn="0" w:noHBand="0" w:noVBand="1"/>
+      </w:tblPr>
+      <w:tblGrid>
+        <w:gridCol w:w="9186"/>
+        <w:gridCol w:w="1280"/>
+      </w:tblGrid>
+      <w:tr>
+        <w:trPr>
+          <w:tblHeader/>
+        </w:trPr>
+        <w:tc>
+          <w:tcPr>
+            <w:tcW w:w="9186" w:type="dxa"/>
+          </w:tcPr>
+          <w:p>
+            <w:pPr>
+              <w:spacing w:before="0" w:after="0"/>
+              <w:rPr>
+                <w:rFonts w:ascii="EB Garamond" w:hAnsi="EB Garamond"/>
+                <w:sz w:val="17"/>
+              </w:rPr>
+            </w:pPr>
+            <w:r>
+              <w:rPr>
+                <w:rFonts w:ascii="EB Garamond" w:hAnsi="EB Garamond" w:cs="EB Garamond"/>
+                <w:b/>
+                <w:bCs/>
+                <w:sz w:val="17"/>
+                <w:szCs w:val="17"/>
+              </w:rPr>
+              <w:t xml:space="preserve">Build</w:t>
+            </w:r>
+          </w:p>
+        </w:tc>
+        <w:tc>
+          <w:tcPr>
+            <w:tcW w:w="1280" w:type="dxa"/>
+          </w:tcPr>
+          <w:p>
+            <w:pPr>
+              <w:spacing w:before="0" w:after="0"/>
+              <w:rPr>
+                <w:rFonts w:ascii="EB Garamond" w:hAnsi="EB Garamond"/>
+                <w:sz w:val="17"/>
+              </w:rPr>
+            </w:pPr>
+            <w:r>
+              <w:rPr>
+                <w:rFonts w:ascii="EB Garamond" w:hAnsi="EB Garamond" w:cs="EB Garamond"/>
+                <w:b/>
+                <w:bCs/>
+                <w:sz w:val="17"/>
+                <w:szCs w:val="17"/>
+              </w:rPr>
+              <w:t xml:space="preserve">Turns</w:t>
+            </w:r>
+          </w:p>
+        </w:tc>
+      </w:tr>
+      <w:tr>
+        <w:tc>
+          <w:tcPr>
+            <w:tcW w:w="9186" w:type="dxa"/>
+          </w:tcPr>
+          <w:p>
+            <w:pPr>
+              <w:spacing w:before="0" w:after="0"/>
+              <w:rPr>
+                <w:rFonts w:ascii="EB Garamond" w:hAnsi="EB Garamond"/>
+                <w:sz w:val="17"/>
+              </w:rPr>
+            </w:pPr>
+            <w:r>
+              <w:rPr>
+                <w:rFonts w:ascii="EB Garamond" w:hAnsi="EB Garamond" w:cs="EB Garamond"/>
+                <w:sz w:val="17"/>
+                <w:szCs w:val="17"/>
+              </w:rPr>
+              <w:t xml:space="preserve">Pursuit</w:t>
+            </w:r>
+          </w:p>
+        </w:tc>
+        <w:tc>
+          <w:tcPr>
+            <w:tcW w:w="1280" w:type="dxa"/>
+          </w:tcPr>
+          <w:p>
+            <w:pPr>
+              <w:spacing w:before="0" w:after="0"/>
+              <w:rPr>
+                <w:rFonts w:ascii="EB Garamond" w:hAnsi="EB Garamond"/>
+                <w:sz w:val="17"/>
+              </w:rPr>
+            </w:pPr>
+            <w:r>
+              <w:rPr>
+                <w:rFonts w:ascii="EB Garamond" w:hAnsi="EB Garamond" w:cs="EB Garamond"/>
+                <w:sz w:val="17"/>
+                <w:szCs w:val="17"/>
+              </w:rPr>
+              <w:t xml:space="preserve">1</w:t>
+            </w:r>
+          </w:p>
+        </w:tc>
+      </w:tr>
+      <w:tr>
+        <w:tc>
+          <w:tcPr>
+            <w:tcW w:w="9186" w:type="dxa"/>
+          </w:tcPr>
+          <w:p>
+            <w:pPr>
+              <w:spacing w:before="0" w:after="0"/>
+              <w:rPr>
+                <w:rFonts w:ascii="EB Garamond" w:hAnsi="EB Garamond"/>
+                <w:sz w:val="17"/>
+              </w:rPr>
+            </w:pPr>
+            <w:r>
+              <w:rPr>
+                <w:rFonts w:ascii="EB Garamond" w:hAnsi="EB Garamond" w:cs="EB Garamond"/>
+                <w:sz w:val="17"/>
+                <w:szCs w:val="17"/>
+              </w:rPr>
+              <w:t xml:space="preserve">Power Pursuit</w:t>
+            </w:r>
+          </w:p>
+        </w:tc>
+        <w:tc>
+          <w:tcPr>
+            <w:tcW w:w="1280" w:type="dxa"/>
+          </w:tcPr>
+          <w:p>
+            <w:pPr>
+              <w:spacing w:before="0" w:after="0"/>
+              <w:rPr>
+                <w:rFonts w:ascii="EB Garamond" w:hAnsi="EB Garamond"/>
+                <w:sz w:val="17"/>
+              </w:rPr>
+            </w:pPr>
+            <w:r>
+              <w:rPr>
+                <w:rFonts w:ascii="EB Garamond" w:hAnsi="EB Garamond" w:cs="EB Garamond"/>
+                <w:sz w:val="17"/>
+                <w:szCs w:val="17"/>
+              </w:rPr>
+              <w:t xml:space="preserve">2</w:t>
+            </w:r>
+          </w:p>
+        </w:tc>
+      </w:tr>
+      <w:tr>
+        <w:tc>
+          <w:tcPr>
+            <w:tcW w:w="9186" w:type="dxa"/>
+          </w:tcPr>
+          <w:p>
+            <w:pPr>
+              <w:spacing w:before="0" w:after="0"/>
+              <w:rPr>
+                <w:rFonts w:ascii="EB Garamond" w:hAnsi="EB Garamond"/>
+                <w:sz w:val="17"/>
+              </w:rPr>
+            </w:pPr>
+            <w:r>
+              <w:rPr>
+                <w:rFonts w:ascii="EB Garamond" w:hAnsi="EB Garamond" w:cs="EB Garamond"/>
+                <w:sz w:val="17"/>
+                <w:szCs w:val="17"/>
+              </w:rPr>
+              <w:t xml:space="preserve">Monument Pursuit</w:t>
+            </w:r>
+          </w:p>
+        </w:tc>
+        <w:tc>
+          <w:tcPr>
+            <w:tcW w:w="1280" w:type="dxa"/>
+          </w:tcPr>
+          <w:p>
+            <w:pPr>
+              <w:spacing w:before="0" w:after="0"/>
+              <w:rPr>
+                <w:rFonts w:ascii="EB Garamond" w:hAnsi="EB Garamond"/>
+                <w:sz w:val="17"/>
+              </w:rPr>
+            </w:pPr>
+            <w:r>
+              <w:rPr>
+                <w:rFonts w:ascii="EB Garamond" w:hAnsi="EB Garamond" w:cs="EB Garamond"/>
+                <w:sz w:val="17"/>
+                <w:szCs w:val="17"/>
+              </w:rPr>
+              <w:t xml:space="preserve">3</w:t>
+            </w:r>
+          </w:p>
+        </w:tc>
+      </w:tr>
+      <w:tr>
+        <w:tc>
+          <w:tcPr>
+            <w:tcW w:w="9186" w:type="dxa"/>
+          </w:tcPr>
+          <w:p>
+            <w:pPr>
+              <w:spacing w:before="0" w:after="0"/>
+              <w:rPr>
+                <w:rFonts w:ascii="EB Garamond" w:hAnsi="EB Garamond"/>
+                <w:sz w:val="17"/>
+              </w:rPr>
+            </w:pPr>
+            <w:r>
+              <w:rPr>
+                <w:rFonts w:ascii="EB Garamond" w:hAnsi="EB Garamond" w:cs="EB Garamond"/>
+                <w:sz w:val="17"/>
+                <w:szCs w:val="17"/>
+              </w:rPr>
+              <w:t xml:space="preserve">Village</w:t>
+            </w:r>
+          </w:p>
+        </w:tc>
+        <w:tc>
+          <w:tcPr>
+            <w:tcW w:w="1280" w:type="dxa"/>
+          </w:tcPr>
+          <w:p>
+            <w:pPr>
+              <w:spacing w:before="0" w:after="0"/>
+              <w:rPr>
+                <w:rFonts w:ascii="EB Garamond" w:hAnsi="EB Garamond"/>
+                <w:sz w:val="17"/>
+              </w:rPr>
+            </w:pPr>
+            <w:r>
+              <w:rPr>
+                <w:rFonts w:ascii="EB Garamond" w:hAnsi="EB Garamond" w:cs="EB Garamond"/>
+                <w:sz w:val="17"/>
+                <w:szCs w:val="17"/>
+              </w:rPr>
+              <w:t xml:space="preserve">1</w:t>
+            </w:r>
+          </w:p>
+        </w:tc>
+      </w:tr>
+      <w:tr>
+        <w:tc>
+          <w:tcPr>
+            <w:tcW w:w="9186" w:type="dxa"/>
+          </w:tcPr>
+          <w:p>
+            <w:pPr>
+              <w:spacing w:before="0" w:after="0"/>
+              <w:rPr>
+                <w:rFonts w:ascii="EB Garamond" w:hAnsi="EB Garamond"/>
+                <w:sz w:val="17"/>
+              </w:rPr>
+            </w:pPr>
+            <w:r>
+              <w:rPr>
+                <w:rFonts w:ascii="EB Garamond" w:hAnsi="EB Garamond" w:cs="EB Garamond"/>
+                <w:sz w:val="17"/>
+                <w:szCs w:val="17"/>
+              </w:rPr>
+              <w:t xml:space="preserve">Hamlet</w:t>
+            </w:r>
+          </w:p>
+        </w:tc>
+        <w:tc>
+          <w:tcPr>
+            <w:tcW w:w="1280" w:type="dxa"/>
+          </w:tcPr>
+          <w:p>
+            <w:pPr>
+              <w:spacing w:before="0" w:after="0"/>
+              <w:rPr>
+                <w:rFonts w:ascii="EB Garamond" w:hAnsi="EB Garamond"/>
+                <w:sz w:val="17"/>
+              </w:rPr>
+            </w:pPr>
+            <w:r>
+              <w:rPr>
+                <w:rFonts w:ascii="EB Garamond" w:hAnsi="EB Garamond" w:cs="EB Garamond"/>
+                <w:sz w:val="17"/>
+                <w:szCs w:val="17"/>
+              </w:rPr>
+              <w:t xml:space="preserve">1</w:t>
+            </w:r>
+          </w:p>
+        </w:tc>
+      </w:tr>
+      <w:tr>
+        <w:tc>
+          <w:tcPr>
+            <w:tcW w:w="9186" w:type="dxa"/>
+          </w:tcPr>
+          <w:p>
+            <w:pPr>
+              <w:spacing w:before="0" w:after="0"/>
+              <w:rPr>
+                <w:rFonts w:ascii="EB Garamond" w:hAnsi="EB Garamond"/>
+                <w:sz w:val="17"/>
+              </w:rPr>
+            </w:pPr>
+            <w:r>
+              <w:rPr>
+                <w:rFonts w:ascii="EB Garamond" w:hAnsi="EB Garamond" w:cs="EB Garamond"/>
+                <w:sz w:val="17"/>
+                <w:szCs w:val="17"/>
+              </w:rPr>
+              <w:t xml:space="preserve">Town</w:t>
+            </w:r>
+          </w:p>
+        </w:tc>
+        <w:tc>
+          <w:tcPr>
+            <w:tcW w:w="1280" w:type="dxa"/>
+          </w:tcPr>
+          <w:p>
+            <w:pPr>
+              <w:spacing w:before="0" w:after="0"/>
+              <w:rPr>
+                <w:rFonts w:ascii="EB Garamond" w:hAnsi="EB Garamond"/>
+                <w:sz w:val="17"/>
+              </w:rPr>
+            </w:pPr>
+            <w:r>
+              <w:rPr>
+                <w:rFonts w:ascii="EB Garamond" w:hAnsi="EB Garamond" w:cs="EB Garamond"/>
+                <w:sz w:val="17"/>
+                <w:szCs w:val="17"/>
+              </w:rPr>
+              <w:t xml:space="preserve">2</w:t>
+            </w:r>
+          </w:p>
+        </w:tc>
+      </w:tr>
+      <w:tr>
+        <w:tc>
+          <w:tcPr>
+            <w:tcW w:w="9186" w:type="dxa"/>
+          </w:tcPr>
+          <w:p>
+            <w:pPr>
+              <w:spacing w:before="0" w:after="0"/>
+              <w:rPr>
+                <w:rFonts w:ascii="EB Garamond" w:hAnsi="EB Garamond"/>
+                <w:sz w:val="17"/>
+              </w:rPr>
+            </w:pPr>
+            <w:r>
+              <w:rPr>
+                <w:rFonts w:ascii="EB Garamond" w:hAnsi="EB Garamond" w:cs="EB Garamond"/>
+                <w:sz w:val="17"/>
+                <w:szCs w:val="17"/>
+              </w:rPr>
+              <w:t xml:space="preserve">City</w:t>
+            </w:r>
+          </w:p>
+        </w:tc>
+        <w:tc>
+          <w:tcPr>
+            <w:tcW w:w="1280" w:type="dxa"/>
+          </w:tcPr>
+          <w:p>
+            <w:pPr>
+              <w:spacing w:before="0" w:after="0"/>
+              <w:rPr>
+                <w:rFonts w:ascii="EB Garamond" w:hAnsi="EB Garamond"/>
+                <w:sz w:val="17"/>
+              </w:rPr>
+            </w:pPr>
+            <w:r>
+              <w:rPr>
+                <w:rFonts w:ascii="EB Garamond" w:hAnsi="EB Garamond" w:cs="EB Garamond"/>
+                <w:sz w:val="17"/>
+                <w:szCs w:val="17"/>
+              </w:rPr>
+              <w:t xml:space="preserve">3</w:t>
+            </w:r>
+          </w:p>
+        </w:tc>
+      </w:tr>
+      <w:tr>
+        <w:tc>
+          <w:tcPr>
+            <w:tcW w:w="9186" w:type="dxa"/>
+          </w:tcPr>
+          <w:p>
+            <w:pPr>
+              <w:spacing w:before="0" w:after="0"/>
+              <w:rPr>
+                <w:rFonts w:ascii="EB Garamond" w:hAnsi="EB Garamond"/>
+                <w:sz w:val="17"/>
+              </w:rPr>
+            </w:pPr>
+            <w:r>
+              <w:rPr>
+                <w:rFonts w:ascii="EB Garamond" w:hAnsi="EB Garamond" w:cs="EB Garamond"/>
+                <w:sz w:val="17"/>
+                <w:szCs w:val="17"/>
+              </w:rPr>
+              <w:t xml:space="preserve">Metropolis</w:t>
+            </w:r>
+          </w:p>
+        </w:tc>
+        <w:tc>
+          <w:tcPr>
+            <w:tcW w:w="1280" w:type="dxa"/>
+          </w:tcPr>
+          <w:p>
+            <w:pPr>
+              <w:spacing w:before="0" w:after="0"/>
+              <w:rPr>
+                <w:rFonts w:ascii="EB Garamond" w:hAnsi="EB Garamond"/>
+                <w:sz w:val="17"/>
+              </w:rPr>
+            </w:pPr>
+            <w:r>
+              <w:rPr>
+                <w:rFonts w:ascii="EB Garamond" w:hAnsi="EB Garamond" w:cs="EB Garamond"/>
+                <w:sz w:val="17"/>
+                <w:szCs w:val="17"/>
+              </w:rPr>
+              <w:t xml:space="preserve">5</w:t>
+            </w:r>
+          </w:p>
+        </w:tc>
+      </w:tr>
+      <w:tr>
+        <w:tc>
+          <w:tcPr>
+            <w:tcW w:w="9186" w:type="dxa"/>
+          </w:tcPr>
+          <w:p>
+            <w:pPr>
+              <w:spacing w:before="0" w:after="0"/>
+              <w:rPr>
+                <w:rFonts w:ascii="EB Garamond" w:hAnsi="EB Garamond"/>
+                <w:sz w:val="17"/>
+              </w:rPr>
+            </w:pPr>
+            <w:r>
+              <w:rPr>
+                <w:rFonts w:ascii="EB Garamond" w:hAnsi="EB Garamond" w:cs="EB Garamond"/>
+                <w:sz w:val="17"/>
+                <w:szCs w:val="17"/>
+              </w:rPr>
+              <w:t xml:space="preserve">Wonder</w:t>
+            </w:r>
+          </w:p>
+        </w:tc>
+        <w:tc>
+          <w:tcPr>
+            <w:tcW w:w="1280" w:type="dxa"/>
+          </w:tcPr>
+          <w:p>
+            <w:pPr>
+              <w:spacing w:before="0" w:after="0"/>
+              <w:rPr>
+                <w:rFonts w:ascii="EB Garamond" w:hAnsi="EB Garamond"/>
+                <w:sz w:val="17"/>
+              </w:rPr>
+            </w:pPr>
+            <w:r>
+              <w:rPr>
+                <w:rFonts w:ascii="EB Garamond" w:hAnsi="EB Garamond" w:cs="EB Garamond"/>
+                <w:sz w:val="17"/>
+                <w:szCs w:val="17"/>
+              </w:rPr>
+              <w:t xml:space="preserve">10</w:t>
+            </w:r>
+          </w:p>
+        </w:tc>
+      </w:tr>
+      <w:tr>
+        <w:tc>
+          <w:tcPr>
+            <w:tcW w:w="9186" w:type="dxa"/>
+          </w:tcPr>
+          <w:p>
+            <w:pPr>
+              <w:spacing w:before="0" w:after="0"/>
+              <w:rPr>
+                <w:rFonts w:ascii="EB Garamond" w:hAnsi="EB Garamond"/>
+                <w:sz w:val="17"/>
+              </w:rPr>
+            </w:pPr>
+            <w:r>
+              <w:rPr>
+                <w:rFonts w:ascii="EB Garamond" w:hAnsi="EB Garamond" w:cs="EB Garamond"/>
+                <w:sz w:val="17"/>
+                <w:szCs w:val="17"/>
+              </w:rPr>
+              <w:t xml:space="preserve">Repair</w:t>
+            </w:r>
+          </w:p>
+        </w:tc>
+        <w:tc>
+          <w:tcPr>
+            <w:tcW w:w="1280" w:type="dxa"/>
+          </w:tcPr>
+          <w:p>
+            <w:pPr>
+              <w:spacing w:before="0" w:after="0"/>
+              <w:rPr>
+                <w:rFonts w:ascii="EB Garamond" w:hAnsi="EB Garamond"/>
+                <w:sz w:val="17"/>
+              </w:rPr>
+            </w:pPr>
+            <w:r>
+              <w:rPr>
+                <w:rFonts w:ascii="EB Garamond" w:hAnsi="EB Garamond" w:cs="EB Garamond"/>
+                <w:sz w:val="17"/>
+                <w:szCs w:val="17"/>
+              </w:rPr>
+              <w:t xml:space="preserve">2</w:t>
+            </w:r>
+          </w:p>
+        </w:tc>
+      </w:tr>
+      <w:tr>
+        <w:tc>
+          <w:tcPr>
+            <w:tcW w:w="9186" w:type="dxa"/>
+          </w:tcPr>
+          <w:p>
+            <w:pPr>
+              <w:spacing w:before="0" w:after="0"/>
+              <w:rPr>
+                <w:rFonts w:ascii="EB Garamond" w:hAnsi="EB Garamond"/>
+                <w:sz w:val="17"/>
+              </w:rPr>
+            </w:pPr>
+            <w:r>
+              <w:rPr>
+                <w:rFonts w:ascii="EB Garamond" w:hAnsi="EB Garamond" w:cs="EB Garamond"/>
+                <w:sz w:val="17"/>
+                <w:szCs w:val="17"/>
+              </w:rPr>
+              <w:t xml:space="preserve">Infrastructure (Primitive)</w:t>
+            </w:r>
+          </w:p>
+        </w:tc>
+        <w:tc>
+          <w:tcPr>
+            <w:tcW w:w="1280" w:type="dxa"/>
+          </w:tcPr>
+          <w:p>
+            <w:pPr>
+              <w:spacing w:before="0" w:after="0"/>
+              <w:rPr>
+                <w:rFonts w:ascii="EB Garamond" w:hAnsi="EB Garamond"/>
+                <w:sz w:val="17"/>
+              </w:rPr>
+            </w:pPr>
+            <w:r>
+              <w:rPr>
+                <w:rFonts w:ascii="EB Garamond" w:hAnsi="EB Garamond" w:cs="EB Garamond"/>
+                <w:sz w:val="17"/>
+                <w:szCs w:val="17"/>
+              </w:rPr>
+              <w:t xml:space="preserve">2</w:t>
+            </w:r>
+          </w:p>
+        </w:tc>
+      </w:tr>
+      <w:tr>
+        <w:tc>
+          <w:tcPr>
+            <w:tcW w:w="9186" w:type="dxa"/>
+          </w:tcPr>
+          <w:p>
+            <w:pPr>
+              <w:spacing w:before="0" w:after="0"/>
+              <w:rPr>
+                <w:rFonts w:ascii="EB Garamond" w:hAnsi="EB Garamond"/>
+                <w:sz w:val="17"/>
+              </w:rPr>
+            </w:pPr>
+            <w:r>
+              <w:rPr>
+                <w:rFonts w:ascii="EB Garamond" w:hAnsi="EB Garamond" w:cs="EB Garamond"/>
+                <w:sz w:val="17"/>
+                <w:szCs w:val="17"/>
+              </w:rPr>
+              <w:t xml:space="preserve">Infrastructure (Developed)</w:t>
+            </w:r>
+          </w:p>
+        </w:tc>
+        <w:tc>
+          <w:tcPr>
+            <w:tcW w:w="1280" w:type="dxa"/>
+          </w:tcPr>
+          <w:p>
+            <w:pPr>
+              <w:spacing w:before="0" w:after="0"/>
+              <w:rPr>
+                <w:rFonts w:ascii="EB Garamond" w:hAnsi="EB Garamond"/>
+                <w:sz w:val="17"/>
+              </w:rPr>
+            </w:pPr>
+            <w:r>
+              <w:rPr>
+                <w:rFonts w:ascii="EB Garamond" w:hAnsi="EB Garamond" w:cs="EB Garamond"/>
+                <w:sz w:val="17"/>
+                <w:szCs w:val="17"/>
+              </w:rPr>
+              <w:t xml:space="preserve">3</w:t>
+            </w:r>
+          </w:p>
+        </w:tc>
+      </w:tr>
+      <w:tr>
+        <w:tc>
+          <w:tcPr>
+            <w:tcW w:w="9186" w:type="dxa"/>
+          </w:tcPr>
+          <w:p>
+            <w:pPr>
+              <w:spacing w:before="0" w:after="0"/>
+              <w:rPr>
+                <w:rFonts w:ascii="EB Garamond" w:hAnsi="EB Garamond"/>
+                <w:sz w:val="17"/>
+              </w:rPr>
+            </w:pPr>
+            <w:r>
+              <w:rPr>
+                <w:rFonts w:ascii="EB Garamond" w:hAnsi="EB Garamond" w:cs="EB Garamond"/>
+                <w:sz w:val="17"/>
+                <w:szCs w:val="17"/>
+              </w:rPr>
+              <w:t xml:space="preserve">Infrastructure (Sophisticated)</w:t>
+            </w:r>
+          </w:p>
+        </w:tc>
+        <w:tc>
+          <w:tcPr>
+            <w:tcW w:w="1280" w:type="dxa"/>
+          </w:tcPr>
+          <w:p>
+            <w:pPr>
+              <w:spacing w:before="0" w:after="0"/>
+              <w:rPr>
+                <w:rFonts w:ascii="EB Garamond" w:hAnsi="EB Garamond"/>
+                <w:sz w:val="17"/>
+              </w:rPr>
+            </w:pPr>
+            <w:r>
+              <w:rPr>
+                <w:rFonts w:ascii="EB Garamond" w:hAnsi="EB Garamond" w:cs="EB Garamond"/>
+                <w:sz w:val="17"/>
+                <w:szCs w:val="17"/>
+              </w:rPr>
+              <w:t xml:space="preserve">4</w:t>
+            </w:r>
+          </w:p>
+        </w:tc>
+      </w:tr>
+    </w:tbl>
+    <w:p>
       <w:pPr>
         <w:keepNext/>
         <w:spacing w:before="240" w:after="80"/>
@@ -24069,6 +26354,618 @@
       </w:r>
     </w:p>
     <w:p>
+      <w:r>
+        <w:rPr>
+          <w:rFonts w:ascii="EB Garamond" w:hAnsi="EB Garamond"/>
+          <w:b w:val="0"/>
+          <w:i w:val="0"/>
+        </w:rPr>
+        <w:t>Retinue types — cost, to-Strike, and base profile:</w:t>
+      </w:r>
+    </w:p>
+    <w:tbl>
+      <w:tblPr>
+        <w:tblW w:w="10466" w:type="dxa"/>
+        <w:jc w:val="center"/>
+        <w:tblBorders>
+          <w:top w:val="single" w:sz="4" w:space="0" w:color="auto"/>
+          <w:left w:val="single" w:sz="4" w:space="0" w:color="auto"/>
+          <w:bottom w:val="single" w:sz="4" w:space="0" w:color="auto"/>
+          <w:right w:val="single" w:sz="4" w:space="0" w:color="auto"/>
+          <w:insideH w:val="single" w:sz="4" w:space="0" w:color="auto"/>
+          <w:insideV w:val="single" w:sz="4" w:space="0" w:color="auto"/>
+        </w:tblBorders>
+        <w:tblLayout w:type="fixed"/>
+        <w:tblCellMar>
+          <w:top w:w="60" w:type="dxa"/>
+          <w:left w:w="90" w:type="dxa"/>
+          <w:bottom w:w="60" w:type="dxa"/>
+          <w:right w:w="90" w:type="dxa"/>
+        </w:tblCellMar>
+        <w:tblLook w:val="04A0" w:firstRow="1" w:lastRow="0" w:firstColumn="1" w:lastColumn="0" w:noHBand="0" w:noVBand="1"/>
+      </w:tblPr>
+      <w:tblGrid>
+        <w:gridCol w:w="3102"/>
+        <w:gridCol w:w="2577"/>
+        <w:gridCol w:w="1771"/>
+        <w:gridCol w:w="1456"/>
+        <w:gridCol w:w="1560"/>
+      </w:tblGrid>
+      <w:tr>
+        <w:trPr>
+          <w:tblHeader/>
+        </w:trPr>
+        <w:tc>
+          <w:tcPr>
+            <w:tcW w:w="3102" w:type="dxa"/>
+          </w:tcPr>
+          <w:p>
+            <w:pPr>
+              <w:spacing w:before="0" w:after="0"/>
+              <w:rPr>
+                <w:rFonts w:ascii="EB Garamond" w:hAnsi="EB Garamond"/>
+                <w:sz w:val="17"/>
+              </w:rPr>
+            </w:pPr>
+            <w:r>
+              <w:rPr>
+                <w:rFonts w:ascii="EB Garamond" w:hAnsi="EB Garamond" w:cs="EB Garamond"/>
+                <w:b/>
+                <w:bCs/>
+                <w:sz w:val="17"/>
+                <w:szCs w:val="17"/>
+              </w:rPr>
+              <w:t xml:space="preserve">Retinue</w:t>
+            </w:r>
+          </w:p>
+        </w:tc>
+        <w:tc>
+          <w:tcPr>
+            <w:tcW w:w="2577" w:type="dxa"/>
+          </w:tcPr>
+          <w:p>
+            <w:pPr>
+              <w:spacing w:before="0" w:after="0"/>
+              <w:rPr>
+                <w:rFonts w:ascii="EB Garamond" w:hAnsi="EB Garamond"/>
+                <w:sz w:val="17"/>
+              </w:rPr>
+            </w:pPr>
+            <w:r>
+              <w:rPr>
+                <w:rFonts w:ascii="EB Garamond" w:hAnsi="EB Garamond" w:cs="EB Garamond"/>
+                <w:b/>
+                <w:bCs/>
+                <w:sz w:val="17"/>
+                <w:szCs w:val="17"/>
+              </w:rPr>
+              <w:t xml:space="preserve">To Strike</w:t>
+            </w:r>
+          </w:p>
+        </w:tc>
+        <w:tc>
+          <w:tcPr>
+            <w:tcW w:w="1771" w:type="dxa"/>
+          </w:tcPr>
+          <w:p>
+            <w:pPr>
+              <w:spacing w:before="0" w:after="0"/>
+              <w:rPr>
+                <w:rFonts w:ascii="EB Garamond" w:hAnsi="EB Garamond"/>
+                <w:sz w:val="17"/>
+              </w:rPr>
+            </w:pPr>
+            <w:r>
+              <w:rPr>
+                <w:rFonts w:ascii="EB Garamond" w:hAnsi="EB Garamond" w:cs="EB Garamond"/>
+                <w:b/>
+                <w:bCs/>
+                <w:sz w:val="17"/>
+                <w:szCs w:val="17"/>
+              </w:rPr>
+              <w:t xml:space="preserve">Endurance</w:t>
+            </w:r>
+          </w:p>
+        </w:tc>
+        <w:tc>
+          <w:tcPr>
+            <w:tcW w:w="1456" w:type="dxa"/>
+          </w:tcPr>
+          <w:p>
+            <w:pPr>
+              <w:spacing w:before="0" w:after="0"/>
+              <w:rPr>
+                <w:rFonts w:ascii="EB Garamond" w:hAnsi="EB Garamond"/>
+                <w:sz w:val="17"/>
+              </w:rPr>
+            </w:pPr>
+            <w:r>
+              <w:rPr>
+                <w:rFonts w:ascii="EB Garamond" w:hAnsi="EB Garamond" w:cs="EB Garamond"/>
+                <w:b/>
+                <w:bCs/>
+                <w:sz w:val="17"/>
+                <w:szCs w:val="17"/>
+              </w:rPr>
+              <w:t xml:space="preserve">Morale</w:t>
+            </w:r>
+          </w:p>
+        </w:tc>
+        <w:tc>
+          <w:tcPr>
+            <w:tcW w:w="1560" w:type="dxa"/>
+          </w:tcPr>
+          <w:p>
+            <w:pPr>
+              <w:spacing w:before="0" w:after="0"/>
+              <w:rPr>
+                <w:rFonts w:ascii="EB Garamond" w:hAnsi="EB Garamond"/>
+                <w:sz w:val="17"/>
+              </w:rPr>
+            </w:pPr>
+            <w:r>
+              <w:rPr>
+                <w:rFonts w:ascii="EB Garamond" w:hAnsi="EB Garamond" w:cs="EB Garamond"/>
+                <w:b/>
+                <w:bCs/>
+                <w:sz w:val="17"/>
+                <w:szCs w:val="17"/>
+              </w:rPr>
+              <w:t xml:space="preserve">Keyword</w:t>
+            </w:r>
+          </w:p>
+        </w:tc>
+      </w:tr>
+      <w:tr>
+        <w:tc>
+          <w:tcPr>
+            <w:tcW w:w="3102" w:type="dxa"/>
+          </w:tcPr>
+          <w:p>
+            <w:pPr>
+              <w:spacing w:before="0" w:after="0"/>
+              <w:rPr>
+                <w:rFonts w:ascii="EB Garamond" w:hAnsi="EB Garamond"/>
+                <w:sz w:val="17"/>
+              </w:rPr>
+            </w:pPr>
+            <w:r>
+              <w:rPr>
+                <w:rFonts w:ascii="EB Garamond" w:hAnsi="EB Garamond" w:cs="EB Garamond"/>
+                <w:sz w:val="17"/>
+                <w:szCs w:val="17"/>
+              </w:rPr>
+              <w:t xml:space="preserve">Levy</w:t>
+            </w:r>
+          </w:p>
+        </w:tc>
+        <w:tc>
+          <w:tcPr>
+            <w:tcW w:w="2577" w:type="dxa"/>
+          </w:tcPr>
+          <w:p>
+            <w:pPr>
+              <w:spacing w:before="0" w:after="0"/>
+              <w:rPr>
+                <w:rFonts w:ascii="EB Garamond" w:hAnsi="EB Garamond"/>
+                <w:sz w:val="17"/>
+              </w:rPr>
+            </w:pPr>
+            <w:r>
+              <w:rPr>
+                <w:rFonts w:ascii="EB Garamond" w:hAnsi="EB Garamond" w:cs="EB Garamond"/>
+                <w:sz w:val="17"/>
+                <w:szCs w:val="17"/>
+              </w:rPr>
+              <w:t xml:space="preserve">4+</w:t>
+            </w:r>
+          </w:p>
+        </w:tc>
+        <w:tc>
+          <w:tcPr>
+            <w:tcW w:w="1771" w:type="dxa"/>
+          </w:tcPr>
+          <w:p>
+            <w:pPr>
+              <w:spacing w:before="0" w:after="0"/>
+              <w:rPr>
+                <w:rFonts w:ascii="EB Garamond" w:hAnsi="EB Garamond"/>
+                <w:sz w:val="17"/>
+              </w:rPr>
+            </w:pPr>
+            <w:r>
+              <w:rPr>
+                <w:rFonts w:ascii="EB Garamond" w:hAnsi="EB Garamond" w:cs="EB Garamond"/>
+                <w:sz w:val="17"/>
+                <w:szCs w:val="17"/>
+              </w:rPr>
+              <w:t xml:space="preserve">3</w:t>
+            </w:r>
+          </w:p>
+        </w:tc>
+        <w:tc>
+          <w:tcPr>
+            <w:tcW w:w="1456" w:type="dxa"/>
+          </w:tcPr>
+          <w:p>
+            <w:pPr>
+              <w:spacing w:before="0" w:after="0"/>
+              <w:rPr>
+                <w:rFonts w:ascii="EB Garamond" w:hAnsi="EB Garamond"/>
+                <w:sz w:val="17"/>
+              </w:rPr>
+            </w:pPr>
+            <w:r>
+              <w:rPr>
+                <w:rFonts w:ascii="EB Garamond" w:hAnsi="EB Garamond" w:cs="EB Garamond"/>
+                <w:sz w:val="17"/>
+                <w:szCs w:val="17"/>
+              </w:rPr>
+              <w:t xml:space="preserve">5+</w:t>
+            </w:r>
+          </w:p>
+        </w:tc>
+        <w:tc>
+          <w:tcPr>
+            <w:tcW w:w="1560" w:type="dxa"/>
+          </w:tcPr>
+          <w:p>
+            <w:pPr>
+              <w:spacing w:before="0" w:after="0"/>
+              <w:rPr>
+                <w:rFonts w:ascii="EB Garamond" w:hAnsi="EB Garamond"/>
+                <w:sz w:val="17"/>
+              </w:rPr>
+            </w:pPr>
+            <w:r>
+              <w:rPr>
+                <w:rFonts w:ascii="EB Garamond" w:hAnsi="EB Garamond" w:cs="EB Garamond"/>
+                <w:sz w:val="17"/>
+                <w:szCs w:val="17"/>
+              </w:rPr>
+              <w:t xml:space="preserve">—</w:t>
+            </w:r>
+          </w:p>
+        </w:tc>
+      </w:tr>
+      <w:tr>
+        <w:tc>
+          <w:tcPr>
+            <w:tcW w:w="3102" w:type="dxa"/>
+          </w:tcPr>
+          <w:p>
+            <w:pPr>
+              <w:spacing w:before="0" w:after="0"/>
+              <w:rPr>
+                <w:rFonts w:ascii="EB Garamond" w:hAnsi="EB Garamond"/>
+                <w:sz w:val="17"/>
+              </w:rPr>
+            </w:pPr>
+            <w:r>
+              <w:rPr>
+                <w:rFonts w:ascii="EB Garamond" w:hAnsi="EB Garamond" w:cs="EB Garamond"/>
+                <w:sz w:val="17"/>
+                <w:szCs w:val="17"/>
+              </w:rPr>
+              <w:t xml:space="preserve">Man-at-Arms</w:t>
+            </w:r>
+          </w:p>
+        </w:tc>
+        <w:tc>
+          <w:tcPr>
+            <w:tcW w:w="2577" w:type="dxa"/>
+          </w:tcPr>
+          <w:p>
+            <w:pPr>
+              <w:spacing w:before="0" w:after="0"/>
+              <w:rPr>
+                <w:rFonts w:ascii="EB Garamond" w:hAnsi="EB Garamond"/>
+                <w:sz w:val="17"/>
+              </w:rPr>
+            </w:pPr>
+            <w:r>
+              <w:rPr>
+                <w:rFonts w:ascii="EB Garamond" w:hAnsi="EB Garamond" w:cs="EB Garamond"/>
+                <w:sz w:val="17"/>
+                <w:szCs w:val="17"/>
+              </w:rPr>
+              <w:t xml:space="preserve">3+</w:t>
+            </w:r>
+          </w:p>
+        </w:tc>
+        <w:tc>
+          <w:tcPr>
+            <w:tcW w:w="1771" w:type="dxa"/>
+          </w:tcPr>
+          <w:p>
+            <w:pPr>
+              <w:spacing w:before="0" w:after="0"/>
+              <w:rPr>
+                <w:rFonts w:ascii="EB Garamond" w:hAnsi="EB Garamond"/>
+                <w:sz w:val="17"/>
+              </w:rPr>
+            </w:pPr>
+            <w:r>
+              <w:rPr>
+                <w:rFonts w:ascii="EB Garamond" w:hAnsi="EB Garamond" w:cs="EB Garamond"/>
+                <w:sz w:val="17"/>
+                <w:szCs w:val="17"/>
+              </w:rPr>
+              <w:t xml:space="preserve">4</w:t>
+            </w:r>
+          </w:p>
+        </w:tc>
+        <w:tc>
+          <w:tcPr>
+            <w:tcW w:w="1456" w:type="dxa"/>
+          </w:tcPr>
+          <w:p>
+            <w:pPr>
+              <w:spacing w:before="0" w:after="0"/>
+              <w:rPr>
+                <w:rFonts w:ascii="EB Garamond" w:hAnsi="EB Garamond"/>
+                <w:sz w:val="17"/>
+              </w:rPr>
+            </w:pPr>
+            <w:r>
+              <w:rPr>
+                <w:rFonts w:ascii="EB Garamond" w:hAnsi="EB Garamond" w:cs="EB Garamond"/>
+                <w:sz w:val="17"/>
+                <w:szCs w:val="17"/>
+              </w:rPr>
+              <w:t xml:space="preserve">5+</w:t>
+            </w:r>
+          </w:p>
+        </w:tc>
+        <w:tc>
+          <w:tcPr>
+            <w:tcW w:w="1560" w:type="dxa"/>
+          </w:tcPr>
+          <w:p>
+            <w:pPr>
+              <w:spacing w:before="0" w:after="0"/>
+              <w:rPr>
+                <w:rFonts w:ascii="EB Garamond" w:hAnsi="EB Garamond"/>
+                <w:sz w:val="17"/>
+              </w:rPr>
+            </w:pPr>
+            <w:r>
+              <w:rPr>
+                <w:rFonts w:ascii="EB Garamond" w:hAnsi="EB Garamond" w:cs="EB Garamond"/>
+                <w:sz w:val="17"/>
+                <w:szCs w:val="17"/>
+              </w:rPr>
+              <w:t xml:space="preserve">—</w:t>
+            </w:r>
+          </w:p>
+        </w:tc>
+      </w:tr>
+      <w:tr>
+        <w:tc>
+          <w:tcPr>
+            <w:tcW w:w="3102" w:type="dxa"/>
+          </w:tcPr>
+          <w:p>
+            <w:pPr>
+              <w:spacing w:before="0" w:after="0"/>
+              <w:rPr>
+                <w:rFonts w:ascii="EB Garamond" w:hAnsi="EB Garamond"/>
+                <w:sz w:val="17"/>
+              </w:rPr>
+            </w:pPr>
+            <w:r>
+              <w:rPr>
+                <w:rFonts w:ascii="EB Garamond" w:hAnsi="EB Garamond" w:cs="EB Garamond"/>
+                <w:sz w:val="17"/>
+                <w:szCs w:val="17"/>
+              </w:rPr>
+              <w:t xml:space="preserve">Sergeant</w:t>
+            </w:r>
+          </w:p>
+        </w:tc>
+        <w:tc>
+          <w:tcPr>
+            <w:tcW w:w="2577" w:type="dxa"/>
+          </w:tcPr>
+          <w:p>
+            <w:pPr>
+              <w:spacing w:before="0" w:after="0"/>
+              <w:rPr>
+                <w:rFonts w:ascii="EB Garamond" w:hAnsi="EB Garamond"/>
+                <w:sz w:val="17"/>
+              </w:rPr>
+            </w:pPr>
+            <w:r>
+              <w:rPr>
+                <w:rFonts w:ascii="EB Garamond" w:hAnsi="EB Garamond" w:cs="EB Garamond"/>
+                <w:sz w:val="17"/>
+                <w:szCs w:val="17"/>
+              </w:rPr>
+              <w:t xml:space="preserve">2+</w:t>
+            </w:r>
+          </w:p>
+        </w:tc>
+        <w:tc>
+          <w:tcPr>
+            <w:tcW w:w="1771" w:type="dxa"/>
+          </w:tcPr>
+          <w:p>
+            <w:pPr>
+              <w:spacing w:before="0" w:after="0"/>
+              <w:rPr>
+                <w:rFonts w:ascii="EB Garamond" w:hAnsi="EB Garamond"/>
+                <w:sz w:val="17"/>
+              </w:rPr>
+            </w:pPr>
+            <w:r>
+              <w:rPr>
+                <w:rFonts w:ascii="EB Garamond" w:hAnsi="EB Garamond" w:cs="EB Garamond"/>
+                <w:sz w:val="17"/>
+                <w:szCs w:val="17"/>
+              </w:rPr>
+              <w:t xml:space="preserve">3</w:t>
+            </w:r>
+          </w:p>
+        </w:tc>
+        <w:tc>
+          <w:tcPr>
+            <w:tcW w:w="1456" w:type="dxa"/>
+          </w:tcPr>
+          <w:p>
+            <w:pPr>
+              <w:spacing w:before="0" w:after="0"/>
+              <w:rPr>
+                <w:rFonts w:ascii="EB Garamond" w:hAnsi="EB Garamond"/>
+                <w:sz w:val="17"/>
+              </w:rPr>
+            </w:pPr>
+            <w:r>
+              <w:rPr>
+                <w:rFonts w:ascii="EB Garamond" w:hAnsi="EB Garamond" w:cs="EB Garamond"/>
+                <w:sz w:val="17"/>
+                <w:szCs w:val="17"/>
+              </w:rPr>
+              <w:t xml:space="preserve">4+</w:t>
+            </w:r>
+          </w:p>
+        </w:tc>
+        <w:tc>
+          <w:tcPr>
+            <w:tcW w:w="1560" w:type="dxa"/>
+          </w:tcPr>
+          <w:p>
+            <w:pPr>
+              <w:spacing w:before="0" w:after="0"/>
+              <w:rPr>
+                <w:rFonts w:ascii="EB Garamond" w:hAnsi="EB Garamond"/>
+                <w:sz w:val="17"/>
+              </w:rPr>
+            </w:pPr>
+            <w:r>
+              <w:rPr>
+                <w:rFonts w:ascii="EB Garamond" w:hAnsi="EB Garamond" w:cs="EB Garamond"/>
+                <w:sz w:val="17"/>
+                <w:szCs w:val="17"/>
+              </w:rPr>
+              <w:t xml:space="preserve">—</w:t>
+            </w:r>
+          </w:p>
+        </w:tc>
+      </w:tr>
+      <w:tr>
+        <w:tc>
+          <w:tcPr>
+            <w:tcW w:w="3102" w:type="dxa"/>
+          </w:tcPr>
+          <w:p>
+            <w:pPr>
+              <w:spacing w:before="0" w:after="0"/>
+              <w:rPr>
+                <w:rFonts w:ascii="EB Garamond" w:hAnsi="EB Garamond"/>
+                <w:sz w:val="17"/>
+              </w:rPr>
+            </w:pPr>
+            <w:r>
+              <w:rPr>
+                <w:rFonts w:ascii="EB Garamond" w:hAnsi="EB Garamond" w:cs="EB Garamond"/>
+                <w:sz w:val="17"/>
+                <w:szCs w:val="17"/>
+              </w:rPr>
+              <w:t xml:space="preserve">Knight Templar</w:t>
+            </w:r>
+          </w:p>
+        </w:tc>
+        <w:tc>
+          <w:tcPr>
+            <w:tcW w:w="2577" w:type="dxa"/>
+          </w:tcPr>
+          <w:p>
+            <w:pPr>
+              <w:spacing w:before="0" w:after="0"/>
+              <w:rPr>
+                <w:rFonts w:ascii="EB Garamond" w:hAnsi="EB Garamond"/>
+                <w:sz w:val="17"/>
+              </w:rPr>
+            </w:pPr>
+            <w:r>
+              <w:rPr>
+                <w:rFonts w:ascii="EB Garamond" w:hAnsi="EB Garamond" w:cs="EB Garamond"/>
+                <w:sz w:val="17"/>
+                <w:szCs w:val="17"/>
+              </w:rPr>
+              <w:t xml:space="preserve">3+</w:t>
+            </w:r>
+          </w:p>
+        </w:tc>
+        <w:tc>
+          <w:tcPr>
+            <w:tcW w:w="1771" w:type="dxa"/>
+          </w:tcPr>
+          <w:p>
+            <w:pPr>
+              <w:spacing w:before="0" w:after="0"/>
+              <w:rPr>
+                <w:rFonts w:ascii="EB Garamond" w:hAnsi="EB Garamond"/>
+                <w:sz w:val="17"/>
+              </w:rPr>
+            </w:pPr>
+            <w:r>
+              <w:rPr>
+                <w:rFonts w:ascii="EB Garamond" w:hAnsi="EB Garamond" w:cs="EB Garamond"/>
+                <w:sz w:val="17"/>
+                <w:szCs w:val="17"/>
+              </w:rPr>
+              <w:t xml:space="preserve">3</w:t>
+            </w:r>
+          </w:p>
+        </w:tc>
+        <w:tc>
+          <w:tcPr>
+            <w:tcW w:w="1456" w:type="dxa"/>
+          </w:tcPr>
+          <w:p>
+            <w:pPr>
+              <w:spacing w:before="0" w:after="0"/>
+              <w:rPr>
+                <w:rFonts w:ascii="EB Garamond" w:hAnsi="EB Garamond"/>
+                <w:sz w:val="17"/>
+              </w:rPr>
+            </w:pPr>
+            <w:r>
+              <w:rPr>
+                <w:rFonts w:ascii="EB Garamond" w:hAnsi="EB Garamond" w:cs="EB Garamond"/>
+                <w:sz w:val="17"/>
+                <w:szCs w:val="17"/>
+              </w:rPr>
+              <w:t xml:space="preserve">3+</w:t>
+            </w:r>
+          </w:p>
+        </w:tc>
+        <w:tc>
+          <w:tcPr>
+            <w:tcW w:w="1560" w:type="dxa"/>
+          </w:tcPr>
+          <w:p>
+            <w:pPr>
+              <w:spacing w:before="0" w:after="0"/>
+              <w:rPr>
+                <w:rFonts w:ascii="EB Garamond" w:hAnsi="EB Garamond"/>
+                <w:sz w:val="17"/>
+              </w:rPr>
+            </w:pPr>
+            <w:r>
+              <w:rPr>
+                <w:rFonts w:ascii="EB Garamond" w:hAnsi="EB Garamond" w:cs="EB Garamond"/>
+                <w:sz w:val="17"/>
+                <w:szCs w:val="17"/>
+              </w:rPr>
+              <w:t xml:space="preserve">—</w:t>
+            </w:r>
+          </w:p>
+        </w:tc>
+      </w:tr>
+    </w:tbl>
+    <w:p>
       <w:pPr>
         <w:keepNext/>
         <w:spacing w:before="160" w:after="80"/>
@@ -25118,6 +28015,643 @@
         <w:t>.</w:t>
       </w:r>
     </w:p>
+    <w:p>
+      <w:pPr>
+        <w:keepNext/>
+        <w:spacing w:before="160" w:after="80"/>
+      </w:pPr>
+      <w:r>
+        <w:rPr>
+          <w:rFonts w:ascii="EB Garamond" w:hAnsi="EB Garamond"/>
+          <w:b/>
+          <w:i w:val="0"/>
+          <w:sz w:val="32"/>
+        </w:rPr>
+        <w:t>Siege Timer</w:t>
+      </w:r>
+    </w:p>
+    <w:p>
+      <w:r>
+        <w:rPr>
+          <w:rFonts w:ascii="EB Garamond" w:hAnsi="EB Garamond"/>
+          <w:b w:val="0"/>
+          <w:i w:val="0"/>
+        </w:rPr>
+        <w:t xml:space="preserve">A </w:t>
+      </w:r>
+      <w:r>
+        <w:rPr>
+          <w:rFonts w:ascii="EB Garamond" w:hAnsi="EB Garamond"/>
+          <w:b/>
+          <w:i w:val="0"/>
+        </w:rPr>
+        <w:t>Siege Timer</w:t>
+      </w:r>
+      <w:r>
+        <w:rPr>
+          <w:rFonts w:ascii="EB Garamond" w:hAnsi="EB Garamond"/>
+          <w:b w:val="0"/>
+          <w:i w:val="0"/>
+        </w:rPr>
+        <w:t xml:space="preserve"> is the sum of the besieged settlement's defenses minus the attacker's siege effects, to a minimum of 1 (no maximum). Walls </w:t>
+      </w:r>
+      <w:r>
+        <w:rPr>
+          <w:rFonts w:ascii="EB Garamond" w:hAnsi="EB Garamond"/>
+          <w:b/>
+          <w:i w:val="0"/>
+        </w:rPr>
+        <w:t>stack</w:t>
+      </w:r>
+      <w:r>
+        <w:rPr>
+          <w:rFonts w:ascii="EB Garamond" w:hAnsi="EB Garamond"/>
+          <w:b w:val="0"/>
+          <w:i w:val="0"/>
+        </w:rPr>
+        <w:t xml:space="preserve"> — a settlement with both Wooden and Stone Walls contributes +3.</w:t>
+      </w:r>
+    </w:p>
+    <w:tbl>
+      <w:tblPr>
+        <w:tblW w:w="10466" w:type="dxa"/>
+        <w:jc w:val="center"/>
+        <w:tblBorders>
+          <w:top w:val="single" w:sz="4" w:space="0" w:color="auto"/>
+          <w:left w:val="single" w:sz="4" w:space="0" w:color="auto"/>
+          <w:bottom w:val="single" w:sz="4" w:space="0" w:color="auto"/>
+          <w:right w:val="single" w:sz="4" w:space="0" w:color="auto"/>
+          <w:insideH w:val="single" w:sz="4" w:space="0" w:color="auto"/>
+          <w:insideV w:val="single" w:sz="4" w:space="0" w:color="auto"/>
+        </w:tblBorders>
+        <w:tblLayout w:type="fixed"/>
+        <w:tblCellMar>
+          <w:top w:w="60" w:type="dxa"/>
+          <w:left w:w="90" w:type="dxa"/>
+          <w:bottom w:w="60" w:type="dxa"/>
+          <w:right w:w="90" w:type="dxa"/>
+        </w:tblCellMar>
+        <w:tblLook w:val="04A0" w:firstRow="1" w:lastRow="0" w:firstColumn="1" w:lastColumn="0" w:noHBand="0" w:noVBand="1"/>
+      </w:tblPr>
+      <w:tblGrid>
+        <w:gridCol w:w="2616"/>
+        <w:gridCol w:w="1329"/>
+        <w:gridCol w:w="6521"/>
+      </w:tblGrid>
+      <w:tr>
+        <w:trPr>
+          <w:tblHeader/>
+        </w:trPr>
+        <w:tc>
+          <w:tcPr>
+            <w:tcW w:w="2616" w:type="dxa"/>
+          </w:tcPr>
+          <w:p>
+            <w:pPr>
+              <w:spacing w:before="0" w:after="0"/>
+              <w:rPr>
+                <w:rFonts w:ascii="EB Garamond" w:hAnsi="EB Garamond"/>
+                <w:sz w:val="17"/>
+              </w:rPr>
+            </w:pPr>
+            <w:r>
+              <w:rPr>
+                <w:rFonts w:ascii="EB Garamond" w:hAnsi="EB Garamond" w:cs="EB Garamond"/>
+                <w:b/>
+                <w:bCs/>
+                <w:sz w:val="17"/>
+                <w:szCs w:val="17"/>
+              </w:rPr>
+              <w:t xml:space="preserve">Source</w:t>
+            </w:r>
+          </w:p>
+        </w:tc>
+        <w:tc>
+          <w:tcPr>
+            <w:tcW w:w="1329" w:type="dxa"/>
+          </w:tcPr>
+          <w:p>
+            <w:pPr>
+              <w:spacing w:before="0" w:after="0"/>
+              <w:rPr>
+                <w:rFonts w:ascii="EB Garamond" w:hAnsi="EB Garamond"/>
+                <w:sz w:val="17"/>
+              </w:rPr>
+            </w:pPr>
+            <w:r>
+              <w:rPr>
+                <w:rFonts w:ascii="EB Garamond" w:hAnsi="EB Garamond" w:cs="EB Garamond"/>
+                <w:b/>
+                <w:bCs/>
+                <w:sz w:val="17"/>
+                <w:szCs w:val="17"/>
+              </w:rPr>
+              <w:t xml:space="preserve">Timer</w:t>
+            </w:r>
+          </w:p>
+        </w:tc>
+        <w:tc>
+          <w:tcPr>
+            <w:tcW w:w="6521" w:type="dxa"/>
+          </w:tcPr>
+          <w:p>
+            <w:pPr>
+              <w:spacing w:before="0" w:after="0"/>
+              <w:rPr>
+                <w:rFonts w:ascii="EB Garamond" w:hAnsi="EB Garamond"/>
+                <w:sz w:val="17"/>
+              </w:rPr>
+            </w:pPr>
+            <w:r>
+              <w:rPr>
+                <w:rFonts w:ascii="EB Garamond" w:hAnsi="EB Garamond" w:cs="EB Garamond"/>
+                <w:b/>
+                <w:bCs/>
+                <w:sz w:val="17"/>
+                <w:szCs w:val="17"/>
+              </w:rPr>
+              <w:t xml:space="preserve">Note</w:t>
+            </w:r>
+          </w:p>
+        </w:tc>
+      </w:tr>
+      <w:tr>
+        <w:tc>
+          <w:tcPr>
+            <w:tcW w:w="2616" w:type="dxa"/>
+          </w:tcPr>
+          <w:p>
+            <w:pPr>
+              <w:spacing w:before="0" w:after="0"/>
+              <w:rPr>
+                <w:rFonts w:ascii="EB Garamond" w:hAnsi="EB Garamond"/>
+                <w:sz w:val="17"/>
+              </w:rPr>
+            </w:pPr>
+            <w:r>
+              <w:rPr>
+                <w:rFonts w:ascii="EB Garamond" w:hAnsi="EB Garamond" w:cs="EB Garamond"/>
+                <w:sz w:val="17"/>
+                <w:szCs w:val="17"/>
+              </w:rPr>
+              <w:t xml:space="preserve">Settlement Size</w:t>
+            </w:r>
+          </w:p>
+        </w:tc>
+        <w:tc>
+          <w:tcPr>
+            <w:tcW w:w="1329" w:type="dxa"/>
+          </w:tcPr>
+          <w:p>
+            <w:pPr>
+              <w:spacing w:before="0" w:after="0"/>
+              <w:rPr>
+                <w:rFonts w:ascii="EB Garamond" w:hAnsi="EB Garamond"/>
+                <w:sz w:val="17"/>
+              </w:rPr>
+            </w:pPr>
+            <w:r>
+              <w:rPr>
+                <w:rFonts w:ascii="EB Garamond" w:hAnsi="EB Garamond" w:cs="EB Garamond"/>
+                <w:sz w:val="17"/>
+                <w:szCs w:val="17"/>
+              </w:rPr>
+              <w:t xml:space="preserve">+0 to +4</w:t>
+            </w:r>
+          </w:p>
+        </w:tc>
+        <w:tc>
+          <w:tcPr>
+            <w:tcW w:w="6521" w:type="dxa"/>
+          </w:tcPr>
+          <w:p>
+            <w:pPr>
+              <w:spacing w:before="0" w:after="0"/>
+              <w:rPr>
+                <w:rFonts w:ascii="EB Garamond" w:hAnsi="EB Garamond"/>
+                <w:sz w:val="17"/>
+              </w:rPr>
+            </w:pPr>
+            <w:r>
+              <w:rPr>
+                <w:rFonts w:ascii="EB Garamond" w:hAnsi="EB Garamond" w:cs="EB Garamond"/>
+                <w:sz w:val="17"/>
+                <w:szCs w:val="17"/>
+              </w:rPr>
+              <w:t xml:space="preserve">settlement tier (Hamlet 0 … Metropolis 4)</w:t>
+            </w:r>
+          </w:p>
+        </w:tc>
+      </w:tr>
+      <w:tr>
+        <w:tc>
+          <w:tcPr>
+            <w:tcW w:w="2616" w:type="dxa"/>
+          </w:tcPr>
+          <w:p>
+            <w:pPr>
+              <w:spacing w:before="0" w:after="0"/>
+              <w:rPr>
+                <w:rFonts w:ascii="EB Garamond" w:hAnsi="EB Garamond"/>
+                <w:sz w:val="17"/>
+              </w:rPr>
+            </w:pPr>
+            <w:r>
+              <w:rPr>
+                <w:rFonts w:ascii="EB Garamond" w:hAnsi="EB Garamond" w:cs="EB Garamond"/>
+                <w:sz w:val="17"/>
+                <w:szCs w:val="17"/>
+              </w:rPr>
+              <w:t xml:space="preserve">Wooden Walls</w:t>
+            </w:r>
+          </w:p>
+        </w:tc>
+        <w:tc>
+          <w:tcPr>
+            <w:tcW w:w="1329" w:type="dxa"/>
+          </w:tcPr>
+          <w:p>
+            <w:pPr>
+              <w:spacing w:before="0" w:after="0"/>
+              <w:rPr>
+                <w:rFonts w:ascii="EB Garamond" w:hAnsi="EB Garamond"/>
+                <w:sz w:val="17"/>
+              </w:rPr>
+            </w:pPr>
+            <w:r>
+              <w:rPr>
+                <w:rFonts w:ascii="EB Garamond" w:hAnsi="EB Garamond" w:cs="EB Garamond"/>
+                <w:sz w:val="17"/>
+                <w:szCs w:val="17"/>
+              </w:rPr>
+              <w:t xml:space="preserve">+1</w:t>
+            </w:r>
+          </w:p>
+        </w:tc>
+        <w:tc>
+          <w:tcPr>
+            <w:tcW w:w="6521" w:type="dxa"/>
+          </w:tcPr>
+          <w:p>
+            <w:pPr>
+              <w:spacing w:before="0" w:after="0"/>
+              <w:rPr>
+                <w:rFonts w:ascii="EB Garamond" w:hAnsi="EB Garamond"/>
+                <w:sz w:val="17"/>
+              </w:rPr>
+            </w:pPr>
+            <w:r>
+              <w:rPr>
+                <w:rFonts w:ascii="EB Garamond" w:hAnsi="EB Garamond" w:cs="EB Garamond"/>
+                <w:sz w:val="17"/>
+                <w:szCs w:val="17"/>
+              </w:rPr>
+              <w:t xml:space="preserve"/>
+            </w:r>
+          </w:p>
+        </w:tc>
+      </w:tr>
+      <w:tr>
+        <w:tc>
+          <w:tcPr>
+            <w:tcW w:w="2616" w:type="dxa"/>
+          </w:tcPr>
+          <w:p>
+            <w:pPr>
+              <w:spacing w:before="0" w:after="0"/>
+              <w:rPr>
+                <w:rFonts w:ascii="EB Garamond" w:hAnsi="EB Garamond"/>
+                <w:sz w:val="17"/>
+              </w:rPr>
+            </w:pPr>
+            <w:r>
+              <w:rPr>
+                <w:rFonts w:ascii="EB Garamond" w:hAnsi="EB Garamond" w:cs="EB Garamond"/>
+                <w:sz w:val="17"/>
+                <w:szCs w:val="17"/>
+              </w:rPr>
+              <w:t xml:space="preserve">Stone Walls</w:t>
+            </w:r>
+          </w:p>
+        </w:tc>
+        <w:tc>
+          <w:tcPr>
+            <w:tcW w:w="1329" w:type="dxa"/>
+          </w:tcPr>
+          <w:p>
+            <w:pPr>
+              <w:spacing w:before="0" w:after="0"/>
+              <w:rPr>
+                <w:rFonts w:ascii="EB Garamond" w:hAnsi="EB Garamond"/>
+                <w:sz w:val="17"/>
+              </w:rPr>
+            </w:pPr>
+            <w:r>
+              <w:rPr>
+                <w:rFonts w:ascii="EB Garamond" w:hAnsi="EB Garamond" w:cs="EB Garamond"/>
+                <w:sz w:val="17"/>
+                <w:szCs w:val="17"/>
+              </w:rPr>
+              <w:t xml:space="preserve">+1</w:t>
+            </w:r>
+          </w:p>
+        </w:tc>
+        <w:tc>
+          <w:tcPr>
+            <w:tcW w:w="6521" w:type="dxa"/>
+          </w:tcPr>
+          <w:p>
+            <w:pPr>
+              <w:spacing w:before="0" w:after="0"/>
+              <w:rPr>
+                <w:rFonts w:ascii="EB Garamond" w:hAnsi="EB Garamond"/>
+                <w:sz w:val="17"/>
+              </w:rPr>
+            </w:pPr>
+            <w:r>
+              <w:rPr>
+                <w:rFonts w:ascii="EB Garamond" w:hAnsi="EB Garamond" w:cs="EB Garamond"/>
+                <w:sz w:val="17"/>
+                <w:szCs w:val="17"/>
+              </w:rPr>
+              <w:t xml:space="preserve"/>
+            </w:r>
+          </w:p>
+        </w:tc>
+      </w:tr>
+      <w:tr>
+        <w:tc>
+          <w:tcPr>
+            <w:tcW w:w="2616" w:type="dxa"/>
+          </w:tcPr>
+          <w:p>
+            <w:pPr>
+              <w:spacing w:before="0" w:after="0"/>
+              <w:rPr>
+                <w:rFonts w:ascii="EB Garamond" w:hAnsi="EB Garamond"/>
+                <w:sz w:val="17"/>
+              </w:rPr>
+            </w:pPr>
+            <w:r>
+              <w:rPr>
+                <w:rFonts w:ascii="EB Garamond" w:hAnsi="EB Garamond" w:cs="EB Garamond"/>
+                <w:sz w:val="17"/>
+                <w:szCs w:val="17"/>
+              </w:rPr>
+              <w:t xml:space="preserve">Citadel</w:t>
+            </w:r>
+          </w:p>
+        </w:tc>
+        <w:tc>
+          <w:tcPr>
+            <w:tcW w:w="1329" w:type="dxa"/>
+          </w:tcPr>
+          <w:p>
+            <w:pPr>
+              <w:spacing w:before="0" w:after="0"/>
+              <w:rPr>
+                <w:rFonts w:ascii="EB Garamond" w:hAnsi="EB Garamond"/>
+                <w:sz w:val="17"/>
+              </w:rPr>
+            </w:pPr>
+            <w:r>
+              <w:rPr>
+                <w:rFonts w:ascii="EB Garamond" w:hAnsi="EB Garamond" w:cs="EB Garamond"/>
+                <w:sz w:val="17"/>
+                <w:szCs w:val="17"/>
+              </w:rPr>
+              <w:t xml:space="preserve">+1 / +3</w:t>
+            </w:r>
+          </w:p>
+        </w:tc>
+        <w:tc>
+          <w:tcPr>
+            <w:tcW w:w="6521" w:type="dxa"/>
+          </w:tcPr>
+          <w:p>
+            <w:pPr>
+              <w:spacing w:before="0" w:after="0"/>
+              <w:rPr>
+                <w:rFonts w:ascii="EB Garamond" w:hAnsi="EB Garamond"/>
+                <w:sz w:val="17"/>
+              </w:rPr>
+            </w:pPr>
+            <w:r>
+              <w:rPr>
+                <w:rFonts w:ascii="EB Garamond" w:hAnsi="EB Garamond" w:cs="EB Garamond"/>
+                <w:sz w:val="17"/>
+                <w:szCs w:val="17"/>
+              </w:rPr>
+              <w:t xml:space="preserve">innate / mastered</w:t>
+            </w:r>
+          </w:p>
+        </w:tc>
+      </w:tr>
+      <w:tr>
+        <w:tc>
+          <w:tcPr>
+            <w:tcW w:w="2616" w:type="dxa"/>
+          </w:tcPr>
+          <w:p>
+            <w:pPr>
+              <w:spacing w:before="0" w:after="0"/>
+              <w:rPr>
+                <w:rFonts w:ascii="EB Garamond" w:hAnsi="EB Garamond"/>
+                <w:sz w:val="17"/>
+              </w:rPr>
+            </w:pPr>
+            <w:r>
+              <w:rPr>
+                <w:rFonts w:ascii="EB Garamond" w:hAnsi="EB Garamond" w:cs="EB Garamond"/>
+                <w:sz w:val="17"/>
+                <w:szCs w:val="17"/>
+              </w:rPr>
+              <w:t xml:space="preserve">Garrison</w:t>
+            </w:r>
+          </w:p>
+        </w:tc>
+        <w:tc>
+          <w:tcPr>
+            <w:tcW w:w="1329" w:type="dxa"/>
+          </w:tcPr>
+          <w:p>
+            <w:pPr>
+              <w:spacing w:before="0" w:after="0"/>
+              <w:rPr>
+                <w:rFonts w:ascii="EB Garamond" w:hAnsi="EB Garamond"/>
+                <w:sz w:val="17"/>
+              </w:rPr>
+            </w:pPr>
+            <w:r>
+              <w:rPr>
+                <w:rFonts w:ascii="EB Garamond" w:hAnsi="EB Garamond" w:cs="EB Garamond"/>
+                <w:sz w:val="17"/>
+                <w:szCs w:val="17"/>
+              </w:rPr>
+              <w:t xml:space="preserve">+1</w:t>
+            </w:r>
+          </w:p>
+        </w:tc>
+        <w:tc>
+          <w:tcPr>
+            <w:tcW w:w="6521" w:type="dxa"/>
+          </w:tcPr>
+          <w:p>
+            <w:pPr>
+              <w:spacing w:before="0" w:after="0"/>
+              <w:rPr>
+                <w:rFonts w:ascii="EB Garamond" w:hAnsi="EB Garamond"/>
+                <w:sz w:val="17"/>
+              </w:rPr>
+            </w:pPr>
+            <w:r>
+              <w:rPr>
+                <w:rFonts w:ascii="EB Garamond" w:hAnsi="EB Garamond" w:cs="EB Garamond"/>
+                <w:sz w:val="17"/>
+                <w:szCs w:val="17"/>
+              </w:rPr>
+              <w:t xml:space="preserve"/>
+            </w:r>
+          </w:p>
+        </w:tc>
+      </w:tr>
+      <w:tr>
+        <w:tc>
+          <w:tcPr>
+            <w:tcW w:w="2616" w:type="dxa"/>
+          </w:tcPr>
+          <w:p>
+            <w:pPr>
+              <w:spacing w:before="0" w:after="0"/>
+              <w:rPr>
+                <w:rFonts w:ascii="EB Garamond" w:hAnsi="EB Garamond"/>
+                <w:sz w:val="17"/>
+              </w:rPr>
+            </w:pPr>
+            <w:r>
+              <w:rPr>
+                <w:rFonts w:ascii="EB Garamond" w:hAnsi="EB Garamond" w:cs="EB Garamond"/>
+                <w:sz w:val="17"/>
+                <w:szCs w:val="17"/>
+              </w:rPr>
+              <w:t xml:space="preserve">Standing Army</w:t>
+            </w:r>
+          </w:p>
+        </w:tc>
+        <w:tc>
+          <w:tcPr>
+            <w:tcW w:w="1329" w:type="dxa"/>
+          </w:tcPr>
+          <w:p>
+            <w:pPr>
+              <w:spacing w:before="0" w:after="0"/>
+              <w:rPr>
+                <w:rFonts w:ascii="EB Garamond" w:hAnsi="EB Garamond"/>
+                <w:sz w:val="17"/>
+              </w:rPr>
+            </w:pPr>
+            <w:r>
+              <w:rPr>
+                <w:rFonts w:ascii="EB Garamond" w:hAnsi="EB Garamond" w:cs="EB Garamond"/>
+                <w:sz w:val="17"/>
+                <w:szCs w:val="17"/>
+              </w:rPr>
+              <w:t xml:space="preserve">+1</w:t>
+            </w:r>
+          </w:p>
+        </w:tc>
+        <w:tc>
+          <w:tcPr>
+            <w:tcW w:w="6521" w:type="dxa"/>
+          </w:tcPr>
+          <w:p>
+            <w:pPr>
+              <w:spacing w:before="0" w:after="0"/>
+              <w:rPr>
+                <w:rFonts w:ascii="EB Garamond" w:hAnsi="EB Garamond"/>
+                <w:sz w:val="17"/>
+              </w:rPr>
+            </w:pPr>
+            <w:r>
+              <w:rPr>
+                <w:rFonts w:ascii="EB Garamond" w:hAnsi="EB Garamond" w:cs="EB Garamond"/>
+                <w:sz w:val="17"/>
+                <w:szCs w:val="17"/>
+              </w:rPr>
+              <w:t xml:space="preserve">army at range 0 of the settlement</w:t>
+            </w:r>
+          </w:p>
+        </w:tc>
+      </w:tr>
+      <w:tr>
+        <w:tc>
+          <w:tcPr>
+            <w:tcW w:w="2616" w:type="dxa"/>
+          </w:tcPr>
+          <w:p>
+            <w:pPr>
+              <w:spacing w:before="0" w:after="0"/>
+              <w:rPr>
+                <w:rFonts w:ascii="EB Garamond" w:hAnsi="EB Garamond"/>
+                <w:sz w:val="17"/>
+              </w:rPr>
+            </w:pPr>
+            <w:r>
+              <w:rPr>
+                <w:rFonts w:ascii="EB Garamond" w:hAnsi="EB Garamond" w:cs="EB Garamond"/>
+                <w:sz w:val="17"/>
+                <w:szCs w:val="17"/>
+              </w:rPr>
+              <w:t xml:space="preserve">Attacker effects</w:t>
+            </w:r>
+          </w:p>
+        </w:tc>
+        <w:tc>
+          <w:tcPr>
+            <w:tcW w:w="1329" w:type="dxa"/>
+          </w:tcPr>
+          <w:p>
+            <w:pPr>
+              <w:spacing w:before="0" w:after="0"/>
+              <w:rPr>
+                <w:rFonts w:ascii="EB Garamond" w:hAnsi="EB Garamond"/>
+                <w:sz w:val="17"/>
+              </w:rPr>
+            </w:pPr>
+            <w:r>
+              <w:rPr>
+                <w:rFonts w:ascii="EB Garamond" w:hAnsi="EB Garamond" w:cs="EB Garamond"/>
+                <w:sz w:val="17"/>
+                <w:szCs w:val="17"/>
+              </w:rPr>
+              <w:t xml:space="preserve">− varies</w:t>
+            </w:r>
+          </w:p>
+        </w:tc>
+        <w:tc>
+          <w:tcPr>
+            <w:tcW w:w="6521" w:type="dxa"/>
+          </w:tcPr>
+          <w:p>
+            <w:pPr>
+              <w:spacing w:before="0" w:after="0"/>
+              <w:rPr>
+                <w:rFonts w:ascii="EB Garamond" w:hAnsi="EB Garamond"/>
+                <w:sz w:val="17"/>
+              </w:rPr>
+            </w:pPr>
+            <w:r>
+              <w:rPr>
+                <w:rFonts w:ascii="EB Garamond" w:hAnsi="EB Garamond" w:cs="EB Garamond"/>
+                <w:sz w:val="17"/>
+                <w:szCs w:val="17"/>
+              </w:rPr>
+              <w:t xml:space="preserve">Artillery Park −1, Siege Camp −1, Siege Works −1</w:t>
+            </w:r>
+          </w:p>
+        </w:tc>
+      </w:tr>
+    </w:tbl>
     <w:p>
       <w:pPr>
         <w:keepNext/>

--- a/Combatv3/Rules.docx
+++ b/Combatv3/Rules.docx
@@ -3285,7 +3285,7 @@
     </w:p>
     <w:p>
       <w:pPr>
-        <w:pStyle w:val="ListBullet"/>
+        <w:pStyle w:val="ListBullet3"/>
       </w:pPr>
       <w:r>
         <w:rPr>
@@ -3318,6 +3318,98 @@
           <w:i w:val="0"/>
         </w:rPr>
         <w:t>Era</w:t>
+      </w:r>
+    </w:p>
+    <w:p>
+      <w:pPr>
+        <w:pStyle w:val="ListBullet3"/>
+      </w:pPr>
+      <w:r>
+        <w:rPr>
+          <w:rFonts w:ascii="EB Garamond" w:hAnsi="EB Garamond"/>
+          <w:b w:val="0"/>
+          <w:i w:val="0"/>
+        </w:rPr>
+        <w:t xml:space="preserve">If a </w:t>
+      </w:r>
+      <w:r>
+        <w:rPr>
+          <w:rFonts w:ascii="EB Garamond" w:hAnsi="EB Garamond"/>
+          <w:b/>
+          <w:i w:val="0"/>
+        </w:rPr>
+        <w:t>camp</w:t>
+      </w:r>
+      <w:r>
+        <w:rPr>
+          <w:rFonts w:ascii="EB Garamond" w:hAnsi="EB Garamond"/>
+          <w:b w:val="0"/>
+          <w:i w:val="0"/>
+        </w:rPr>
+        <w:t xml:space="preserve"> reaches 25, convert it to an </w:t>
+      </w:r>
+      <w:r>
+        <w:rPr>
+          <w:rFonts w:ascii="EB Garamond" w:hAnsi="EB Garamond"/>
+          <w:b/>
+          <w:i w:val="0"/>
+        </w:rPr>
+        <w:t>army</w:t>
+      </w:r>
+    </w:p>
+    <w:p>
+      <w:pPr>
+        <w:pStyle w:val="ListBullet3"/>
+      </w:pPr>
+      <w:r>
+        <w:rPr>
+          <w:rFonts w:ascii="EB Garamond" w:hAnsi="EB Garamond"/>
+          <w:b/>
+          <w:i w:val="0"/>
+        </w:rPr>
+        <w:t>Perform Cunning actions</w:t>
+      </w:r>
+    </w:p>
+    <w:p>
+      <w:pPr>
+        <w:pStyle w:val="ListBullet3"/>
+      </w:pPr>
+      <w:r>
+        <w:rPr>
+          <w:rFonts w:ascii="EB Garamond" w:hAnsi="EB Garamond"/>
+          <w:b/>
+          <w:i w:val="0"/>
+        </w:rPr>
+        <w:t>Perform move actions</w:t>
+      </w:r>
+    </w:p>
+    <w:p>
+      <w:pPr>
+        <w:pStyle w:val="ListBullet3"/>
+      </w:pPr>
+      <w:r>
+        <w:rPr>
+          <w:rFonts w:ascii="EB Garamond" w:hAnsi="EB Garamond"/>
+          <w:b w:val="0"/>
+          <w:i w:val="0"/>
+        </w:rPr>
+        <w:t xml:space="preserve">Spawn new </w:t>
+      </w:r>
+      <w:r>
+        <w:rPr>
+          <w:rFonts w:ascii="EB Garamond" w:hAnsi="EB Garamond"/>
+          <w:b/>
+          <w:i w:val="0"/>
+        </w:rPr>
+        <w:t>bandit camps</w:t>
+      </w:r>
+      <w:r>
+        <w:rPr>
+          <w:rFonts w:ascii="EB Garamond" w:hAnsi="EB Garamond"/>
+          <w:b w:val="0"/>
+          <w:i w:val="0"/>
+        </w:rPr>
+        <w:t xml:space="preserve"> (in Spring, from Foster Rebellion, or Uprising)</w:t>
       </w:r>
     </w:p>
     <w:p>
@@ -3327,34 +3419,132 @@
       <w:r>
         <w:rPr>
           <w:rFonts w:ascii="EB Garamond" w:hAnsi="EB Garamond"/>
-          <w:b w:val="0"/>
-          <w:i w:val="0"/>
-        </w:rPr>
-        <w:t xml:space="preserve">If a </w:t>
-      </w:r>
-      <w:r>
-        <w:rPr>
-          <w:rFonts w:ascii="EB Garamond" w:hAnsi="EB Garamond"/>
-          <w:b/>
-          <w:i w:val="0"/>
-        </w:rPr>
-        <w:t>camp</w:t>
-      </w:r>
-      <w:r>
-        <w:rPr>
-          <w:rFonts w:ascii="EB Garamond" w:hAnsi="EB Garamond"/>
-          <w:b w:val="0"/>
-          <w:i w:val="0"/>
-        </w:rPr>
-        <w:t xml:space="preserve"> reaches 25, convert it to an </w:t>
-      </w:r>
-      <w:r>
-        <w:rPr>
-          <w:rFonts w:ascii="EB Garamond" w:hAnsi="EB Garamond"/>
-          <w:b/>
-          <w:i w:val="0"/>
-        </w:rPr>
-        <w:t>army</w:t>
+          <w:b/>
+          <w:i w:val="0"/>
+        </w:rPr>
+        <w:t>Gain Influence &amp; Envoys:</w:t>
+      </w:r>
+    </w:p>
+    <w:p>
+      <w:pPr>
+        <w:pStyle w:val="ListBullet3"/>
+      </w:pPr>
+      <w:r>
+        <w:rPr>
+          <w:rFonts w:ascii="EB Garamond" w:hAnsi="EB Garamond"/>
+          <w:b w:val="0"/>
+          <w:i w:val="0"/>
+        </w:rPr>
+        <w:t xml:space="preserve">Gain </w:t>
+      </w:r>
+      <w:r>
+        <w:rPr>
+          <w:rFonts w:ascii="EB Garamond" w:hAnsi="EB Garamond"/>
+          <w:b/>
+          <w:i w:val="0"/>
+        </w:rPr>
+        <w:t>influence</w:t>
+      </w:r>
+      <w:r>
+        <w:rPr>
+          <w:rFonts w:ascii="EB Garamond" w:hAnsi="EB Garamond"/>
+          <w:b w:val="0"/>
+          <w:i w:val="0"/>
+        </w:rPr>
+        <w:t xml:space="preserve"> based on: </w:t>
+      </w:r>
+      <w:r>
+        <w:rPr>
+          <w:rFonts w:ascii="EB Garamond" w:hAnsi="EB Garamond"/>
+          <w:b/>
+          <w:i w:val="0"/>
+        </w:rPr>
+        <w:t>Era</w:t>
+      </w:r>
+      <w:r>
+        <w:rPr>
+          <w:rFonts w:ascii="EB Garamond" w:hAnsi="EB Garamond"/>
+          <w:b w:val="0"/>
+          <w:i w:val="0"/>
+        </w:rPr>
+        <w:t xml:space="preserve">, </w:t>
+      </w:r>
+      <w:r>
+        <w:rPr>
+          <w:rFonts w:ascii="EB Garamond" w:hAnsi="EB Garamond"/>
+          <w:b/>
+          <w:i w:val="0"/>
+        </w:rPr>
+        <w:t>innate modifiers</w:t>
+      </w:r>
+      <w:r>
+        <w:rPr>
+          <w:rFonts w:ascii="EB Garamond" w:hAnsi="EB Garamond"/>
+          <w:b w:val="0"/>
+          <w:i w:val="0"/>
+        </w:rPr>
+        <w:t xml:space="preserve"> (Trade Partners, Alliances, at War, etc.), </w:t>
+      </w:r>
+      <w:r>
+        <w:rPr>
+          <w:rFonts w:ascii="EB Garamond" w:hAnsi="EB Garamond"/>
+          <w:b/>
+          <w:i w:val="0"/>
+        </w:rPr>
+        <w:t>pursuits</w:t>
+      </w:r>
+      <w:r>
+        <w:rPr>
+          <w:rFonts w:ascii="EB Garamond" w:hAnsi="EB Garamond"/>
+          <w:b w:val="0"/>
+          <w:i w:val="0"/>
+        </w:rPr>
+        <w:t xml:space="preserve">, and </w:t>
+      </w:r>
+      <w:r>
+        <w:rPr>
+          <w:rFonts w:ascii="EB Garamond" w:hAnsi="EB Garamond"/>
+          <w:b/>
+          <w:i w:val="0"/>
+        </w:rPr>
+        <w:t>infrastructure</w:t>
+      </w:r>
+    </w:p>
+    <w:p>
+      <w:pPr>
+        <w:pStyle w:val="ListBullet3"/>
+      </w:pPr>
+      <w:r>
+        <w:rPr>
+          <w:rFonts w:ascii="EB Garamond" w:hAnsi="EB Garamond"/>
+          <w:b w:val="0"/>
+          <w:i w:val="0"/>
+        </w:rPr>
+        <w:t xml:space="preserve">Gain </w:t>
+      </w:r>
+      <w:r>
+        <w:rPr>
+          <w:rFonts w:ascii="EB Garamond" w:hAnsi="EB Garamond"/>
+          <w:b/>
+          <w:i w:val="0"/>
+        </w:rPr>
+        <w:t>envoys</w:t>
+      </w:r>
+      <w:r>
+        <w:rPr>
+          <w:rFonts w:ascii="EB Garamond" w:hAnsi="EB Garamond"/>
+          <w:b w:val="0"/>
+          <w:i w:val="0"/>
+        </w:rPr>
+        <w:t xml:space="preserve"> based on the </w:t>
+      </w:r>
+      <w:r>
+        <w:rPr>
+          <w:rFonts w:ascii="EB Garamond" w:hAnsi="EB Garamond"/>
+          <w:b/>
+          <w:i w:val="0"/>
+        </w:rPr>
+        <w:t>Era</w:t>
       </w:r>
     </w:p>
     <w:p>
@@ -3367,7 +3557,52 @@
           <w:b/>
           <w:i w:val="0"/>
         </w:rPr>
-        <w:t>Perform Cunning actions</w:t>
+        <w:t>Winter Phase:</w:t>
+      </w:r>
+    </w:p>
+    <w:p>
+      <w:pPr>
+        <w:pStyle w:val="ListBullet3"/>
+      </w:pPr>
+      <w:r>
+        <w:rPr>
+          <w:rFonts w:ascii="EB Garamond" w:hAnsi="EB Garamond"/>
+          <w:b w:val="0"/>
+          <w:i w:val="0"/>
+        </w:rPr>
+        <w:t xml:space="preserve">If </w:t>
+      </w:r>
+      <w:r>
+        <w:rPr>
+          <w:rFonts w:ascii="EB Garamond" w:hAnsi="EB Garamond"/>
+          <w:b/>
+          <w:i w:val="0"/>
+        </w:rPr>
+        <w:t>Winter</w:t>
+      </w:r>
+      <w:r>
+        <w:rPr>
+          <w:rFonts w:ascii="EB Garamond" w:hAnsi="EB Garamond"/>
+          <w:b w:val="0"/>
+          <w:i w:val="0"/>
+        </w:rPr>
+        <w:t xml:space="preserve">, gain </w:t>
+      </w:r>
+      <w:r>
+        <w:rPr>
+          <w:rFonts w:ascii="EB Garamond" w:hAnsi="EB Garamond"/>
+          <w:b/>
+          <w:i w:val="0"/>
+        </w:rPr>
+        <w:t>tax income</w:t>
+      </w:r>
+      <w:r>
+        <w:rPr>
+          <w:rFonts w:ascii="EB Garamond" w:hAnsi="EB Garamond"/>
+          <w:b w:val="0"/>
+          <w:i w:val="0"/>
+        </w:rPr>
+        <w:t xml:space="preserve"> equal to your settlements tiers and adjusted by any modifiers.</w:t>
       </w:r>
     </w:p>
     <w:p>
@@ -3380,12 +3615,12 @@
           <w:b/>
           <w:i w:val="0"/>
         </w:rPr>
-        <w:t>Perform move actions</w:t>
+        <w:t>Income &amp; Upkeep:</w:t>
       </w:r>
     </w:p>
     <w:p>
       <w:pPr>
-        <w:pStyle w:val="ListBullet"/>
+        <w:pStyle w:val="ListBullet3"/>
       </w:pPr>
       <w:r>
         <w:rPr>
@@ -3393,28 +3628,36 @@
           <w:b w:val="0"/>
           <w:i w:val="0"/>
         </w:rPr>
-        <w:t xml:space="preserve">Spawn new </w:t>
-      </w:r>
-      <w:r>
-        <w:rPr>
-          <w:rFonts w:ascii="EB Garamond" w:hAnsi="EB Garamond"/>
-          <w:b/>
-          <w:i w:val="0"/>
-        </w:rPr>
-        <w:t>bandit camps</w:t>
-      </w:r>
-      <w:r>
-        <w:rPr>
-          <w:rFonts w:ascii="EB Garamond" w:hAnsi="EB Garamond"/>
-          <w:b w:val="0"/>
-          <w:i w:val="0"/>
-        </w:rPr>
-        <w:t xml:space="preserve"> (in Spring, from Foster Rebellion, or Uprising)</w:t>
+        <w:t xml:space="preserve">All </w:t>
+      </w:r>
+      <w:r>
+        <w:rPr>
+          <w:rFonts w:ascii="EB Garamond" w:hAnsi="EB Garamond"/>
+          <w:b/>
+          <w:i w:val="0"/>
+        </w:rPr>
+        <w:t>players</w:t>
+      </w:r>
+      <w:r>
+        <w:rPr>
+          <w:rFonts w:ascii="EB Garamond" w:hAnsi="EB Garamond"/>
+          <w:b w:val="0"/>
+          <w:i w:val="0"/>
+        </w:rPr>
+        <w:t xml:space="preserve"> gain </w:t>
+      </w:r>
+      <w:r>
+        <w:rPr>
+          <w:rFonts w:ascii="EB Garamond" w:hAnsi="EB Garamond"/>
+          <w:b/>
+          <w:i w:val="0"/>
+        </w:rPr>
+        <w:t>pursuit income</w:t>
       </w:r>
     </w:p>
     <w:p>
       <w:pPr>
-        <w:pStyle w:val="ListBullet"/>
+        <w:pStyle w:val="ListBullet3"/>
       </w:pPr>
       <w:r>
         <w:rPr>
@@ -3422,44 +3665,92 @@
           <w:b/>
           <w:i w:val="0"/>
         </w:rPr>
-        <w:t>Gain Influence &amp; Envoys:</w:t>
+        <w:t>Trade</w:t>
+      </w:r>
+      <w:r>
+        <w:rPr>
+          <w:rFonts w:ascii="EB Garamond" w:hAnsi="EB Garamond"/>
+          <w:b w:val="0"/>
+          <w:i w:val="0"/>
+        </w:rPr>
+        <w:t xml:space="preserve">: If there is a </w:t>
+      </w:r>
+      <w:r>
+        <w:rPr>
+          <w:rFonts w:ascii="EB Garamond" w:hAnsi="EB Garamond"/>
+          <w:b/>
+          <w:i w:val="0"/>
+        </w:rPr>
+        <w:t>host</w:t>
+      </w:r>
+      <w:r>
+        <w:rPr>
+          <w:rFonts w:ascii="EB Garamond" w:hAnsi="EB Garamond"/>
+          <w:b w:val="0"/>
+          <w:i w:val="0"/>
+        </w:rPr>
+        <w:t xml:space="preserve">, the </w:t>
+      </w:r>
+      <w:r>
+        <w:rPr>
+          <w:rFonts w:ascii="EB Garamond" w:hAnsi="EB Garamond"/>
+          <w:b/>
+          <w:i w:val="0"/>
+        </w:rPr>
+        <w:t>host</w:t>
+      </w:r>
+      <w:r>
+        <w:rPr>
+          <w:rFonts w:ascii="EB Garamond" w:hAnsi="EB Garamond"/>
+          <w:b w:val="0"/>
+          <w:i w:val="0"/>
+        </w:rPr>
+        <w:t xml:space="preserve"> collects </w:t>
+      </w:r>
+      <w:r>
+        <w:rPr>
+          <w:rFonts w:ascii="EB Garamond" w:hAnsi="EB Garamond"/>
+          <w:b/>
+          <w:i w:val="0"/>
+        </w:rPr>
+        <w:t>trade income</w:t>
+      </w:r>
+      <w:r>
+        <w:rPr>
+          <w:rFonts w:ascii="EB Garamond" w:hAnsi="EB Garamond"/>
+          <w:b w:val="0"/>
+          <w:i w:val="0"/>
+        </w:rPr>
+        <w:t xml:space="preserve"> and distributes it amongst their </w:t>
+      </w:r>
+      <w:r>
+        <w:rPr>
+          <w:rFonts w:ascii="EB Garamond" w:hAnsi="EB Garamond"/>
+          <w:b/>
+          <w:i w:val="0"/>
+        </w:rPr>
+        <w:t>trade partners</w:t>
+      </w:r>
+      <w:r>
+        <w:rPr>
+          <w:rFonts w:ascii="EB Garamond" w:hAnsi="EB Garamond"/>
+          <w:b w:val="0"/>
+          <w:i w:val="0"/>
+        </w:rPr>
+        <w:t>.</w:t>
       </w:r>
     </w:p>
     <w:p>
       <w:pPr>
-        <w:pStyle w:val="ListBullet"/>
+        <w:pStyle w:val="ListBullet3"/>
       </w:pPr>
       <w:r>
         <w:rPr>
           <w:rFonts w:ascii="EB Garamond" w:hAnsi="EB Garamond"/>
-          <w:b w:val="0"/>
-          <w:i w:val="0"/>
-        </w:rPr>
-        <w:t xml:space="preserve">Gain </w:t>
-      </w:r>
-      <w:r>
-        <w:rPr>
-          <w:rFonts w:ascii="EB Garamond" w:hAnsi="EB Garamond"/>
-          <w:b/>
-          <w:i w:val="0"/>
-        </w:rPr>
-        <w:t>influence</w:t>
-      </w:r>
-      <w:r>
-        <w:rPr>
-          <w:rFonts w:ascii="EB Garamond" w:hAnsi="EB Garamond"/>
-          <w:b w:val="0"/>
-          <w:i w:val="0"/>
-        </w:rPr>
-        <w:t xml:space="preserve"> based on: </w:t>
-      </w:r>
-      <w:r>
-        <w:rPr>
-          <w:rFonts w:ascii="EB Garamond" w:hAnsi="EB Garamond"/>
-          <w:b/>
-          <w:i w:val="0"/>
-        </w:rPr>
-        <w:t>Era</w:t>
+          <w:b/>
+          <w:i w:val="0"/>
+        </w:rPr>
+        <w:t>Pay army</w:t>
       </w:r>
       <w:r>
         <w:rPr>
@@ -3475,31 +3766,15 @@
           <w:b/>
           <w:i w:val="0"/>
         </w:rPr>
-        <w:t>innate modifiers</w:t>
-      </w:r>
-      <w:r>
-        <w:rPr>
-          <w:rFonts w:ascii="EB Garamond" w:hAnsi="EB Garamond"/>
-          <w:b w:val="0"/>
-          <w:i w:val="0"/>
-        </w:rPr>
-        <w:t xml:space="preserve"> (Trade Partners, Alliances, at War, etc.), </w:t>
-      </w:r>
-      <w:r>
-        <w:rPr>
-          <w:rFonts w:ascii="EB Garamond" w:hAnsi="EB Garamond"/>
-          <w:b/>
-          <w:i w:val="0"/>
-        </w:rPr>
-        <w:t>pursuits</w:t>
-      </w:r>
-      <w:r>
-        <w:rPr>
-          <w:rFonts w:ascii="EB Garamond" w:hAnsi="EB Garamond"/>
-          <w:b w:val="0"/>
-          <w:i w:val="0"/>
-        </w:rPr>
-        <w:t xml:space="preserve">, and </w:t>
+        <w:t>pursuit</w:t>
+      </w:r>
+      <w:r>
+        <w:rPr>
+          <w:rFonts w:ascii="EB Garamond" w:hAnsi="EB Garamond"/>
+          <w:b w:val="0"/>
+          <w:i w:val="0"/>
+        </w:rPr>
+        <w:t xml:space="preserve">, </w:t>
       </w:r>
       <w:r>
         <w:rPr>
@@ -3508,355 +3783,80 @@
           <w:i w:val="0"/>
         </w:rPr>
         <w:t>infrastructure</w:t>
+      </w:r>
+      <w:r>
+        <w:rPr>
+          <w:rFonts w:ascii="EB Garamond" w:hAnsi="EB Garamond"/>
+          <w:b w:val="0"/>
+          <w:i w:val="0"/>
+        </w:rPr>
+        <w:t xml:space="preserve">, and any additional </w:t>
+      </w:r>
+      <w:r>
+        <w:rPr>
+          <w:rFonts w:ascii="EB Garamond" w:hAnsi="EB Garamond"/>
+          <w:b/>
+          <w:i w:val="0"/>
+        </w:rPr>
+        <w:t>upkeep</w:t>
       </w:r>
     </w:p>
     <w:p>
       <w:pPr>
-        <w:pStyle w:val="ListBullet"/>
+        <w:pStyle w:val="ListBullet3"/>
       </w:pPr>
       <w:r>
         <w:rPr>
           <w:rFonts w:ascii="EB Garamond" w:hAnsi="EB Garamond"/>
-          <w:b w:val="0"/>
-          <w:i w:val="0"/>
-        </w:rPr>
-        <w:t xml:space="preserve">Gain </w:t>
-      </w:r>
-      <w:r>
-        <w:rPr>
-          <w:rFonts w:ascii="EB Garamond" w:hAnsi="EB Garamond"/>
-          <w:b/>
-          <w:i w:val="0"/>
-        </w:rPr>
-        <w:t>envoys</w:t>
-      </w:r>
-      <w:r>
-        <w:rPr>
-          <w:rFonts w:ascii="EB Garamond" w:hAnsi="EB Garamond"/>
-          <w:b w:val="0"/>
-          <w:i w:val="0"/>
-        </w:rPr>
-        <w:t xml:space="preserve"> based on the </w:t>
-      </w:r>
-      <w:r>
-        <w:rPr>
-          <w:rFonts w:ascii="EB Garamond" w:hAnsi="EB Garamond"/>
-          <w:b/>
-          <w:i w:val="0"/>
-        </w:rPr>
-        <w:t>Era</w:t>
+          <w:b/>
+          <w:i w:val="0"/>
+        </w:rPr>
+        <w:t>Extort —</w:t>
+      </w:r>
+      <w:r>
+        <w:rPr>
+          <w:rFonts w:ascii="EB Garamond" w:hAnsi="EB Garamond"/>
+          <w:b w:val="0"/>
+          <w:i w:val="0"/>
+        </w:rPr>
+        <w:t xml:space="preserve"> Any </w:t>
+      </w:r>
+      <w:r>
+        <w:rPr>
+          <w:rFonts w:ascii="EB Garamond" w:hAnsi="EB Garamond"/>
+          <w:b/>
+          <w:i w:val="0"/>
+        </w:rPr>
+        <w:t>pursuits</w:t>
+      </w:r>
+      <w:r>
+        <w:rPr>
+          <w:rFonts w:ascii="EB Garamond" w:hAnsi="EB Garamond"/>
+          <w:b w:val="0"/>
+          <w:i w:val="0"/>
+        </w:rPr>
+        <w:t xml:space="preserve"> or effects that trigger </w:t>
+      </w:r>
+      <w:r>
+        <w:rPr>
+          <w:rFonts w:ascii="EB Garamond" w:hAnsi="EB Garamond"/>
+          <w:b/>
+          <w:i w:val="0"/>
+        </w:rPr>
+        <w:t>extort</w:t>
+      </w:r>
+      <w:r>
+        <w:rPr>
+          <w:rFonts w:ascii="EB Garamond" w:hAnsi="EB Garamond"/>
+          <w:b w:val="0"/>
+          <w:i w:val="0"/>
+        </w:rPr>
+        <w:t xml:space="preserve"> are resolved now.</w:t>
       </w:r>
     </w:p>
     <w:p>
       <w:pPr>
-        <w:pStyle w:val="ListBullet"/>
-      </w:pPr>
-      <w:r>
-        <w:rPr>
-          <w:rFonts w:ascii="EB Garamond" w:hAnsi="EB Garamond"/>
-          <w:b/>
-          <w:i w:val="0"/>
-        </w:rPr>
-        <w:t>Winter Phase:</w:t>
-      </w:r>
-    </w:p>
-    <w:p>
-      <w:pPr>
-        <w:pStyle w:val="ListBullet"/>
-      </w:pPr>
-      <w:r>
-        <w:rPr>
-          <w:rFonts w:ascii="EB Garamond" w:hAnsi="EB Garamond"/>
-          <w:b w:val="0"/>
-          <w:i w:val="0"/>
-        </w:rPr>
-        <w:t xml:space="preserve">If </w:t>
-      </w:r>
-      <w:r>
-        <w:rPr>
-          <w:rFonts w:ascii="EB Garamond" w:hAnsi="EB Garamond"/>
-          <w:b/>
-          <w:i w:val="0"/>
-        </w:rPr>
-        <w:t>Winter</w:t>
-      </w:r>
-      <w:r>
-        <w:rPr>
-          <w:rFonts w:ascii="EB Garamond" w:hAnsi="EB Garamond"/>
-          <w:b w:val="0"/>
-          <w:i w:val="0"/>
-        </w:rPr>
-        <w:t xml:space="preserve">, gain </w:t>
-      </w:r>
-      <w:r>
-        <w:rPr>
-          <w:rFonts w:ascii="EB Garamond" w:hAnsi="EB Garamond"/>
-          <w:b/>
-          <w:i w:val="0"/>
-        </w:rPr>
-        <w:t>tax income</w:t>
-      </w:r>
-      <w:r>
-        <w:rPr>
-          <w:rFonts w:ascii="EB Garamond" w:hAnsi="EB Garamond"/>
-          <w:b w:val="0"/>
-          <w:i w:val="0"/>
-        </w:rPr>
-        <w:t xml:space="preserve"> equal to your settlements tiers and adjusted by any modifiers.</w:t>
-      </w:r>
-    </w:p>
-    <w:p>
-      <w:pPr>
-        <w:pStyle w:val="ListBullet"/>
-      </w:pPr>
-      <w:r>
-        <w:rPr>
-          <w:rFonts w:ascii="EB Garamond" w:hAnsi="EB Garamond"/>
-          <w:b/>
-          <w:i w:val="0"/>
-        </w:rPr>
-        <w:t>Income &amp; Upkeep:</w:t>
-      </w:r>
-    </w:p>
-    <w:p>
-      <w:pPr>
-        <w:pStyle w:val="ListBullet"/>
-      </w:pPr>
-      <w:r>
-        <w:rPr>
-          <w:rFonts w:ascii="EB Garamond" w:hAnsi="EB Garamond"/>
-          <w:b w:val="0"/>
-          <w:i w:val="0"/>
-        </w:rPr>
-        <w:t xml:space="preserve">All </w:t>
-      </w:r>
-      <w:r>
-        <w:rPr>
-          <w:rFonts w:ascii="EB Garamond" w:hAnsi="EB Garamond"/>
-          <w:b/>
-          <w:i w:val="0"/>
-        </w:rPr>
-        <w:t>players</w:t>
-      </w:r>
-      <w:r>
-        <w:rPr>
-          <w:rFonts w:ascii="EB Garamond" w:hAnsi="EB Garamond"/>
-          <w:b w:val="0"/>
-          <w:i w:val="0"/>
-        </w:rPr>
-        <w:t xml:space="preserve"> gain </w:t>
-      </w:r>
-      <w:r>
-        <w:rPr>
-          <w:rFonts w:ascii="EB Garamond" w:hAnsi="EB Garamond"/>
-          <w:b/>
-          <w:i w:val="0"/>
-        </w:rPr>
-        <w:t>pursuit income</w:t>
-      </w:r>
-    </w:p>
-    <w:p>
-      <w:pPr>
-        <w:pStyle w:val="ListBullet"/>
-      </w:pPr>
-      <w:r>
-        <w:rPr>
-          <w:rFonts w:ascii="EB Garamond" w:hAnsi="EB Garamond"/>
-          <w:b/>
-          <w:i w:val="0"/>
-        </w:rPr>
-        <w:t>Trade</w:t>
-      </w:r>
-      <w:r>
-        <w:rPr>
-          <w:rFonts w:ascii="EB Garamond" w:hAnsi="EB Garamond"/>
-          <w:b w:val="0"/>
-          <w:i w:val="0"/>
-        </w:rPr>
-        <w:t xml:space="preserve">: If there is a </w:t>
-      </w:r>
-      <w:r>
-        <w:rPr>
-          <w:rFonts w:ascii="EB Garamond" w:hAnsi="EB Garamond"/>
-          <w:b/>
-          <w:i w:val="0"/>
-        </w:rPr>
-        <w:t>host</w:t>
-      </w:r>
-      <w:r>
-        <w:rPr>
-          <w:rFonts w:ascii="EB Garamond" w:hAnsi="EB Garamond"/>
-          <w:b w:val="0"/>
-          <w:i w:val="0"/>
-        </w:rPr>
-        <w:t xml:space="preserve">, the </w:t>
-      </w:r>
-      <w:r>
-        <w:rPr>
-          <w:rFonts w:ascii="EB Garamond" w:hAnsi="EB Garamond"/>
-          <w:b/>
-          <w:i w:val="0"/>
-        </w:rPr>
-        <w:t>host</w:t>
-      </w:r>
-      <w:r>
-        <w:rPr>
-          <w:rFonts w:ascii="EB Garamond" w:hAnsi="EB Garamond"/>
-          <w:b w:val="0"/>
-          <w:i w:val="0"/>
-        </w:rPr>
-        <w:t xml:space="preserve"> collects </w:t>
-      </w:r>
-      <w:r>
-        <w:rPr>
-          <w:rFonts w:ascii="EB Garamond" w:hAnsi="EB Garamond"/>
-          <w:b/>
-          <w:i w:val="0"/>
-        </w:rPr>
-        <w:t>trade income</w:t>
-      </w:r>
-      <w:r>
-        <w:rPr>
-          <w:rFonts w:ascii="EB Garamond" w:hAnsi="EB Garamond"/>
-          <w:b w:val="0"/>
-          <w:i w:val="0"/>
-        </w:rPr>
-        <w:t xml:space="preserve"> and distributes it amongst their </w:t>
-      </w:r>
-      <w:r>
-        <w:rPr>
-          <w:rFonts w:ascii="EB Garamond" w:hAnsi="EB Garamond"/>
-          <w:b/>
-          <w:i w:val="0"/>
-        </w:rPr>
-        <w:t>trade partners</w:t>
-      </w:r>
-      <w:r>
-        <w:rPr>
-          <w:rFonts w:ascii="EB Garamond" w:hAnsi="EB Garamond"/>
-          <w:b w:val="0"/>
-          <w:i w:val="0"/>
-        </w:rPr>
-        <w:t>.</w:t>
-      </w:r>
-    </w:p>
-    <w:p>
-      <w:pPr>
-        <w:pStyle w:val="ListBullet"/>
-      </w:pPr>
-      <w:r>
-        <w:rPr>
-          <w:rFonts w:ascii="EB Garamond" w:hAnsi="EB Garamond"/>
-          <w:b/>
-          <w:i w:val="0"/>
-        </w:rPr>
-        <w:t>Pay army</w:t>
-      </w:r>
-      <w:r>
-        <w:rPr>
-          <w:rFonts w:ascii="EB Garamond" w:hAnsi="EB Garamond"/>
-          <w:b w:val="0"/>
-          <w:i w:val="0"/>
-        </w:rPr>
-        <w:t xml:space="preserve">, </w:t>
-      </w:r>
-      <w:r>
-        <w:rPr>
-          <w:rFonts w:ascii="EB Garamond" w:hAnsi="EB Garamond"/>
-          <w:b/>
-          <w:i w:val="0"/>
-        </w:rPr>
-        <w:t>pursuit</w:t>
-      </w:r>
-      <w:r>
-        <w:rPr>
-          <w:rFonts w:ascii="EB Garamond" w:hAnsi="EB Garamond"/>
-          <w:b w:val="0"/>
-          <w:i w:val="0"/>
-        </w:rPr>
-        <w:t xml:space="preserve">, </w:t>
-      </w:r>
-      <w:r>
-        <w:rPr>
-          <w:rFonts w:ascii="EB Garamond" w:hAnsi="EB Garamond"/>
-          <w:b/>
-          <w:i w:val="0"/>
-        </w:rPr>
-        <w:t>infrastructure</w:t>
-      </w:r>
-      <w:r>
-        <w:rPr>
-          <w:rFonts w:ascii="EB Garamond" w:hAnsi="EB Garamond"/>
-          <w:b w:val="0"/>
-          <w:i w:val="0"/>
-        </w:rPr>
-        <w:t xml:space="preserve">, and any additional </w:t>
-      </w:r>
-      <w:r>
-        <w:rPr>
-          <w:rFonts w:ascii="EB Garamond" w:hAnsi="EB Garamond"/>
-          <w:b/>
-          <w:i w:val="0"/>
-        </w:rPr>
-        <w:t>upkeep</w:t>
-      </w:r>
-    </w:p>
-    <w:p>
-      <w:pPr>
-        <w:pStyle w:val="ListBullet"/>
-      </w:pPr>
-      <w:r>
-        <w:rPr>
-          <w:rFonts w:ascii="EB Garamond" w:hAnsi="EB Garamond"/>
-          <w:b/>
-          <w:i w:val="0"/>
-        </w:rPr>
-        <w:t>Extort —</w:t>
-      </w:r>
-      <w:r>
-        <w:rPr>
-          <w:rFonts w:ascii="EB Garamond" w:hAnsi="EB Garamond"/>
-          <w:b w:val="0"/>
-          <w:i w:val="0"/>
-        </w:rPr>
-        <w:t xml:space="preserve"> Any </w:t>
-      </w:r>
-      <w:r>
-        <w:rPr>
-          <w:rFonts w:ascii="EB Garamond" w:hAnsi="EB Garamond"/>
-          <w:b/>
-          <w:i w:val="0"/>
-        </w:rPr>
-        <w:t>pursuits</w:t>
-      </w:r>
-      <w:r>
-        <w:rPr>
-          <w:rFonts w:ascii="EB Garamond" w:hAnsi="EB Garamond"/>
-          <w:b w:val="0"/>
-          <w:i w:val="0"/>
-        </w:rPr>
-        <w:t xml:space="preserve"> or effects that trigger </w:t>
-      </w:r>
-      <w:r>
-        <w:rPr>
-          <w:rFonts w:ascii="EB Garamond" w:hAnsi="EB Garamond"/>
-          <w:b/>
-          <w:i w:val="0"/>
-        </w:rPr>
-        <w:t>extort</w:t>
-      </w:r>
-      <w:r>
-        <w:rPr>
-          <w:rFonts w:ascii="EB Garamond" w:hAnsi="EB Garamond"/>
-          <w:b w:val="0"/>
-          <w:i w:val="0"/>
-        </w:rPr>
-        <w:t xml:space="preserve"> are resolved now.</w:t>
-      </w:r>
-    </w:p>
-    <w:p>
-      <w:pPr>
-        <w:pStyle w:val="ListBullet"/>
+        <w:pStyle w:val="ListBullet3"/>
       </w:pPr>
       <w:r>
         <w:rPr>
@@ -13404,7 +13404,7 @@
                 <w:sz w:val="17"/>
                 <w:szCs w:val="17"/>
               </w:rPr>
-              <w:t xml:space="preserve">Begin trading (Trade Income flows from next turn). Requires bordering + active Dirt Road.</w:t>
+              <w:t xml:space="preserve">Begin trading (Trade Income flows from next turn). Requires active Dirt Road.</w:t>
             </w:r>
           </w:p>
         </w:tc>
@@ -14448,7 +14448,7 @@
     </w:p>
     <w:p>
       <w:pPr>
-        <w:pStyle w:val="ListBullet"/>
+        <w:pStyle w:val="ListBullet3"/>
       </w:pPr>
       <w:r>
         <w:rPr>
@@ -14485,7 +14485,7 @@
     </w:p>
     <w:p>
       <w:pPr>
-        <w:pStyle w:val="ListBullet"/>
+        <w:pStyle w:val="ListBullet3"/>
       </w:pPr>
       <w:r>
         <w:rPr>
@@ -20559,7 +20559,7 @@
                 <w:sz w:val="17"/>
                 <w:szCs w:val="17"/>
               </w:rPr>
-              <w:t xml:space="preserve">5</w:t>
+              <w:t xml:space="preserve">4</w:t>
             </w:r>
           </w:p>
         </w:tc>
@@ -28646,7 +28646,7 @@
                 <w:sz w:val="17"/>
                 <w:szCs w:val="17"/>
               </w:rPr>
-              <w:t xml:space="preserve">Artillery Park −1, Siege Camp −1, Siege Works −1</w:t>
+              <w:t xml:space="preserve">Artillery Park −2, Siege Camp −1, Siege Works −1</w:t>
             </w:r>
           </w:p>
         </w:tc>

--- a/Combatv3/Rules.docx
+++ b/Combatv3/Rules.docx
@@ -6,6 +6,7 @@
       <w:pPr>
         <w:keepNext/>
         <w:spacing w:before="240" w:after="80"/>
+        <w:outlineLvl w:val="0"/>
       </w:pPr>
       <w:r>
         <w:rPr>
@@ -31,6 +32,7 @@
       <w:pPr>
         <w:keepNext/>
         <w:spacing w:before="240" w:after="80"/>
+        <w:outlineLvl w:val="0"/>
       </w:pPr>
       <w:r>
         <w:rPr>
@@ -184,6 +186,7 @@
       <w:pPr>
         <w:keepNext/>
         <w:spacing w:before="160" w:after="80"/>
+        <w:outlineLvl w:val="2"/>
       </w:pPr>
       <w:r>
         <w:rPr>
@@ -306,6 +309,7 @@
       <w:pPr>
         <w:keepNext/>
         <w:spacing w:before="160" w:after="80"/>
+        <w:outlineLvl w:val="2"/>
       </w:pPr>
       <w:r>
         <w:rPr>
@@ -947,6 +951,7 @@
       <w:pPr>
         <w:keepNext/>
         <w:spacing w:before="160" w:after="80"/>
+        <w:outlineLvl w:val="2"/>
       </w:pPr>
       <w:r>
         <w:rPr>
@@ -1800,6 +1805,7 @@
       <w:pPr>
         <w:keepNext/>
         <w:spacing w:before="160" w:after="80"/>
+        <w:outlineLvl w:val="2"/>
       </w:pPr>
       <w:r>
         <w:rPr>
@@ -2004,6 +2010,7 @@
       <w:pPr>
         <w:keepNext/>
         <w:spacing w:before="160" w:after="80"/>
+        <w:outlineLvl w:val="2"/>
       </w:pPr>
       <w:r>
         <w:rPr>
@@ -2176,6 +2183,7 @@
       <w:pPr>
         <w:keepNext/>
         <w:spacing w:before="240" w:after="80"/>
+        <w:outlineLvl w:val="0"/>
       </w:pPr>
       <w:r>
         <w:rPr>
@@ -2861,6 +2869,7 @@
       <w:pPr>
         <w:keepNext/>
         <w:spacing w:before="240" w:after="80"/>
+        <w:outlineLvl w:val="0"/>
       </w:pPr>
       <w:r>
         <w:rPr>
@@ -2876,6 +2885,7 @@
       <w:pPr>
         <w:keepNext/>
         <w:spacing w:before="240" w:after="80"/>
+        <w:outlineLvl w:val="1"/>
       </w:pPr>
       <w:r>
         <w:rPr>
@@ -2943,6 +2953,7 @@
       <w:pPr>
         <w:keepNext/>
         <w:spacing w:before="240" w:after="80"/>
+        <w:outlineLvl w:val="1"/>
       </w:pPr>
       <w:r>
         <w:rPr>
@@ -3036,6 +3047,7 @@
       <w:pPr>
         <w:keepNext/>
         <w:spacing w:before="240" w:after="80"/>
+        <w:outlineLvl w:val="0"/>
       </w:pPr>
       <w:r>
         <w:rPr>
@@ -3111,6 +3123,7 @@
       <w:pPr>
         <w:keepNext/>
         <w:spacing w:before="240" w:after="80"/>
+        <w:outlineLvl w:val="1"/>
       </w:pPr>
       <w:r>
         <w:rPr>
@@ -4014,6 +4027,7 @@
       <w:pPr>
         <w:keepNext/>
         <w:spacing w:before="240" w:after="80"/>
+        <w:outlineLvl w:val="1"/>
       </w:pPr>
       <w:r>
         <w:rPr>
@@ -4321,6 +4335,7 @@
       <w:pPr>
         <w:keepNext/>
         <w:spacing w:before="240" w:after="80"/>
+        <w:outlineLvl w:val="1"/>
       </w:pPr>
       <w:r>
         <w:rPr>
@@ -4422,6 +4437,7 @@
       <w:pPr>
         <w:keepNext/>
         <w:spacing w:before="240" w:after="80"/>
+        <w:outlineLvl w:val="0"/>
       </w:pPr>
       <w:r>
         <w:rPr>
@@ -4437,6 +4453,7 @@
       <w:pPr>
         <w:keepNext/>
         <w:spacing w:before="240" w:after="80"/>
+        <w:outlineLvl w:val="1"/>
       </w:pPr>
       <w:r>
         <w:rPr>
@@ -4452,6 +4469,7 @@
       <w:pPr>
         <w:keepNext/>
         <w:spacing w:before="160" w:after="80"/>
+        <w:outlineLvl w:val="2"/>
       </w:pPr>
       <w:r>
         <w:rPr>
@@ -4517,6 +4535,7 @@
       <w:pPr>
         <w:keepNext/>
         <w:spacing w:before="160" w:after="80"/>
+        <w:outlineLvl w:val="2"/>
       </w:pPr>
       <w:r>
         <w:rPr>
@@ -6063,6 +6082,7 @@
       <w:pPr>
         <w:keepNext/>
         <w:spacing w:before="240" w:after="80"/>
+        <w:outlineLvl w:val="1"/>
       </w:pPr>
       <w:r>
         <w:rPr>
@@ -6136,6 +6156,7 @@
       <w:pPr>
         <w:keepNext/>
         <w:spacing w:before="240" w:after="80"/>
+        <w:outlineLvl w:val="1"/>
       </w:pPr>
       <w:r>
         <w:rPr>
@@ -6405,6 +6426,7 @@
       <w:pPr>
         <w:keepNext/>
         <w:spacing w:before="160" w:after="80"/>
+        <w:outlineLvl w:val="2"/>
       </w:pPr>
       <w:r>
         <w:rPr>
@@ -7279,6 +7301,7 @@
       <w:pPr>
         <w:keepNext/>
         <w:spacing w:before="240" w:after="80"/>
+        <w:outlineLvl w:val="0"/>
       </w:pPr>
       <w:r>
         <w:rPr>
@@ -7680,6 +7703,7 @@
       <w:pPr>
         <w:keepNext/>
         <w:spacing w:before="240" w:after="80"/>
+        <w:outlineLvl w:val="1"/>
       </w:pPr>
       <w:r>
         <w:rPr>
@@ -8515,6 +8539,7 @@
       <w:pPr>
         <w:keepNext/>
         <w:spacing w:before="240" w:after="80"/>
+        <w:outlineLvl w:val="1"/>
       </w:pPr>
       <w:r>
         <w:rPr>
@@ -8986,6 +9011,7 @@
       <w:pPr>
         <w:keepNext/>
         <w:spacing w:before="240" w:after="80"/>
+        <w:outlineLvl w:val="1"/>
       </w:pPr>
       <w:r>
         <w:rPr>
@@ -9481,6 +9507,7 @@
       <w:pPr>
         <w:keepNext/>
         <w:spacing w:before="160" w:after="80"/>
+        <w:outlineLvl w:val="2"/>
       </w:pPr>
       <w:r>
         <w:rPr>
@@ -9708,6 +9735,7 @@
       <w:pPr>
         <w:keepNext/>
         <w:spacing w:before="240" w:after="80"/>
+        <w:outlineLvl w:val="1"/>
       </w:pPr>
       <w:r>
         <w:rPr>
@@ -10299,6 +10327,7 @@
       <w:pPr>
         <w:keepNext/>
         <w:spacing w:before="240" w:after="80"/>
+        <w:outlineLvl w:val="1"/>
       </w:pPr>
       <w:r>
         <w:rPr>
@@ -10814,6 +10843,7 @@
       <w:pPr>
         <w:keepNext/>
         <w:spacing w:before="160" w:after="80"/>
+        <w:outlineLvl w:val="2"/>
       </w:pPr>
       <w:r>
         <w:rPr>
@@ -10887,6 +10917,7 @@
       <w:pPr>
         <w:keepNext/>
         <w:spacing w:before="240" w:after="80"/>
+        <w:outlineLvl w:val="1"/>
       </w:pPr>
       <w:r>
         <w:rPr>
@@ -11292,6 +11323,7 @@
       <w:pPr>
         <w:keepNext/>
         <w:spacing w:before="240" w:after="80"/>
+        <w:outlineLvl w:val="0"/>
       </w:pPr>
       <w:r>
         <w:rPr>
@@ -11307,6 +11339,7 @@
       <w:pPr>
         <w:keepNext/>
         <w:spacing w:before="160" w:after="80"/>
+        <w:outlineLvl w:val="2"/>
       </w:pPr>
       <w:r>
         <w:rPr>
@@ -12610,6 +12643,7 @@
       <w:pPr>
         <w:keepNext/>
         <w:spacing w:before="160" w:after="80"/>
+        <w:outlineLvl w:val="2"/>
       </w:pPr>
       <w:r>
         <w:rPr>
@@ -13075,6 +13109,7 @@
       <w:pPr>
         <w:keepNext/>
         <w:spacing w:before="240" w:after="80"/>
+        <w:outlineLvl w:val="0"/>
       </w:pPr>
       <w:r>
         <w:rPr>
@@ -13090,6 +13125,7 @@
       <w:pPr>
         <w:keepNext/>
         <w:spacing w:before="160" w:after="80"/>
+        <w:outlineLvl w:val="2"/>
       </w:pPr>
       <w:r>
         <w:rPr>
@@ -13742,6 +13778,7 @@
       <w:pPr>
         <w:keepNext/>
         <w:spacing w:before="160" w:after="80"/>
+        <w:outlineLvl w:val="2"/>
       </w:pPr>
       <w:r>
         <w:rPr>
@@ -14552,6 +14589,7 @@
       <w:pPr>
         <w:keepNext/>
         <w:spacing w:before="240" w:after="80"/>
+        <w:outlineLvl w:val="0"/>
       </w:pPr>
       <w:r>
         <w:rPr>
@@ -14567,6 +14605,7 @@
       <w:pPr>
         <w:keepNext/>
         <w:spacing w:before="240" w:after="80"/>
+        <w:outlineLvl w:val="1"/>
       </w:pPr>
       <w:r>
         <w:rPr>
@@ -16046,6 +16085,7 @@
       <w:pPr>
         <w:keepNext/>
         <w:spacing w:before="160" w:after="80"/>
+        <w:outlineLvl w:val="2"/>
       </w:pPr>
       <w:r>
         <w:rPr>
@@ -16271,6 +16311,7 @@
       <w:pPr>
         <w:keepNext/>
         <w:spacing w:before="160" w:after="80"/>
+        <w:outlineLvl w:val="2"/>
       </w:pPr>
       <w:r>
         <w:rPr>
@@ -16488,6 +16529,7 @@
       <w:pPr>
         <w:keepNext/>
         <w:spacing w:before="160" w:after="80"/>
+        <w:outlineLvl w:val="2"/>
       </w:pPr>
       <w:r>
         <w:rPr>
@@ -16737,6 +16779,7 @@
       <w:pPr>
         <w:keepNext/>
         <w:spacing w:before="160" w:after="80"/>
+        <w:outlineLvl w:val="2"/>
       </w:pPr>
       <w:r>
         <w:rPr>
@@ -16938,6 +16981,7 @@
       <w:pPr>
         <w:keepNext/>
         <w:spacing w:before="240" w:after="80"/>
+        <w:outlineLvl w:val="1"/>
       </w:pPr>
       <w:r>
         <w:rPr>
@@ -20799,6 +20843,7 @@
       <w:pPr>
         <w:keepNext/>
         <w:spacing w:before="240" w:after="80"/>
+        <w:outlineLvl w:val="1"/>
       </w:pPr>
       <w:r>
         <w:rPr>
@@ -21968,6 +22013,7 @@
       <w:pPr>
         <w:keepNext/>
         <w:spacing w:before="240" w:after="80"/>
+        <w:outlineLvl w:val="0"/>
       </w:pPr>
       <w:r>
         <w:rPr>
@@ -21983,6 +22029,7 @@
       <w:pPr>
         <w:keepNext/>
         <w:spacing w:before="240" w:after="80"/>
+        <w:outlineLvl w:val="1"/>
       </w:pPr>
       <w:r>
         <w:rPr>
@@ -23076,6 +23123,7 @@
       <w:pPr>
         <w:keepNext/>
         <w:spacing w:before="160" w:after="80"/>
+        <w:outlineLvl w:val="2"/>
       </w:pPr>
       <w:r>
         <w:rPr>
@@ -23875,6 +23923,7 @@
       <w:pPr>
         <w:keepNext/>
         <w:spacing w:before="240" w:after="80"/>
+        <w:outlineLvl w:val="1"/>
       </w:pPr>
       <w:r>
         <w:rPr>
@@ -23958,6 +24007,7 @@
       <w:pPr>
         <w:keepNext/>
         <w:spacing w:before="160" w:after="80"/>
+        <w:outlineLvl w:val="2"/>
       </w:pPr>
       <w:r>
         <w:rPr>
@@ -24111,6 +24161,7 @@
       <w:pPr>
         <w:keepNext/>
         <w:spacing w:before="240" w:after="80"/>
+        <w:outlineLvl w:val="1"/>
       </w:pPr>
       <w:r>
         <w:rPr>
@@ -24126,6 +24177,7 @@
       <w:pPr>
         <w:keepNext/>
         <w:spacing w:before="160" w:after="80"/>
+        <w:outlineLvl w:val="2"/>
       </w:pPr>
       <w:r>
         <w:rPr>
@@ -24679,6 +24731,7 @@
       <w:pPr>
         <w:keepNext/>
         <w:spacing w:before="160" w:after="80"/>
+        <w:outlineLvl w:val="2"/>
       </w:pPr>
       <w:r>
         <w:rPr>
@@ -24879,6 +24932,7 @@
       <w:pPr>
         <w:keepNext/>
         <w:spacing w:before="240" w:after="80"/>
+        <w:outlineLvl w:val="0"/>
       </w:pPr>
       <w:r>
         <w:rPr>
@@ -24894,6 +24948,7 @@
       <w:pPr>
         <w:keepNext/>
         <w:spacing w:before="160" w:after="80"/>
+        <w:outlineLvl w:val="2"/>
       </w:pPr>
       <w:r>
         <w:rPr>
@@ -25381,6 +25436,7 @@
       <w:pPr>
         <w:keepNext/>
         <w:spacing w:before="160" w:after="80"/>
+        <w:outlineLvl w:val="2"/>
       </w:pPr>
       <w:r>
         <w:rPr>
@@ -26002,6 +26058,7 @@
       <w:pPr>
         <w:keepNext/>
         <w:spacing w:before="160" w:after="80"/>
+        <w:outlineLvl w:val="2"/>
       </w:pPr>
       <w:r>
         <w:rPr>
@@ -26969,6 +27026,7 @@
       <w:pPr>
         <w:keepNext/>
         <w:spacing w:before="160" w:after="80"/>
+        <w:outlineLvl w:val="2"/>
       </w:pPr>
       <w:r>
         <w:rPr>
@@ -27170,6 +27228,7 @@
       <w:pPr>
         <w:keepNext/>
         <w:spacing w:before="240" w:after="80"/>
+        <w:outlineLvl w:val="0"/>
       </w:pPr>
       <w:r>
         <w:rPr>
@@ -27185,6 +27244,7 @@
       <w:pPr>
         <w:keepNext/>
         <w:spacing w:before="240" w:after="80"/>
+        <w:outlineLvl w:val="1"/>
       </w:pPr>
       <w:r>
         <w:rPr>
@@ -27200,6 +27260,7 @@
       <w:pPr>
         <w:keepNext/>
         <w:spacing w:before="160" w:after="80"/>
+        <w:outlineLvl w:val="2"/>
       </w:pPr>
       <w:r>
         <w:rPr>
@@ -27215,6 +27276,7 @@
       <w:pPr>
         <w:keepNext/>
         <w:spacing w:before="160" w:after="80"/>
+        <w:outlineLvl w:val="2"/>
       </w:pPr>
       <w:r>
         <w:rPr>
@@ -27506,6 +27568,7 @@
       <w:pPr>
         <w:keepNext/>
         <w:spacing w:before="160" w:after="80"/>
+        <w:outlineLvl w:val="2"/>
       </w:pPr>
       <w:r>
         <w:rPr>
@@ -27531,6 +27594,7 @@
       <w:pPr>
         <w:keepNext/>
         <w:spacing w:before="160" w:after="80"/>
+        <w:outlineLvl w:val="2"/>
       </w:pPr>
       <w:r>
         <w:rPr>
@@ -27556,6 +27620,7 @@
       <w:pPr>
         <w:keepNext/>
         <w:spacing w:before="160" w:after="80"/>
+        <w:outlineLvl w:val="2"/>
       </w:pPr>
       <w:r>
         <w:rPr>
@@ -27691,6 +27756,7 @@
       <w:pPr>
         <w:keepNext/>
         <w:spacing w:before="160" w:after="80"/>
+        <w:outlineLvl w:val="2"/>
       </w:pPr>
       <w:r>
         <w:rPr>
@@ -27790,6 +27856,7 @@
       <w:pPr>
         <w:keepNext/>
         <w:spacing w:before="160" w:after="80"/>
+        <w:outlineLvl w:val="2"/>
       </w:pPr>
       <w:r>
         <w:rPr>
@@ -27805,6 +27872,7 @@
       <w:pPr>
         <w:keepNext/>
         <w:spacing w:before="240" w:after="80"/>
+        <w:outlineLvl w:val="1"/>
       </w:pPr>
       <w:r>
         <w:rPr>
@@ -28019,6 +28087,7 @@
       <w:pPr>
         <w:keepNext/>
         <w:spacing w:before="160" w:after="80"/>
+        <w:outlineLvl w:val="2"/>
       </w:pPr>
       <w:r>
         <w:rPr>
@@ -28656,6 +28725,7 @@
       <w:pPr>
         <w:keepNext/>
         <w:spacing w:before="160" w:after="80"/>
+        <w:outlineLvl w:val="2"/>
       </w:pPr>
       <w:r>
         <w:rPr>
@@ -29043,6 +29113,7 @@
       <w:pPr>
         <w:keepNext/>
         <w:spacing w:before="160" w:after="80"/>
+        <w:outlineLvl w:val="2"/>
       </w:pPr>
       <w:r>
         <w:rPr>
@@ -29821,6 +29892,7 @@
       <w:pPr>
         <w:keepNext/>
         <w:spacing w:before="240" w:after="80"/>
+        <w:outlineLvl w:val="0"/>
       </w:pPr>
       <w:r>
         <w:rPr>
@@ -29836,6 +29908,7 @@
       <w:pPr>
         <w:keepNext/>
         <w:spacing w:before="160" w:after="80"/>
+        <w:outlineLvl w:val="2"/>
       </w:pPr>
       <w:r>
         <w:rPr>
@@ -30039,6 +30112,7 @@
       <w:pPr>
         <w:keepNext/>
         <w:spacing w:before="160" w:after="80"/>
+        <w:outlineLvl w:val="2"/>
       </w:pPr>
       <w:r>
         <w:rPr>
@@ -30106,6 +30180,7 @@
       <w:pPr>
         <w:keepNext/>
         <w:spacing w:before="160" w:after="80"/>
+        <w:outlineLvl w:val="2"/>
       </w:pPr>
       <w:r>
         <w:rPr>
@@ -30163,6 +30238,7 @@
       <w:pPr>
         <w:keepNext/>
         <w:spacing w:before="160" w:after="80"/>
+        <w:outlineLvl w:val="2"/>
       </w:pPr>
       <w:r>
         <w:rPr>
@@ -30441,6 +30517,7 @@
       <w:pPr>
         <w:keepNext/>
         <w:spacing w:before="160" w:after="80"/>
+        <w:outlineLvl w:val="2"/>
       </w:pPr>
       <w:r>
         <w:rPr>
@@ -30804,6 +30881,7 @@
       <w:pPr>
         <w:keepNext/>
         <w:spacing w:before="160" w:after="80"/>
+        <w:outlineLvl w:val="2"/>
       </w:pPr>
       <w:r>
         <w:rPr>
@@ -31030,6 +31108,7 @@
       <w:pPr>
         <w:keepNext/>
         <w:spacing w:before="160" w:after="80"/>
+        <w:outlineLvl w:val="2"/>
       </w:pPr>
       <w:r>
         <w:rPr>
